--- a/docs/informe_evidencias_mvp.docx
+++ b/docs/informe_evidencias_mvp.docx
@@ -12,14 +12,14 @@
           <w:rFonts w:ascii="Arial" w:hAnsi="Arial"/>
           <w:b/>
           <w:color w:val="1E3A5F"/>
-          <w:sz w:val="48"/>
+          <w:sz w:val="52"/>
         </w:rPr>
         <w:t>CUENTACLARA</w:t>
       </w:r>
     </w:p>
     <w:p>
       <w:pPr>
-        <w:spacing w:after="160"/>
+        <w:spacing w:after="120"/>
         <w:jc w:val="center"/>
       </w:pPr>
       <w:r>
@@ -33,7 +33,7 @@
     </w:p>
     <w:p>
       <w:pPr>
-        <w:spacing w:after="480"/>
+        <w:spacing w:after="400"/>
         <w:jc w:val="center"/>
       </w:pPr>
       <w:r>
@@ -43,7 +43,7 @@
           <w:color w:val="D97706"/>
           <w:sz w:val="22"/>
         </w:rPr>
-        <w:t>INFORME DE VALIDACIÓN DE HISTORIAS DE USUARIO Y EVIDENCIAS DE EJECUCIÓN (MVP)</w:t>
+        <w:t>EXPEDIENTE TÉCNICO Y VALIDACIÓN INTEGRAL DEL MVP</w:t>
       </w:r>
     </w:p>
     <w:tbl>
@@ -63,10 +63,10 @@
             <w:tcW w:type="dxa" w:w="3168"/>
             <w:shd w:fill="F8F9FA"/>
             <w:tcMar>
-              <w:top w:w="60" w:type="dxa"/>
-              <w:bottom w:w="60" w:type="dxa"/>
-              <w:left w:w="100" w:type="dxa"/>
-              <w:right w:w="100" w:type="dxa"/>
+              <w:top w:w="50" w:type="dxa"/>
+              <w:bottom w:w="50" w:type="dxa"/>
+              <w:left w:w="80" w:type="dxa"/>
+              <w:right w:w="80" w:type="dxa"/>
             </w:tcMar>
           </w:tcPr>
           <w:p>
@@ -78,9 +78,9 @@
                 <w:rFonts w:ascii="Arial" w:hAnsi="Arial"/>
                 <w:b/>
                 <w:color w:val="1E3A5F"/>
-                <w:sz w:val="19"/>
+                <w:sz w:val="18"/>
               </w:rPr>
-              <w:t>Proyecto / Producto:</w:t>
+              <w:t>Producto de Software:</w:t>
             </w:r>
           </w:p>
         </w:tc>
@@ -89,10 +89,10 @@
             <w:tcW w:type="dxa" w:w="6192"/>
             <w:shd w:fill="FFFFFF"/>
             <w:tcMar>
-              <w:top w:w="60" w:type="dxa"/>
-              <w:bottom w:w="60" w:type="dxa"/>
-              <w:left w:w="100" w:type="dxa"/>
-              <w:right w:w="100" w:type="dxa"/>
+              <w:top w:w="50" w:type="dxa"/>
+              <w:bottom w:w="50" w:type="dxa"/>
+              <w:left w:w="80" w:type="dxa"/>
+              <w:right w:w="80" w:type="dxa"/>
             </w:tcMar>
           </w:tcPr>
           <w:p>
@@ -103,9 +103,9 @@
               <w:rPr>
                 <w:rFonts w:ascii="Arial" w:hAnsi="Arial"/>
                 <w:color w:val="334155"/>
-                <w:sz w:val="19"/>
+                <w:sz w:val="18"/>
               </w:rPr>
-              <w:t>CuentaClara - Producto Mínimo Viable (MVP)</w:t>
+              <w:t>CuentaClara (Producto Mínimo Viable - MVP)</w:t>
             </w:r>
           </w:p>
         </w:tc>
@@ -116,10 +116,10 @@
             <w:tcW w:type="dxa" w:w="3168"/>
             <w:shd w:fill="F8F9FA"/>
             <w:tcMar>
-              <w:top w:w="60" w:type="dxa"/>
-              <w:bottom w:w="60" w:type="dxa"/>
-              <w:left w:w="100" w:type="dxa"/>
-              <w:right w:w="100" w:type="dxa"/>
+              <w:top w:w="50" w:type="dxa"/>
+              <w:bottom w:w="50" w:type="dxa"/>
+              <w:left w:w="80" w:type="dxa"/>
+              <w:right w:w="80" w:type="dxa"/>
             </w:tcMar>
           </w:tcPr>
           <w:p>
@@ -131,9 +131,9 @@
                 <w:rFonts w:ascii="Arial" w:hAnsi="Arial"/>
                 <w:b/>
                 <w:color w:val="1E3A5F"/>
-                <w:sz w:val="19"/>
+                <w:sz w:val="18"/>
               </w:rPr>
-              <w:t>Metodología:</w:t>
+              <w:t>Metodología Ágil:</w:t>
             </w:r>
           </w:p>
         </w:tc>
@@ -142,10 +142,10 @@
             <w:tcW w:type="dxa" w:w="6192"/>
             <w:shd w:fill="FFFFFF"/>
             <w:tcMar>
-              <w:top w:w="60" w:type="dxa"/>
-              <w:bottom w:w="60" w:type="dxa"/>
-              <w:left w:w="100" w:type="dxa"/>
-              <w:right w:w="100" w:type="dxa"/>
+              <w:top w:w="50" w:type="dxa"/>
+              <w:bottom w:w="50" w:type="dxa"/>
+              <w:left w:w="80" w:type="dxa"/>
+              <w:right w:w="80" w:type="dxa"/>
             </w:tcMar>
           </w:tcPr>
           <w:p>
@@ -156,9 +156,9 @@
               <w:rPr>
                 <w:rFonts w:ascii="Arial" w:hAnsi="Arial"/>
                 <w:color w:val="334155"/>
-                <w:sz w:val="19"/>
+                <w:sz w:val="18"/>
               </w:rPr>
-              <w:t>Scrum / Desarrollo Ágil (Iteración de Refinamiento con Feedback)</w:t>
+              <w:t>Scrum (2 Sprints semanales, equipo de 5 profesionales)</w:t>
             </w:r>
           </w:p>
         </w:tc>
@@ -169,10 +169,10 @@
             <w:tcW w:type="dxa" w:w="3168"/>
             <w:shd w:fill="F8F9FA"/>
             <w:tcMar>
-              <w:top w:w="60" w:type="dxa"/>
-              <w:bottom w:w="60" w:type="dxa"/>
-              <w:left w:w="100" w:type="dxa"/>
-              <w:right w:w="100" w:type="dxa"/>
+              <w:top w:w="50" w:type="dxa"/>
+              <w:bottom w:w="50" w:type="dxa"/>
+              <w:left w:w="80" w:type="dxa"/>
+              <w:right w:w="80" w:type="dxa"/>
             </w:tcMar>
           </w:tcPr>
           <w:p>
@@ -184,7 +184,7 @@
                 <w:rFonts w:ascii="Arial" w:hAnsi="Arial"/>
                 <w:b/>
                 <w:color w:val="1E3A5F"/>
-                <w:sz w:val="19"/>
+                <w:sz w:val="18"/>
               </w:rPr>
               <w:t>Alcance Operativo:</w:t>
             </w:r>
@@ -195,10 +195,10 @@
             <w:tcW w:type="dxa" w:w="6192"/>
             <w:shd w:fill="FFFFFF"/>
             <w:tcMar>
-              <w:top w:w="60" w:type="dxa"/>
-              <w:bottom w:w="60" w:type="dxa"/>
-              <w:left w:w="100" w:type="dxa"/>
-              <w:right w:w="100" w:type="dxa"/>
+              <w:top w:w="50" w:type="dxa"/>
+              <w:bottom w:w="50" w:type="dxa"/>
+              <w:left w:w="80" w:type="dxa"/>
+              <w:right w:w="80" w:type="dxa"/>
             </w:tcMar>
           </w:tcPr>
           <w:p>
@@ -209,9 +209,9 @@
               <w:rPr>
                 <w:rFonts w:ascii="Arial" w:hAnsi="Arial"/>
                 <w:color w:val="334155"/>
-                <w:sz w:val="19"/>
+                <w:sz w:val="18"/>
               </w:rPr>
-              <w:t>Registro y monitoreo administrativo (Sin pasarelas reales de pago)</w:t>
+              <w:t>Registro administrativo y liquidación documentada (Sin pasarelas reales)</w:t>
             </w:r>
           </w:p>
         </w:tc>
@@ -222,10 +222,10 @@
             <w:tcW w:type="dxa" w:w="3168"/>
             <w:shd w:fill="F8F9FA"/>
             <w:tcMar>
-              <w:top w:w="60" w:type="dxa"/>
-              <w:bottom w:w="60" w:type="dxa"/>
-              <w:left w:w="100" w:type="dxa"/>
-              <w:right w:w="100" w:type="dxa"/>
+              <w:top w:w="50" w:type="dxa"/>
+              <w:bottom w:w="50" w:type="dxa"/>
+              <w:left w:w="80" w:type="dxa"/>
+              <w:right w:w="80" w:type="dxa"/>
             </w:tcMar>
           </w:tcPr>
           <w:p>
@@ -237,9 +237,9 @@
                 <w:rFonts w:ascii="Arial" w:hAnsi="Arial"/>
                 <w:b/>
                 <w:color w:val="1E3A5F"/>
-                <w:sz w:val="19"/>
+                <w:sz w:val="18"/>
               </w:rPr>
-              <w:t>Fecha de Validación:</w:t>
+              <w:t>Roles de Usuario:</w:t>
             </w:r>
           </w:p>
         </w:tc>
@@ -248,10 +248,10 @@
             <w:tcW w:type="dxa" w:w="6192"/>
             <w:shd w:fill="FFFFFF"/>
             <w:tcMar>
-              <w:top w:w="60" w:type="dxa"/>
-              <w:bottom w:w="60" w:type="dxa"/>
-              <w:left w:w="100" w:type="dxa"/>
-              <w:right w:w="100" w:type="dxa"/>
+              <w:top w:w="50" w:type="dxa"/>
+              <w:bottom w:w="50" w:type="dxa"/>
+              <w:left w:w="80" w:type="dxa"/>
+              <w:right w:w="80" w:type="dxa"/>
             </w:tcMar>
           </w:tcPr>
           <w:p>
@@ -262,9 +262,62 @@
               <w:rPr>
                 <w:rFonts w:ascii="Arial" w:hAnsi="Arial"/>
                 <w:color w:val="334155"/>
-                <w:sz w:val="19"/>
+                <w:sz w:val="18"/>
               </w:rPr>
-              <w:t>Octubre 2026</w:t>
+              <w:t>Gerente (Supervisión y Gobierno) / Asistente (Operación y Registro)</w:t>
+            </w:r>
+          </w:p>
+        </w:tc>
+      </w:tr>
+      <w:tr>
+        <w:tc>
+          <w:tcPr>
+            <w:tcW w:type="dxa" w:w="3168"/>
+            <w:shd w:fill="F8F9FA"/>
+            <w:tcMar>
+              <w:top w:w="50" w:type="dxa"/>
+              <w:bottom w:w="50" w:type="dxa"/>
+              <w:left w:w="80" w:type="dxa"/>
+              <w:right w:w="80" w:type="dxa"/>
+            </w:tcMar>
+          </w:tcPr>
+          <w:p>
+            <w:pPr>
+              <w:spacing w:after="0"/>
+            </w:pPr>
+            <w:r>
+              <w:rPr>
+                <w:rFonts w:ascii="Arial" w:hAnsi="Arial"/>
+                <w:b/>
+                <w:color w:val="1E3A5F"/>
+                <w:sz w:val="18"/>
+              </w:rPr>
+              <w:t>Marco Normativo Evaluado:</w:t>
+            </w:r>
+          </w:p>
+        </w:tc>
+        <w:tc>
+          <w:tcPr>
+            <w:tcW w:type="dxa" w:w="6192"/>
+            <w:shd w:fill="FFFFFF"/>
+            <w:tcMar>
+              <w:top w:w="50" w:type="dxa"/>
+              <w:bottom w:w="50" w:type="dxa"/>
+              <w:left w:w="80" w:type="dxa"/>
+              <w:right w:w="80" w:type="dxa"/>
+            </w:tcMar>
+          </w:tcPr>
+          <w:p>
+            <w:pPr>
+              <w:spacing w:after="0"/>
+            </w:pPr>
+            <w:r>
+              <w:rPr>
+                <w:rFonts w:ascii="Arial" w:hAnsi="Arial"/>
+                <w:color w:val="334155"/>
+                <w:sz w:val="18"/>
+              </w:rPr>
+              <w:t>Ley N° 29571 (Código del Consumidor, Art. 44) y Circulares BCRP</w:t>
             </w:r>
           </w:p>
         </w:tc>
@@ -272,7 +325,7 @@
     </w:tbl>
     <w:p>
       <w:pPr>
-        <w:spacing w:after="320"/>
+        <w:spacing w:after="280"/>
       </w:pPr>
     </w:p>
     <w:p>
@@ -284,61 +337,61 @@
           <w:rFonts w:ascii="Arial" w:hAnsi="Arial"/>
           <w:color w:val="1E3A5F"/>
         </w:rPr>
-        <w:t>1. Introducción y Contexto del Negocio</w:t>
+        <w:t>1. Contexto del Negocio y Problemática Resuelta</w:t>
       </w:r>
     </w:p>
     <w:p>
       <w:pPr>
-        <w:spacing w:after="160" w:line="276" w:lineRule="auto"/>
+        <w:spacing w:line="276" w:lineRule="auto" w:after="120"/>
       </w:pPr>
       <w:r>
-        <w:t>El presente informe documenta y demuestra de forma verificable la solución desarrollada para la problemática financiera y operativa de la empresa. El Gerente del negocio administra múltiples obligaciones mensuales (servicios de luz, agua, tributos e impuestos SUNAT, préstamos bancarios y proveedores de mercadería). Debido a la dispersión de fechas y la falta de un consolidado unificado, se producían atrasos involuntarios, cobro de moras e incertidumbre sobre el dinero pendiente de desembolso.</w:t>
+        <w:t>El negocio administrado por el Gerente enfrenta un desafío financiero crítico: mantiene diversas obligaciones mensuales de distinta índole (servicios básicos de energía eléctrica y agua, tributos declarados ante SUNAT, cuotas de préstamos bancarios de capital de trabajo y facturas de proveedores de mercadería). Al no contar con una plataforma centralizada, los pagos se dispersaban, generando confusiones en las fechas de corte, cobro involuntario de moras e incertidumbre sobre la liquidez disponible.</w:t>
         <w:br/>
         <w:br/>
-        <w:t>Para solucionar este problema, el Gerente contrató a un Asistente administrativo. Sin embargo, se requería una herramienta tecnológica absurdamente fácil y funcional que resolviera exactamente las necesidades de ambos roles:</w:t>
+        <w:t>Para solucionar este problema, el Gerente contrató a un Asistente administrativo. Sin embargo, ambos requerían una herramienta de software que fuera 'absurdamente fácil' y funcional para su dinámica real de trabajo:</w:t>
         <w:br/>
       </w:r>
     </w:p>
     <w:p>
       <w:pPr>
         <w:pStyle w:val="ListBullet"/>
-        <w:spacing w:after="80"/>
+        <w:spacing w:after="60"/>
       </w:pPr>
       <w:r>
         <w:rPr>
           <w:rFonts w:ascii="Arial" w:hAnsi="Arial"/>
           <w:b/>
-          <w:sz w:val="20"/>
+          <w:sz w:val="19"/>
         </w:rPr>
-        <w:t xml:space="preserve">Rol Gerente: </w:t>
+        <w:t xml:space="preserve">Necesidad del Gerente: </w:t>
       </w:r>
       <w:r>
         <w:rPr>
           <w:rFonts w:ascii="Arial" w:hAnsi="Arial"/>
-          <w:sz w:val="20"/>
+          <w:sz w:val="19"/>
         </w:rPr>
-        <w:t>Necesita conocer en una sola mirada qué gastos tiene que hacer en el mes, qué deudas vencidas anteriores arrastra, si ya se pagó o no cada obligación, y mantener protegidas sus cuentas bancarias personales.</w:t>
+        <w:t>Saber en todo momento qué gastos tiene que hacer en el mes, qué deudas vencidas anteriores arrastra, si cada obligación ya fue pagada o no, y mantener sus credenciales bancarias personales protegidas.</w:t>
       </w:r>
     </w:p>
     <w:p>
       <w:pPr>
         <w:pStyle w:val="ListBullet"/>
-        <w:spacing w:after="80"/>
+        <w:spacing w:after="60"/>
       </w:pPr>
       <w:r>
         <w:rPr>
           <w:rFonts w:ascii="Arial" w:hAnsi="Arial"/>
           <w:b/>
-          <w:sz w:val="20"/>
+          <w:sz w:val="19"/>
         </w:rPr>
-        <w:t xml:space="preserve">Rol Asistente: </w:t>
+        <w:t xml:space="preserve">Necesidad del Asistente: </w:t>
       </w:r>
       <w:r>
         <w:rPr>
           <w:rFonts w:ascii="Arial" w:hAnsi="Arial"/>
-          <w:sz w:val="20"/>
+          <w:sz w:val="19"/>
         </w:rPr>
-        <w:t>Necesita una consola para monitorear vencimientos, filtrar por proveedor o tipo, saber a qué número de Yape pagar, registrar pagos en efectivo aplicando el redondeo por ley y archivar la foto del comprobante de pago.</w:t>
+        <w:t>Una consola para organizar compromisos por vencimiento, saber a qué número de Yape transferir sin consultar, aplicar la regla de redondeo en efectivo por ley y archivar la foto del comprobante de pago.</w:t>
       </w:r>
     </w:p>
     <w:tbl>
@@ -357,10 +410,10 @@
             <w:tcW w:type="dxa" w:w="9360"/>
             <w:shd w:fill="EFF6FF"/>
             <w:tcMar>
-              <w:top w:w="140" w:type="dxa"/>
-              <w:bottom w:w="140" w:type="dxa"/>
-              <w:left w:w="200" w:type="dxa"/>
-              <w:right w:w="200" w:type="dxa"/>
+              <w:top w:w="120" w:type="dxa"/>
+              <w:bottom w:w="120" w:type="dxa"/>
+              <w:left w:w="180" w:type="dxa"/>
+              <w:right w:w="180" w:type="dxa"/>
             </w:tcMar>
             <w:tcBorders>
               <w:left w:val="single" w:sz="24" w:space="0" w:color="2563EB"/>
@@ -378,9 +431,9 @@
                 <w:rFonts w:ascii="Arial" w:hAnsi="Arial"/>
                 <w:b/>
                 <w:color w:val="1E3A5F"/>
-                <w:sz w:val="21"/>
+                <w:sz w:val="20"/>
               </w:rPr>
-              <w:t>Principio Clave del Cliente:</w:t>
+              <w:t>Principio de Alcance del Cliente (Sin Pasarelas Reales):</w:t>
               <w:br/>
             </w:r>
             <w:r>
@@ -389,7 +442,7 @@
                 <w:color w:val="334155"/>
                 <w:sz w:val="19"/>
               </w:rPr>
-              <w:t>Para esta etapa de prueba no se efectúan pagos reales ni pasarelas externas (Stripe, MercadoPago o WhatsApp). El sistema culmina con el registro administrativo, el cálculo del vuelto/redondeo y el archivo documental del voucher.</w:t>
+              <w:t>Por estricta instrucción del cliente (profesor), para esta entrega no se integran pasarelas de pago reales (Stripe o MercadoPago) ni envíos de WhatsApp. El flujo concluye en el registro administrativo, el cálculo del vuelto en efectivo y el archivo documental del comprobante de pago para auditoría.</w:t>
             </w:r>
           </w:p>
         </w:tc>
@@ -409,15 +462,640 @@
           <w:rFonts w:ascii="Arial" w:hAnsi="Arial"/>
           <w:color w:val="1E3A5F"/>
         </w:rPr>
-        <w:t>2. Matriz de Trazabilidad: Requerimientos vs. Evidencias</w:t>
+        <w:t>2. Historias de Usuario con Criterios de Aceptación (Gherkin)</w:t>
       </w:r>
     </w:p>
     <w:p>
       <w:pPr>
-        <w:spacing w:after="160"/>
+        <w:spacing w:after="120"/>
       </w:pPr>
       <w:r>
-        <w:t>A continuación se detalla la matriz que relaciona cada Historia de Usuario del entregable con su criterio de aceptación en formato Gherkin y el paso de evidencia gráfica correspondiente:</w:t>
+        <w:t>A continuación se detallan las Historias de Usuario formales con sus Criterios de Aceptación estructurados bajo la sintaxis Gherkin (Dado / Cuando / Entonces):</w:t>
+      </w:r>
+    </w:p>
+    <w:p>
+      <w:pPr>
+        <w:spacing w:before="160" w:after="40"/>
+      </w:pPr>
+      <w:r>
+        <w:rPr>
+          <w:rFonts w:ascii="Arial" w:hAnsi="Arial"/>
+          <w:b/>
+          <w:color w:val="1E3A5F"/>
+          <w:sz w:val="22"/>
+        </w:rPr>
+        <w:t>Historia de Usuario 1: Autenticación y Control de Acceso por Rol</w:t>
+        <w:br/>
+      </w:r>
+    </w:p>
+    <w:p>
+      <w:pPr>
+        <w:spacing w:after="80"/>
+        <w:ind w:left="288"/>
+      </w:pPr>
+      <w:r>
+        <w:rPr>
+          <w:rFonts w:ascii="Arial" w:hAnsi="Arial"/>
+          <w:i/>
+          <w:color w:val="475569"/>
+          <w:sz w:val="19"/>
+        </w:rPr>
+        <w:t>Como usuario del sistema (Gerente o Asistente),</w:t>
+        <w:br/>
+        <w:t>Quiero ingresar con mi usuario y contraseña,</w:t>
+        <w:br/>
+        <w:t>Para acceder a las funciones correspondientes a mi rol sin exponer información confidencial a terceros.</w:t>
+      </w:r>
+    </w:p>
+    <w:p>
+      <w:pPr>
+        <w:pStyle w:val="ListBullet"/>
+        <w:spacing w:after="60"/>
+      </w:pPr>
+      <w:r>
+        <w:rPr>
+          <w:rFonts w:ascii="Arial" w:hAnsi="Arial"/>
+          <w:b/>
+          <w:color w:val="D97706"/>
+          <w:sz w:val="18"/>
+        </w:rPr>
+        <w:t xml:space="preserve">Criterio 1.1 (Pantalla inicial limpia): </w:t>
+      </w:r>
+      <w:r>
+        <w:rPr>
+          <w:rFonts w:ascii="Arial" w:hAnsi="Arial"/>
+          <w:color w:val="1F2937"/>
+          <w:sz w:val="18"/>
+        </w:rPr>
+        <w:t>Dado que un usuario no autenticado ingresa a la aplicación,</w:t>
+        <w:br/>
+        <w:t>Cuando se carga la página principal,</w:t>
+        <w:br/>
+        <w:t>Entonces solo se muestra el formulario de inicio de sesión y no se expone ningún dato sensible ni financiero.</w:t>
+      </w:r>
+    </w:p>
+    <w:p>
+      <w:pPr>
+        <w:pStyle w:val="ListBullet"/>
+        <w:spacing w:after="60"/>
+      </w:pPr>
+      <w:r>
+        <w:rPr>
+          <w:rFonts w:ascii="Arial" w:hAnsi="Arial"/>
+          <w:b/>
+          <w:color w:val="D97706"/>
+          <w:sz w:val="18"/>
+        </w:rPr>
+        <w:t xml:space="preserve">Criterio 1.2 (Credenciales incorrectas): </w:t>
+      </w:r>
+      <w:r>
+        <w:rPr>
+          <w:rFonts w:ascii="Arial" w:hAnsi="Arial"/>
+          <w:color w:val="1F2937"/>
+          <w:sz w:val="18"/>
+        </w:rPr>
+        <w:t>Dado que el usuario ingresa credenciales no registradas,</w:t>
+        <w:br/>
+        <w:t>Cuando hace clic en 'Iniciar Sesión',</w:t>
+        <w:br/>
+        <w:t>Entonces el sistema muestra el mensaje directo 'Usuario o contraseña incorrectos.' sin permitir el acceso.</w:t>
+      </w:r>
+    </w:p>
+    <w:p>
+      <w:pPr>
+        <w:pStyle w:val="ListBullet"/>
+        <w:spacing w:after="60"/>
+      </w:pPr>
+      <w:r>
+        <w:rPr>
+          <w:rFonts w:ascii="Arial" w:hAnsi="Arial"/>
+          <w:b/>
+          <w:color w:val="D97706"/>
+          <w:sz w:val="18"/>
+        </w:rPr>
+        <w:t xml:space="preserve">Criterio 1.3 (Acceso de Gerente): </w:t>
+      </w:r>
+      <w:r>
+        <w:rPr>
+          <w:rFonts w:ascii="Arial" w:hAnsi="Arial"/>
+          <w:color w:val="1F2937"/>
+          <w:sz w:val="18"/>
+        </w:rPr>
+        <w:t>Dado que el usuario ingresa las credenciales válidas de Gerente,</w:t>
+        <w:br/>
+        <w:t>Cuando presiona 'Iniciar Sesión',</w:t>
+        <w:br/>
+        <w:t>Entonces accede a la consola ejecutiva con métricas, listas y herramientas de configuración del negocio.</w:t>
+      </w:r>
+    </w:p>
+    <w:p>
+      <w:pPr>
+        <w:pStyle w:val="ListBullet"/>
+        <w:spacing w:after="60"/>
+      </w:pPr>
+      <w:r>
+        <w:rPr>
+          <w:rFonts w:ascii="Arial" w:hAnsi="Arial"/>
+          <w:b/>
+          <w:color w:val="D97706"/>
+          <w:sz w:val="18"/>
+        </w:rPr>
+        <w:t xml:space="preserve">Criterio 1.4 (Acceso de Asistente): </w:t>
+      </w:r>
+      <w:r>
+        <w:rPr>
+          <w:rFonts w:ascii="Arial" w:hAnsi="Arial"/>
+          <w:color w:val="1F2937"/>
+          <w:sz w:val="18"/>
+        </w:rPr>
+        <w:t>Dado que el usuario ingresa las credenciales de Asistente,</w:t>
+        <w:br/>
+        <w:t>Cuando presiona 'Iniciar Sesión',</w:t>
+        <w:br/>
+        <w:t>Entonces accede al panel operativo de pagos, sin acceso a las cuentas bancarias personales del gerente.</w:t>
+      </w:r>
+    </w:p>
+    <w:p>
+      <w:pPr>
+        <w:spacing w:before="160" w:after="40"/>
+      </w:pPr>
+      <w:r>
+        <w:rPr>
+          <w:rFonts w:ascii="Arial" w:hAnsi="Arial"/>
+          <w:b/>
+          <w:color w:val="1E3A5F"/>
+          <w:sz w:val="22"/>
+        </w:rPr>
+        <w:t>Historia de Usuario 2: Dashboard Ejecutivo del Gerente y Navegación Temporal</w:t>
+        <w:br/>
+      </w:r>
+    </w:p>
+    <w:p>
+      <w:pPr>
+        <w:spacing w:after="80"/>
+        <w:ind w:left="288"/>
+      </w:pPr>
+      <w:r>
+        <w:rPr>
+          <w:rFonts w:ascii="Arial" w:hAnsi="Arial"/>
+          <w:i/>
+          <w:color w:val="475569"/>
+          <w:sz w:val="19"/>
+        </w:rPr>
+        <w:t>Como Gerente,</w:t>
+        <w:br/>
+        <w:t>Quiero visualizar en una sola pantalla 4 métricas financieras consolidadas y alternar entre periodos mensuales,</w:t>
+        <w:br/>
+        <w:t>Para auditar de inmediato qué compromisos tengo en el mes, qué deudas antiguas arrastro y qué pagos ya fueron atendidos.</w:t>
+      </w:r>
+    </w:p>
+    <w:p>
+      <w:pPr>
+        <w:pStyle w:val="ListBullet"/>
+        <w:spacing w:after="60"/>
+      </w:pPr>
+      <w:r>
+        <w:rPr>
+          <w:rFonts w:ascii="Arial" w:hAnsi="Arial"/>
+          <w:b/>
+          <w:color w:val="D97706"/>
+          <w:sz w:val="18"/>
+        </w:rPr>
+        <w:t xml:space="preserve">Criterio 2.1 (4 KPIs Financieros Obligatorios): </w:t>
+      </w:r>
+      <w:r>
+        <w:rPr>
+          <w:rFonts w:ascii="Arial" w:hAnsi="Arial"/>
+          <w:color w:val="1F2937"/>
+          <w:sz w:val="18"/>
+        </w:rPr>
+        <w:t>Dado que el Gerente ha iniciado sesión en un periodo mensual,</w:t>
+        <w:br/>
+        <w:t>Cuando visualiza el dashboard principal,</w:t>
+        <w:br/>
+        <w:t>Entonces observa cuatro tarjetas de indicadores: Total Pendiente del Mes, Total Pagado del Mes, Deudas Vencidas Anteriores (alerta moratoria) y Próximo Vencimiento con descripción e importe.</w:t>
+      </w:r>
+    </w:p>
+    <w:p>
+      <w:pPr>
+        <w:pStyle w:val="ListBullet"/>
+        <w:spacing w:after="60"/>
+      </w:pPr>
+      <w:r>
+        <w:rPr>
+          <w:rFonts w:ascii="Arial" w:hAnsi="Arial"/>
+          <w:b/>
+          <w:color w:val="D97706"/>
+          <w:sz w:val="18"/>
+        </w:rPr>
+        <w:t xml:space="preserve">Criterio 2.2 (Vista Conjunta en la Misma Pantalla): </w:t>
+      </w:r>
+      <w:r>
+        <w:rPr>
+          <w:rFonts w:ascii="Arial" w:hAnsi="Arial"/>
+          <w:color w:val="1F2937"/>
+          <w:sz w:val="18"/>
+        </w:rPr>
+        <w:t>Dado que existen gastos registrados,</w:t>
+        <w:br/>
+        <w:t>Cuando el Gerente revisa su panel,</w:t>
+        <w:br/>
+        <w:t>Entonces visualiza simultáneamente en la misma pantalla la tabla de 'Pagos Pendientes del Periodo' y la tabla de 'Pagos Realizados del Periodo', sin pestañas intermedias.</w:t>
+      </w:r>
+    </w:p>
+    <w:p>
+      <w:pPr>
+        <w:pStyle w:val="ListBullet"/>
+        <w:spacing w:after="60"/>
+      </w:pPr>
+      <w:r>
+        <w:rPr>
+          <w:rFonts w:ascii="Arial" w:hAnsi="Arial"/>
+          <w:b/>
+          <w:color w:val="D97706"/>
+          <w:sz w:val="18"/>
+        </w:rPr>
+        <w:t xml:space="preserve">Criterio 2.3 (Navegación de Meses): </w:t>
+      </w:r>
+      <w:r>
+        <w:rPr>
+          <w:rFonts w:ascii="Arial" w:hAnsi="Arial"/>
+          <w:color w:val="1F2937"/>
+          <w:sz w:val="18"/>
+        </w:rPr>
+        <w:t>Dado que el Gerente se encuentra en el mes actual (Octubre 2026),</w:t>
+        <w:br/>
+        <w:t>Cuando pulsa '&lt; Mes Anterior', la pantalla se actualiza con los datos de Septiembre 2026; y al presionar 'Próximo Mes &gt;', avanza hacia Noviembre 2026 recalculando los 4 KPIs al instante.</w:t>
+      </w:r>
+    </w:p>
+    <w:p>
+      <w:pPr>
+        <w:pStyle w:val="ListBullet"/>
+        <w:spacing w:after="60"/>
+      </w:pPr>
+      <w:r>
+        <w:rPr>
+          <w:rFonts w:ascii="Arial" w:hAnsi="Arial"/>
+          <w:b/>
+          <w:color w:val="D97706"/>
+          <w:sz w:val="18"/>
+        </w:rPr>
+        <w:t xml:space="preserve">Criterio 2.4 (Privacidad de Cuentas Personales): </w:t>
+      </w:r>
+      <w:r>
+        <w:rPr>
+          <w:rFonts w:ascii="Arial" w:hAnsi="Arial"/>
+          <w:color w:val="1F2937"/>
+          <w:sz w:val="18"/>
+        </w:rPr>
+        <w:t>Dado que el Gerente mantiene cuentas bancarias personales,</w:t>
+        <w:br/>
+        <w:t>Cuando consulta su sesión,</w:t>
+        <w:br/>
+        <w:t>Entonces visualiza su panel confidencial de cuentas y tarjetas, el cual permanece 100% oculto e inaccesible para la vista del asistente.</w:t>
+      </w:r>
+    </w:p>
+    <w:p>
+      <w:pPr>
+        <w:spacing w:before="160" w:after="40"/>
+      </w:pPr>
+      <w:r>
+        <w:rPr>
+          <w:rFonts w:ascii="Arial" w:hAnsi="Arial"/>
+          <w:b/>
+          <w:color w:val="1E3A5F"/>
+          <w:sz w:val="22"/>
+        </w:rPr>
+        <w:t>Historia de Usuario 3: Identificación del Recibo y Comprobación de Titularidad</w:t>
+        <w:br/>
+      </w:r>
+    </w:p>
+    <w:p>
+      <w:pPr>
+        <w:spacing w:after="80"/>
+        <w:ind w:left="288"/>
+      </w:pPr>
+      <w:r>
+        <w:rPr>
+          <w:rFonts w:ascii="Arial" w:hAnsi="Arial"/>
+          <w:i/>
+          <w:color w:val="475569"/>
+          <w:sz w:val="19"/>
+        </w:rPr>
+        <w:t>Como Asistente o Gerente,</w:t>
+        <w:br/>
+        <w:t>Quiero que cada compromiso cuente con su código de comprobante oficial y evidencia de titularidad del local (DNI del titular),</w:t>
+        <w:br/>
+        <w:t>Para tener certeza de que el gasto corresponde a una obligación legítima y propia del negocio.</w:t>
+      </w:r>
+    </w:p>
+    <w:p>
+      <w:pPr>
+        <w:pStyle w:val="ListBullet"/>
+        <w:spacing w:after="60"/>
+      </w:pPr>
+      <w:r>
+        <w:rPr>
+          <w:rFonts w:ascii="Arial" w:hAnsi="Arial"/>
+          <w:b/>
+          <w:color w:val="D97706"/>
+          <w:sz w:val="18"/>
+        </w:rPr>
+        <w:t xml:space="preserve">Criterio 3.1 (Identificación del recibo): </w:t>
+      </w:r>
+      <w:r>
+        <w:rPr>
+          <w:rFonts w:ascii="Arial" w:hAnsi="Arial"/>
+          <w:color w:val="1F2937"/>
+          <w:sz w:val="18"/>
+        </w:rPr>
+        <w:t>Dado que se registra una nueva obligación financiera,</w:t>
+        <w:br/>
+        <w:t>Cuando se ingresa el gasto,</w:t>
+        <w:br/>
+        <w:t>Entonces es obligatorio registrar el código o número de comprobante (ej. N° de suministro eléctrico, código de recibo o NPS SUNAT), mostrándose visible en la tabla.</w:t>
+      </w:r>
+    </w:p>
+    <w:p>
+      <w:pPr>
+        <w:pStyle w:val="ListBullet"/>
+        <w:spacing w:after="60"/>
+      </w:pPr>
+      <w:r>
+        <w:rPr>
+          <w:rFonts w:ascii="Arial" w:hAnsi="Arial"/>
+          <w:b/>
+          <w:color w:val="D97706"/>
+          <w:sz w:val="18"/>
+        </w:rPr>
+        <w:t xml:space="preserve">Criterio 3.2 (Comprobación de deuda propia / DNI): </w:t>
+      </w:r>
+      <w:r>
+        <w:rPr>
+          <w:rFonts w:ascii="Arial" w:hAnsi="Arial"/>
+          <w:color w:val="1F2937"/>
+          <w:sz w:val="18"/>
+        </w:rPr>
+        <w:t>Dado que se registra o consulta un recibo,</w:t>
+        <w:br/>
+        <w:t>Cuando el usuario hace clic en 'Ver Titular / DNI',</w:t>
+        <w:br/>
+        <w:t>Entonces se despliega una ventana modal con la imagen del documento de identidad o constancia que acredita que la obligación pertenece al titular del negocio.</w:t>
+      </w:r>
+    </w:p>
+    <w:p>
+      <w:pPr>
+        <w:spacing w:before="160" w:after="40"/>
+      </w:pPr>
+      <w:r>
+        <w:rPr>
+          <w:rFonts w:ascii="Arial" w:hAnsi="Arial"/>
+          <w:b/>
+          <w:color w:val="1E3A5F"/>
+          <w:sz w:val="22"/>
+        </w:rPr>
+        <w:t>Historia de Usuario 4: Gobierno de Proveedores y Tipos de Gasto por Gerencia</w:t>
+        <w:br/>
+      </w:r>
+    </w:p>
+    <w:p>
+      <w:pPr>
+        <w:spacing w:after="80"/>
+        <w:ind w:left="288"/>
+      </w:pPr>
+      <w:r>
+        <w:rPr>
+          <w:rFonts w:ascii="Arial" w:hAnsi="Arial"/>
+          <w:i/>
+          <w:color w:val="475569"/>
+          <w:sz w:val="19"/>
+        </w:rPr>
+        <w:t>Como Gerente,</w:t>
+        <w:br/>
+        <w:t>Quiero crear y administrar el catálogo de proveedores (con datos de Yape) y registrar nuevos tipos de gasto,</w:t>
+        <w:br/>
+        <w:t>Para que el Asistente únicamente seleccione opciones previamente autorizadas y sepa dónde transferir.</w:t>
+      </w:r>
+    </w:p>
+    <w:p>
+      <w:pPr>
+        <w:pStyle w:val="ListBullet"/>
+        <w:spacing w:after="60"/>
+      </w:pPr>
+      <w:r>
+        <w:rPr>
+          <w:rFonts w:ascii="Arial" w:hAnsi="Arial"/>
+          <w:b/>
+          <w:color w:val="D97706"/>
+          <w:sz w:val="18"/>
+        </w:rPr>
+        <w:t xml:space="preserve">Criterio 4.1 (Alta de Proveedores con Billetera Digital Yape): </w:t>
+      </w:r>
+      <w:r>
+        <w:rPr>
+          <w:rFonts w:ascii="Arial" w:hAnsi="Arial"/>
+          <w:color w:val="1F2937"/>
+          <w:sz w:val="18"/>
+        </w:rPr>
+        <w:t>Dado que el Gerente registra un proveedor,</w:t>
+        <w:br/>
+        <w:t>Cuando activa la opción '¿Acepta Yape?', ingresa el número celular y el nombre del titular/alias,</w:t>
+        <w:br/>
+        <w:t>Entonces el proveedor queda guardado y esos datos de Yape estarán disponibles para el asistente al momento del pago.</w:t>
+      </w:r>
+    </w:p>
+    <w:p>
+      <w:pPr>
+        <w:pStyle w:val="ListBullet"/>
+        <w:spacing w:after="60"/>
+      </w:pPr>
+      <w:r>
+        <w:rPr>
+          <w:rFonts w:ascii="Arial" w:hAnsi="Arial"/>
+          <w:b/>
+          <w:color w:val="D97706"/>
+          <w:sz w:val="18"/>
+        </w:rPr>
+        <w:t xml:space="preserve">Criterio 4.2 (Creación Dinámica de Tipos de Gasto): </w:t>
+      </w:r>
+      <w:r>
+        <w:rPr>
+          <w:rFonts w:ascii="Arial" w:hAnsi="Arial"/>
+          <w:color w:val="1F2937"/>
+          <w:sz w:val="18"/>
+        </w:rPr>
+        <w:t>Dado que el Gerente requiere una nueva categoría (ej. 'Seguros' o 'Mantenimiento'),</w:t>
+        <w:br/>
+        <w:t>Cuando pulsa 'Nuevo Tipo de Gasto', ingresa el nombre y confirma,</w:t>
+        <w:br/>
+        <w:t>Entonces el nuevo tipo se incorpora de inmediato a los catálogos y filtros del sistema.</w:t>
+      </w:r>
+    </w:p>
+    <w:p>
+      <w:pPr>
+        <w:pStyle w:val="ListBullet"/>
+        <w:spacing w:after="60"/>
+      </w:pPr>
+      <w:r>
+        <w:rPr>
+          <w:rFonts w:ascii="Arial" w:hAnsi="Arial"/>
+          <w:b/>
+          <w:color w:val="D97706"/>
+          <w:sz w:val="18"/>
+        </w:rPr>
+        <w:t xml:space="preserve">Criterio 4.3 (Consumo Restringido por el Asistente): </w:t>
+      </w:r>
+      <w:r>
+        <w:rPr>
+          <w:rFonts w:ascii="Arial" w:hAnsi="Arial"/>
+          <w:color w:val="1F2937"/>
+          <w:sz w:val="18"/>
+        </w:rPr>
+        <w:t>Dado que el Asistente registra un nuevo gasto,</w:t>
+        <w:br/>
+        <w:t>Cuando despliega las opciones de proveedor y tipo de gasto,</w:t>
+        <w:br/>
+        <w:t>Entonces solo puede elegir entre los elementos registrados previamente por la gerencia.</w:t>
+      </w:r>
+    </w:p>
+    <w:p>
+      <w:pPr>
+        <w:spacing w:before="160" w:after="40"/>
+      </w:pPr>
+      <w:r>
+        <w:rPr>
+          <w:rFonts w:ascii="Arial" w:hAnsi="Arial"/>
+          <w:b/>
+          <w:color w:val="1E3A5F"/>
+          <w:sz w:val="22"/>
+        </w:rPr>
+        <w:t>Historia de Usuario 5: Liquidación de Pagos con Yape, Efectivo y Evidencia Fotográfica</w:t>
+        <w:br/>
+      </w:r>
+    </w:p>
+    <w:p>
+      <w:pPr>
+        <w:spacing w:after="80"/>
+        <w:ind w:left="288"/>
+      </w:pPr>
+      <w:r>
+        <w:rPr>
+          <w:rFonts w:ascii="Arial" w:hAnsi="Arial"/>
+          <w:i/>
+          <w:color w:val="475569"/>
+          <w:sz w:val="19"/>
+        </w:rPr>
+        <w:t>Como Asistente,</w:t>
+        <w:br/>
+        <w:t>Quiero registrar pagos atendidos con Yape o Efectivo adjuntando la foto del comprobante y calculando el vuelto exacto por ley,</w:t>
+        <w:br/>
+        <w:t>Para cumplir con la normativa peruana de redondeo, documentar la salida de dinero y actualizar el estado a 'Realizado'.</w:t>
+      </w:r>
+    </w:p>
+    <w:p>
+      <w:pPr>
+        <w:pStyle w:val="ListBullet"/>
+        <w:spacing w:after="60"/>
+      </w:pPr>
+      <w:r>
+        <w:rPr>
+          <w:rFonts w:ascii="Arial" w:hAnsi="Arial"/>
+          <w:b/>
+          <w:color w:val="D97706"/>
+          <w:sz w:val="18"/>
+        </w:rPr>
+        <w:t xml:space="preserve">Criterio 5.1 (Visualización Automática de Datos de Yape): </w:t>
+      </w:r>
+      <w:r>
+        <w:rPr>
+          <w:rFonts w:ascii="Arial" w:hAnsi="Arial"/>
+          <w:color w:val="1F2937"/>
+          <w:sz w:val="18"/>
+        </w:rPr>
+        <w:t>Dado que el Asistente selecciona como método 'Yape (Billetera Digital)',</w:t>
+        <w:br/>
+        <w:t>Cuando el proveedor tiene configurado Yape,</w:t>
+        <w:br/>
+        <w:t>Entonces el modal muestra una tarjeta informativa con el número celular y el nombre del titular para facilitar el depósito.</w:t>
+      </w:r>
+    </w:p>
+    <w:p>
+      <w:pPr>
+        <w:pStyle w:val="ListBullet"/>
+        <w:spacing w:after="60"/>
+      </w:pPr>
+      <w:r>
+        <w:rPr>
+          <w:rFonts w:ascii="Arial" w:hAnsi="Arial"/>
+          <w:b/>
+          <w:color w:val="D97706"/>
+          <w:sz w:val="18"/>
+        </w:rPr>
+        <w:t xml:space="preserve">Criterio 5.2 (Redondeo Legal de Céntimos en Efectivo - Ley N° 29571 / BCRP): </w:t>
+      </w:r>
+      <w:r>
+        <w:rPr>
+          <w:rFonts w:ascii="Arial" w:hAnsi="Arial"/>
+          <w:color w:val="1F2937"/>
+          <w:sz w:val="18"/>
+        </w:rPr>
+        <w:t>Dado que el Asistente selecciona el método 'Efectivo' para un gasto con céntimos no fraccionables (ej. S/ 500.35),</w:t>
+        <w:br/>
+        <w:t>Cuando el sistema procesa la liquidación física,</w:t>
+        <w:br/>
+        <w:t>Entonces aplica la Ley 29571 redondeando hacia abajo a la decena de céntimos inmediata a favor del cliente (S/ 500.30 con descuento de -S/ 0.05), solicita el efectivo recibido y calcula el vuelto exacto (ej. con S/ 510.00 recibidos, calcula S/ 9.70 de vuelto).</w:t>
+      </w:r>
+    </w:p>
+    <w:p>
+      <w:pPr>
+        <w:pStyle w:val="ListBullet"/>
+        <w:spacing w:after="60"/>
+      </w:pPr>
+      <w:r>
+        <w:rPr>
+          <w:rFonts w:ascii="Arial" w:hAnsi="Arial"/>
+          <w:b/>
+          <w:color w:val="D97706"/>
+          <w:sz w:val="18"/>
+        </w:rPr>
+        <w:t xml:space="preserve">Criterio 5.3 (Foto del Comprobante de Pago Obligatorio): </w:t>
+      </w:r>
+      <w:r>
+        <w:rPr>
+          <w:rFonts w:ascii="Arial" w:hAnsi="Arial"/>
+          <w:color w:val="1F2937"/>
+          <w:sz w:val="18"/>
+        </w:rPr>
+        <w:t>Dado que el Asistente liquida una obligación,</w:t>
+        <w:br/>
+        <w:t>Cuando adjunta la fotografía o captura del voucher bancario/recibo sellado y confirma el pago,</w:t>
+        <w:br/>
+        <w:t>Entonces el gasto cambia a estado 'Realizado' y la foto queda archivada para consulta inmediata del Gerente mediante el botón 'Ver Voucher'.</w:t>
+      </w:r>
+    </w:p>
+    <w:p>
+      <w:pPr>
+        <w:spacing w:after="240"/>
+      </w:pPr>
+    </w:p>
+    <w:p>
+      <w:pPr>
+        <w:pStyle w:val="Heading1"/>
+      </w:pPr>
+      <w:r>
+        <w:rPr>
+          <w:rFonts w:ascii="Arial" w:hAnsi="Arial"/>
+          <w:color w:val="1E3A5F"/>
+        </w:rPr>
+        <w:t>3. Matriz de Subtareas Técnicas (Estructura Jira)</w:t>
+      </w:r>
+    </w:p>
+    <w:p>
+      <w:pPr>
+        <w:spacing w:after="120"/>
+      </w:pPr>
+      <w:r>
+        <w:t>A continuación se presenta el desglose técnico de 20 subtareas estimadas (entre 1h y 3h cada una), clasificadas por tipo de tarea según el estándar ágil de Jira:</w:t>
       </w:r>
     </w:p>
     <w:tbl>
@@ -428,15 +1106,17 @@
         <w:tblLook w:firstColumn="1" w:firstRow="1" w:lastColumn="0" w:lastRow="0" w:noHBand="0" w:noVBand="1" w:val="04A0"/>
       </w:tblPr>
       <w:tblGrid>
-        <w:gridCol w:w="2340"/>
-        <w:gridCol w:w="2340"/>
-        <w:gridCol w:w="2340"/>
-        <w:gridCol w:w="2340"/>
+        <w:gridCol w:w="1560"/>
+        <w:gridCol w:w="1560"/>
+        <w:gridCol w:w="1560"/>
+        <w:gridCol w:w="1560"/>
+        <w:gridCol w:w="1560"/>
+        <w:gridCol w:w="1560"/>
       </w:tblGrid>
       <w:tr>
         <w:tc>
           <w:tcPr>
-            <w:tcW w:type="dxa" w:w="2160"/>
+            <w:tcW w:type="dxa" w:w="1152"/>
             <w:shd w:fill="1E3A5F"/>
             <w:tcMar>
               <w:top w:w="80" w:type="dxa"/>
@@ -454,9 +1134,35 @@
                 <w:rFonts w:ascii="Arial" w:hAnsi="Arial"/>
                 <w:b/>
                 <w:color w:val="FFFFFF"/>
-                <w:sz w:val="18"/>
+                <w:sz w:val="17"/>
               </w:rPr>
-              <w:t>Historia de Usuario</w:t>
+              <w:t>Código</w:t>
+            </w:r>
+          </w:p>
+        </w:tc>
+        <w:tc>
+          <w:tcPr>
+            <w:tcW w:type="dxa" w:w="1440"/>
+            <w:shd w:fill="1E3A5F"/>
+            <w:tcMar>
+              <w:top w:w="80" w:type="dxa"/>
+              <w:bottom w:w="80" w:type="dxa"/>
+              <w:left w:w="80" w:type="dxa"/>
+              <w:right w:w="80" w:type="dxa"/>
+            </w:tcMar>
+          </w:tcPr>
+          <w:p>
+            <w:pPr>
+              <w:spacing w:after="0"/>
+            </w:pPr>
+            <w:r>
+              <w:rPr>
+                <w:rFonts w:ascii="Arial" w:hAnsi="Arial"/>
+                <w:b/>
+                <w:color w:val="FFFFFF"/>
+                <w:sz w:val="17"/>
+              </w:rPr>
+              <w:t>Historia</w:t>
             </w:r>
           </w:p>
         </w:tc>
@@ -480,15 +1186,15 @@
                 <w:rFonts w:ascii="Arial" w:hAnsi="Arial"/>
                 <w:b/>
                 <w:color w:val="FFFFFF"/>
-                <w:sz w:val="18"/>
+                <w:sz w:val="17"/>
               </w:rPr>
-              <w:t>Criterios Clave Validados</w:t>
+              <w:t>Título de la Subtarea</w:t>
             </w:r>
           </w:p>
         </w:tc>
         <w:tc>
           <w:tcPr>
-            <w:tcW w:type="dxa" w:w="2592"/>
+            <w:tcW w:type="dxa" w:w="1584"/>
             <w:shd w:fill="1E3A5F"/>
             <w:tcMar>
               <w:top w:w="80" w:type="dxa"/>
@@ -506,9 +1212,3200 @@
                 <w:rFonts w:ascii="Arial" w:hAnsi="Arial"/>
                 <w:b/>
                 <w:color w:val="FFFFFF"/>
-                <w:sz w:val="18"/>
+                <w:sz w:val="17"/>
               </w:rPr>
-              <w:t>Acción Ejecutada en la App</w:t>
+              <w:t>Tipo de Tarea</w:t>
+            </w:r>
+          </w:p>
+        </w:tc>
+        <w:tc>
+          <w:tcPr>
+            <w:tcW w:type="dxa" w:w="720"/>
+            <w:shd w:fill="1E3A5F"/>
+            <w:tcMar>
+              <w:top w:w="80" w:type="dxa"/>
+              <w:bottom w:w="80" w:type="dxa"/>
+              <w:left w:w="80" w:type="dxa"/>
+              <w:right w:w="80" w:type="dxa"/>
+            </w:tcMar>
+          </w:tcPr>
+          <w:p>
+            <w:pPr>
+              <w:spacing w:after="0"/>
+              <w:jc w:val="right"/>
+            </w:pPr>
+            <w:r>
+              <w:rPr>
+                <w:rFonts w:ascii="Arial" w:hAnsi="Arial"/>
+                <w:b/>
+                <w:color w:val="FFFFFF"/>
+                <w:sz w:val="17"/>
+              </w:rPr>
+              <w:t>Horas</w:t>
+            </w:r>
+          </w:p>
+        </w:tc>
+        <w:tc>
+          <w:tcPr>
+            <w:tcW w:type="dxa" w:w="1296"/>
+            <w:shd w:fill="1E3A5F"/>
+            <w:tcMar>
+              <w:top w:w="80" w:type="dxa"/>
+              <w:bottom w:w="80" w:type="dxa"/>
+              <w:left w:w="80" w:type="dxa"/>
+              <w:right w:w="80" w:type="dxa"/>
+            </w:tcMar>
+          </w:tcPr>
+          <w:p>
+            <w:pPr>
+              <w:spacing w:after="0"/>
+            </w:pPr>
+            <w:r>
+              <w:rPr>
+                <w:rFonts w:ascii="Arial" w:hAnsi="Arial"/>
+                <w:b/>
+                <w:color w:val="FFFFFF"/>
+                <w:sz w:val="17"/>
+              </w:rPr>
+              <w:t>Rol Asignado</w:t>
+            </w:r>
+          </w:p>
+        </w:tc>
+      </w:tr>
+      <w:tr>
+        <w:tc>
+          <w:tcPr>
+            <w:tcW w:type="dxa" w:w="1152"/>
+            <w:shd w:fill="F8F9FA"/>
+            <w:tcMar>
+              <w:top w:w="60" w:type="dxa"/>
+              <w:bottom w:w="60" w:type="dxa"/>
+              <w:left w:w="80" w:type="dxa"/>
+              <w:right w:w="80" w:type="dxa"/>
+            </w:tcMar>
+          </w:tcPr>
+          <w:p>
+            <w:pPr>
+              <w:spacing w:after="0"/>
+            </w:pPr>
+            <w:r>
+              <w:rPr>
+                <w:rFonts w:ascii="Arial" w:hAnsi="Arial"/>
+                <w:color w:val="1F2937"/>
+                <w:sz w:val="16"/>
+              </w:rPr>
+              <w:t>SUB-01</w:t>
+            </w:r>
+          </w:p>
+        </w:tc>
+        <w:tc>
+          <w:tcPr>
+            <w:tcW w:type="dxa" w:w="1440"/>
+            <w:shd w:fill="F8F9FA"/>
+            <w:tcMar>
+              <w:top w:w="60" w:type="dxa"/>
+              <w:bottom w:w="60" w:type="dxa"/>
+              <w:left w:w="80" w:type="dxa"/>
+              <w:right w:w="80" w:type="dxa"/>
+            </w:tcMar>
+          </w:tcPr>
+          <w:p>
+            <w:pPr>
+              <w:spacing w:after="0"/>
+            </w:pPr>
+            <w:r>
+              <w:rPr>
+                <w:rFonts w:ascii="Arial" w:hAnsi="Arial"/>
+                <w:color w:val="1F2937"/>
+                <w:sz w:val="16"/>
+              </w:rPr>
+              <w:t>Transversal</w:t>
+            </w:r>
+          </w:p>
+        </w:tc>
+        <w:tc>
+          <w:tcPr>
+            <w:tcW w:type="dxa" w:w="3168"/>
+            <w:shd w:fill="F8F9FA"/>
+            <w:tcMar>
+              <w:top w:w="60" w:type="dxa"/>
+              <w:bottom w:w="60" w:type="dxa"/>
+              <w:left w:w="80" w:type="dxa"/>
+              <w:right w:w="80" w:type="dxa"/>
+            </w:tcMar>
+          </w:tcPr>
+          <w:p>
+            <w:pPr>
+              <w:spacing w:after="0"/>
+            </w:pPr>
+            <w:r>
+              <w:rPr>
+                <w:rFonts w:ascii="Arial" w:hAnsi="Arial"/>
+                <w:color w:val="1F2937"/>
+                <w:sz w:val="16"/>
+              </w:rPr>
+              <w:t>Configuración de arquitectura modular y servidor local</w:t>
+            </w:r>
+          </w:p>
+        </w:tc>
+        <w:tc>
+          <w:tcPr>
+            <w:tcW w:type="dxa" w:w="1584"/>
+            <w:shd w:fill="F8F9FA"/>
+            <w:tcMar>
+              <w:top w:w="60" w:type="dxa"/>
+              <w:bottom w:w="60" w:type="dxa"/>
+              <w:left w:w="80" w:type="dxa"/>
+              <w:right w:w="80" w:type="dxa"/>
+            </w:tcMar>
+          </w:tcPr>
+          <w:p>
+            <w:pPr>
+              <w:spacing w:after="0"/>
+            </w:pPr>
+            <w:r>
+              <w:rPr>
+                <w:rFonts w:ascii="Arial" w:hAnsi="Arial"/>
+                <w:color w:val="1F2937"/>
+                <w:sz w:val="16"/>
+              </w:rPr>
+              <w:t>Configuración</w:t>
+            </w:r>
+          </w:p>
+        </w:tc>
+        <w:tc>
+          <w:tcPr>
+            <w:tcW w:type="dxa" w:w="720"/>
+            <w:shd w:fill="F8F9FA"/>
+            <w:tcMar>
+              <w:top w:w="60" w:type="dxa"/>
+              <w:bottom w:w="60" w:type="dxa"/>
+              <w:left w:w="80" w:type="dxa"/>
+              <w:right w:w="80" w:type="dxa"/>
+            </w:tcMar>
+          </w:tcPr>
+          <w:p>
+            <w:pPr>
+              <w:spacing w:after="0"/>
+              <w:jc w:val="right"/>
+            </w:pPr>
+            <w:r>
+              <w:rPr>
+                <w:rFonts w:ascii="Arial" w:hAnsi="Arial"/>
+                <w:color w:val="1F2937"/>
+                <w:sz w:val="16"/>
+              </w:rPr>
+              <w:t>2h</w:t>
+            </w:r>
+          </w:p>
+        </w:tc>
+        <w:tc>
+          <w:tcPr>
+            <w:tcW w:type="dxa" w:w="1296"/>
+            <w:shd w:fill="F8F9FA"/>
+            <w:tcMar>
+              <w:top w:w="60" w:type="dxa"/>
+              <w:bottom w:w="60" w:type="dxa"/>
+              <w:left w:w="80" w:type="dxa"/>
+              <w:right w:w="80" w:type="dxa"/>
+            </w:tcMar>
+          </w:tcPr>
+          <w:p>
+            <w:pPr>
+              <w:spacing w:after="0"/>
+            </w:pPr>
+            <w:r>
+              <w:rPr>
+                <w:rFonts w:ascii="Arial" w:hAnsi="Arial"/>
+                <w:color w:val="1F2937"/>
+                <w:sz w:val="16"/>
+              </w:rPr>
+              <w:t>Full-Stack Dev 1</w:t>
+            </w:r>
+          </w:p>
+        </w:tc>
+      </w:tr>
+      <w:tr>
+        <w:tc>
+          <w:tcPr>
+            <w:tcW w:type="dxa" w:w="1152"/>
+            <w:shd w:fill="FFFFFF"/>
+            <w:tcMar>
+              <w:top w:w="60" w:type="dxa"/>
+              <w:bottom w:w="60" w:type="dxa"/>
+              <w:left w:w="80" w:type="dxa"/>
+              <w:right w:w="80" w:type="dxa"/>
+            </w:tcMar>
+          </w:tcPr>
+          <w:p>
+            <w:pPr>
+              <w:spacing w:after="0"/>
+            </w:pPr>
+            <w:r>
+              <w:rPr>
+                <w:rFonts w:ascii="Arial" w:hAnsi="Arial"/>
+                <w:color w:val="1F2937"/>
+                <w:sz w:val="16"/>
+              </w:rPr>
+              <w:t>SUB-02</w:t>
+            </w:r>
+          </w:p>
+        </w:tc>
+        <w:tc>
+          <w:tcPr>
+            <w:tcW w:type="dxa" w:w="1440"/>
+            <w:shd w:fill="FFFFFF"/>
+            <w:tcMar>
+              <w:top w:w="60" w:type="dxa"/>
+              <w:bottom w:w="60" w:type="dxa"/>
+              <w:left w:w="80" w:type="dxa"/>
+              <w:right w:w="80" w:type="dxa"/>
+            </w:tcMar>
+          </w:tcPr>
+          <w:p>
+            <w:pPr>
+              <w:spacing w:after="0"/>
+            </w:pPr>
+            <w:r>
+              <w:rPr>
+                <w:rFonts w:ascii="Arial" w:hAnsi="Arial"/>
+                <w:color w:val="1F2937"/>
+                <w:sz w:val="16"/>
+              </w:rPr>
+              <w:t>HU-01</w:t>
+            </w:r>
+          </w:p>
+        </w:tc>
+        <w:tc>
+          <w:tcPr>
+            <w:tcW w:type="dxa" w:w="3168"/>
+            <w:shd w:fill="FFFFFF"/>
+            <w:tcMar>
+              <w:top w:w="60" w:type="dxa"/>
+              <w:bottom w:w="60" w:type="dxa"/>
+              <w:left w:w="80" w:type="dxa"/>
+              <w:right w:w="80" w:type="dxa"/>
+            </w:tcMar>
+          </w:tcPr>
+          <w:p>
+            <w:pPr>
+              <w:spacing w:after="0"/>
+            </w:pPr>
+            <w:r>
+              <w:rPr>
+                <w:rFonts w:ascii="Arial" w:hAnsi="Arial"/>
+                <w:color w:val="1F2937"/>
+                <w:sz w:val="16"/>
+              </w:rPr>
+              <w:t>Implementación de autenticación RBAC y pantalla inicial</w:t>
+            </w:r>
+          </w:p>
+        </w:tc>
+        <w:tc>
+          <w:tcPr>
+            <w:tcW w:type="dxa" w:w="1584"/>
+            <w:shd w:fill="FFFFFF"/>
+            <w:tcMar>
+              <w:top w:w="60" w:type="dxa"/>
+              <w:bottom w:w="60" w:type="dxa"/>
+              <w:left w:w="80" w:type="dxa"/>
+              <w:right w:w="80" w:type="dxa"/>
+            </w:tcMar>
+          </w:tcPr>
+          <w:p>
+            <w:pPr>
+              <w:spacing w:after="0"/>
+            </w:pPr>
+            <w:r>
+              <w:rPr>
+                <w:rFonts w:ascii="Arial" w:hAnsi="Arial"/>
+                <w:color w:val="1F2937"/>
+                <w:sz w:val="16"/>
+              </w:rPr>
+              <w:t>Codificación</w:t>
+            </w:r>
+          </w:p>
+        </w:tc>
+        <w:tc>
+          <w:tcPr>
+            <w:tcW w:type="dxa" w:w="720"/>
+            <w:shd w:fill="FFFFFF"/>
+            <w:tcMar>
+              <w:top w:w="60" w:type="dxa"/>
+              <w:bottom w:w="60" w:type="dxa"/>
+              <w:left w:w="80" w:type="dxa"/>
+              <w:right w:w="80" w:type="dxa"/>
+            </w:tcMar>
+          </w:tcPr>
+          <w:p>
+            <w:pPr>
+              <w:spacing w:after="0"/>
+              <w:jc w:val="right"/>
+            </w:pPr>
+            <w:r>
+              <w:rPr>
+                <w:rFonts w:ascii="Arial" w:hAnsi="Arial"/>
+                <w:color w:val="1F2937"/>
+                <w:sz w:val="16"/>
+              </w:rPr>
+              <w:t>3h</w:t>
+            </w:r>
+          </w:p>
+        </w:tc>
+        <w:tc>
+          <w:tcPr>
+            <w:tcW w:type="dxa" w:w="1296"/>
+            <w:shd w:fill="FFFFFF"/>
+            <w:tcMar>
+              <w:top w:w="60" w:type="dxa"/>
+              <w:bottom w:w="60" w:type="dxa"/>
+              <w:left w:w="80" w:type="dxa"/>
+              <w:right w:w="80" w:type="dxa"/>
+            </w:tcMar>
+          </w:tcPr>
+          <w:p>
+            <w:pPr>
+              <w:spacing w:after="0"/>
+            </w:pPr>
+            <w:r>
+              <w:rPr>
+                <w:rFonts w:ascii="Arial" w:hAnsi="Arial"/>
+                <w:color w:val="1F2937"/>
+                <w:sz w:val="16"/>
+              </w:rPr>
+              <w:t>Full-Stack Dev 1</w:t>
+            </w:r>
+          </w:p>
+        </w:tc>
+      </w:tr>
+      <w:tr>
+        <w:tc>
+          <w:tcPr>
+            <w:tcW w:type="dxa" w:w="1152"/>
+            <w:shd w:fill="F8F9FA"/>
+            <w:tcMar>
+              <w:top w:w="60" w:type="dxa"/>
+              <w:bottom w:w="60" w:type="dxa"/>
+              <w:left w:w="80" w:type="dxa"/>
+              <w:right w:w="80" w:type="dxa"/>
+            </w:tcMar>
+          </w:tcPr>
+          <w:p>
+            <w:pPr>
+              <w:spacing w:after="0"/>
+            </w:pPr>
+            <w:r>
+              <w:rPr>
+                <w:rFonts w:ascii="Arial" w:hAnsi="Arial"/>
+                <w:color w:val="1F2937"/>
+                <w:sz w:val="16"/>
+              </w:rPr>
+              <w:t>SUB-03</w:t>
+            </w:r>
+          </w:p>
+        </w:tc>
+        <w:tc>
+          <w:tcPr>
+            <w:tcW w:type="dxa" w:w="1440"/>
+            <w:shd w:fill="F8F9FA"/>
+            <w:tcMar>
+              <w:top w:w="60" w:type="dxa"/>
+              <w:bottom w:w="60" w:type="dxa"/>
+              <w:left w:w="80" w:type="dxa"/>
+              <w:right w:w="80" w:type="dxa"/>
+            </w:tcMar>
+          </w:tcPr>
+          <w:p>
+            <w:pPr>
+              <w:spacing w:after="0"/>
+            </w:pPr>
+            <w:r>
+              <w:rPr>
+                <w:rFonts w:ascii="Arial" w:hAnsi="Arial"/>
+                <w:color w:val="1F2937"/>
+                <w:sz w:val="16"/>
+              </w:rPr>
+              <w:t>HU-02</w:t>
+            </w:r>
+          </w:p>
+        </w:tc>
+        <w:tc>
+          <w:tcPr>
+            <w:tcW w:type="dxa" w:w="3168"/>
+            <w:shd w:fill="F8F9FA"/>
+            <w:tcMar>
+              <w:top w:w="60" w:type="dxa"/>
+              <w:bottom w:w="60" w:type="dxa"/>
+              <w:left w:w="80" w:type="dxa"/>
+              <w:right w:w="80" w:type="dxa"/>
+            </w:tcMar>
+          </w:tcPr>
+          <w:p>
+            <w:pPr>
+              <w:spacing w:after="0"/>
+            </w:pPr>
+            <w:r>
+              <w:rPr>
+                <w:rFonts w:ascii="Arial" w:hAnsi="Arial"/>
+                <w:color w:val="1F2937"/>
+                <w:sz w:val="16"/>
+              </w:rPr>
+              <w:t>Maquetado de barra de navegación temporal por meses</w:t>
+            </w:r>
+          </w:p>
+        </w:tc>
+        <w:tc>
+          <w:tcPr>
+            <w:tcW w:type="dxa" w:w="1584"/>
+            <w:shd w:fill="F8F9FA"/>
+            <w:tcMar>
+              <w:top w:w="60" w:type="dxa"/>
+              <w:bottom w:w="60" w:type="dxa"/>
+              <w:left w:w="80" w:type="dxa"/>
+              <w:right w:w="80" w:type="dxa"/>
+            </w:tcMar>
+          </w:tcPr>
+          <w:p>
+            <w:pPr>
+              <w:spacing w:after="0"/>
+            </w:pPr>
+            <w:r>
+              <w:rPr>
+                <w:rFonts w:ascii="Arial" w:hAnsi="Arial"/>
+                <w:color w:val="1F2937"/>
+                <w:sz w:val="16"/>
+              </w:rPr>
+              <w:t>Prototipado</w:t>
+            </w:r>
+          </w:p>
+        </w:tc>
+        <w:tc>
+          <w:tcPr>
+            <w:tcW w:type="dxa" w:w="720"/>
+            <w:shd w:fill="F8F9FA"/>
+            <w:tcMar>
+              <w:top w:w="60" w:type="dxa"/>
+              <w:bottom w:w="60" w:type="dxa"/>
+              <w:left w:w="80" w:type="dxa"/>
+              <w:right w:w="80" w:type="dxa"/>
+            </w:tcMar>
+          </w:tcPr>
+          <w:p>
+            <w:pPr>
+              <w:spacing w:after="0"/>
+              <w:jc w:val="right"/>
+            </w:pPr>
+            <w:r>
+              <w:rPr>
+                <w:rFonts w:ascii="Arial" w:hAnsi="Arial"/>
+                <w:color w:val="1F2937"/>
+                <w:sz w:val="16"/>
+              </w:rPr>
+              <w:t>2h</w:t>
+            </w:r>
+          </w:p>
+        </w:tc>
+        <w:tc>
+          <w:tcPr>
+            <w:tcW w:type="dxa" w:w="1296"/>
+            <w:shd w:fill="F8F9FA"/>
+            <w:tcMar>
+              <w:top w:w="60" w:type="dxa"/>
+              <w:bottom w:w="60" w:type="dxa"/>
+              <w:left w:w="80" w:type="dxa"/>
+              <w:right w:w="80" w:type="dxa"/>
+            </w:tcMar>
+          </w:tcPr>
+          <w:p>
+            <w:pPr>
+              <w:spacing w:after="0"/>
+            </w:pPr>
+            <w:r>
+              <w:rPr>
+                <w:rFonts w:ascii="Arial" w:hAnsi="Arial"/>
+                <w:color w:val="1F2937"/>
+                <w:sz w:val="16"/>
+              </w:rPr>
+              <w:t>Full-Stack Dev 2</w:t>
+            </w:r>
+          </w:p>
+        </w:tc>
+      </w:tr>
+      <w:tr>
+        <w:tc>
+          <w:tcPr>
+            <w:tcW w:type="dxa" w:w="1152"/>
+            <w:shd w:fill="FFFFFF"/>
+            <w:tcMar>
+              <w:top w:w="60" w:type="dxa"/>
+              <w:bottom w:w="60" w:type="dxa"/>
+              <w:left w:w="80" w:type="dxa"/>
+              <w:right w:w="80" w:type="dxa"/>
+            </w:tcMar>
+          </w:tcPr>
+          <w:p>
+            <w:pPr>
+              <w:spacing w:after="0"/>
+            </w:pPr>
+            <w:r>
+              <w:rPr>
+                <w:rFonts w:ascii="Arial" w:hAnsi="Arial"/>
+                <w:color w:val="1F2937"/>
+                <w:sz w:val="16"/>
+              </w:rPr>
+              <w:t>SUB-04</w:t>
+            </w:r>
+          </w:p>
+        </w:tc>
+        <w:tc>
+          <w:tcPr>
+            <w:tcW w:type="dxa" w:w="1440"/>
+            <w:shd w:fill="FFFFFF"/>
+            <w:tcMar>
+              <w:top w:w="60" w:type="dxa"/>
+              <w:bottom w:w="60" w:type="dxa"/>
+              <w:left w:w="80" w:type="dxa"/>
+              <w:right w:w="80" w:type="dxa"/>
+            </w:tcMar>
+          </w:tcPr>
+          <w:p>
+            <w:pPr>
+              <w:spacing w:after="0"/>
+            </w:pPr>
+            <w:r>
+              <w:rPr>
+                <w:rFonts w:ascii="Arial" w:hAnsi="Arial"/>
+                <w:color w:val="1F2937"/>
+                <w:sz w:val="16"/>
+              </w:rPr>
+              <w:t>HU-02</w:t>
+            </w:r>
+          </w:p>
+        </w:tc>
+        <w:tc>
+          <w:tcPr>
+            <w:tcW w:type="dxa" w:w="3168"/>
+            <w:shd w:fill="FFFFFF"/>
+            <w:tcMar>
+              <w:top w:w="60" w:type="dxa"/>
+              <w:bottom w:w="60" w:type="dxa"/>
+              <w:left w:w="80" w:type="dxa"/>
+              <w:right w:w="80" w:type="dxa"/>
+            </w:tcMar>
+          </w:tcPr>
+          <w:p>
+            <w:pPr>
+              <w:spacing w:after="0"/>
+            </w:pPr>
+            <w:r>
+              <w:rPr>
+                <w:rFonts w:ascii="Arial" w:hAnsi="Arial"/>
+                <w:color w:val="1F2937"/>
+                <w:sz w:val="16"/>
+              </w:rPr>
+              <w:t>Lógica de cálculo de los 4 KPIs consolidados del Gerente</w:t>
+            </w:r>
+          </w:p>
+        </w:tc>
+        <w:tc>
+          <w:tcPr>
+            <w:tcW w:type="dxa" w:w="1584"/>
+            <w:shd w:fill="FFFFFF"/>
+            <w:tcMar>
+              <w:top w:w="60" w:type="dxa"/>
+              <w:bottom w:w="60" w:type="dxa"/>
+              <w:left w:w="80" w:type="dxa"/>
+              <w:right w:w="80" w:type="dxa"/>
+            </w:tcMar>
+          </w:tcPr>
+          <w:p>
+            <w:pPr>
+              <w:spacing w:after="0"/>
+            </w:pPr>
+            <w:r>
+              <w:rPr>
+                <w:rFonts w:ascii="Arial" w:hAnsi="Arial"/>
+                <w:color w:val="1F2937"/>
+                <w:sz w:val="16"/>
+              </w:rPr>
+              <w:t>Codificación</w:t>
+            </w:r>
+          </w:p>
+        </w:tc>
+        <w:tc>
+          <w:tcPr>
+            <w:tcW w:type="dxa" w:w="720"/>
+            <w:shd w:fill="FFFFFF"/>
+            <w:tcMar>
+              <w:top w:w="60" w:type="dxa"/>
+              <w:bottom w:w="60" w:type="dxa"/>
+              <w:left w:w="80" w:type="dxa"/>
+              <w:right w:w="80" w:type="dxa"/>
+            </w:tcMar>
+          </w:tcPr>
+          <w:p>
+            <w:pPr>
+              <w:spacing w:after="0"/>
+              <w:jc w:val="right"/>
+            </w:pPr>
+            <w:r>
+              <w:rPr>
+                <w:rFonts w:ascii="Arial" w:hAnsi="Arial"/>
+                <w:color w:val="1F2937"/>
+                <w:sz w:val="16"/>
+              </w:rPr>
+              <w:t>3h</w:t>
+            </w:r>
+          </w:p>
+        </w:tc>
+        <w:tc>
+          <w:tcPr>
+            <w:tcW w:type="dxa" w:w="1296"/>
+            <w:shd w:fill="FFFFFF"/>
+            <w:tcMar>
+              <w:top w:w="60" w:type="dxa"/>
+              <w:bottom w:w="60" w:type="dxa"/>
+              <w:left w:w="80" w:type="dxa"/>
+              <w:right w:w="80" w:type="dxa"/>
+            </w:tcMar>
+          </w:tcPr>
+          <w:p>
+            <w:pPr>
+              <w:spacing w:after="0"/>
+            </w:pPr>
+            <w:r>
+              <w:rPr>
+                <w:rFonts w:ascii="Arial" w:hAnsi="Arial"/>
+                <w:color w:val="1F2937"/>
+                <w:sz w:val="16"/>
+              </w:rPr>
+              <w:t>Full-Stack Dev 1</w:t>
+            </w:r>
+          </w:p>
+        </w:tc>
+      </w:tr>
+      <w:tr>
+        <w:tc>
+          <w:tcPr>
+            <w:tcW w:type="dxa" w:w="1152"/>
+            <w:shd w:fill="F8F9FA"/>
+            <w:tcMar>
+              <w:top w:w="60" w:type="dxa"/>
+              <w:bottom w:w="60" w:type="dxa"/>
+              <w:left w:w="80" w:type="dxa"/>
+              <w:right w:w="80" w:type="dxa"/>
+            </w:tcMar>
+          </w:tcPr>
+          <w:p>
+            <w:pPr>
+              <w:spacing w:after="0"/>
+            </w:pPr>
+            <w:r>
+              <w:rPr>
+                <w:rFonts w:ascii="Arial" w:hAnsi="Arial"/>
+                <w:color w:val="1F2937"/>
+                <w:sz w:val="16"/>
+              </w:rPr>
+              <w:t>SUB-05</w:t>
+            </w:r>
+          </w:p>
+        </w:tc>
+        <w:tc>
+          <w:tcPr>
+            <w:tcW w:type="dxa" w:w="1440"/>
+            <w:shd w:fill="F8F9FA"/>
+            <w:tcMar>
+              <w:top w:w="60" w:type="dxa"/>
+              <w:bottom w:w="60" w:type="dxa"/>
+              <w:left w:w="80" w:type="dxa"/>
+              <w:right w:w="80" w:type="dxa"/>
+            </w:tcMar>
+          </w:tcPr>
+          <w:p>
+            <w:pPr>
+              <w:spacing w:after="0"/>
+            </w:pPr>
+            <w:r>
+              <w:rPr>
+                <w:rFonts w:ascii="Arial" w:hAnsi="Arial"/>
+                <w:color w:val="1F2937"/>
+                <w:sz w:val="16"/>
+              </w:rPr>
+              <w:t>HU-02</w:t>
+            </w:r>
+          </w:p>
+        </w:tc>
+        <w:tc>
+          <w:tcPr>
+            <w:tcW w:type="dxa" w:w="3168"/>
+            <w:shd w:fill="F8F9FA"/>
+            <w:tcMar>
+              <w:top w:w="60" w:type="dxa"/>
+              <w:bottom w:w="60" w:type="dxa"/>
+              <w:left w:w="80" w:type="dxa"/>
+              <w:right w:w="80" w:type="dxa"/>
+            </w:tcMar>
+          </w:tcPr>
+          <w:p>
+            <w:pPr>
+              <w:spacing w:after="0"/>
+            </w:pPr>
+            <w:r>
+              <w:rPr>
+                <w:rFonts w:ascii="Arial" w:hAnsi="Arial"/>
+                <w:color w:val="1F2937"/>
+                <w:sz w:val="16"/>
+              </w:rPr>
+              <w:t>Integración visual de listas pendientes y realizadas unificadas</w:t>
+            </w:r>
+          </w:p>
+        </w:tc>
+        <w:tc>
+          <w:tcPr>
+            <w:tcW w:type="dxa" w:w="1584"/>
+            <w:shd w:fill="F8F9FA"/>
+            <w:tcMar>
+              <w:top w:w="60" w:type="dxa"/>
+              <w:bottom w:w="60" w:type="dxa"/>
+              <w:left w:w="80" w:type="dxa"/>
+              <w:right w:w="80" w:type="dxa"/>
+            </w:tcMar>
+          </w:tcPr>
+          <w:p>
+            <w:pPr>
+              <w:spacing w:after="0"/>
+            </w:pPr>
+            <w:r>
+              <w:rPr>
+                <w:rFonts w:ascii="Arial" w:hAnsi="Arial"/>
+                <w:color w:val="1F2937"/>
+                <w:sz w:val="16"/>
+              </w:rPr>
+              <w:t>Prototipado</w:t>
+            </w:r>
+          </w:p>
+        </w:tc>
+        <w:tc>
+          <w:tcPr>
+            <w:tcW w:type="dxa" w:w="720"/>
+            <w:shd w:fill="F8F9FA"/>
+            <w:tcMar>
+              <w:top w:w="60" w:type="dxa"/>
+              <w:bottom w:w="60" w:type="dxa"/>
+              <w:left w:w="80" w:type="dxa"/>
+              <w:right w:w="80" w:type="dxa"/>
+            </w:tcMar>
+          </w:tcPr>
+          <w:p>
+            <w:pPr>
+              <w:spacing w:after="0"/>
+              <w:jc w:val="right"/>
+            </w:pPr>
+            <w:r>
+              <w:rPr>
+                <w:rFonts w:ascii="Arial" w:hAnsi="Arial"/>
+                <w:color w:val="1F2937"/>
+                <w:sz w:val="16"/>
+              </w:rPr>
+              <w:t>2h</w:t>
+            </w:r>
+          </w:p>
+        </w:tc>
+        <w:tc>
+          <w:tcPr>
+            <w:tcW w:type="dxa" w:w="1296"/>
+            <w:shd w:fill="F8F9FA"/>
+            <w:tcMar>
+              <w:top w:w="60" w:type="dxa"/>
+              <w:bottom w:w="60" w:type="dxa"/>
+              <w:left w:w="80" w:type="dxa"/>
+              <w:right w:w="80" w:type="dxa"/>
+            </w:tcMar>
+          </w:tcPr>
+          <w:p>
+            <w:pPr>
+              <w:spacing w:after="0"/>
+            </w:pPr>
+            <w:r>
+              <w:rPr>
+                <w:rFonts w:ascii="Arial" w:hAnsi="Arial"/>
+                <w:color w:val="1F2937"/>
+                <w:sz w:val="16"/>
+              </w:rPr>
+              <w:t>Full-Stack Dev 2</w:t>
+            </w:r>
+          </w:p>
+        </w:tc>
+      </w:tr>
+      <w:tr>
+        <w:tc>
+          <w:tcPr>
+            <w:tcW w:type="dxa" w:w="1152"/>
+            <w:shd w:fill="FFFFFF"/>
+            <w:tcMar>
+              <w:top w:w="60" w:type="dxa"/>
+              <w:bottom w:w="60" w:type="dxa"/>
+              <w:left w:w="80" w:type="dxa"/>
+              <w:right w:w="80" w:type="dxa"/>
+            </w:tcMar>
+          </w:tcPr>
+          <w:p>
+            <w:pPr>
+              <w:spacing w:after="0"/>
+            </w:pPr>
+            <w:r>
+              <w:rPr>
+                <w:rFonts w:ascii="Arial" w:hAnsi="Arial"/>
+                <w:color w:val="1F2937"/>
+                <w:sz w:val="16"/>
+              </w:rPr>
+              <w:t>SUB-06</w:t>
+            </w:r>
+          </w:p>
+        </w:tc>
+        <w:tc>
+          <w:tcPr>
+            <w:tcW w:type="dxa" w:w="1440"/>
+            <w:shd w:fill="FFFFFF"/>
+            <w:tcMar>
+              <w:top w:w="60" w:type="dxa"/>
+              <w:bottom w:w="60" w:type="dxa"/>
+              <w:left w:w="80" w:type="dxa"/>
+              <w:right w:w="80" w:type="dxa"/>
+            </w:tcMar>
+          </w:tcPr>
+          <w:p>
+            <w:pPr>
+              <w:spacing w:after="0"/>
+            </w:pPr>
+            <w:r>
+              <w:rPr>
+                <w:rFonts w:ascii="Arial" w:hAnsi="Arial"/>
+                <w:color w:val="1F2937"/>
+                <w:sz w:val="16"/>
+              </w:rPr>
+              <w:t>HU-03</w:t>
+            </w:r>
+          </w:p>
+        </w:tc>
+        <w:tc>
+          <w:tcPr>
+            <w:tcW w:type="dxa" w:w="3168"/>
+            <w:shd w:fill="FFFFFF"/>
+            <w:tcMar>
+              <w:top w:w="60" w:type="dxa"/>
+              <w:bottom w:w="60" w:type="dxa"/>
+              <w:left w:w="80" w:type="dxa"/>
+              <w:right w:w="80" w:type="dxa"/>
+            </w:tcMar>
+          </w:tcPr>
+          <w:p>
+            <w:pPr>
+              <w:spacing w:after="0"/>
+            </w:pPr>
+            <w:r>
+              <w:rPr>
+                <w:rFonts w:ascii="Arial" w:hAnsi="Arial"/>
+                <w:color w:val="1F2937"/>
+                <w:sz w:val="16"/>
+              </w:rPr>
+              <w:t>Incorporación de código oficial de recibo en datos y tablas</w:t>
+            </w:r>
+          </w:p>
+        </w:tc>
+        <w:tc>
+          <w:tcPr>
+            <w:tcW w:type="dxa" w:w="1584"/>
+            <w:shd w:fill="FFFFFF"/>
+            <w:tcMar>
+              <w:top w:w="60" w:type="dxa"/>
+              <w:bottom w:w="60" w:type="dxa"/>
+              <w:left w:w="80" w:type="dxa"/>
+              <w:right w:w="80" w:type="dxa"/>
+            </w:tcMar>
+          </w:tcPr>
+          <w:p>
+            <w:pPr>
+              <w:spacing w:after="0"/>
+            </w:pPr>
+            <w:r>
+              <w:rPr>
+                <w:rFonts w:ascii="Arial" w:hAnsi="Arial"/>
+                <w:color w:val="1F2937"/>
+                <w:sz w:val="16"/>
+              </w:rPr>
+              <w:t>Codificación</w:t>
+            </w:r>
+          </w:p>
+        </w:tc>
+        <w:tc>
+          <w:tcPr>
+            <w:tcW w:type="dxa" w:w="720"/>
+            <w:shd w:fill="FFFFFF"/>
+            <w:tcMar>
+              <w:top w:w="60" w:type="dxa"/>
+              <w:bottom w:w="60" w:type="dxa"/>
+              <w:left w:w="80" w:type="dxa"/>
+              <w:right w:w="80" w:type="dxa"/>
+            </w:tcMar>
+          </w:tcPr>
+          <w:p>
+            <w:pPr>
+              <w:spacing w:after="0"/>
+              <w:jc w:val="right"/>
+            </w:pPr>
+            <w:r>
+              <w:rPr>
+                <w:rFonts w:ascii="Arial" w:hAnsi="Arial"/>
+                <w:color w:val="1F2937"/>
+                <w:sz w:val="16"/>
+              </w:rPr>
+              <w:t>2h</w:t>
+            </w:r>
+          </w:p>
+        </w:tc>
+        <w:tc>
+          <w:tcPr>
+            <w:tcW w:type="dxa" w:w="1296"/>
+            <w:shd w:fill="FFFFFF"/>
+            <w:tcMar>
+              <w:top w:w="60" w:type="dxa"/>
+              <w:bottom w:w="60" w:type="dxa"/>
+              <w:left w:w="80" w:type="dxa"/>
+              <w:right w:w="80" w:type="dxa"/>
+            </w:tcMar>
+          </w:tcPr>
+          <w:p>
+            <w:pPr>
+              <w:spacing w:after="0"/>
+            </w:pPr>
+            <w:r>
+              <w:rPr>
+                <w:rFonts w:ascii="Arial" w:hAnsi="Arial"/>
+                <w:color w:val="1F2937"/>
+                <w:sz w:val="16"/>
+              </w:rPr>
+              <w:t>Full-Stack Dev 1</w:t>
+            </w:r>
+          </w:p>
+        </w:tc>
+      </w:tr>
+      <w:tr>
+        <w:tc>
+          <w:tcPr>
+            <w:tcW w:type="dxa" w:w="1152"/>
+            <w:shd w:fill="F8F9FA"/>
+            <w:tcMar>
+              <w:top w:w="60" w:type="dxa"/>
+              <w:bottom w:w="60" w:type="dxa"/>
+              <w:left w:w="80" w:type="dxa"/>
+              <w:right w:w="80" w:type="dxa"/>
+            </w:tcMar>
+          </w:tcPr>
+          <w:p>
+            <w:pPr>
+              <w:spacing w:after="0"/>
+            </w:pPr>
+            <w:r>
+              <w:rPr>
+                <w:rFonts w:ascii="Arial" w:hAnsi="Arial"/>
+                <w:color w:val="1F2937"/>
+                <w:sz w:val="16"/>
+              </w:rPr>
+              <w:t>SUB-07</w:t>
+            </w:r>
+          </w:p>
+        </w:tc>
+        <w:tc>
+          <w:tcPr>
+            <w:tcW w:type="dxa" w:w="1440"/>
+            <w:shd w:fill="F8F9FA"/>
+            <w:tcMar>
+              <w:top w:w="60" w:type="dxa"/>
+              <w:bottom w:w="60" w:type="dxa"/>
+              <w:left w:w="80" w:type="dxa"/>
+              <w:right w:w="80" w:type="dxa"/>
+            </w:tcMar>
+          </w:tcPr>
+          <w:p>
+            <w:pPr>
+              <w:spacing w:after="0"/>
+            </w:pPr>
+            <w:r>
+              <w:rPr>
+                <w:rFonts w:ascii="Arial" w:hAnsi="Arial"/>
+                <w:color w:val="1F2937"/>
+                <w:sz w:val="16"/>
+              </w:rPr>
+              <w:t>HU-03</w:t>
+            </w:r>
+          </w:p>
+        </w:tc>
+        <w:tc>
+          <w:tcPr>
+            <w:tcW w:type="dxa" w:w="3168"/>
+            <w:shd w:fill="F8F9FA"/>
+            <w:tcMar>
+              <w:top w:w="60" w:type="dxa"/>
+              <w:bottom w:w="60" w:type="dxa"/>
+              <w:left w:w="80" w:type="dxa"/>
+              <w:right w:w="80" w:type="dxa"/>
+            </w:tcMar>
+          </w:tcPr>
+          <w:p>
+            <w:pPr>
+              <w:spacing w:after="0"/>
+            </w:pPr>
+            <w:r>
+              <w:rPr>
+                <w:rFonts w:ascii="Arial" w:hAnsi="Arial"/>
+                <w:color w:val="1F2937"/>
+                <w:sz w:val="16"/>
+              </w:rPr>
+              <w:t>Módulo de comprobación de titularidad (Foto DNI / Titular)</w:t>
+            </w:r>
+          </w:p>
+        </w:tc>
+        <w:tc>
+          <w:tcPr>
+            <w:tcW w:type="dxa" w:w="1584"/>
+            <w:shd w:fill="F8F9FA"/>
+            <w:tcMar>
+              <w:top w:w="60" w:type="dxa"/>
+              <w:bottom w:w="60" w:type="dxa"/>
+              <w:left w:w="80" w:type="dxa"/>
+              <w:right w:w="80" w:type="dxa"/>
+            </w:tcMar>
+          </w:tcPr>
+          <w:p>
+            <w:pPr>
+              <w:spacing w:after="0"/>
+            </w:pPr>
+            <w:r>
+              <w:rPr>
+                <w:rFonts w:ascii="Arial" w:hAnsi="Arial"/>
+                <w:color w:val="1F2937"/>
+                <w:sz w:val="16"/>
+              </w:rPr>
+              <w:t>Codificación</w:t>
+            </w:r>
+          </w:p>
+        </w:tc>
+        <w:tc>
+          <w:tcPr>
+            <w:tcW w:type="dxa" w:w="720"/>
+            <w:shd w:fill="F8F9FA"/>
+            <w:tcMar>
+              <w:top w:w="60" w:type="dxa"/>
+              <w:bottom w:w="60" w:type="dxa"/>
+              <w:left w:w="80" w:type="dxa"/>
+              <w:right w:w="80" w:type="dxa"/>
+            </w:tcMar>
+          </w:tcPr>
+          <w:p>
+            <w:pPr>
+              <w:spacing w:after="0"/>
+              <w:jc w:val="right"/>
+            </w:pPr>
+            <w:r>
+              <w:rPr>
+                <w:rFonts w:ascii="Arial" w:hAnsi="Arial"/>
+                <w:color w:val="1F2937"/>
+                <w:sz w:val="16"/>
+              </w:rPr>
+              <w:t>3h</w:t>
+            </w:r>
+          </w:p>
+        </w:tc>
+        <w:tc>
+          <w:tcPr>
+            <w:tcW w:type="dxa" w:w="1296"/>
+            <w:shd w:fill="F8F9FA"/>
+            <w:tcMar>
+              <w:top w:w="60" w:type="dxa"/>
+              <w:bottom w:w="60" w:type="dxa"/>
+              <w:left w:w="80" w:type="dxa"/>
+              <w:right w:w="80" w:type="dxa"/>
+            </w:tcMar>
+          </w:tcPr>
+          <w:p>
+            <w:pPr>
+              <w:spacing w:after="0"/>
+            </w:pPr>
+            <w:r>
+              <w:rPr>
+                <w:rFonts w:ascii="Arial" w:hAnsi="Arial"/>
+                <w:color w:val="1F2937"/>
+                <w:sz w:val="16"/>
+              </w:rPr>
+              <w:t>Full-Stack Dev 2</w:t>
+            </w:r>
+          </w:p>
+        </w:tc>
+      </w:tr>
+      <w:tr>
+        <w:tc>
+          <w:tcPr>
+            <w:tcW w:type="dxa" w:w="1152"/>
+            <w:shd w:fill="FFFFFF"/>
+            <w:tcMar>
+              <w:top w:w="60" w:type="dxa"/>
+              <w:bottom w:w="60" w:type="dxa"/>
+              <w:left w:w="80" w:type="dxa"/>
+              <w:right w:w="80" w:type="dxa"/>
+            </w:tcMar>
+          </w:tcPr>
+          <w:p>
+            <w:pPr>
+              <w:spacing w:after="0"/>
+            </w:pPr>
+            <w:r>
+              <w:rPr>
+                <w:rFonts w:ascii="Arial" w:hAnsi="Arial"/>
+                <w:color w:val="1F2937"/>
+                <w:sz w:val="16"/>
+              </w:rPr>
+              <w:t>SUB-08</w:t>
+            </w:r>
+          </w:p>
+        </w:tc>
+        <w:tc>
+          <w:tcPr>
+            <w:tcW w:type="dxa" w:w="1440"/>
+            <w:shd w:fill="FFFFFF"/>
+            <w:tcMar>
+              <w:top w:w="60" w:type="dxa"/>
+              <w:bottom w:w="60" w:type="dxa"/>
+              <w:left w:w="80" w:type="dxa"/>
+              <w:right w:w="80" w:type="dxa"/>
+            </w:tcMar>
+          </w:tcPr>
+          <w:p>
+            <w:pPr>
+              <w:spacing w:after="0"/>
+            </w:pPr>
+            <w:r>
+              <w:rPr>
+                <w:rFonts w:ascii="Arial" w:hAnsi="Arial"/>
+                <w:color w:val="1F2937"/>
+                <w:sz w:val="16"/>
+              </w:rPr>
+              <w:t>HU-04</w:t>
+            </w:r>
+          </w:p>
+        </w:tc>
+        <w:tc>
+          <w:tcPr>
+            <w:tcW w:type="dxa" w:w="3168"/>
+            <w:shd w:fill="FFFFFF"/>
+            <w:tcMar>
+              <w:top w:w="60" w:type="dxa"/>
+              <w:bottom w:w="60" w:type="dxa"/>
+              <w:left w:w="80" w:type="dxa"/>
+              <w:right w:w="80" w:type="dxa"/>
+            </w:tcMar>
+          </w:tcPr>
+          <w:p>
+            <w:pPr>
+              <w:spacing w:after="0"/>
+            </w:pPr>
+            <w:r>
+              <w:rPr>
+                <w:rFonts w:ascii="Arial" w:hAnsi="Arial"/>
+                <w:color w:val="1F2937"/>
+                <w:sz w:val="16"/>
+              </w:rPr>
+              <w:t>Módulo de registro de proveedores con billetera Yape</w:t>
+            </w:r>
+          </w:p>
+        </w:tc>
+        <w:tc>
+          <w:tcPr>
+            <w:tcW w:type="dxa" w:w="1584"/>
+            <w:shd w:fill="FFFFFF"/>
+            <w:tcMar>
+              <w:top w:w="60" w:type="dxa"/>
+              <w:bottom w:w="60" w:type="dxa"/>
+              <w:left w:w="80" w:type="dxa"/>
+              <w:right w:w="80" w:type="dxa"/>
+            </w:tcMar>
+          </w:tcPr>
+          <w:p>
+            <w:pPr>
+              <w:spacing w:after="0"/>
+            </w:pPr>
+            <w:r>
+              <w:rPr>
+                <w:rFonts w:ascii="Arial" w:hAnsi="Arial"/>
+                <w:color w:val="1F2937"/>
+                <w:sz w:val="16"/>
+              </w:rPr>
+              <w:t>Codificación</w:t>
+            </w:r>
+          </w:p>
+        </w:tc>
+        <w:tc>
+          <w:tcPr>
+            <w:tcW w:type="dxa" w:w="720"/>
+            <w:shd w:fill="FFFFFF"/>
+            <w:tcMar>
+              <w:top w:w="60" w:type="dxa"/>
+              <w:bottom w:w="60" w:type="dxa"/>
+              <w:left w:w="80" w:type="dxa"/>
+              <w:right w:w="80" w:type="dxa"/>
+            </w:tcMar>
+          </w:tcPr>
+          <w:p>
+            <w:pPr>
+              <w:spacing w:after="0"/>
+              <w:jc w:val="right"/>
+            </w:pPr>
+            <w:r>
+              <w:rPr>
+                <w:rFonts w:ascii="Arial" w:hAnsi="Arial"/>
+                <w:color w:val="1F2937"/>
+                <w:sz w:val="16"/>
+              </w:rPr>
+              <w:t>3h</w:t>
+            </w:r>
+          </w:p>
+        </w:tc>
+        <w:tc>
+          <w:tcPr>
+            <w:tcW w:type="dxa" w:w="1296"/>
+            <w:shd w:fill="FFFFFF"/>
+            <w:tcMar>
+              <w:top w:w="60" w:type="dxa"/>
+              <w:bottom w:w="60" w:type="dxa"/>
+              <w:left w:w="80" w:type="dxa"/>
+              <w:right w:w="80" w:type="dxa"/>
+            </w:tcMar>
+          </w:tcPr>
+          <w:p>
+            <w:pPr>
+              <w:spacing w:after="0"/>
+            </w:pPr>
+            <w:r>
+              <w:rPr>
+                <w:rFonts w:ascii="Arial" w:hAnsi="Arial"/>
+                <w:color w:val="1F2937"/>
+                <w:sz w:val="16"/>
+              </w:rPr>
+              <w:t>Full-Stack Dev 1</w:t>
+            </w:r>
+          </w:p>
+        </w:tc>
+      </w:tr>
+      <w:tr>
+        <w:tc>
+          <w:tcPr>
+            <w:tcW w:type="dxa" w:w="1152"/>
+            <w:shd w:fill="F8F9FA"/>
+            <w:tcMar>
+              <w:top w:w="60" w:type="dxa"/>
+              <w:bottom w:w="60" w:type="dxa"/>
+              <w:left w:w="80" w:type="dxa"/>
+              <w:right w:w="80" w:type="dxa"/>
+            </w:tcMar>
+          </w:tcPr>
+          <w:p>
+            <w:pPr>
+              <w:spacing w:after="0"/>
+            </w:pPr>
+            <w:r>
+              <w:rPr>
+                <w:rFonts w:ascii="Arial" w:hAnsi="Arial"/>
+                <w:color w:val="1F2937"/>
+                <w:sz w:val="16"/>
+              </w:rPr>
+              <w:t>SUB-09</w:t>
+            </w:r>
+          </w:p>
+        </w:tc>
+        <w:tc>
+          <w:tcPr>
+            <w:tcW w:type="dxa" w:w="1440"/>
+            <w:shd w:fill="F8F9FA"/>
+            <w:tcMar>
+              <w:top w:w="60" w:type="dxa"/>
+              <w:bottom w:w="60" w:type="dxa"/>
+              <w:left w:w="80" w:type="dxa"/>
+              <w:right w:w="80" w:type="dxa"/>
+            </w:tcMar>
+          </w:tcPr>
+          <w:p>
+            <w:pPr>
+              <w:spacing w:after="0"/>
+            </w:pPr>
+            <w:r>
+              <w:rPr>
+                <w:rFonts w:ascii="Arial" w:hAnsi="Arial"/>
+                <w:color w:val="1F2937"/>
+                <w:sz w:val="16"/>
+              </w:rPr>
+              <w:t>HU-04</w:t>
+            </w:r>
+          </w:p>
+        </w:tc>
+        <w:tc>
+          <w:tcPr>
+            <w:tcW w:type="dxa" w:w="3168"/>
+            <w:shd w:fill="F8F9FA"/>
+            <w:tcMar>
+              <w:top w:w="60" w:type="dxa"/>
+              <w:bottom w:w="60" w:type="dxa"/>
+              <w:left w:w="80" w:type="dxa"/>
+              <w:right w:w="80" w:type="dxa"/>
+            </w:tcMar>
+          </w:tcPr>
+          <w:p>
+            <w:pPr>
+              <w:spacing w:after="0"/>
+            </w:pPr>
+            <w:r>
+              <w:rPr>
+                <w:rFonts w:ascii="Arial" w:hAnsi="Arial"/>
+                <w:color w:val="1F2937"/>
+                <w:sz w:val="16"/>
+              </w:rPr>
+              <w:t>Almacenamiento dinámico de nuevos tipos de gasto por Gerencia</w:t>
+            </w:r>
+          </w:p>
+        </w:tc>
+        <w:tc>
+          <w:tcPr>
+            <w:tcW w:type="dxa" w:w="1584"/>
+            <w:shd w:fill="F8F9FA"/>
+            <w:tcMar>
+              <w:top w:w="60" w:type="dxa"/>
+              <w:bottom w:w="60" w:type="dxa"/>
+              <w:left w:w="80" w:type="dxa"/>
+              <w:right w:w="80" w:type="dxa"/>
+            </w:tcMar>
+          </w:tcPr>
+          <w:p>
+            <w:pPr>
+              <w:spacing w:after="0"/>
+            </w:pPr>
+            <w:r>
+              <w:rPr>
+                <w:rFonts w:ascii="Arial" w:hAnsi="Arial"/>
+                <w:color w:val="1F2937"/>
+                <w:sz w:val="16"/>
+              </w:rPr>
+              <w:t>Codificación</w:t>
+            </w:r>
+          </w:p>
+        </w:tc>
+        <w:tc>
+          <w:tcPr>
+            <w:tcW w:type="dxa" w:w="720"/>
+            <w:shd w:fill="F8F9FA"/>
+            <w:tcMar>
+              <w:top w:w="60" w:type="dxa"/>
+              <w:bottom w:w="60" w:type="dxa"/>
+              <w:left w:w="80" w:type="dxa"/>
+              <w:right w:w="80" w:type="dxa"/>
+            </w:tcMar>
+          </w:tcPr>
+          <w:p>
+            <w:pPr>
+              <w:spacing w:after="0"/>
+              <w:jc w:val="right"/>
+            </w:pPr>
+            <w:r>
+              <w:rPr>
+                <w:rFonts w:ascii="Arial" w:hAnsi="Arial"/>
+                <w:color w:val="1F2937"/>
+                <w:sz w:val="16"/>
+              </w:rPr>
+              <w:t>2h</w:t>
+            </w:r>
+          </w:p>
+        </w:tc>
+        <w:tc>
+          <w:tcPr>
+            <w:tcW w:type="dxa" w:w="1296"/>
+            <w:shd w:fill="F8F9FA"/>
+            <w:tcMar>
+              <w:top w:w="60" w:type="dxa"/>
+              <w:bottom w:w="60" w:type="dxa"/>
+              <w:left w:w="80" w:type="dxa"/>
+              <w:right w:w="80" w:type="dxa"/>
+            </w:tcMar>
+          </w:tcPr>
+          <w:p>
+            <w:pPr>
+              <w:spacing w:after="0"/>
+            </w:pPr>
+            <w:r>
+              <w:rPr>
+                <w:rFonts w:ascii="Arial" w:hAnsi="Arial"/>
+                <w:color w:val="1F2937"/>
+                <w:sz w:val="16"/>
+              </w:rPr>
+              <w:t>Full-Stack Dev 1</w:t>
+            </w:r>
+          </w:p>
+        </w:tc>
+      </w:tr>
+      <w:tr>
+        <w:tc>
+          <w:tcPr>
+            <w:tcW w:type="dxa" w:w="1152"/>
+            <w:shd w:fill="FFFFFF"/>
+            <w:tcMar>
+              <w:top w:w="60" w:type="dxa"/>
+              <w:bottom w:w="60" w:type="dxa"/>
+              <w:left w:w="80" w:type="dxa"/>
+              <w:right w:w="80" w:type="dxa"/>
+            </w:tcMar>
+          </w:tcPr>
+          <w:p>
+            <w:pPr>
+              <w:spacing w:after="0"/>
+            </w:pPr>
+            <w:r>
+              <w:rPr>
+                <w:rFonts w:ascii="Arial" w:hAnsi="Arial"/>
+                <w:color w:val="1F2937"/>
+                <w:sz w:val="16"/>
+              </w:rPr>
+              <w:t>SUB-10</w:t>
+            </w:r>
+          </w:p>
+        </w:tc>
+        <w:tc>
+          <w:tcPr>
+            <w:tcW w:type="dxa" w:w="1440"/>
+            <w:shd w:fill="FFFFFF"/>
+            <w:tcMar>
+              <w:top w:w="60" w:type="dxa"/>
+              <w:bottom w:w="60" w:type="dxa"/>
+              <w:left w:w="80" w:type="dxa"/>
+              <w:right w:w="80" w:type="dxa"/>
+            </w:tcMar>
+          </w:tcPr>
+          <w:p>
+            <w:pPr>
+              <w:spacing w:after="0"/>
+            </w:pPr>
+            <w:r>
+              <w:rPr>
+                <w:rFonts w:ascii="Arial" w:hAnsi="Arial"/>
+                <w:color w:val="1F2937"/>
+                <w:sz w:val="16"/>
+              </w:rPr>
+              <w:t>HU-04</w:t>
+            </w:r>
+          </w:p>
+        </w:tc>
+        <w:tc>
+          <w:tcPr>
+            <w:tcW w:type="dxa" w:w="3168"/>
+            <w:shd w:fill="FFFFFF"/>
+            <w:tcMar>
+              <w:top w:w="60" w:type="dxa"/>
+              <w:bottom w:w="60" w:type="dxa"/>
+              <w:left w:w="80" w:type="dxa"/>
+              <w:right w:w="80" w:type="dxa"/>
+            </w:tcMar>
+          </w:tcPr>
+          <w:p>
+            <w:pPr>
+              <w:spacing w:after="0"/>
+            </w:pPr>
+            <w:r>
+              <w:rPr>
+                <w:rFonts w:ascii="Arial" w:hAnsi="Arial"/>
+                <w:color w:val="1F2937"/>
+                <w:sz w:val="16"/>
+              </w:rPr>
+              <w:t>Modal de consulta del catálogo de proveedores aprobados</w:t>
+            </w:r>
+          </w:p>
+        </w:tc>
+        <w:tc>
+          <w:tcPr>
+            <w:tcW w:type="dxa" w:w="1584"/>
+            <w:shd w:fill="FFFFFF"/>
+            <w:tcMar>
+              <w:top w:w="60" w:type="dxa"/>
+              <w:bottom w:w="60" w:type="dxa"/>
+              <w:left w:w="80" w:type="dxa"/>
+              <w:right w:w="80" w:type="dxa"/>
+            </w:tcMar>
+          </w:tcPr>
+          <w:p>
+            <w:pPr>
+              <w:spacing w:after="0"/>
+            </w:pPr>
+            <w:r>
+              <w:rPr>
+                <w:rFonts w:ascii="Arial" w:hAnsi="Arial"/>
+                <w:color w:val="1F2937"/>
+                <w:sz w:val="16"/>
+              </w:rPr>
+              <w:t>Prototipado</w:t>
+            </w:r>
+          </w:p>
+        </w:tc>
+        <w:tc>
+          <w:tcPr>
+            <w:tcW w:type="dxa" w:w="720"/>
+            <w:shd w:fill="FFFFFF"/>
+            <w:tcMar>
+              <w:top w:w="60" w:type="dxa"/>
+              <w:bottom w:w="60" w:type="dxa"/>
+              <w:left w:w="80" w:type="dxa"/>
+              <w:right w:w="80" w:type="dxa"/>
+            </w:tcMar>
+          </w:tcPr>
+          <w:p>
+            <w:pPr>
+              <w:spacing w:after="0"/>
+              <w:jc w:val="right"/>
+            </w:pPr>
+            <w:r>
+              <w:rPr>
+                <w:rFonts w:ascii="Arial" w:hAnsi="Arial"/>
+                <w:color w:val="1F2937"/>
+                <w:sz w:val="16"/>
+              </w:rPr>
+              <w:t>2h</w:t>
+            </w:r>
+          </w:p>
+        </w:tc>
+        <w:tc>
+          <w:tcPr>
+            <w:tcW w:type="dxa" w:w="1296"/>
+            <w:shd w:fill="FFFFFF"/>
+            <w:tcMar>
+              <w:top w:w="60" w:type="dxa"/>
+              <w:bottom w:w="60" w:type="dxa"/>
+              <w:left w:w="80" w:type="dxa"/>
+              <w:right w:w="80" w:type="dxa"/>
+            </w:tcMar>
+          </w:tcPr>
+          <w:p>
+            <w:pPr>
+              <w:spacing w:after="0"/>
+            </w:pPr>
+            <w:r>
+              <w:rPr>
+                <w:rFonts w:ascii="Arial" w:hAnsi="Arial"/>
+                <w:color w:val="1F2937"/>
+                <w:sz w:val="16"/>
+              </w:rPr>
+              <w:t>Full-Stack Dev 2</w:t>
+            </w:r>
+          </w:p>
+        </w:tc>
+      </w:tr>
+      <w:tr>
+        <w:tc>
+          <w:tcPr>
+            <w:tcW w:type="dxa" w:w="1152"/>
+            <w:shd w:fill="F8F9FA"/>
+            <w:tcMar>
+              <w:top w:w="60" w:type="dxa"/>
+              <w:bottom w:w="60" w:type="dxa"/>
+              <w:left w:w="80" w:type="dxa"/>
+              <w:right w:w="80" w:type="dxa"/>
+            </w:tcMar>
+          </w:tcPr>
+          <w:p>
+            <w:pPr>
+              <w:spacing w:after="0"/>
+            </w:pPr>
+            <w:r>
+              <w:rPr>
+                <w:rFonts w:ascii="Arial" w:hAnsi="Arial"/>
+                <w:color w:val="1F2937"/>
+                <w:sz w:val="16"/>
+              </w:rPr>
+              <w:t>SUB-11</w:t>
+            </w:r>
+          </w:p>
+        </w:tc>
+        <w:tc>
+          <w:tcPr>
+            <w:tcW w:type="dxa" w:w="1440"/>
+            <w:shd w:fill="F8F9FA"/>
+            <w:tcMar>
+              <w:top w:w="60" w:type="dxa"/>
+              <w:bottom w:w="60" w:type="dxa"/>
+              <w:left w:w="80" w:type="dxa"/>
+              <w:right w:w="80" w:type="dxa"/>
+            </w:tcMar>
+          </w:tcPr>
+          <w:p>
+            <w:pPr>
+              <w:spacing w:after="0"/>
+            </w:pPr>
+            <w:r>
+              <w:rPr>
+                <w:rFonts w:ascii="Arial" w:hAnsi="Arial"/>
+                <w:color w:val="1F2937"/>
+                <w:sz w:val="16"/>
+              </w:rPr>
+              <w:t>HU-05</w:t>
+            </w:r>
+          </w:p>
+        </w:tc>
+        <w:tc>
+          <w:tcPr>
+            <w:tcW w:type="dxa" w:w="3168"/>
+            <w:shd w:fill="F8F9FA"/>
+            <w:tcMar>
+              <w:top w:w="60" w:type="dxa"/>
+              <w:bottom w:w="60" w:type="dxa"/>
+              <w:left w:w="80" w:type="dxa"/>
+              <w:right w:w="80" w:type="dxa"/>
+            </w:tcMar>
+          </w:tcPr>
+          <w:p>
+            <w:pPr>
+              <w:spacing w:after="0"/>
+            </w:pPr>
+            <w:r>
+              <w:rPr>
+                <w:rFonts w:ascii="Arial" w:hAnsi="Arial"/>
+                <w:color w:val="1F2937"/>
+                <w:sz w:val="16"/>
+              </w:rPr>
+              <w:t>Despliegue contextual de número y titular de Yape al pagar</w:t>
+            </w:r>
+          </w:p>
+        </w:tc>
+        <w:tc>
+          <w:tcPr>
+            <w:tcW w:type="dxa" w:w="1584"/>
+            <w:shd w:fill="F8F9FA"/>
+            <w:tcMar>
+              <w:top w:w="60" w:type="dxa"/>
+              <w:bottom w:w="60" w:type="dxa"/>
+              <w:left w:w="80" w:type="dxa"/>
+              <w:right w:w="80" w:type="dxa"/>
+            </w:tcMar>
+          </w:tcPr>
+          <w:p>
+            <w:pPr>
+              <w:spacing w:after="0"/>
+            </w:pPr>
+            <w:r>
+              <w:rPr>
+                <w:rFonts w:ascii="Arial" w:hAnsi="Arial"/>
+                <w:color w:val="1F2937"/>
+                <w:sz w:val="16"/>
+              </w:rPr>
+              <w:t>Codificación</w:t>
+            </w:r>
+          </w:p>
+        </w:tc>
+        <w:tc>
+          <w:tcPr>
+            <w:tcW w:type="dxa" w:w="720"/>
+            <w:shd w:fill="F8F9FA"/>
+            <w:tcMar>
+              <w:top w:w="60" w:type="dxa"/>
+              <w:bottom w:w="60" w:type="dxa"/>
+              <w:left w:w="80" w:type="dxa"/>
+              <w:right w:w="80" w:type="dxa"/>
+            </w:tcMar>
+          </w:tcPr>
+          <w:p>
+            <w:pPr>
+              <w:spacing w:after="0"/>
+              <w:jc w:val="right"/>
+            </w:pPr>
+            <w:r>
+              <w:rPr>
+                <w:rFonts w:ascii="Arial" w:hAnsi="Arial"/>
+                <w:color w:val="1F2937"/>
+                <w:sz w:val="16"/>
+              </w:rPr>
+              <w:t>2h</w:t>
+            </w:r>
+          </w:p>
+        </w:tc>
+        <w:tc>
+          <w:tcPr>
+            <w:tcW w:type="dxa" w:w="1296"/>
+            <w:shd w:fill="F8F9FA"/>
+            <w:tcMar>
+              <w:top w:w="60" w:type="dxa"/>
+              <w:bottom w:w="60" w:type="dxa"/>
+              <w:left w:w="80" w:type="dxa"/>
+              <w:right w:w="80" w:type="dxa"/>
+            </w:tcMar>
+          </w:tcPr>
+          <w:p>
+            <w:pPr>
+              <w:spacing w:after="0"/>
+            </w:pPr>
+            <w:r>
+              <w:rPr>
+                <w:rFonts w:ascii="Arial" w:hAnsi="Arial"/>
+                <w:color w:val="1F2937"/>
+                <w:sz w:val="16"/>
+              </w:rPr>
+              <w:t>Full-Stack Dev 1</w:t>
+            </w:r>
+          </w:p>
+        </w:tc>
+      </w:tr>
+      <w:tr>
+        <w:tc>
+          <w:tcPr>
+            <w:tcW w:type="dxa" w:w="1152"/>
+            <w:shd w:fill="FFFFFF"/>
+            <w:tcMar>
+              <w:top w:w="60" w:type="dxa"/>
+              <w:bottom w:w="60" w:type="dxa"/>
+              <w:left w:w="80" w:type="dxa"/>
+              <w:right w:w="80" w:type="dxa"/>
+            </w:tcMar>
+          </w:tcPr>
+          <w:p>
+            <w:pPr>
+              <w:spacing w:after="0"/>
+            </w:pPr>
+            <w:r>
+              <w:rPr>
+                <w:rFonts w:ascii="Arial" w:hAnsi="Arial"/>
+                <w:color w:val="1F2937"/>
+                <w:sz w:val="16"/>
+              </w:rPr>
+              <w:t>SUB-12</w:t>
+            </w:r>
+          </w:p>
+        </w:tc>
+        <w:tc>
+          <w:tcPr>
+            <w:tcW w:type="dxa" w:w="1440"/>
+            <w:shd w:fill="FFFFFF"/>
+            <w:tcMar>
+              <w:top w:w="60" w:type="dxa"/>
+              <w:bottom w:w="60" w:type="dxa"/>
+              <w:left w:w="80" w:type="dxa"/>
+              <w:right w:w="80" w:type="dxa"/>
+            </w:tcMar>
+          </w:tcPr>
+          <w:p>
+            <w:pPr>
+              <w:spacing w:after="0"/>
+            </w:pPr>
+            <w:r>
+              <w:rPr>
+                <w:rFonts w:ascii="Arial" w:hAnsi="Arial"/>
+                <w:color w:val="1F2937"/>
+                <w:sz w:val="16"/>
+              </w:rPr>
+              <w:t>HU-05</w:t>
+            </w:r>
+          </w:p>
+        </w:tc>
+        <w:tc>
+          <w:tcPr>
+            <w:tcW w:type="dxa" w:w="3168"/>
+            <w:shd w:fill="FFFFFF"/>
+            <w:tcMar>
+              <w:top w:w="60" w:type="dxa"/>
+              <w:bottom w:w="60" w:type="dxa"/>
+              <w:left w:w="80" w:type="dxa"/>
+              <w:right w:w="80" w:type="dxa"/>
+            </w:tcMar>
+          </w:tcPr>
+          <w:p>
+            <w:pPr>
+              <w:spacing w:after="0"/>
+            </w:pPr>
+            <w:r>
+              <w:rPr>
+                <w:rFonts w:ascii="Arial" w:hAnsi="Arial"/>
+                <w:color w:val="1F2937"/>
+                <w:sz w:val="16"/>
+              </w:rPr>
+              <w:t>Algoritmo de redondeo legal de céntimos en efectivo (Ley 29571)</w:t>
+            </w:r>
+          </w:p>
+        </w:tc>
+        <w:tc>
+          <w:tcPr>
+            <w:tcW w:type="dxa" w:w="1584"/>
+            <w:shd w:fill="FFFFFF"/>
+            <w:tcMar>
+              <w:top w:w="60" w:type="dxa"/>
+              <w:bottom w:w="60" w:type="dxa"/>
+              <w:left w:w="80" w:type="dxa"/>
+              <w:right w:w="80" w:type="dxa"/>
+            </w:tcMar>
+          </w:tcPr>
+          <w:p>
+            <w:pPr>
+              <w:spacing w:after="0"/>
+            </w:pPr>
+            <w:r>
+              <w:rPr>
+                <w:rFonts w:ascii="Arial" w:hAnsi="Arial"/>
+                <w:color w:val="1F2937"/>
+                <w:sz w:val="16"/>
+              </w:rPr>
+              <w:t>Codificación</w:t>
+            </w:r>
+          </w:p>
+        </w:tc>
+        <w:tc>
+          <w:tcPr>
+            <w:tcW w:type="dxa" w:w="720"/>
+            <w:shd w:fill="FFFFFF"/>
+            <w:tcMar>
+              <w:top w:w="60" w:type="dxa"/>
+              <w:bottom w:w="60" w:type="dxa"/>
+              <w:left w:w="80" w:type="dxa"/>
+              <w:right w:w="80" w:type="dxa"/>
+            </w:tcMar>
+          </w:tcPr>
+          <w:p>
+            <w:pPr>
+              <w:spacing w:after="0"/>
+              <w:jc w:val="right"/>
+            </w:pPr>
+            <w:r>
+              <w:rPr>
+                <w:rFonts w:ascii="Arial" w:hAnsi="Arial"/>
+                <w:color w:val="1F2937"/>
+                <w:sz w:val="16"/>
+              </w:rPr>
+              <w:t>3h</w:t>
+            </w:r>
+          </w:p>
+        </w:tc>
+        <w:tc>
+          <w:tcPr>
+            <w:tcW w:type="dxa" w:w="1296"/>
+            <w:shd w:fill="FFFFFF"/>
+            <w:tcMar>
+              <w:top w:w="60" w:type="dxa"/>
+              <w:bottom w:w="60" w:type="dxa"/>
+              <w:left w:w="80" w:type="dxa"/>
+              <w:right w:w="80" w:type="dxa"/>
+            </w:tcMar>
+          </w:tcPr>
+          <w:p>
+            <w:pPr>
+              <w:spacing w:after="0"/>
+            </w:pPr>
+            <w:r>
+              <w:rPr>
+                <w:rFonts w:ascii="Arial" w:hAnsi="Arial"/>
+                <w:color w:val="1F2937"/>
+                <w:sz w:val="16"/>
+              </w:rPr>
+              <w:t>Full-Stack Dev 1</w:t>
+            </w:r>
+          </w:p>
+        </w:tc>
+      </w:tr>
+      <w:tr>
+        <w:tc>
+          <w:tcPr>
+            <w:tcW w:type="dxa" w:w="1152"/>
+            <w:shd w:fill="F8F9FA"/>
+            <w:tcMar>
+              <w:top w:w="60" w:type="dxa"/>
+              <w:bottom w:w="60" w:type="dxa"/>
+              <w:left w:w="80" w:type="dxa"/>
+              <w:right w:w="80" w:type="dxa"/>
+            </w:tcMar>
+          </w:tcPr>
+          <w:p>
+            <w:pPr>
+              <w:spacing w:after="0"/>
+            </w:pPr>
+            <w:r>
+              <w:rPr>
+                <w:rFonts w:ascii="Arial" w:hAnsi="Arial"/>
+                <w:color w:val="1F2937"/>
+                <w:sz w:val="16"/>
+              </w:rPr>
+              <w:t>SUB-13</w:t>
+            </w:r>
+          </w:p>
+        </w:tc>
+        <w:tc>
+          <w:tcPr>
+            <w:tcW w:type="dxa" w:w="1440"/>
+            <w:shd w:fill="F8F9FA"/>
+            <w:tcMar>
+              <w:top w:w="60" w:type="dxa"/>
+              <w:bottom w:w="60" w:type="dxa"/>
+              <w:left w:w="80" w:type="dxa"/>
+              <w:right w:w="80" w:type="dxa"/>
+            </w:tcMar>
+          </w:tcPr>
+          <w:p>
+            <w:pPr>
+              <w:spacing w:after="0"/>
+            </w:pPr>
+            <w:r>
+              <w:rPr>
+                <w:rFonts w:ascii="Arial" w:hAnsi="Arial"/>
+                <w:color w:val="1F2937"/>
+                <w:sz w:val="16"/>
+              </w:rPr>
+              <w:t>HU-05</w:t>
+            </w:r>
+          </w:p>
+        </w:tc>
+        <w:tc>
+          <w:tcPr>
+            <w:tcW w:type="dxa" w:w="3168"/>
+            <w:shd w:fill="F8F9FA"/>
+            <w:tcMar>
+              <w:top w:w="60" w:type="dxa"/>
+              <w:bottom w:w="60" w:type="dxa"/>
+              <w:left w:w="80" w:type="dxa"/>
+              <w:right w:w="80" w:type="dxa"/>
+            </w:tcMar>
+          </w:tcPr>
+          <w:p>
+            <w:pPr>
+              <w:spacing w:after="0"/>
+            </w:pPr>
+            <w:r>
+              <w:rPr>
+                <w:rFonts w:ascii="Arial" w:hAnsi="Arial"/>
+                <w:color w:val="1F2937"/>
+                <w:sz w:val="16"/>
+              </w:rPr>
+              <w:t>Control de efectivo recibido y cálculo de vuelto en pantalla</w:t>
+            </w:r>
+          </w:p>
+        </w:tc>
+        <w:tc>
+          <w:tcPr>
+            <w:tcW w:type="dxa" w:w="1584"/>
+            <w:shd w:fill="F8F9FA"/>
+            <w:tcMar>
+              <w:top w:w="60" w:type="dxa"/>
+              <w:bottom w:w="60" w:type="dxa"/>
+              <w:left w:w="80" w:type="dxa"/>
+              <w:right w:w="80" w:type="dxa"/>
+            </w:tcMar>
+          </w:tcPr>
+          <w:p>
+            <w:pPr>
+              <w:spacing w:after="0"/>
+            </w:pPr>
+            <w:r>
+              <w:rPr>
+                <w:rFonts w:ascii="Arial" w:hAnsi="Arial"/>
+                <w:color w:val="1F2937"/>
+                <w:sz w:val="16"/>
+              </w:rPr>
+              <w:t>Codificación</w:t>
+            </w:r>
+          </w:p>
+        </w:tc>
+        <w:tc>
+          <w:tcPr>
+            <w:tcW w:type="dxa" w:w="720"/>
+            <w:shd w:fill="F8F9FA"/>
+            <w:tcMar>
+              <w:top w:w="60" w:type="dxa"/>
+              <w:bottom w:w="60" w:type="dxa"/>
+              <w:left w:w="80" w:type="dxa"/>
+              <w:right w:w="80" w:type="dxa"/>
+            </w:tcMar>
+          </w:tcPr>
+          <w:p>
+            <w:pPr>
+              <w:spacing w:after="0"/>
+              <w:jc w:val="right"/>
+            </w:pPr>
+            <w:r>
+              <w:rPr>
+                <w:rFonts w:ascii="Arial" w:hAnsi="Arial"/>
+                <w:color w:val="1F2937"/>
+                <w:sz w:val="16"/>
+              </w:rPr>
+              <w:t>2h</w:t>
+            </w:r>
+          </w:p>
+        </w:tc>
+        <w:tc>
+          <w:tcPr>
+            <w:tcW w:type="dxa" w:w="1296"/>
+            <w:shd w:fill="F8F9FA"/>
+            <w:tcMar>
+              <w:top w:w="60" w:type="dxa"/>
+              <w:bottom w:w="60" w:type="dxa"/>
+              <w:left w:w="80" w:type="dxa"/>
+              <w:right w:w="80" w:type="dxa"/>
+            </w:tcMar>
+          </w:tcPr>
+          <w:p>
+            <w:pPr>
+              <w:spacing w:after="0"/>
+            </w:pPr>
+            <w:r>
+              <w:rPr>
+                <w:rFonts w:ascii="Arial" w:hAnsi="Arial"/>
+                <w:color w:val="1F2937"/>
+                <w:sz w:val="16"/>
+              </w:rPr>
+              <w:t>Full-Stack Dev 2</w:t>
+            </w:r>
+          </w:p>
+        </w:tc>
+      </w:tr>
+      <w:tr>
+        <w:tc>
+          <w:tcPr>
+            <w:tcW w:type="dxa" w:w="1152"/>
+            <w:shd w:fill="FFFFFF"/>
+            <w:tcMar>
+              <w:top w:w="60" w:type="dxa"/>
+              <w:bottom w:w="60" w:type="dxa"/>
+              <w:left w:w="80" w:type="dxa"/>
+              <w:right w:w="80" w:type="dxa"/>
+            </w:tcMar>
+          </w:tcPr>
+          <w:p>
+            <w:pPr>
+              <w:spacing w:after="0"/>
+            </w:pPr>
+            <w:r>
+              <w:rPr>
+                <w:rFonts w:ascii="Arial" w:hAnsi="Arial"/>
+                <w:color w:val="1F2937"/>
+                <w:sz w:val="16"/>
+              </w:rPr>
+              <w:t>SUB-14</w:t>
+            </w:r>
+          </w:p>
+        </w:tc>
+        <w:tc>
+          <w:tcPr>
+            <w:tcW w:type="dxa" w:w="1440"/>
+            <w:shd w:fill="FFFFFF"/>
+            <w:tcMar>
+              <w:top w:w="60" w:type="dxa"/>
+              <w:bottom w:w="60" w:type="dxa"/>
+              <w:left w:w="80" w:type="dxa"/>
+              <w:right w:w="80" w:type="dxa"/>
+            </w:tcMar>
+          </w:tcPr>
+          <w:p>
+            <w:pPr>
+              <w:spacing w:after="0"/>
+            </w:pPr>
+            <w:r>
+              <w:rPr>
+                <w:rFonts w:ascii="Arial" w:hAnsi="Arial"/>
+                <w:color w:val="1F2937"/>
+                <w:sz w:val="16"/>
+              </w:rPr>
+              <w:t>HU-05</w:t>
+            </w:r>
+          </w:p>
+        </w:tc>
+        <w:tc>
+          <w:tcPr>
+            <w:tcW w:type="dxa" w:w="3168"/>
+            <w:shd w:fill="FFFFFF"/>
+            <w:tcMar>
+              <w:top w:w="60" w:type="dxa"/>
+              <w:bottom w:w="60" w:type="dxa"/>
+              <w:left w:w="80" w:type="dxa"/>
+              <w:right w:w="80" w:type="dxa"/>
+            </w:tcMar>
+          </w:tcPr>
+          <w:p>
+            <w:pPr>
+              <w:spacing w:after="0"/>
+            </w:pPr>
+            <w:r>
+              <w:rPr>
+                <w:rFonts w:ascii="Arial" w:hAnsi="Arial"/>
+                <w:color w:val="1F2937"/>
+                <w:sz w:val="16"/>
+              </w:rPr>
+              <w:t>Carga y previsualización de foto de voucher/comprobante</w:t>
+            </w:r>
+          </w:p>
+        </w:tc>
+        <w:tc>
+          <w:tcPr>
+            <w:tcW w:type="dxa" w:w="1584"/>
+            <w:shd w:fill="FFFFFF"/>
+            <w:tcMar>
+              <w:top w:w="60" w:type="dxa"/>
+              <w:bottom w:w="60" w:type="dxa"/>
+              <w:left w:w="80" w:type="dxa"/>
+              <w:right w:w="80" w:type="dxa"/>
+            </w:tcMar>
+          </w:tcPr>
+          <w:p>
+            <w:pPr>
+              <w:spacing w:after="0"/>
+            </w:pPr>
+            <w:r>
+              <w:rPr>
+                <w:rFonts w:ascii="Arial" w:hAnsi="Arial"/>
+                <w:color w:val="1F2937"/>
+                <w:sz w:val="16"/>
+              </w:rPr>
+              <w:t>Codificación</w:t>
+            </w:r>
+          </w:p>
+        </w:tc>
+        <w:tc>
+          <w:tcPr>
+            <w:tcW w:type="dxa" w:w="720"/>
+            <w:shd w:fill="FFFFFF"/>
+            <w:tcMar>
+              <w:top w:w="60" w:type="dxa"/>
+              <w:bottom w:w="60" w:type="dxa"/>
+              <w:left w:w="80" w:type="dxa"/>
+              <w:right w:w="80" w:type="dxa"/>
+            </w:tcMar>
+          </w:tcPr>
+          <w:p>
+            <w:pPr>
+              <w:spacing w:after="0"/>
+              <w:jc w:val="right"/>
+            </w:pPr>
+            <w:r>
+              <w:rPr>
+                <w:rFonts w:ascii="Arial" w:hAnsi="Arial"/>
+                <w:color w:val="1F2937"/>
+                <w:sz w:val="16"/>
+              </w:rPr>
+              <w:t>3h</w:t>
+            </w:r>
+          </w:p>
+        </w:tc>
+        <w:tc>
+          <w:tcPr>
+            <w:tcW w:type="dxa" w:w="1296"/>
+            <w:shd w:fill="FFFFFF"/>
+            <w:tcMar>
+              <w:top w:w="60" w:type="dxa"/>
+              <w:bottom w:w="60" w:type="dxa"/>
+              <w:left w:w="80" w:type="dxa"/>
+              <w:right w:w="80" w:type="dxa"/>
+            </w:tcMar>
+          </w:tcPr>
+          <w:p>
+            <w:pPr>
+              <w:spacing w:after="0"/>
+            </w:pPr>
+            <w:r>
+              <w:rPr>
+                <w:rFonts w:ascii="Arial" w:hAnsi="Arial"/>
+                <w:color w:val="1F2937"/>
+                <w:sz w:val="16"/>
+              </w:rPr>
+              <w:t>Full-Stack Dev 2</w:t>
+            </w:r>
+          </w:p>
+        </w:tc>
+      </w:tr>
+      <w:tr>
+        <w:tc>
+          <w:tcPr>
+            <w:tcW w:type="dxa" w:w="1152"/>
+            <w:shd w:fill="F8F9FA"/>
+            <w:tcMar>
+              <w:top w:w="60" w:type="dxa"/>
+              <w:bottom w:w="60" w:type="dxa"/>
+              <w:left w:w="80" w:type="dxa"/>
+              <w:right w:w="80" w:type="dxa"/>
+            </w:tcMar>
+          </w:tcPr>
+          <w:p>
+            <w:pPr>
+              <w:spacing w:after="0"/>
+            </w:pPr>
+            <w:r>
+              <w:rPr>
+                <w:rFonts w:ascii="Arial" w:hAnsi="Arial"/>
+                <w:color w:val="1F2937"/>
+                <w:sz w:val="16"/>
+              </w:rPr>
+              <w:t>SUB-15</w:t>
+            </w:r>
+          </w:p>
+        </w:tc>
+        <w:tc>
+          <w:tcPr>
+            <w:tcW w:type="dxa" w:w="1440"/>
+            <w:shd w:fill="F8F9FA"/>
+            <w:tcMar>
+              <w:top w:w="60" w:type="dxa"/>
+              <w:bottom w:w="60" w:type="dxa"/>
+              <w:left w:w="80" w:type="dxa"/>
+              <w:right w:w="80" w:type="dxa"/>
+            </w:tcMar>
+          </w:tcPr>
+          <w:p>
+            <w:pPr>
+              <w:spacing w:after="0"/>
+            </w:pPr>
+            <w:r>
+              <w:rPr>
+                <w:rFonts w:ascii="Arial" w:hAnsi="Arial"/>
+                <w:color w:val="1F2937"/>
+                <w:sz w:val="16"/>
+              </w:rPr>
+              <w:t>HU-05</w:t>
+            </w:r>
+          </w:p>
+        </w:tc>
+        <w:tc>
+          <w:tcPr>
+            <w:tcW w:type="dxa" w:w="3168"/>
+            <w:shd w:fill="F8F9FA"/>
+            <w:tcMar>
+              <w:top w:w="60" w:type="dxa"/>
+              <w:bottom w:w="60" w:type="dxa"/>
+              <w:left w:w="80" w:type="dxa"/>
+              <w:right w:w="80" w:type="dxa"/>
+            </w:tcMar>
+          </w:tcPr>
+          <w:p>
+            <w:pPr>
+              <w:spacing w:after="0"/>
+            </w:pPr>
+            <w:r>
+              <w:rPr>
+                <w:rFonts w:ascii="Arial" w:hAnsi="Arial"/>
+                <w:color w:val="1F2937"/>
+                <w:sz w:val="16"/>
+              </w:rPr>
+              <w:t>Modal de visualización de comprobante de pago a tamaño completo</w:t>
+            </w:r>
+          </w:p>
+        </w:tc>
+        <w:tc>
+          <w:tcPr>
+            <w:tcW w:type="dxa" w:w="1584"/>
+            <w:shd w:fill="F8F9FA"/>
+            <w:tcMar>
+              <w:top w:w="60" w:type="dxa"/>
+              <w:bottom w:w="60" w:type="dxa"/>
+              <w:left w:w="80" w:type="dxa"/>
+              <w:right w:w="80" w:type="dxa"/>
+            </w:tcMar>
+          </w:tcPr>
+          <w:p>
+            <w:pPr>
+              <w:spacing w:after="0"/>
+            </w:pPr>
+            <w:r>
+              <w:rPr>
+                <w:rFonts w:ascii="Arial" w:hAnsi="Arial"/>
+                <w:color w:val="1F2937"/>
+                <w:sz w:val="16"/>
+              </w:rPr>
+              <w:t>Prototipado</w:t>
+            </w:r>
+          </w:p>
+        </w:tc>
+        <w:tc>
+          <w:tcPr>
+            <w:tcW w:type="dxa" w:w="720"/>
+            <w:shd w:fill="F8F9FA"/>
+            <w:tcMar>
+              <w:top w:w="60" w:type="dxa"/>
+              <w:bottom w:w="60" w:type="dxa"/>
+              <w:left w:w="80" w:type="dxa"/>
+              <w:right w:w="80" w:type="dxa"/>
+            </w:tcMar>
+          </w:tcPr>
+          <w:p>
+            <w:pPr>
+              <w:spacing w:after="0"/>
+              <w:jc w:val="right"/>
+            </w:pPr>
+            <w:r>
+              <w:rPr>
+                <w:rFonts w:ascii="Arial" w:hAnsi="Arial"/>
+                <w:color w:val="1F2937"/>
+                <w:sz w:val="16"/>
+              </w:rPr>
+              <w:t>2h</w:t>
+            </w:r>
+          </w:p>
+        </w:tc>
+        <w:tc>
+          <w:tcPr>
+            <w:tcW w:type="dxa" w:w="1296"/>
+            <w:shd w:fill="F8F9FA"/>
+            <w:tcMar>
+              <w:top w:w="60" w:type="dxa"/>
+              <w:bottom w:w="60" w:type="dxa"/>
+              <w:left w:w="80" w:type="dxa"/>
+              <w:right w:w="80" w:type="dxa"/>
+            </w:tcMar>
+          </w:tcPr>
+          <w:p>
+            <w:pPr>
+              <w:spacing w:after="0"/>
+            </w:pPr>
+            <w:r>
+              <w:rPr>
+                <w:rFonts w:ascii="Arial" w:hAnsi="Arial"/>
+                <w:color w:val="1F2937"/>
+                <w:sz w:val="16"/>
+              </w:rPr>
+              <w:t>Full-Stack Dev 2</w:t>
+            </w:r>
+          </w:p>
+        </w:tc>
+      </w:tr>
+      <w:tr>
+        <w:tc>
+          <w:tcPr>
+            <w:tcW w:type="dxa" w:w="1152"/>
+            <w:shd w:fill="FFFFFF"/>
+            <w:tcMar>
+              <w:top w:w="60" w:type="dxa"/>
+              <w:bottom w:w="60" w:type="dxa"/>
+              <w:left w:w="80" w:type="dxa"/>
+              <w:right w:w="80" w:type="dxa"/>
+            </w:tcMar>
+          </w:tcPr>
+          <w:p>
+            <w:pPr>
+              <w:spacing w:after="0"/>
+            </w:pPr>
+            <w:r>
+              <w:rPr>
+                <w:rFonts w:ascii="Arial" w:hAnsi="Arial"/>
+                <w:color w:val="1F2937"/>
+                <w:sz w:val="16"/>
+              </w:rPr>
+              <w:t>SUB-16</w:t>
+            </w:r>
+          </w:p>
+        </w:tc>
+        <w:tc>
+          <w:tcPr>
+            <w:tcW w:type="dxa" w:w="1440"/>
+            <w:shd w:fill="FFFFFF"/>
+            <w:tcMar>
+              <w:top w:w="60" w:type="dxa"/>
+              <w:bottom w:w="60" w:type="dxa"/>
+              <w:left w:w="80" w:type="dxa"/>
+              <w:right w:w="80" w:type="dxa"/>
+            </w:tcMar>
+          </w:tcPr>
+          <w:p>
+            <w:pPr>
+              <w:spacing w:after="0"/>
+            </w:pPr>
+            <w:r>
+              <w:rPr>
+                <w:rFonts w:ascii="Arial" w:hAnsi="Arial"/>
+                <w:color w:val="1F2937"/>
+                <w:sz w:val="16"/>
+              </w:rPr>
+              <w:t>QA</w:t>
+            </w:r>
+          </w:p>
+        </w:tc>
+        <w:tc>
+          <w:tcPr>
+            <w:tcW w:type="dxa" w:w="3168"/>
+            <w:shd w:fill="FFFFFF"/>
+            <w:tcMar>
+              <w:top w:w="60" w:type="dxa"/>
+              <w:bottom w:w="60" w:type="dxa"/>
+              <w:left w:w="80" w:type="dxa"/>
+              <w:right w:w="80" w:type="dxa"/>
+            </w:tcMar>
+          </w:tcPr>
+          <w:p>
+            <w:pPr>
+              <w:spacing w:after="0"/>
+            </w:pPr>
+            <w:r>
+              <w:rPr>
+                <w:rFonts w:ascii="Arial" w:hAnsi="Arial"/>
+                <w:color w:val="1F2937"/>
+                <w:sz w:val="16"/>
+              </w:rPr>
+              <w:t>Pruebas E2E de navegación temporal en 3 periodos</w:t>
+            </w:r>
+          </w:p>
+        </w:tc>
+        <w:tc>
+          <w:tcPr>
+            <w:tcW w:type="dxa" w:w="1584"/>
+            <w:shd w:fill="FFFFFF"/>
+            <w:tcMar>
+              <w:top w:w="60" w:type="dxa"/>
+              <w:bottom w:w="60" w:type="dxa"/>
+              <w:left w:w="80" w:type="dxa"/>
+              <w:right w:w="80" w:type="dxa"/>
+            </w:tcMar>
+          </w:tcPr>
+          <w:p>
+            <w:pPr>
+              <w:spacing w:after="0"/>
+            </w:pPr>
+            <w:r>
+              <w:rPr>
+                <w:rFonts w:ascii="Arial" w:hAnsi="Arial"/>
+                <w:color w:val="1F2937"/>
+                <w:sz w:val="16"/>
+              </w:rPr>
+              <w:t>Test</w:t>
+            </w:r>
+          </w:p>
+        </w:tc>
+        <w:tc>
+          <w:tcPr>
+            <w:tcW w:type="dxa" w:w="720"/>
+            <w:shd w:fill="FFFFFF"/>
+            <w:tcMar>
+              <w:top w:w="60" w:type="dxa"/>
+              <w:bottom w:w="60" w:type="dxa"/>
+              <w:left w:w="80" w:type="dxa"/>
+              <w:right w:w="80" w:type="dxa"/>
+            </w:tcMar>
+          </w:tcPr>
+          <w:p>
+            <w:pPr>
+              <w:spacing w:after="0"/>
+              <w:jc w:val="right"/>
+            </w:pPr>
+            <w:r>
+              <w:rPr>
+                <w:rFonts w:ascii="Arial" w:hAnsi="Arial"/>
+                <w:color w:val="1F2937"/>
+                <w:sz w:val="16"/>
+              </w:rPr>
+              <w:t>2h</w:t>
+            </w:r>
+          </w:p>
+        </w:tc>
+        <w:tc>
+          <w:tcPr>
+            <w:tcW w:type="dxa" w:w="1296"/>
+            <w:shd w:fill="FFFFFF"/>
+            <w:tcMar>
+              <w:top w:w="60" w:type="dxa"/>
+              <w:bottom w:w="60" w:type="dxa"/>
+              <w:left w:w="80" w:type="dxa"/>
+              <w:right w:w="80" w:type="dxa"/>
+            </w:tcMar>
+          </w:tcPr>
+          <w:p>
+            <w:pPr>
+              <w:spacing w:after="0"/>
+            </w:pPr>
+            <w:r>
+              <w:rPr>
+                <w:rFonts w:ascii="Arial" w:hAnsi="Arial"/>
+                <w:color w:val="1F2937"/>
+                <w:sz w:val="16"/>
+              </w:rPr>
+              <w:t>QA Engineer</w:t>
+            </w:r>
+          </w:p>
+        </w:tc>
+      </w:tr>
+      <w:tr>
+        <w:tc>
+          <w:tcPr>
+            <w:tcW w:type="dxa" w:w="1152"/>
+            <w:shd w:fill="F8F9FA"/>
+            <w:tcMar>
+              <w:top w:w="60" w:type="dxa"/>
+              <w:bottom w:w="60" w:type="dxa"/>
+              <w:left w:w="80" w:type="dxa"/>
+              <w:right w:w="80" w:type="dxa"/>
+            </w:tcMar>
+          </w:tcPr>
+          <w:p>
+            <w:pPr>
+              <w:spacing w:after="0"/>
+            </w:pPr>
+            <w:r>
+              <w:rPr>
+                <w:rFonts w:ascii="Arial" w:hAnsi="Arial"/>
+                <w:color w:val="1F2937"/>
+                <w:sz w:val="16"/>
+              </w:rPr>
+              <w:t>SUB-17</w:t>
+            </w:r>
+          </w:p>
+        </w:tc>
+        <w:tc>
+          <w:tcPr>
+            <w:tcW w:type="dxa" w:w="1440"/>
+            <w:shd w:fill="F8F9FA"/>
+            <w:tcMar>
+              <w:top w:w="60" w:type="dxa"/>
+              <w:bottom w:w="60" w:type="dxa"/>
+              <w:left w:w="80" w:type="dxa"/>
+              <w:right w:w="80" w:type="dxa"/>
+            </w:tcMar>
+          </w:tcPr>
+          <w:p>
+            <w:pPr>
+              <w:spacing w:after="0"/>
+            </w:pPr>
+            <w:r>
+              <w:rPr>
+                <w:rFonts w:ascii="Arial" w:hAnsi="Arial"/>
+                <w:color w:val="1F2937"/>
+                <w:sz w:val="16"/>
+              </w:rPr>
+              <w:t>QA</w:t>
+            </w:r>
+          </w:p>
+        </w:tc>
+        <w:tc>
+          <w:tcPr>
+            <w:tcW w:type="dxa" w:w="3168"/>
+            <w:shd w:fill="F8F9FA"/>
+            <w:tcMar>
+              <w:top w:w="60" w:type="dxa"/>
+              <w:bottom w:w="60" w:type="dxa"/>
+              <w:left w:w="80" w:type="dxa"/>
+              <w:right w:w="80" w:type="dxa"/>
+            </w:tcMar>
+          </w:tcPr>
+          <w:p>
+            <w:pPr>
+              <w:spacing w:after="0"/>
+            </w:pPr>
+            <w:r>
+              <w:rPr>
+                <w:rFonts w:ascii="Arial" w:hAnsi="Arial"/>
+                <w:color w:val="1F2937"/>
+                <w:sz w:val="16"/>
+              </w:rPr>
+              <w:t>Verificación matemática de regla de redondeo (S/ 500.35 -&gt; S/ 500.30)</w:t>
+            </w:r>
+          </w:p>
+        </w:tc>
+        <w:tc>
+          <w:tcPr>
+            <w:tcW w:type="dxa" w:w="1584"/>
+            <w:shd w:fill="F8F9FA"/>
+            <w:tcMar>
+              <w:top w:w="60" w:type="dxa"/>
+              <w:bottom w:w="60" w:type="dxa"/>
+              <w:left w:w="80" w:type="dxa"/>
+              <w:right w:w="80" w:type="dxa"/>
+            </w:tcMar>
+          </w:tcPr>
+          <w:p>
+            <w:pPr>
+              <w:spacing w:after="0"/>
+            </w:pPr>
+            <w:r>
+              <w:rPr>
+                <w:rFonts w:ascii="Arial" w:hAnsi="Arial"/>
+                <w:color w:val="1F2937"/>
+                <w:sz w:val="16"/>
+              </w:rPr>
+              <w:t>Test</w:t>
+            </w:r>
+          </w:p>
+        </w:tc>
+        <w:tc>
+          <w:tcPr>
+            <w:tcW w:type="dxa" w:w="720"/>
+            <w:shd w:fill="F8F9FA"/>
+            <w:tcMar>
+              <w:top w:w="60" w:type="dxa"/>
+              <w:bottom w:w="60" w:type="dxa"/>
+              <w:left w:w="80" w:type="dxa"/>
+              <w:right w:w="80" w:type="dxa"/>
+            </w:tcMar>
+          </w:tcPr>
+          <w:p>
+            <w:pPr>
+              <w:spacing w:after="0"/>
+              <w:jc w:val="right"/>
+            </w:pPr>
+            <w:r>
+              <w:rPr>
+                <w:rFonts w:ascii="Arial" w:hAnsi="Arial"/>
+                <w:color w:val="1F2937"/>
+                <w:sz w:val="16"/>
+              </w:rPr>
+              <w:t>2h</w:t>
+            </w:r>
+          </w:p>
+        </w:tc>
+        <w:tc>
+          <w:tcPr>
+            <w:tcW w:type="dxa" w:w="1296"/>
+            <w:shd w:fill="F8F9FA"/>
+            <w:tcMar>
+              <w:top w:w="60" w:type="dxa"/>
+              <w:bottom w:w="60" w:type="dxa"/>
+              <w:left w:w="80" w:type="dxa"/>
+              <w:right w:w="80" w:type="dxa"/>
+            </w:tcMar>
+          </w:tcPr>
+          <w:p>
+            <w:pPr>
+              <w:spacing w:after="0"/>
+            </w:pPr>
+            <w:r>
+              <w:rPr>
+                <w:rFonts w:ascii="Arial" w:hAnsi="Arial"/>
+                <w:color w:val="1F2937"/>
+                <w:sz w:val="16"/>
+              </w:rPr>
+              <w:t>QA Engineer</w:t>
+            </w:r>
+          </w:p>
+        </w:tc>
+      </w:tr>
+      <w:tr>
+        <w:tc>
+          <w:tcPr>
+            <w:tcW w:type="dxa" w:w="1152"/>
+            <w:shd w:fill="FFFFFF"/>
+            <w:tcMar>
+              <w:top w:w="60" w:type="dxa"/>
+              <w:bottom w:w="60" w:type="dxa"/>
+              <w:left w:w="80" w:type="dxa"/>
+              <w:right w:w="80" w:type="dxa"/>
+            </w:tcMar>
+          </w:tcPr>
+          <w:p>
+            <w:pPr>
+              <w:spacing w:after="0"/>
+            </w:pPr>
+            <w:r>
+              <w:rPr>
+                <w:rFonts w:ascii="Arial" w:hAnsi="Arial"/>
+                <w:color w:val="1F2937"/>
+                <w:sz w:val="16"/>
+              </w:rPr>
+              <w:t>SUB-18</w:t>
+            </w:r>
+          </w:p>
+        </w:tc>
+        <w:tc>
+          <w:tcPr>
+            <w:tcW w:type="dxa" w:w="1440"/>
+            <w:shd w:fill="FFFFFF"/>
+            <w:tcMar>
+              <w:top w:w="60" w:type="dxa"/>
+              <w:bottom w:w="60" w:type="dxa"/>
+              <w:left w:w="80" w:type="dxa"/>
+              <w:right w:w="80" w:type="dxa"/>
+            </w:tcMar>
+          </w:tcPr>
+          <w:p>
+            <w:pPr>
+              <w:spacing w:after="0"/>
+            </w:pPr>
+            <w:r>
+              <w:rPr>
+                <w:rFonts w:ascii="Arial" w:hAnsi="Arial"/>
+                <w:color w:val="1F2937"/>
+                <w:sz w:val="16"/>
+              </w:rPr>
+              <w:t>QA</w:t>
+            </w:r>
+          </w:p>
+        </w:tc>
+        <w:tc>
+          <w:tcPr>
+            <w:tcW w:type="dxa" w:w="3168"/>
+            <w:shd w:fill="FFFFFF"/>
+            <w:tcMar>
+              <w:top w:w="60" w:type="dxa"/>
+              <w:bottom w:w="60" w:type="dxa"/>
+              <w:left w:w="80" w:type="dxa"/>
+              <w:right w:w="80" w:type="dxa"/>
+            </w:tcMar>
+          </w:tcPr>
+          <w:p>
+            <w:pPr>
+              <w:spacing w:after="0"/>
+            </w:pPr>
+            <w:r>
+              <w:rPr>
+                <w:rFonts w:ascii="Arial" w:hAnsi="Arial"/>
+                <w:color w:val="1F2937"/>
+                <w:sz w:val="16"/>
+              </w:rPr>
+              <w:t>Validación de aislamiento de cuentas confidenciales del Gerente</w:t>
+            </w:r>
+          </w:p>
+        </w:tc>
+        <w:tc>
+          <w:tcPr>
+            <w:tcW w:type="dxa" w:w="1584"/>
+            <w:shd w:fill="FFFFFF"/>
+            <w:tcMar>
+              <w:top w:w="60" w:type="dxa"/>
+              <w:bottom w:w="60" w:type="dxa"/>
+              <w:left w:w="80" w:type="dxa"/>
+              <w:right w:w="80" w:type="dxa"/>
+            </w:tcMar>
+          </w:tcPr>
+          <w:p>
+            <w:pPr>
+              <w:spacing w:after="0"/>
+            </w:pPr>
+            <w:r>
+              <w:rPr>
+                <w:rFonts w:ascii="Arial" w:hAnsi="Arial"/>
+                <w:color w:val="1F2937"/>
+                <w:sz w:val="16"/>
+              </w:rPr>
+              <w:t>Test</w:t>
+            </w:r>
+          </w:p>
+        </w:tc>
+        <w:tc>
+          <w:tcPr>
+            <w:tcW w:type="dxa" w:w="720"/>
+            <w:shd w:fill="FFFFFF"/>
+            <w:tcMar>
+              <w:top w:w="60" w:type="dxa"/>
+              <w:bottom w:w="60" w:type="dxa"/>
+              <w:left w:w="80" w:type="dxa"/>
+              <w:right w:w="80" w:type="dxa"/>
+            </w:tcMar>
+          </w:tcPr>
+          <w:p>
+            <w:pPr>
+              <w:spacing w:after="0"/>
+              <w:jc w:val="right"/>
+            </w:pPr>
+            <w:r>
+              <w:rPr>
+                <w:rFonts w:ascii="Arial" w:hAnsi="Arial"/>
+                <w:color w:val="1F2937"/>
+                <w:sz w:val="16"/>
+              </w:rPr>
+              <w:t>2h</w:t>
+            </w:r>
+          </w:p>
+        </w:tc>
+        <w:tc>
+          <w:tcPr>
+            <w:tcW w:type="dxa" w:w="1296"/>
+            <w:shd w:fill="FFFFFF"/>
+            <w:tcMar>
+              <w:top w:w="60" w:type="dxa"/>
+              <w:bottom w:w="60" w:type="dxa"/>
+              <w:left w:w="80" w:type="dxa"/>
+              <w:right w:w="80" w:type="dxa"/>
+            </w:tcMar>
+          </w:tcPr>
+          <w:p>
+            <w:pPr>
+              <w:spacing w:after="0"/>
+            </w:pPr>
+            <w:r>
+              <w:rPr>
+                <w:rFonts w:ascii="Arial" w:hAnsi="Arial"/>
+                <w:color w:val="1F2937"/>
+                <w:sz w:val="16"/>
+              </w:rPr>
+              <w:t>QA Engineer</w:t>
+            </w:r>
+          </w:p>
+        </w:tc>
+      </w:tr>
+      <w:tr>
+        <w:tc>
+          <w:tcPr>
+            <w:tcW w:type="dxa" w:w="1152"/>
+            <w:shd w:fill="F8F9FA"/>
+            <w:tcMar>
+              <w:top w:w="60" w:type="dxa"/>
+              <w:bottom w:w="60" w:type="dxa"/>
+              <w:left w:w="80" w:type="dxa"/>
+              <w:right w:w="80" w:type="dxa"/>
+            </w:tcMar>
+          </w:tcPr>
+          <w:p>
+            <w:pPr>
+              <w:spacing w:after="0"/>
+            </w:pPr>
+            <w:r>
+              <w:rPr>
+                <w:rFonts w:ascii="Arial" w:hAnsi="Arial"/>
+                <w:color w:val="1F2937"/>
+                <w:sz w:val="16"/>
+              </w:rPr>
+              <w:t>SUB-19</w:t>
+            </w:r>
+          </w:p>
+        </w:tc>
+        <w:tc>
+          <w:tcPr>
+            <w:tcW w:type="dxa" w:w="1440"/>
+            <w:shd w:fill="F8F9FA"/>
+            <w:tcMar>
+              <w:top w:w="60" w:type="dxa"/>
+              <w:bottom w:w="60" w:type="dxa"/>
+              <w:left w:w="80" w:type="dxa"/>
+              <w:right w:w="80" w:type="dxa"/>
+            </w:tcMar>
+          </w:tcPr>
+          <w:p>
+            <w:pPr>
+              <w:spacing w:after="0"/>
+            </w:pPr>
+            <w:r>
+              <w:rPr>
+                <w:rFonts w:ascii="Arial" w:hAnsi="Arial"/>
+                <w:color w:val="1F2937"/>
+                <w:sz w:val="16"/>
+              </w:rPr>
+              <w:t>Transversal</w:t>
+            </w:r>
+          </w:p>
+        </w:tc>
+        <w:tc>
+          <w:tcPr>
+            <w:tcW w:type="dxa" w:w="3168"/>
+            <w:shd w:fill="F8F9FA"/>
+            <w:tcMar>
+              <w:top w:w="60" w:type="dxa"/>
+              <w:bottom w:w="60" w:type="dxa"/>
+              <w:left w:w="80" w:type="dxa"/>
+              <w:right w:w="80" w:type="dxa"/>
+            </w:tcMar>
+          </w:tcPr>
+          <w:p>
+            <w:pPr>
+              <w:spacing w:after="0"/>
+            </w:pPr>
+            <w:r>
+              <w:rPr>
+                <w:rFonts w:ascii="Arial" w:hAnsi="Arial"/>
+                <w:color w:val="1F2937"/>
+                <w:sz w:val="16"/>
+              </w:rPr>
+              <w:t>Auditoría estricta de restricciones UX/UI (0 emojis, paleta sobria)</w:t>
+            </w:r>
+          </w:p>
+        </w:tc>
+        <w:tc>
+          <w:tcPr>
+            <w:tcW w:type="dxa" w:w="1584"/>
+            <w:shd w:fill="F8F9FA"/>
+            <w:tcMar>
+              <w:top w:w="60" w:type="dxa"/>
+              <w:bottom w:w="60" w:type="dxa"/>
+              <w:left w:w="80" w:type="dxa"/>
+              <w:right w:w="80" w:type="dxa"/>
+            </w:tcMar>
+          </w:tcPr>
+          <w:p>
+            <w:pPr>
+              <w:spacing w:after="0"/>
+            </w:pPr>
+            <w:r>
+              <w:rPr>
+                <w:rFonts w:ascii="Arial" w:hAnsi="Arial"/>
+                <w:color w:val="1F2937"/>
+                <w:sz w:val="16"/>
+              </w:rPr>
+              <w:t>Test</w:t>
+            </w:r>
+          </w:p>
+        </w:tc>
+        <w:tc>
+          <w:tcPr>
+            <w:tcW w:type="dxa" w:w="720"/>
+            <w:shd w:fill="F8F9FA"/>
+            <w:tcMar>
+              <w:top w:w="60" w:type="dxa"/>
+              <w:bottom w:w="60" w:type="dxa"/>
+              <w:left w:w="80" w:type="dxa"/>
+              <w:right w:w="80" w:type="dxa"/>
+            </w:tcMar>
+          </w:tcPr>
+          <w:p>
+            <w:pPr>
+              <w:spacing w:after="0"/>
+              <w:jc w:val="right"/>
+            </w:pPr>
+            <w:r>
+              <w:rPr>
+                <w:rFonts w:ascii="Arial" w:hAnsi="Arial"/>
+                <w:color w:val="1F2937"/>
+                <w:sz w:val="16"/>
+              </w:rPr>
+              <w:t>2h</w:t>
+            </w:r>
+          </w:p>
+        </w:tc>
+        <w:tc>
+          <w:tcPr>
+            <w:tcW w:type="dxa" w:w="1296"/>
+            <w:shd w:fill="F8F9FA"/>
+            <w:tcMar>
+              <w:top w:w="60" w:type="dxa"/>
+              <w:bottom w:w="60" w:type="dxa"/>
+              <w:left w:w="80" w:type="dxa"/>
+              <w:right w:w="80" w:type="dxa"/>
+            </w:tcMar>
+          </w:tcPr>
+          <w:p>
+            <w:pPr>
+              <w:spacing w:after="0"/>
+            </w:pPr>
+            <w:r>
+              <w:rPr>
+                <w:rFonts w:ascii="Arial" w:hAnsi="Arial"/>
+                <w:color w:val="1F2937"/>
+                <w:sz w:val="16"/>
+              </w:rPr>
+              <w:t>Scrum Master/QA</w:t>
+            </w:r>
+          </w:p>
+        </w:tc>
+      </w:tr>
+      <w:tr>
+        <w:tc>
+          <w:tcPr>
+            <w:tcW w:type="dxa" w:w="1152"/>
+            <w:shd w:fill="FFFFFF"/>
+            <w:tcMar>
+              <w:top w:w="60" w:type="dxa"/>
+              <w:bottom w:w="60" w:type="dxa"/>
+              <w:left w:w="80" w:type="dxa"/>
+              <w:right w:w="80" w:type="dxa"/>
+            </w:tcMar>
+          </w:tcPr>
+          <w:p>
+            <w:pPr>
+              <w:spacing w:after="0"/>
+            </w:pPr>
+            <w:r>
+              <w:rPr>
+                <w:rFonts w:ascii="Arial" w:hAnsi="Arial"/>
+                <w:color w:val="1F2937"/>
+                <w:sz w:val="16"/>
+              </w:rPr>
+              <w:t>SUB-20</w:t>
+            </w:r>
+          </w:p>
+        </w:tc>
+        <w:tc>
+          <w:tcPr>
+            <w:tcW w:type="dxa" w:w="1440"/>
+            <w:shd w:fill="FFFFFF"/>
+            <w:tcMar>
+              <w:top w:w="60" w:type="dxa"/>
+              <w:bottom w:w="60" w:type="dxa"/>
+              <w:left w:w="80" w:type="dxa"/>
+              <w:right w:w="80" w:type="dxa"/>
+            </w:tcMar>
+          </w:tcPr>
+          <w:p>
+            <w:pPr>
+              <w:spacing w:after="0"/>
+            </w:pPr>
+            <w:r>
+              <w:rPr>
+                <w:rFonts w:ascii="Arial" w:hAnsi="Arial"/>
+                <w:color w:val="1F2937"/>
+                <w:sz w:val="16"/>
+              </w:rPr>
+              <w:t>Transversal</w:t>
+            </w:r>
+          </w:p>
+        </w:tc>
+        <w:tc>
+          <w:tcPr>
+            <w:tcW w:type="dxa" w:w="3168"/>
+            <w:shd w:fill="FFFFFF"/>
+            <w:tcMar>
+              <w:top w:w="60" w:type="dxa"/>
+              <w:bottom w:w="60" w:type="dxa"/>
+              <w:left w:w="80" w:type="dxa"/>
+              <w:right w:w="80" w:type="dxa"/>
+            </w:tcMar>
+          </w:tcPr>
+          <w:p>
+            <w:pPr>
+              <w:spacing w:after="0"/>
+            </w:pPr>
+            <w:r>
+              <w:rPr>
+                <w:rFonts w:ascii="Arial" w:hAnsi="Arial"/>
+                <w:color w:val="1F2937"/>
+                <w:sz w:val="16"/>
+              </w:rPr>
+              <w:t>Generación de expediente técnico, guía de uso y Word de evidencias</w:t>
+            </w:r>
+          </w:p>
+        </w:tc>
+        <w:tc>
+          <w:tcPr>
+            <w:tcW w:type="dxa" w:w="1584"/>
+            <w:shd w:fill="FFFFFF"/>
+            <w:tcMar>
+              <w:top w:w="60" w:type="dxa"/>
+              <w:bottom w:w="60" w:type="dxa"/>
+              <w:left w:w="80" w:type="dxa"/>
+              <w:right w:w="80" w:type="dxa"/>
+            </w:tcMar>
+          </w:tcPr>
+          <w:p>
+            <w:pPr>
+              <w:spacing w:after="0"/>
+            </w:pPr>
+            <w:r>
+              <w:rPr>
+                <w:rFonts w:ascii="Arial" w:hAnsi="Arial"/>
+                <w:color w:val="1F2937"/>
+                <w:sz w:val="16"/>
+              </w:rPr>
+              <w:t>Implantación</w:t>
+            </w:r>
+          </w:p>
+        </w:tc>
+        <w:tc>
+          <w:tcPr>
+            <w:tcW w:type="dxa" w:w="720"/>
+            <w:shd w:fill="FFFFFF"/>
+            <w:tcMar>
+              <w:top w:w="60" w:type="dxa"/>
+              <w:bottom w:w="60" w:type="dxa"/>
+              <w:left w:w="80" w:type="dxa"/>
+              <w:right w:w="80" w:type="dxa"/>
+            </w:tcMar>
+          </w:tcPr>
+          <w:p>
+            <w:pPr>
+              <w:spacing w:after="0"/>
+              <w:jc w:val="right"/>
+            </w:pPr>
+            <w:r>
+              <w:rPr>
+                <w:rFonts w:ascii="Arial" w:hAnsi="Arial"/>
+                <w:color w:val="1F2937"/>
+                <w:sz w:val="16"/>
+              </w:rPr>
+              <w:t>2h</w:t>
+            </w:r>
+          </w:p>
+        </w:tc>
+        <w:tc>
+          <w:tcPr>
+            <w:tcW w:type="dxa" w:w="1296"/>
+            <w:shd w:fill="FFFFFF"/>
+            <w:tcMar>
+              <w:top w:w="60" w:type="dxa"/>
+              <w:bottom w:w="60" w:type="dxa"/>
+              <w:left w:w="80" w:type="dxa"/>
+              <w:right w:w="80" w:type="dxa"/>
+            </w:tcMar>
+          </w:tcPr>
+          <w:p>
+            <w:pPr>
+              <w:spacing w:after="0"/>
+            </w:pPr>
+            <w:r>
+              <w:rPr>
+                <w:rFonts w:ascii="Arial" w:hAnsi="Arial"/>
+                <w:color w:val="1F2937"/>
+                <w:sz w:val="16"/>
+              </w:rPr>
+              <w:t>Full-Stack Dev 1</w:t>
+            </w:r>
+          </w:p>
+        </w:tc>
+      </w:tr>
+    </w:tbl>
+    <w:p>
+      <w:pPr>
+        <w:spacing w:before="80" w:after="240"/>
+      </w:pPr>
+      <w:r>
+        <w:rPr>
+          <w:rFonts w:ascii="Arial" w:hAnsi="Arial"/>
+          <w:b/>
+          <w:color w:val="0F5132"/>
+          <w:sz w:val="19"/>
+        </w:rPr>
+        <w:t>Total de horas técnicas especializadas: 46 horas.</w:t>
+      </w:r>
+    </w:p>
+    <w:p>
+      <w:pPr>
+        <w:pStyle w:val="Heading1"/>
+      </w:pPr>
+      <w:r>
+        <w:rPr>
+          <w:rFonts w:ascii="Arial" w:hAnsi="Arial"/>
+          <w:color w:val="1E3A5F"/>
+        </w:rPr>
+        <w:t>4. Cálculo de Costos y Justificación Presupuestal</w:t>
+      </w:r>
+    </w:p>
+    <w:p>
+      <w:pPr>
+        <w:spacing w:after="80"/>
+      </w:pPr>
+      <w:r>
+        <w:t>El dimensionamiento económico se calculó para un equipo de 5 profesionales bajo un régimen ágil de 4 horas diarias, 5 días a la semana (20 horas/semana por integrante), durante 2 Sprints semanales (2 semanas de calendario = 10 días laborables). El costo promedio de mercado se estableció en S/ 40.00 por hora por especialista.</w:t>
+      </w:r>
+    </w:p>
+    <w:tbl>
+      <w:tblPr>
+        <w:tblW w:type="auto" w:w="0"/>
+        <w:jc w:val="center"/>
+        <w:tblLayout w:type="fixed"/>
+        <w:tblLook w:firstColumn="1" w:firstRow="1" w:lastColumn="0" w:lastRow="0" w:noHBand="0" w:noVBand="1" w:val="04A0"/>
+      </w:tblPr>
+      <w:tblGrid>
+        <w:gridCol w:w="1560"/>
+        <w:gridCol w:w="1560"/>
+        <w:gridCol w:w="1560"/>
+        <w:gridCol w:w="1560"/>
+        <w:gridCol w:w="1560"/>
+        <w:gridCol w:w="1560"/>
+      </w:tblGrid>
+      <w:tr>
+        <w:tc>
+          <w:tcPr>
+            <w:tcW w:type="dxa" w:w="2160"/>
+            <w:shd w:fill="1E3A5F"/>
+            <w:tcMar>
+              <w:top w:w="80" w:type="dxa"/>
+              <w:bottom w:w="80" w:type="dxa"/>
+              <w:left w:w="80" w:type="dxa"/>
+              <w:right w:w="80" w:type="dxa"/>
+            </w:tcMar>
+          </w:tcPr>
+          <w:p>
+            <w:pPr>
+              <w:spacing w:after="0"/>
+            </w:pPr>
+            <w:r>
+              <w:rPr>
+                <w:rFonts w:ascii="Arial" w:hAnsi="Arial"/>
+                <w:b/>
+                <w:color w:val="FFFFFF"/>
+                <w:sz w:val="17"/>
+              </w:rPr>
+              <w:t>Rol en el Equipo</w:t>
             </w:r>
           </w:p>
         </w:tc>
@@ -532,9 +4429,116 @@
                 <w:rFonts w:ascii="Arial" w:hAnsi="Arial"/>
                 <w:b/>
                 <w:color w:val="FFFFFF"/>
-                <w:sz w:val="18"/>
+                <w:sz w:val="17"/>
               </w:rPr>
-              <w:t>Evidencias</w:t>
+              <w:t>Horas Subtareas</w:t>
+            </w:r>
+          </w:p>
+        </w:tc>
+        <w:tc>
+          <w:tcPr>
+            <w:tcW w:type="dxa" w:w="1872"/>
+            <w:shd w:fill="1E3A5F"/>
+            <w:tcMar>
+              <w:top w:w="80" w:type="dxa"/>
+              <w:bottom w:w="80" w:type="dxa"/>
+              <w:left w:w="80" w:type="dxa"/>
+              <w:right w:w="80" w:type="dxa"/>
+            </w:tcMar>
+          </w:tcPr>
+          <w:p>
+            <w:pPr>
+              <w:spacing w:after="0"/>
+            </w:pPr>
+            <w:r>
+              <w:rPr>
+                <w:rFonts w:ascii="Arial" w:hAnsi="Arial"/>
+                <w:b/>
+                <w:color w:val="FFFFFF"/>
+                <w:sz w:val="17"/>
+              </w:rPr>
+              <w:t>Ceremonias y Gestión</w:t>
+            </w:r>
+          </w:p>
+        </w:tc>
+        <w:tc>
+          <w:tcPr>
+            <w:tcW w:type="dxa" w:w="1152"/>
+            <w:shd w:fill="1E3A5F"/>
+            <w:tcMar>
+              <w:top w:w="80" w:type="dxa"/>
+              <w:bottom w:w="80" w:type="dxa"/>
+              <w:left w:w="80" w:type="dxa"/>
+              <w:right w:w="80" w:type="dxa"/>
+            </w:tcMar>
+          </w:tcPr>
+          <w:p>
+            <w:pPr>
+              <w:spacing w:after="0"/>
+              <w:jc w:val="right"/>
+            </w:pPr>
+            <w:r>
+              <w:rPr>
+                <w:rFonts w:ascii="Arial" w:hAnsi="Arial"/>
+                <w:b/>
+                <w:color w:val="FFFFFF"/>
+                <w:sz w:val="17"/>
+              </w:rPr>
+              <w:t>Total Horas</w:t>
+            </w:r>
+          </w:p>
+        </w:tc>
+        <w:tc>
+          <w:tcPr>
+            <w:tcW w:type="dxa" w:w="1296"/>
+            <w:shd w:fill="1E3A5F"/>
+            <w:tcMar>
+              <w:top w:w="80" w:type="dxa"/>
+              <w:bottom w:w="80" w:type="dxa"/>
+              <w:left w:w="80" w:type="dxa"/>
+              <w:right w:w="80" w:type="dxa"/>
+            </w:tcMar>
+          </w:tcPr>
+          <w:p>
+            <w:pPr>
+              <w:spacing w:after="0"/>
+              <w:jc w:val="right"/>
+            </w:pPr>
+            <w:r>
+              <w:rPr>
+                <w:rFonts w:ascii="Arial" w:hAnsi="Arial"/>
+                <w:b/>
+                <w:color w:val="FFFFFF"/>
+                <w:sz w:val="17"/>
+              </w:rPr>
+              <w:t>Tarifa / Hora</w:t>
+            </w:r>
+          </w:p>
+        </w:tc>
+        <w:tc>
+          <w:tcPr>
+            <w:tcW w:type="dxa" w:w="1440"/>
+            <w:shd w:fill="1E3A5F"/>
+            <w:tcMar>
+              <w:top w:w="80" w:type="dxa"/>
+              <w:bottom w:w="80" w:type="dxa"/>
+              <w:left w:w="80" w:type="dxa"/>
+              <w:right w:w="80" w:type="dxa"/>
+            </w:tcMar>
+          </w:tcPr>
+          <w:p>
+            <w:pPr>
+              <w:spacing w:after="0"/>
+              <w:jc w:val="right"/>
+            </w:pPr>
+            <w:r>
+              <w:rPr>
+                <w:rFonts w:ascii="Arial" w:hAnsi="Arial"/>
+                <w:b/>
+                <w:color w:val="FFFFFF"/>
+                <w:sz w:val="17"/>
+              </w:rPr>
+              <w:t>Subtotal (S/)</w:t>
             </w:r>
           </w:p>
         </w:tc>
@@ -559,63 +4563,9 @@
               <w:rPr>
                 <w:rFonts w:ascii="Arial" w:hAnsi="Arial"/>
                 <w:color w:val="1F2937"/>
-                <w:sz w:val="17"/>
+                <w:sz w:val="16"/>
               </w:rPr>
-              <w:t>HU-01: Autenticación por Rol</w:t>
-            </w:r>
-          </w:p>
-        </w:tc>
-        <w:tc>
-          <w:tcPr>
-            <w:tcW w:type="dxa" w:w="3168"/>
-            <w:shd w:fill="F8F9FA"/>
-            <w:tcMar>
-              <w:top w:w="60" w:type="dxa"/>
-              <w:bottom w:w="60" w:type="dxa"/>
-              <w:left w:w="80" w:type="dxa"/>
-              <w:right w:w="80" w:type="dxa"/>
-            </w:tcMar>
-          </w:tcPr>
-          <w:p>
-            <w:pPr>
-              <w:spacing w:after="0"/>
-            </w:pPr>
-            <w:r>
-              <w:rPr>
-                <w:rFonts w:ascii="Arial" w:hAnsi="Arial"/>
-                <w:color w:val="1F2937"/>
-                <w:sz w:val="17"/>
-              </w:rPr>
-              <w:t>Criterio 1.1 (Pantalla limpia)</w:t>
-              <w:br/>
-              <w:t>Criterio 1.2 (Error credenciales)</w:t>
-              <w:br/>
-              <w:t>Criterio 1.3 (Gerente) / 1.4 (Asistente)</w:t>
-            </w:r>
-          </w:p>
-        </w:tc>
-        <w:tc>
-          <w:tcPr>
-            <w:tcW w:type="dxa" w:w="2592"/>
-            <w:shd w:fill="F8F9FA"/>
-            <w:tcMar>
-              <w:top w:w="60" w:type="dxa"/>
-              <w:bottom w:w="60" w:type="dxa"/>
-              <w:left w:w="80" w:type="dxa"/>
-              <w:right w:w="80" w:type="dxa"/>
-            </w:tcMar>
-          </w:tcPr>
-          <w:p>
-            <w:pPr>
-              <w:spacing w:after="0"/>
-            </w:pPr>
-            <w:r>
-              <w:rPr>
-                <w:rFonts w:ascii="Arial" w:hAnsi="Arial"/>
-                <w:color w:val="1F2937"/>
-                <w:sz w:val="17"/>
-              </w:rPr>
-              <w:t>Validación de login limpio, detección de credenciales inválidas y acceso diferenciado.</w:t>
+              <w:t>Product Owner</w:t>
             </w:r>
           </w:p>
         </w:tc>
@@ -638,9 +4588,112 @@
               <w:rPr>
                 <w:rFonts w:ascii="Arial" w:hAnsi="Arial"/>
                 <w:color w:val="1F2937"/>
-                <w:sz w:val="17"/>
+                <w:sz w:val="16"/>
               </w:rPr>
-              <w:t>Pasos 1, 2</w:t>
+              <w:t>4h (Requisitos y validación)</w:t>
+            </w:r>
+          </w:p>
+        </w:tc>
+        <w:tc>
+          <w:tcPr>
+            <w:tcW w:type="dxa" w:w="1872"/>
+            <w:shd w:fill="F8F9FA"/>
+            <w:tcMar>
+              <w:top w:w="60" w:type="dxa"/>
+              <w:bottom w:w="60" w:type="dxa"/>
+              <w:left w:w="80" w:type="dxa"/>
+              <w:right w:w="80" w:type="dxa"/>
+            </w:tcMar>
+          </w:tcPr>
+          <w:p>
+            <w:pPr>
+              <w:spacing w:after="0"/>
+            </w:pPr>
+            <w:r>
+              <w:rPr>
+                <w:rFonts w:ascii="Arial" w:hAnsi="Arial"/>
+                <w:color w:val="1F2937"/>
+                <w:sz w:val="16"/>
+              </w:rPr>
+              <w:t>12h (Refinement, Review)</w:t>
+            </w:r>
+          </w:p>
+        </w:tc>
+        <w:tc>
+          <w:tcPr>
+            <w:tcW w:type="dxa" w:w="1152"/>
+            <w:shd w:fill="F8F9FA"/>
+            <w:tcMar>
+              <w:top w:w="60" w:type="dxa"/>
+              <w:bottom w:w="60" w:type="dxa"/>
+              <w:left w:w="80" w:type="dxa"/>
+              <w:right w:w="80" w:type="dxa"/>
+            </w:tcMar>
+          </w:tcPr>
+          <w:p>
+            <w:pPr>
+              <w:spacing w:after="0"/>
+              <w:jc w:val="right"/>
+            </w:pPr>
+            <w:r>
+              <w:rPr>
+                <w:rFonts w:ascii="Arial" w:hAnsi="Arial"/>
+                <w:color w:val="1F2937"/>
+                <w:sz w:val="16"/>
+              </w:rPr>
+              <w:t>16h</w:t>
+            </w:r>
+          </w:p>
+        </w:tc>
+        <w:tc>
+          <w:tcPr>
+            <w:tcW w:type="dxa" w:w="1296"/>
+            <w:shd w:fill="F8F9FA"/>
+            <w:tcMar>
+              <w:top w:w="60" w:type="dxa"/>
+              <w:bottom w:w="60" w:type="dxa"/>
+              <w:left w:w="80" w:type="dxa"/>
+              <w:right w:w="80" w:type="dxa"/>
+            </w:tcMar>
+          </w:tcPr>
+          <w:p>
+            <w:pPr>
+              <w:spacing w:after="0"/>
+              <w:jc w:val="right"/>
+            </w:pPr>
+            <w:r>
+              <w:rPr>
+                <w:rFonts w:ascii="Arial" w:hAnsi="Arial"/>
+                <w:color w:val="1F2937"/>
+                <w:sz w:val="16"/>
+              </w:rPr>
+              <w:t>S/ 40.00</w:t>
+            </w:r>
+          </w:p>
+        </w:tc>
+        <w:tc>
+          <w:tcPr>
+            <w:tcW w:type="dxa" w:w="1440"/>
+            <w:shd w:fill="F8F9FA"/>
+            <w:tcMar>
+              <w:top w:w="60" w:type="dxa"/>
+              <w:bottom w:w="60" w:type="dxa"/>
+              <w:left w:w="80" w:type="dxa"/>
+              <w:right w:w="80" w:type="dxa"/>
+            </w:tcMar>
+          </w:tcPr>
+          <w:p>
+            <w:pPr>
+              <w:spacing w:after="0"/>
+              <w:jc w:val="right"/>
+            </w:pPr>
+            <w:r>
+              <w:rPr>
+                <w:rFonts w:ascii="Arial" w:hAnsi="Arial"/>
+                <w:color w:val="1F2937"/>
+                <w:sz w:val="16"/>
+              </w:rPr>
+              <w:t>S/ 640.00</w:t>
             </w:r>
           </w:p>
         </w:tc>
@@ -665,65 +4718,9 @@
               <w:rPr>
                 <w:rFonts w:ascii="Arial" w:hAnsi="Arial"/>
                 <w:color w:val="1F2937"/>
-                <w:sz w:val="17"/>
+                <w:sz w:val="16"/>
               </w:rPr>
-              <w:t>HU-02: Dashboard y Navegación</w:t>
-            </w:r>
-          </w:p>
-        </w:tc>
-        <w:tc>
-          <w:tcPr>
-            <w:tcW w:type="dxa" w:w="3168"/>
-            <w:shd w:fill="FFFFFF"/>
-            <w:tcMar>
-              <w:top w:w="60" w:type="dxa"/>
-              <w:bottom w:w="60" w:type="dxa"/>
-              <w:left w:w="80" w:type="dxa"/>
-              <w:right w:w="80" w:type="dxa"/>
-            </w:tcMar>
-          </w:tcPr>
-          <w:p>
-            <w:pPr>
-              <w:spacing w:after="0"/>
-            </w:pPr>
-            <w:r>
-              <w:rPr>
-                <w:rFonts w:ascii="Arial" w:hAnsi="Arial"/>
-                <w:color w:val="1F2937"/>
-                <w:sz w:val="17"/>
-              </w:rPr>
-              <w:t>Criterio 2.1 (4 KPIs de resumen)</w:t>
-              <w:br/>
-              <w:t>Criterio 2.2 (Pantalla unificada)</w:t>
-              <w:br/>
-              <w:t>Criterio 2.3 (Navegación temporal)</w:t>
-              <w:br/>
-              <w:t>Criterio 2.4 (Cuentas confidenciales)</w:t>
-            </w:r>
-          </w:p>
-        </w:tc>
-        <w:tc>
-          <w:tcPr>
-            <w:tcW w:type="dxa" w:w="2592"/>
-            <w:shd w:fill="FFFFFF"/>
-            <w:tcMar>
-              <w:top w:w="60" w:type="dxa"/>
-              <w:bottom w:w="60" w:type="dxa"/>
-              <w:left w:w="80" w:type="dxa"/>
-              <w:right w:w="80" w:type="dxa"/>
-            </w:tcMar>
-          </w:tcPr>
-          <w:p>
-            <w:pPr>
-              <w:spacing w:after="0"/>
-            </w:pPr>
-            <w:r>
-              <w:rPr>
-                <w:rFonts w:ascii="Arial" w:hAnsi="Arial"/>
-                <w:color w:val="1F2937"/>
-                <w:sz w:val="17"/>
-              </w:rPr>
-              <w:t>Supervisión de métricas, listas conjuntas, alternancia de 3 meses y cuentas privadas.</w:t>
+              <w:t>Scrum Master</w:t>
             </w:r>
           </w:p>
         </w:tc>
@@ -746,9 +4743,112 @@
               <w:rPr>
                 <w:rFonts w:ascii="Arial" w:hAnsi="Arial"/>
                 <w:color w:val="1F2937"/>
-                <w:sz w:val="17"/>
+                <w:sz w:val="16"/>
               </w:rPr>
-              <w:t>Pasos 3, 4, 5, 7</w:t>
+              <w:t>4h (Supervisión restricciones)</w:t>
+            </w:r>
+          </w:p>
+        </w:tc>
+        <w:tc>
+          <w:tcPr>
+            <w:tcW w:type="dxa" w:w="1872"/>
+            <w:shd w:fill="FFFFFF"/>
+            <w:tcMar>
+              <w:top w:w="60" w:type="dxa"/>
+              <w:bottom w:w="60" w:type="dxa"/>
+              <w:left w:w="80" w:type="dxa"/>
+              <w:right w:w="80" w:type="dxa"/>
+            </w:tcMar>
+          </w:tcPr>
+          <w:p>
+            <w:pPr>
+              <w:spacing w:after="0"/>
+            </w:pPr>
+            <w:r>
+              <w:rPr>
+                <w:rFonts w:ascii="Arial" w:hAnsi="Arial"/>
+                <w:color w:val="1F2937"/>
+                <w:sz w:val="16"/>
+              </w:rPr>
+              <w:t>14h (Dailies, Retrospectiva)</w:t>
+            </w:r>
+          </w:p>
+        </w:tc>
+        <w:tc>
+          <w:tcPr>
+            <w:tcW w:type="dxa" w:w="1152"/>
+            <w:shd w:fill="FFFFFF"/>
+            <w:tcMar>
+              <w:top w:w="60" w:type="dxa"/>
+              <w:bottom w:w="60" w:type="dxa"/>
+              <w:left w:w="80" w:type="dxa"/>
+              <w:right w:w="80" w:type="dxa"/>
+            </w:tcMar>
+          </w:tcPr>
+          <w:p>
+            <w:pPr>
+              <w:spacing w:after="0"/>
+              <w:jc w:val="right"/>
+            </w:pPr>
+            <w:r>
+              <w:rPr>
+                <w:rFonts w:ascii="Arial" w:hAnsi="Arial"/>
+                <w:color w:val="1F2937"/>
+                <w:sz w:val="16"/>
+              </w:rPr>
+              <w:t>18h</w:t>
+            </w:r>
+          </w:p>
+        </w:tc>
+        <w:tc>
+          <w:tcPr>
+            <w:tcW w:type="dxa" w:w="1296"/>
+            <w:shd w:fill="FFFFFF"/>
+            <w:tcMar>
+              <w:top w:w="60" w:type="dxa"/>
+              <w:bottom w:w="60" w:type="dxa"/>
+              <w:left w:w="80" w:type="dxa"/>
+              <w:right w:w="80" w:type="dxa"/>
+            </w:tcMar>
+          </w:tcPr>
+          <w:p>
+            <w:pPr>
+              <w:spacing w:after="0"/>
+              <w:jc w:val="right"/>
+            </w:pPr>
+            <w:r>
+              <w:rPr>
+                <w:rFonts w:ascii="Arial" w:hAnsi="Arial"/>
+                <w:color w:val="1F2937"/>
+                <w:sz w:val="16"/>
+              </w:rPr>
+              <w:t>S/ 40.00</w:t>
+            </w:r>
+          </w:p>
+        </w:tc>
+        <w:tc>
+          <w:tcPr>
+            <w:tcW w:type="dxa" w:w="1440"/>
+            <w:shd w:fill="FFFFFF"/>
+            <w:tcMar>
+              <w:top w:w="60" w:type="dxa"/>
+              <w:bottom w:w="60" w:type="dxa"/>
+              <w:left w:w="80" w:type="dxa"/>
+              <w:right w:w="80" w:type="dxa"/>
+            </w:tcMar>
+          </w:tcPr>
+          <w:p>
+            <w:pPr>
+              <w:spacing w:after="0"/>
+              <w:jc w:val="right"/>
+            </w:pPr>
+            <w:r>
+              <w:rPr>
+                <w:rFonts w:ascii="Arial" w:hAnsi="Arial"/>
+                <w:color w:val="1F2937"/>
+                <w:sz w:val="16"/>
+              </w:rPr>
+              <w:t>S/ 720.00</w:t>
             </w:r>
           </w:p>
         </w:tc>
@@ -773,61 +4873,9 @@
               <w:rPr>
                 <w:rFonts w:ascii="Arial" w:hAnsi="Arial"/>
                 <w:color w:val="1F2937"/>
-                <w:sz w:val="17"/>
+                <w:sz w:val="16"/>
               </w:rPr>
-              <w:t>HU-03: Identificación y Titularidad</w:t>
-            </w:r>
-          </w:p>
-        </w:tc>
-        <w:tc>
-          <w:tcPr>
-            <w:tcW w:type="dxa" w:w="3168"/>
-            <w:shd w:fill="F8F9FA"/>
-            <w:tcMar>
-              <w:top w:w="60" w:type="dxa"/>
-              <w:bottom w:w="60" w:type="dxa"/>
-              <w:left w:w="80" w:type="dxa"/>
-              <w:right w:w="80" w:type="dxa"/>
-            </w:tcMar>
-          </w:tcPr>
-          <w:p>
-            <w:pPr>
-              <w:spacing w:after="0"/>
-            </w:pPr>
-            <w:r>
-              <w:rPr>
-                <w:rFonts w:ascii="Arial" w:hAnsi="Arial"/>
-                <w:color w:val="1F2937"/>
-                <w:sz w:val="17"/>
-              </w:rPr>
-              <w:t>Criterio 3.1 (Identificador de recibo)</w:t>
-              <w:br/>
-              <w:t>Criterio 3.2 (Comprobación deuda propia)</w:t>
-            </w:r>
-          </w:p>
-        </w:tc>
-        <w:tc>
-          <w:tcPr>
-            <w:tcW w:type="dxa" w:w="2592"/>
-            <w:shd w:fill="F8F9FA"/>
-            <w:tcMar>
-              <w:top w:w="60" w:type="dxa"/>
-              <w:bottom w:w="60" w:type="dxa"/>
-              <w:left w:w="80" w:type="dxa"/>
-              <w:right w:w="80" w:type="dxa"/>
-            </w:tcMar>
-          </w:tcPr>
-          <w:p>
-            <w:pPr>
-              <w:spacing w:after="0"/>
-            </w:pPr>
-            <w:r>
-              <w:rPr>
-                <w:rFonts w:ascii="Arial" w:hAnsi="Arial"/>
-                <w:color w:val="1F2937"/>
-                <w:sz w:val="17"/>
-              </w:rPr>
-              <w:t>Visualización de código de comprobante oficial y modal con foto de DNI del titular.</w:t>
+              <w:t>Full-Stack Dev 1</w:t>
             </w:r>
           </w:p>
         </w:tc>
@@ -850,9 +4898,112 @@
               <w:rPr>
                 <w:rFonts w:ascii="Arial" w:hAnsi="Arial"/>
                 <w:color w:val="1F2937"/>
-                <w:sz w:val="17"/>
+                <w:sz w:val="16"/>
               </w:rPr>
-              <w:t>Pasos 3, 6</w:t>
+              <w:t>20h (Arquitectura, auth, lógica)</w:t>
+            </w:r>
+          </w:p>
+        </w:tc>
+        <w:tc>
+          <w:tcPr>
+            <w:tcW w:type="dxa" w:w="1872"/>
+            <w:shd w:fill="F8F9FA"/>
+            <w:tcMar>
+              <w:top w:w="60" w:type="dxa"/>
+              <w:bottom w:w="60" w:type="dxa"/>
+              <w:left w:w="80" w:type="dxa"/>
+              <w:right w:w="80" w:type="dxa"/>
+            </w:tcMar>
+          </w:tcPr>
+          <w:p>
+            <w:pPr>
+              <w:spacing w:after="0"/>
+            </w:pPr>
+            <w:r>
+              <w:rPr>
+                <w:rFonts w:ascii="Arial" w:hAnsi="Arial"/>
+                <w:color w:val="1F2937"/>
+                <w:sz w:val="16"/>
+              </w:rPr>
+              <w:t>8h (Planificación técnica)</w:t>
+            </w:r>
+          </w:p>
+        </w:tc>
+        <w:tc>
+          <w:tcPr>
+            <w:tcW w:type="dxa" w:w="1152"/>
+            <w:shd w:fill="F8F9FA"/>
+            <w:tcMar>
+              <w:top w:w="60" w:type="dxa"/>
+              <w:bottom w:w="60" w:type="dxa"/>
+              <w:left w:w="80" w:type="dxa"/>
+              <w:right w:w="80" w:type="dxa"/>
+            </w:tcMar>
+          </w:tcPr>
+          <w:p>
+            <w:pPr>
+              <w:spacing w:after="0"/>
+              <w:jc w:val="right"/>
+            </w:pPr>
+            <w:r>
+              <w:rPr>
+                <w:rFonts w:ascii="Arial" w:hAnsi="Arial"/>
+                <w:color w:val="1F2937"/>
+                <w:sz w:val="16"/>
+              </w:rPr>
+              <w:t>28h</w:t>
+            </w:r>
+          </w:p>
+        </w:tc>
+        <w:tc>
+          <w:tcPr>
+            <w:tcW w:type="dxa" w:w="1296"/>
+            <w:shd w:fill="F8F9FA"/>
+            <w:tcMar>
+              <w:top w:w="60" w:type="dxa"/>
+              <w:bottom w:w="60" w:type="dxa"/>
+              <w:left w:w="80" w:type="dxa"/>
+              <w:right w:w="80" w:type="dxa"/>
+            </w:tcMar>
+          </w:tcPr>
+          <w:p>
+            <w:pPr>
+              <w:spacing w:after="0"/>
+              <w:jc w:val="right"/>
+            </w:pPr>
+            <w:r>
+              <w:rPr>
+                <w:rFonts w:ascii="Arial" w:hAnsi="Arial"/>
+                <w:color w:val="1F2937"/>
+                <w:sz w:val="16"/>
+              </w:rPr>
+              <w:t>S/ 40.00</w:t>
+            </w:r>
+          </w:p>
+        </w:tc>
+        <w:tc>
+          <w:tcPr>
+            <w:tcW w:type="dxa" w:w="1440"/>
+            <w:shd w:fill="F8F9FA"/>
+            <w:tcMar>
+              <w:top w:w="60" w:type="dxa"/>
+              <w:bottom w:w="60" w:type="dxa"/>
+              <w:left w:w="80" w:type="dxa"/>
+              <w:right w:w="80" w:type="dxa"/>
+            </w:tcMar>
+          </w:tcPr>
+          <w:p>
+            <w:pPr>
+              <w:spacing w:after="0"/>
+              <w:jc w:val="right"/>
+            </w:pPr>
+            <w:r>
+              <w:rPr>
+                <w:rFonts w:ascii="Arial" w:hAnsi="Arial"/>
+                <w:color w:val="1F2937"/>
+                <w:sz w:val="16"/>
+              </w:rPr>
+              <w:t>S/ 1,120.00</w:t>
             </w:r>
           </w:p>
         </w:tc>
@@ -877,63 +5028,9 @@
               <w:rPr>
                 <w:rFonts w:ascii="Arial" w:hAnsi="Arial"/>
                 <w:color w:val="1F2937"/>
-                <w:sz w:val="17"/>
+                <w:sz w:val="16"/>
               </w:rPr>
-              <w:t>HU-04: Gobierno por Gerencia</w:t>
-            </w:r>
-          </w:p>
-        </w:tc>
-        <w:tc>
-          <w:tcPr>
-            <w:tcW w:type="dxa" w:w="3168"/>
-            <w:shd w:fill="FFFFFF"/>
-            <w:tcMar>
-              <w:top w:w="60" w:type="dxa"/>
-              <w:bottom w:w="60" w:type="dxa"/>
-              <w:left w:w="80" w:type="dxa"/>
-              <w:right w:w="80" w:type="dxa"/>
-            </w:tcMar>
-          </w:tcPr>
-          <w:p>
-            <w:pPr>
-              <w:spacing w:after="0"/>
-            </w:pPr>
-            <w:r>
-              <w:rPr>
-                <w:rFonts w:ascii="Arial" w:hAnsi="Arial"/>
-                <w:color w:val="1F2937"/>
-                <w:sz w:val="17"/>
-              </w:rPr>
-              <w:t>Criterio 4.1 (Proveedores con Yape)</w:t>
-              <w:br/>
-              <w:t>Criterio 4.2 (Tipos de gasto dinámicos)</w:t>
-              <w:br/>
-              <w:t>Criterio 4.3 (Consumo restringido)</w:t>
-            </w:r>
-          </w:p>
-        </w:tc>
-        <w:tc>
-          <w:tcPr>
-            <w:tcW w:type="dxa" w:w="2592"/>
-            <w:shd w:fill="FFFFFF"/>
-            <w:tcMar>
-              <w:top w:w="60" w:type="dxa"/>
-              <w:bottom w:w="60" w:type="dxa"/>
-              <w:left w:w="80" w:type="dxa"/>
-              <w:right w:w="80" w:type="dxa"/>
-            </w:tcMar>
-          </w:tcPr>
-          <w:p>
-            <w:pPr>
-              <w:spacing w:after="0"/>
-            </w:pPr>
-            <w:r>
-              <w:rPr>
-                <w:rFonts w:ascii="Arial" w:hAnsi="Arial"/>
-                <w:color w:val="1F2937"/>
-                <w:sz w:val="17"/>
-              </w:rPr>
-              <w:t>Creación exclusiva de proveedores con Yape y tipos de gasto que el asistente consume.</w:t>
+              <w:t>Full-Stack Dev 2</w:t>
             </w:r>
           </w:p>
         </w:tc>
@@ -956,9 +5053,112 @@
               <w:rPr>
                 <w:rFonts w:ascii="Arial" w:hAnsi="Arial"/>
                 <w:color w:val="1F2937"/>
-                <w:sz w:val="17"/>
+                <w:sz w:val="16"/>
               </w:rPr>
-              <w:t>Pasos 8, 9, 10, 12</w:t>
+              <w:t>16h (CSS, modales, evidencias)</w:t>
+            </w:r>
+          </w:p>
+        </w:tc>
+        <w:tc>
+          <w:tcPr>
+            <w:tcW w:type="dxa" w:w="1872"/>
+            <w:shd w:fill="FFFFFF"/>
+            <w:tcMar>
+              <w:top w:w="60" w:type="dxa"/>
+              <w:bottom w:w="60" w:type="dxa"/>
+              <w:left w:w="80" w:type="dxa"/>
+              <w:right w:w="80" w:type="dxa"/>
+            </w:tcMar>
+          </w:tcPr>
+          <w:p>
+            <w:pPr>
+              <w:spacing w:after="0"/>
+            </w:pPr>
+            <w:r>
+              <w:rPr>
+                <w:rFonts w:ascii="Arial" w:hAnsi="Arial"/>
+                <w:color w:val="1F2937"/>
+                <w:sz w:val="16"/>
+              </w:rPr>
+              <w:t>8h (Planificación técnica)</w:t>
+            </w:r>
+          </w:p>
+        </w:tc>
+        <w:tc>
+          <w:tcPr>
+            <w:tcW w:type="dxa" w:w="1152"/>
+            <w:shd w:fill="FFFFFF"/>
+            <w:tcMar>
+              <w:top w:w="60" w:type="dxa"/>
+              <w:bottom w:w="60" w:type="dxa"/>
+              <w:left w:w="80" w:type="dxa"/>
+              <w:right w:w="80" w:type="dxa"/>
+            </w:tcMar>
+          </w:tcPr>
+          <w:p>
+            <w:pPr>
+              <w:spacing w:after="0"/>
+              <w:jc w:val="right"/>
+            </w:pPr>
+            <w:r>
+              <w:rPr>
+                <w:rFonts w:ascii="Arial" w:hAnsi="Arial"/>
+                <w:color w:val="1F2937"/>
+                <w:sz w:val="16"/>
+              </w:rPr>
+              <w:t>24h</w:t>
+            </w:r>
+          </w:p>
+        </w:tc>
+        <w:tc>
+          <w:tcPr>
+            <w:tcW w:type="dxa" w:w="1296"/>
+            <w:shd w:fill="FFFFFF"/>
+            <w:tcMar>
+              <w:top w:w="60" w:type="dxa"/>
+              <w:bottom w:w="60" w:type="dxa"/>
+              <w:left w:w="80" w:type="dxa"/>
+              <w:right w:w="80" w:type="dxa"/>
+            </w:tcMar>
+          </w:tcPr>
+          <w:p>
+            <w:pPr>
+              <w:spacing w:after="0"/>
+              <w:jc w:val="right"/>
+            </w:pPr>
+            <w:r>
+              <w:rPr>
+                <w:rFonts w:ascii="Arial" w:hAnsi="Arial"/>
+                <w:color w:val="1F2937"/>
+                <w:sz w:val="16"/>
+              </w:rPr>
+              <w:t>S/ 40.00</w:t>
+            </w:r>
+          </w:p>
+        </w:tc>
+        <w:tc>
+          <w:tcPr>
+            <w:tcW w:type="dxa" w:w="1440"/>
+            <w:shd w:fill="FFFFFF"/>
+            <w:tcMar>
+              <w:top w:w="60" w:type="dxa"/>
+              <w:bottom w:w="60" w:type="dxa"/>
+              <w:left w:w="80" w:type="dxa"/>
+              <w:right w:w="80" w:type="dxa"/>
+            </w:tcMar>
+          </w:tcPr>
+          <w:p>
+            <w:pPr>
+              <w:spacing w:after="0"/>
+              <w:jc w:val="right"/>
+            </w:pPr>
+            <w:r>
+              <w:rPr>
+                <w:rFonts w:ascii="Arial" w:hAnsi="Arial"/>
+                <w:color w:val="1F2937"/>
+                <w:sz w:val="16"/>
+              </w:rPr>
+              <w:t>S/ 960.00</w:t>
             </w:r>
           </w:p>
         </w:tc>
@@ -983,63 +5183,9 @@
               <w:rPr>
                 <w:rFonts w:ascii="Arial" w:hAnsi="Arial"/>
                 <w:color w:val="1F2937"/>
-                <w:sz w:val="17"/>
+                <w:sz w:val="16"/>
               </w:rPr>
-              <w:t>HU-05: Liquidación y Evidencias</w:t>
-            </w:r>
-          </w:p>
-        </w:tc>
-        <w:tc>
-          <w:tcPr>
-            <w:tcW w:type="dxa" w:w="3168"/>
-            <w:shd w:fill="F8F9FA"/>
-            <w:tcMar>
-              <w:top w:w="60" w:type="dxa"/>
-              <w:bottom w:w="60" w:type="dxa"/>
-              <w:left w:w="80" w:type="dxa"/>
-              <w:right w:w="80" w:type="dxa"/>
-            </w:tcMar>
-          </w:tcPr>
-          <w:p>
-            <w:pPr>
-              <w:spacing w:after="0"/>
-            </w:pPr>
-            <w:r>
-              <w:rPr>
-                <w:rFonts w:ascii="Arial" w:hAnsi="Arial"/>
-                <w:color w:val="1F2937"/>
-                <w:sz w:val="17"/>
-              </w:rPr>
-              <w:t>Criterio 5.1 (Datos Yape al pagar)</w:t>
-              <w:br/>
-              <w:t>Criterio 5.2 (Redondeo Ley 29571)</w:t>
-              <w:br/>
-              <w:t>Criterio 5.3 (Foto voucher comprobante)</w:t>
-            </w:r>
-          </w:p>
-        </w:tc>
-        <w:tc>
-          <w:tcPr>
-            <w:tcW w:type="dxa" w:w="2592"/>
-            <w:shd w:fill="F8F9FA"/>
-            <w:tcMar>
-              <w:top w:w="60" w:type="dxa"/>
-              <w:bottom w:w="60" w:type="dxa"/>
-              <w:left w:w="80" w:type="dxa"/>
-              <w:right w:w="80" w:type="dxa"/>
-            </w:tcMar>
-          </w:tcPr>
-          <w:p>
-            <w:pPr>
-              <w:spacing w:after="0"/>
-            </w:pPr>
-            <w:r>
-              <w:rPr>
-                <w:rFonts w:ascii="Arial" w:hAnsi="Arial"/>
-                <w:color w:val="1F2937"/>
-                <w:sz w:val="17"/>
-              </w:rPr>
-              <w:t>Despliegue de Yape, redondeo en efectivo (S/ 500.35 -&gt; S/ 500.30 con vuelto) y foto voucher.</w:t>
+              <w:t>QA Engineer</w:t>
             </w:r>
           </w:p>
         </w:tc>
@@ -1062,9 +5208,112 @@
               <w:rPr>
                 <w:rFonts w:ascii="Arial" w:hAnsi="Arial"/>
                 <w:color w:val="1F2937"/>
-                <w:sz w:val="17"/>
+                <w:sz w:val="16"/>
               </w:rPr>
-              <w:t>Pasos 13, 14, 15, 16</w:t>
+              <w:t>10h (Pruebas E2E, Gherkin)</w:t>
+            </w:r>
+          </w:p>
+        </w:tc>
+        <w:tc>
+          <w:tcPr>
+            <w:tcW w:type="dxa" w:w="1872"/>
+            <w:shd w:fill="F8F9FA"/>
+            <w:tcMar>
+              <w:top w:w="60" w:type="dxa"/>
+              <w:bottom w:w="60" w:type="dxa"/>
+              <w:left w:w="80" w:type="dxa"/>
+              <w:right w:w="80" w:type="dxa"/>
+            </w:tcMar>
+          </w:tcPr>
+          <w:p>
+            <w:pPr>
+              <w:spacing w:after="0"/>
+            </w:pPr>
+            <w:r>
+              <w:rPr>
+                <w:rFonts w:ascii="Arial" w:hAnsi="Arial"/>
+                <w:color w:val="1F2937"/>
+                <w:sz w:val="16"/>
+              </w:rPr>
+              <w:t>6h (Casos y reportes)</w:t>
+            </w:r>
+          </w:p>
+        </w:tc>
+        <w:tc>
+          <w:tcPr>
+            <w:tcW w:type="dxa" w:w="1152"/>
+            <w:shd w:fill="F8F9FA"/>
+            <w:tcMar>
+              <w:top w:w="60" w:type="dxa"/>
+              <w:bottom w:w="60" w:type="dxa"/>
+              <w:left w:w="80" w:type="dxa"/>
+              <w:right w:w="80" w:type="dxa"/>
+            </w:tcMar>
+          </w:tcPr>
+          <w:p>
+            <w:pPr>
+              <w:spacing w:after="0"/>
+              <w:jc w:val="right"/>
+            </w:pPr>
+            <w:r>
+              <w:rPr>
+                <w:rFonts w:ascii="Arial" w:hAnsi="Arial"/>
+                <w:color w:val="1F2937"/>
+                <w:sz w:val="16"/>
+              </w:rPr>
+              <w:t>16h</w:t>
+            </w:r>
+          </w:p>
+        </w:tc>
+        <w:tc>
+          <w:tcPr>
+            <w:tcW w:type="dxa" w:w="1296"/>
+            <w:shd w:fill="F8F9FA"/>
+            <w:tcMar>
+              <w:top w:w="60" w:type="dxa"/>
+              <w:bottom w:w="60" w:type="dxa"/>
+              <w:left w:w="80" w:type="dxa"/>
+              <w:right w:w="80" w:type="dxa"/>
+            </w:tcMar>
+          </w:tcPr>
+          <w:p>
+            <w:pPr>
+              <w:spacing w:after="0"/>
+              <w:jc w:val="right"/>
+            </w:pPr>
+            <w:r>
+              <w:rPr>
+                <w:rFonts w:ascii="Arial" w:hAnsi="Arial"/>
+                <w:color w:val="1F2937"/>
+                <w:sz w:val="16"/>
+              </w:rPr>
+              <w:t>S/ 40.00</w:t>
+            </w:r>
+          </w:p>
+        </w:tc>
+        <w:tc>
+          <w:tcPr>
+            <w:tcW w:type="dxa" w:w="1440"/>
+            <w:shd w:fill="F8F9FA"/>
+            <w:tcMar>
+              <w:top w:w="60" w:type="dxa"/>
+              <w:bottom w:w="60" w:type="dxa"/>
+              <w:left w:w="80" w:type="dxa"/>
+              <w:right w:w="80" w:type="dxa"/>
+            </w:tcMar>
+          </w:tcPr>
+          <w:p>
+            <w:pPr>
+              <w:spacing w:after="0"/>
+              <w:jc w:val="right"/>
+            </w:pPr>
+            <w:r>
+              <w:rPr>
+                <w:rFonts w:ascii="Arial" w:hAnsi="Arial"/>
+                <w:color w:val="1F2937"/>
+                <w:sz w:val="16"/>
+              </w:rPr>
+              <w:t>S/ 640.00</w:t>
             </w:r>
           </w:p>
         </w:tc>
@@ -1089,59 +5338,9 @@
               <w:rPr>
                 <w:rFonts w:ascii="Arial" w:hAnsi="Arial"/>
                 <w:color w:val="1F2937"/>
-                <w:sz w:val="17"/>
+                <w:sz w:val="16"/>
               </w:rPr>
-              <w:t>HU-06: Seguimiento Tributario</w:t>
-            </w:r>
-          </w:p>
-        </w:tc>
-        <w:tc>
-          <w:tcPr>
-            <w:tcW w:type="dxa" w:w="3168"/>
-            <w:shd w:fill="FFFFFF"/>
-            <w:tcMar>
-              <w:top w:w="60" w:type="dxa"/>
-              <w:bottom w:w="60" w:type="dxa"/>
-              <w:left w:w="80" w:type="dxa"/>
-              <w:right w:w="80" w:type="dxa"/>
-            </w:tcMar>
-          </w:tcPr>
-          <w:p>
-            <w:pPr>
-              <w:spacing w:after="0"/>
-            </w:pPr>
-            <w:r>
-              <w:rPr>
-                <w:rFonts w:ascii="Arial" w:hAnsi="Arial"/>
-                <w:color w:val="1F2937"/>
-                <w:sz w:val="17"/>
-              </w:rPr>
-              <w:t>Criterio 6.1 (Ingreso manual impuestos)</w:t>
-            </w:r>
-          </w:p>
-        </w:tc>
-        <w:tc>
-          <w:tcPr>
-            <w:tcW w:type="dxa" w:w="2592"/>
-            <w:shd w:fill="FFFFFF"/>
-            <w:tcMar>
-              <w:top w:w="60" w:type="dxa"/>
-              <w:bottom w:w="60" w:type="dxa"/>
-              <w:left w:w="80" w:type="dxa"/>
-              <w:right w:w="80" w:type="dxa"/>
-            </w:tcMar>
-          </w:tcPr>
-          <w:p>
-            <w:pPr>
-              <w:spacing w:after="0"/>
-            </w:pPr>
-            <w:r>
-              <w:rPr>
-                <w:rFonts w:ascii="Arial" w:hAnsi="Arial"/>
-                <w:color w:val="1F2937"/>
-                <w:sz w:val="17"/>
-              </w:rPr>
-              <w:t>Registro de impuestos SUNAT con montos exactos manuales sin fórmulas arbitrarias.</w:t>
+              <w:t>SUBTOTAL BASE</w:t>
             </w:r>
           </w:p>
         </w:tc>
@@ -1164,9 +5363,166 @@
               <w:rPr>
                 <w:rFonts w:ascii="Arial" w:hAnsi="Arial"/>
                 <w:color w:val="1F2937"/>
-                <w:sz w:val="17"/>
+                <w:sz w:val="16"/>
               </w:rPr>
-              <w:t>Paso 3, 11</w:t>
+              <w:t>54h</w:t>
+            </w:r>
+          </w:p>
+        </w:tc>
+        <w:tc>
+          <w:tcPr>
+            <w:tcW w:type="dxa" w:w="1872"/>
+            <w:shd w:fill="FFFFFF"/>
+            <w:tcMar>
+              <w:top w:w="60" w:type="dxa"/>
+              <w:bottom w:w="60" w:type="dxa"/>
+              <w:left w:w="80" w:type="dxa"/>
+              <w:right w:w="80" w:type="dxa"/>
+            </w:tcMar>
+          </w:tcPr>
+          <w:p>
+            <w:pPr>
+              <w:spacing w:after="0"/>
+            </w:pPr>
+            <w:r>
+              <w:rPr>
+                <w:rFonts w:ascii="Arial" w:hAnsi="Arial"/>
+                <w:color w:val="1F2937"/>
+                <w:sz w:val="16"/>
+              </w:rPr>
+              <w:t>48h</w:t>
+            </w:r>
+          </w:p>
+        </w:tc>
+        <w:tc>
+          <w:tcPr>
+            <w:tcW w:type="dxa" w:w="1152"/>
+            <w:shd w:fill="FFFFFF"/>
+            <w:tcMar>
+              <w:top w:w="60" w:type="dxa"/>
+              <w:bottom w:w="60" w:type="dxa"/>
+              <w:left w:w="80" w:type="dxa"/>
+              <w:right w:w="80" w:type="dxa"/>
+            </w:tcMar>
+          </w:tcPr>
+          <w:p>
+            <w:pPr>
+              <w:spacing w:after="0"/>
+              <w:jc w:val="right"/>
+            </w:pPr>
+            <w:r>
+              <w:rPr>
+                <w:rFonts w:ascii="Arial" w:hAnsi="Arial"/>
+                <w:color w:val="1F2937"/>
+                <w:sz w:val="16"/>
+              </w:rPr>
+              <w:t>102h</w:t>
+            </w:r>
+          </w:p>
+        </w:tc>
+        <w:tc>
+          <w:tcPr>
+            <w:tcW w:type="dxa" w:w="1296"/>
+            <w:shd w:fill="FFFFFF"/>
+            <w:tcMar>
+              <w:top w:w="60" w:type="dxa"/>
+              <w:bottom w:w="60" w:type="dxa"/>
+              <w:left w:w="80" w:type="dxa"/>
+              <w:right w:w="80" w:type="dxa"/>
+            </w:tcMar>
+          </w:tcPr>
+          <w:p>
+            <w:pPr>
+              <w:spacing w:after="0"/>
+              <w:jc w:val="right"/>
+            </w:pPr>
+            <w:r>
+              <w:rPr>
+                <w:rFonts w:ascii="Arial" w:hAnsi="Arial"/>
+                <w:color w:val="1F2937"/>
+                <w:sz w:val="16"/>
+              </w:rPr>
+              <w:t>-</w:t>
+            </w:r>
+          </w:p>
+        </w:tc>
+        <w:tc>
+          <w:tcPr>
+            <w:tcW w:type="dxa" w:w="1440"/>
+            <w:shd w:fill="FFFFFF"/>
+            <w:tcMar>
+              <w:top w:w="60" w:type="dxa"/>
+              <w:bottom w:w="60" w:type="dxa"/>
+              <w:left w:w="80" w:type="dxa"/>
+              <w:right w:w="80" w:type="dxa"/>
+            </w:tcMar>
+          </w:tcPr>
+          <w:p>
+            <w:pPr>
+              <w:spacing w:after="0"/>
+              <w:jc w:val="right"/>
+            </w:pPr>
+            <w:r>
+              <w:rPr>
+                <w:rFonts w:ascii="Arial" w:hAnsi="Arial"/>
+                <w:color w:val="1F2937"/>
+                <w:sz w:val="16"/>
+              </w:rPr>
+              <w:t>S/ 4,080.00</w:t>
+            </w:r>
+          </w:p>
+        </w:tc>
+      </w:tr>
+    </w:tbl>
+    <w:tbl>
+      <w:tblPr>
+        <w:tblW w:type="auto" w:w="0"/>
+        <w:jc w:val="center"/>
+        <w:tblLayout w:type="fixed"/>
+        <w:tblLook w:firstColumn="1" w:firstRow="1" w:lastColumn="0" w:lastRow="0" w:noHBand="0" w:noVBand="1" w:val="04A0"/>
+      </w:tblPr>
+      <w:tblGrid>
+        <w:gridCol w:w="9360"/>
+      </w:tblGrid>
+      <w:tr>
+        <w:tc>
+          <w:tcPr>
+            <w:tcW w:type="dxa" w:w="9360"/>
+            <w:shd w:fill="FEF3C7"/>
+            <w:tcMar>
+              <w:top w:w="120" w:type="dxa"/>
+              <w:bottom w:w="120" w:type="dxa"/>
+              <w:left w:w="180" w:type="dxa"/>
+              <w:right w:w="180" w:type="dxa"/>
+            </w:tcMar>
+            <w:tcBorders>
+              <w:left w:val="single" w:sz="24" w:space="0" w:color="D97706"/>
+              <w:top w:val="none"/>
+              <w:right w:val="none"/>
+              <w:bottom w:val="none"/>
+            </w:tcBorders>
+          </w:tcPr>
+          <w:p>
+            <w:pPr>
+              <w:spacing w:before="40" w:after="80"/>
+            </w:pPr>
+            <w:r>
+              <w:rPr>
+                <w:rFonts w:ascii="Arial" w:hAnsi="Arial"/>
+                <w:b/>
+                <w:color w:val="1E3A5F"/>
+                <w:sz w:val="20"/>
+              </w:rPr>
+              <w:t>Justificación Formal del Presupuesto:</w:t>
+              <w:br/>
+            </w:r>
+            <w:r>
+              <w:rPr>
+                <w:rFonts w:ascii="Arial" w:hAnsi="Arial"/>
+                <w:color w:val="334155"/>
+                <w:sz w:val="19"/>
+              </w:rPr>
+              <w:t>El costo del proyecto se basa en un equipo de 5 desarrolladores/especialistas con un costo promedio de S/ 40 por hora, trabajando 4 horas al día durante 2 semanas (10 días laborables). El total incluye 54 horas de desarrollo y análisis, 28 horas de testing y control de calidad, y 20 horas de ceremonias ágiles y gestión. El costo directo base es de S/ 4,080.00. Aplicando un 10% de contingencia técnica y operativa (S/ 408.00), el costo total consolidado del MVP es de S/ 4,488.00.</w:t>
             </w:r>
           </w:p>
         </w:tc>
@@ -1174,7 +5530,7 @@
     </w:tbl>
     <w:p>
       <w:pPr>
-        <w:spacing w:after="320"/>
+        <w:spacing w:after="80"/>
       </w:pPr>
     </w:p>
     <w:p>
@@ -1186,19 +5542,212 @@
           <w:rFonts w:ascii="Arial" w:hAnsi="Arial"/>
           <w:color w:val="1E3A5F"/>
         </w:rPr>
-        <w:t>3. Evidencias Gráficas y Validación Paso a Paso</w:t>
+        <w:t>5. Guía Rápida de Uso para el Cliente</w:t>
+      </w:r>
+    </w:p>
+    <w:p>
+      <w:r>
+        <w:rPr>
+          <w:rFonts w:ascii="Arial" w:hAnsi="Arial"/>
+          <w:b/>
+          <w:color w:val="1E3A5F"/>
+          <w:sz w:val="21"/>
+        </w:rPr>
+        <w:t>5.1 Instrucciones para el Gerente</w:t>
       </w:r>
     </w:p>
     <w:p>
       <w:pPr>
-        <w:spacing w:before="280" w:after="40"/>
+        <w:pStyle w:val="ListBullet"/>
+        <w:spacing w:after="40"/>
+      </w:pPr>
+      <w:r>
+        <w:rPr>
+          <w:rFonts w:ascii="Arial" w:hAnsi="Arial"/>
+          <w:sz w:val="18"/>
+        </w:rPr>
+        <w:t>Ingreso: Inicie sesión con usuario 'gerente' y clave 'gerente123' (o clic en el botón de acceso rápido).</w:t>
+      </w:r>
+    </w:p>
+    <w:p>
+      <w:pPr>
+        <w:pStyle w:val="ListBullet"/>
+        <w:spacing w:after="40"/>
+      </w:pPr>
+      <w:r>
+        <w:rPr>
+          <w:rFonts w:ascii="Arial" w:hAnsi="Arial"/>
+          <w:sz w:val="18"/>
+        </w:rPr>
+        <w:t>Navegación de Meses: Use los controles '&lt; Mes Anterior' y 'Próximo Mes &gt;' para alternar entre Septiembre, Octubre y Noviembre 2026.</w:t>
+      </w:r>
+    </w:p>
+    <w:p>
+      <w:pPr>
+        <w:pStyle w:val="ListBullet"/>
+        <w:spacing w:after="40"/>
+      </w:pPr>
+      <w:r>
+        <w:rPr>
+          <w:rFonts w:ascii="Arial" w:hAnsi="Arial"/>
+          <w:sz w:val="18"/>
+        </w:rPr>
+        <w:t>Monitoreo de 4 KPIs: Revise Total Pendiente del mes, Total Pagado del mes, Deudas Vencidas Anteriores (alerta de moras) y Próximo Vencimiento.</w:t>
+      </w:r>
+    </w:p>
+    <w:p>
+      <w:pPr>
+        <w:pStyle w:val="ListBullet"/>
+        <w:spacing w:after="40"/>
+      </w:pPr>
+      <w:r>
+        <w:rPr>
+          <w:rFonts w:ascii="Arial" w:hAnsi="Arial"/>
+          <w:sz w:val="18"/>
+        </w:rPr>
+        <w:t>Auditoría Unificada: Revise en la misma pantalla las tablas de pendientes (botón 'Ver Titular / DNI') y realizados (botón 'Ver Voucher').</w:t>
+      </w:r>
+    </w:p>
+    <w:p>
+      <w:pPr>
+        <w:pStyle w:val="ListBullet"/>
+        <w:spacing w:after="40"/>
+      </w:pPr>
+      <w:r>
+        <w:rPr>
+          <w:rFonts w:ascii="Arial" w:hAnsi="Arial"/>
+          <w:sz w:val="18"/>
+        </w:rPr>
+        <w:t>Gobierno del Negocio: Dé de alta proveedores activando la casilla de Yape (celular y titular) y registre nuevos tipos de gasto.</w:t>
+      </w:r>
+    </w:p>
+    <w:p>
+      <w:pPr>
+        <w:pStyle w:val="ListBullet"/>
+        <w:spacing w:after="40"/>
+      </w:pPr>
+      <w:r>
+        <w:rPr>
+          <w:rFonts w:ascii="Arial" w:hAnsi="Arial"/>
+          <w:sz w:val="18"/>
+        </w:rPr>
+        <w:t>Cierre de Sesión: Pulse 'Cerrar Sesión' para proteger la privacidad de sus instrumentos bancarios personales.</w:t>
+      </w:r>
+    </w:p>
+    <w:p>
+      <w:pPr>
+        <w:spacing w:before="120"/>
+      </w:pPr>
+      <w:r>
+        <w:rPr>
+          <w:rFonts w:ascii="Arial" w:hAnsi="Arial"/>
+          <w:b/>
+          <w:color w:val="1E3A5F"/>
+          <w:sz w:val="21"/>
+        </w:rPr>
+        <w:t>5.2 Instrucciones para el Asistente</w:t>
+      </w:r>
+    </w:p>
+    <w:p>
+      <w:pPr>
+        <w:pStyle w:val="ListBullet"/>
+        <w:spacing w:after="40"/>
+      </w:pPr>
+      <w:r>
+        <w:rPr>
+          <w:rFonts w:ascii="Arial" w:hAnsi="Arial"/>
+          <w:sz w:val="18"/>
+        </w:rPr>
+        <w:t>Ingreso: Inicie sesión con usuario 'asistente' y clave 'asistente123'.</w:t>
+      </w:r>
+    </w:p>
+    <w:p>
+      <w:pPr>
+        <w:pStyle w:val="ListBullet"/>
+        <w:spacing w:after="40"/>
+      </w:pPr>
+      <w:r>
+        <w:rPr>
+          <w:rFonts w:ascii="Arial" w:hAnsi="Arial"/>
+          <w:sz w:val="18"/>
+        </w:rPr>
+        <w:t>Registrar Nuevo Gasto: Pulse 'Nuevo Gasto', digite el código oficial de recibo, seleccione proveedor y tipo (aprobados por Gerencia), ingrese monto y adjunte foto de titularidad.</w:t>
+      </w:r>
+    </w:p>
+    <w:p>
+      <w:pPr>
+        <w:pStyle w:val="ListBullet"/>
+        <w:spacing w:after="40"/>
+      </w:pPr>
+      <w:r>
+        <w:rPr>
+          <w:rFonts w:ascii="Arial" w:hAnsi="Arial"/>
+          <w:sz w:val="18"/>
+        </w:rPr>
+        <w:t>Registrar Pago con Yape: En el modal elija 'Yape'; el sistema le mostrará el número y titular autorizados para transferir.</w:t>
+      </w:r>
+    </w:p>
+    <w:p>
+      <w:pPr>
+        <w:pStyle w:val="ListBullet"/>
+        <w:spacing w:after="40"/>
+      </w:pPr>
+      <w:r>
+        <w:rPr>
+          <w:rFonts w:ascii="Arial" w:hAnsi="Arial"/>
+          <w:sz w:val="18"/>
+        </w:rPr>
+        <w:t>Registrar Pago en Efectivo (Ley 29571): Si el recibo tiene céntimos (ej. S/ 500.35), el sistema aplica el redondeo a S/ 500.30. Al escribir el efectivo recibido (ej. S/ 510.00), verá el vuelto exacto a entregar (S/ 9.70).</w:t>
+      </w:r>
+    </w:p>
+    <w:p>
+      <w:pPr>
+        <w:pStyle w:val="ListBullet"/>
+        <w:spacing w:after="40"/>
+      </w:pPr>
+      <w:r>
+        <w:rPr>
+          <w:rFonts w:ascii="Arial" w:hAnsi="Arial"/>
+          <w:sz w:val="18"/>
+        </w:rPr>
+        <w:t>Adjuntar Comprobante: Cargue la foto del voucher o constancia bancaria y confirme. El pago pasará a 'Realizado'.</w:t>
+      </w:r>
+    </w:p>
+    <w:p>
+      <w:pPr>
+        <w:spacing w:after="240"/>
+      </w:pPr>
+    </w:p>
+    <w:p>
+      <w:pPr>
+        <w:pStyle w:val="Heading1"/>
+      </w:pPr>
+      <w:r>
+        <w:rPr>
+          <w:rFonts w:ascii="Arial" w:hAnsi="Arial"/>
+          <w:color w:val="1E3A5F"/>
+        </w:rPr>
+        <w:t>6. Validación Paso a Paso con Evidencias Gráficas (16 Capturas)</w:t>
+      </w:r>
+    </w:p>
+    <w:p>
+      <w:pPr>
+        <w:spacing w:after="160"/>
+      </w:pPr>
+      <w:r>
+        <w:t>A continuación se presenta la validación fotográfica paso a paso del sistema ejecutándose en tiempo real, demostrando el cumplimiento de cada Historia de Usuario, Criterio Gherkin y observación del cliente:</w:t>
+      </w:r>
+    </w:p>
+    <w:p>
+      <w:pPr>
+        <w:spacing w:before="240" w:after="40"/>
       </w:pPr>
       <w:r>
         <w:rPr>
           <w:rFonts w:ascii="Arial" w:hAnsi="Arial"/>
           <w:b/>
           <w:color w:val="D97706"/>
-          <w:sz w:val="24"/>
+          <w:sz w:val="23"/>
         </w:rPr>
         <w:t xml:space="preserve">[Paso 1] </w:t>
       </w:r>
@@ -1207,21 +5756,21 @@
           <w:rFonts w:ascii="Arial" w:hAnsi="Arial"/>
           <w:b/>
           <w:color w:val="1E3A5F"/>
-          <w:sz w:val="24"/>
+          <w:sz w:val="23"/>
         </w:rPr>
-        <w:t>Pantalla de Inicio de Sesión Limpia (HU-01, Criterio 1.1)</w:t>
+        <w:t>Pantalla Inicial de Login Limpia (HU-01, Criterio 1.1)</w:t>
       </w:r>
     </w:p>
     <w:p>
       <w:pPr>
-        <w:spacing w:after="80"/>
+        <w:spacing w:after="60"/>
       </w:pPr>
       <w:r>
         <w:rPr>
           <w:rFonts w:ascii="Arial" w:hAnsi="Arial"/>
           <w:b/>
           <w:color w:val="475569"/>
-          <w:sz w:val="19"/>
+          <w:sz w:val="18"/>
         </w:rPr>
         <w:t xml:space="preserve">Historia Relacionada: </w:t>
       </w:r>
@@ -1229,22 +5778,22 @@
         <w:rPr>
           <w:rFonts w:ascii="Arial" w:hAnsi="Arial"/>
           <w:color w:val="1E3A5F"/>
-          <w:sz w:val="19"/>
+          <w:sz w:val="18"/>
         </w:rPr>
         <w:t>HU-01: Autenticación y Control de Acceso por Rol</w:t>
       </w:r>
     </w:p>
     <w:p>
       <w:pPr>
-        <w:spacing w:after="160" w:line="276" w:lineRule="auto"/>
+        <w:spacing w:after="120" w:line="276" w:lineRule="auto"/>
       </w:pPr>
       <w:r>
         <w:rPr>
           <w:rFonts w:ascii="Arial" w:hAnsi="Arial"/>
           <w:color w:val="1F2937"/>
-          <w:sz w:val="19"/>
+          <w:sz w:val="18"/>
         </w:rPr>
-        <w:t>Al acceder a la aplicación, la interfaz se presenta completamente vacía y neutral. No se expone ningún dato sensible, financiero ni nombres de proveedores antes de que el usuario ingrese sus credenciales autorizadas. Cuenta con accesos rápidos de prueba para facilitar la demostración al cliente.</w:t>
+        <w:t>Al cargar la aplicación, la pantalla se presenta limpia y desprovista de cualquier información financiera o nombres de proveedores antes de autenticarse. Dispone de botones discretos de acceso rápido para demostración.</w:t>
       </w:r>
     </w:p>
     <w:p>
@@ -1255,7 +5804,7 @@
       <w:r>
         <w:drawing>
           <wp:inline xmlns:a="http://schemas.openxmlformats.org/drawingml/2006/main" xmlns:pic="http://schemas.openxmlformats.org/drawingml/2006/picture">
-            <wp:extent cx="5303520" cy="3977640"/>
+            <wp:extent cx="5212080" cy="3909060"/>
             <wp:docPr id="1" name="Picture 1"/>
             <wp:cNvGraphicFramePr>
               <a:graphicFrameLocks noChangeAspect="1"/>
@@ -1276,7 +5825,7 @@
                   <pic:spPr>
                     <a:xfrm>
                       <a:off x="0" y="0"/>
-                      <a:ext cx="5303520" cy="3977640"/>
+                      <a:ext cx="5212080" cy="3909060"/>
                     </a:xfrm>
                     <a:prstGeom prst="rect"/>
                   </pic:spPr>
@@ -1289,7 +5838,7 @@
     </w:p>
     <w:p>
       <w:pPr>
-        <w:spacing w:after="160"/>
+        <w:spacing w:after="120"/>
         <w:jc w:val="center"/>
       </w:pPr>
       <w:r>
@@ -1299,19 +5848,19 @@
           <w:color w:val="64748B"/>
           <w:sz w:val="16"/>
         </w:rPr>
-        <w:t>Figura: Captura real del sistema para Paso 1 (01_login_inicial.png)</w:t>
+        <w:t>Figura: Captura de pantalla del sistema (01_login_inicial.png)</w:t>
       </w:r>
     </w:p>
     <w:p>
       <w:pPr>
-        <w:spacing w:after="240"/>
+        <w:spacing w:after="200"/>
       </w:pPr>
       <w:r>
         <w:rPr>
           <w:rFonts w:ascii="Arial" w:hAnsi="Arial"/>
           <w:b/>
           <w:color w:val="0F5132"/>
-          <w:sz w:val="18"/>
+          <w:sz w:val="17"/>
         </w:rPr>
         <w:t xml:space="preserve">Resultado de Validación: </w:t>
       </w:r>
@@ -1319,26 +5868,21 @@
         <w:rPr>
           <w:rFonts w:ascii="Arial" w:hAnsi="Arial"/>
           <w:color w:val="0F5132"/>
-          <w:sz w:val="18"/>
+          <w:sz w:val="17"/>
         </w:rPr>
         <w:t>Cumple Criterio 1.1: Pantalla inicial limpia sin datos visibles.</w:t>
       </w:r>
     </w:p>
     <w:p>
       <w:pPr>
-        <w:spacing w:after="80"/>
-      </w:pPr>
-    </w:p>
-    <w:p>
-      <w:pPr>
-        <w:spacing w:before="280" w:after="40"/>
+        <w:spacing w:before="240" w:after="40"/>
       </w:pPr>
       <w:r>
         <w:rPr>
           <w:rFonts w:ascii="Arial" w:hAnsi="Arial"/>
           <w:b/>
           <w:color w:val="D97706"/>
-          <w:sz w:val="24"/>
+          <w:sz w:val="23"/>
         </w:rPr>
         <w:t xml:space="preserve">[Paso 2] </w:t>
       </w:r>
@@ -1347,21 +5891,21 @@
           <w:rFonts w:ascii="Arial" w:hAnsi="Arial"/>
           <w:b/>
           <w:color w:val="1E3A5F"/>
-          <w:sz w:val="24"/>
+          <w:sz w:val="23"/>
         </w:rPr>
-        <w:t>Control de Seguridad y Validación de Credenciales (HU-01, Criterio 1.2)</w:t>
+        <w:t>Validación de Seguridad y Error de Credenciales (HU-01, Criterio 1.2)</w:t>
       </w:r>
     </w:p>
     <w:p>
       <w:pPr>
-        <w:spacing w:after="80"/>
+        <w:spacing w:after="60"/>
       </w:pPr>
       <w:r>
         <w:rPr>
           <w:rFonts w:ascii="Arial" w:hAnsi="Arial"/>
           <w:b/>
           <w:color w:val="475569"/>
-          <w:sz w:val="19"/>
+          <w:sz w:val="18"/>
         </w:rPr>
         <w:t xml:space="preserve">Historia Relacionada: </w:t>
       </w:r>
@@ -1369,22 +5913,22 @@
         <w:rPr>
           <w:rFonts w:ascii="Arial" w:hAnsi="Arial"/>
           <w:color w:val="1E3A5F"/>
-          <w:sz w:val="19"/>
+          <w:sz w:val="18"/>
         </w:rPr>
         <w:t>HU-01: Autenticación y Control de Acceso por Rol</w:t>
       </w:r>
     </w:p>
     <w:p>
       <w:pPr>
-        <w:spacing w:after="160" w:line="276" w:lineRule="auto"/>
+        <w:spacing w:after="120" w:line="276" w:lineRule="auto"/>
       </w:pPr>
       <w:r>
         <w:rPr>
           <w:rFonts w:ascii="Arial" w:hAnsi="Arial"/>
           <w:color w:val="1F2937"/>
-          <w:sz w:val="19"/>
+          <w:sz w:val="18"/>
         </w:rPr>
-        <w:t>Al ingresar intencionalmente un usuario o contraseña no registrados, el sistema bloquea el acceso de inmediato y muestra el mensaje directo y sobrio: 'Usuario o contraseña incorrectos.', sin emojis ni decoraciones innecesarias.</w:t>
+        <w:t>Al introducir credenciales erróneas, el sistema bloquea el acceso de inmediato y despliega el mensaje directo: 'Usuario o contraseña incorrectos.', sin emojis ni decoraciones superfluas.</w:t>
       </w:r>
     </w:p>
     <w:p>
@@ -1395,7 +5939,7 @@
       <w:r>
         <w:drawing>
           <wp:inline xmlns:a="http://schemas.openxmlformats.org/drawingml/2006/main" xmlns:pic="http://schemas.openxmlformats.org/drawingml/2006/picture">
-            <wp:extent cx="5303520" cy="3977640"/>
+            <wp:extent cx="5212080" cy="3909060"/>
             <wp:docPr id="2" name="Picture 2"/>
             <wp:cNvGraphicFramePr>
               <a:graphicFrameLocks noChangeAspect="1"/>
@@ -1416,7 +5960,7 @@
                   <pic:spPr>
                     <a:xfrm>
                       <a:off x="0" y="0"/>
-                      <a:ext cx="5303520" cy="3977640"/>
+                      <a:ext cx="5212080" cy="3909060"/>
                     </a:xfrm>
                     <a:prstGeom prst="rect"/>
                   </pic:spPr>
@@ -1429,7 +5973,7 @@
     </w:p>
     <w:p>
       <w:pPr>
-        <w:spacing w:after="160"/>
+        <w:spacing w:after="120"/>
         <w:jc w:val="center"/>
       </w:pPr>
       <w:r>
@@ -1439,19 +5983,19 @@
           <w:color w:val="64748B"/>
           <w:sz w:val="16"/>
         </w:rPr>
-        <w:t>Figura: Captura real del sistema para Paso 2 (02_login_error_credenciales.png)</w:t>
+        <w:t>Figura: Captura de pantalla del sistema (02_login_error_credenciales.png)</w:t>
       </w:r>
     </w:p>
     <w:p>
       <w:pPr>
-        <w:spacing w:after="240"/>
+        <w:spacing w:after="200"/>
       </w:pPr>
       <w:r>
         <w:rPr>
           <w:rFonts w:ascii="Arial" w:hAnsi="Arial"/>
           <w:b/>
           <w:color w:val="0F5132"/>
-          <w:sz w:val="18"/>
+          <w:sz w:val="17"/>
         </w:rPr>
         <w:t xml:space="preserve">Resultado de Validación: </w:t>
       </w:r>
@@ -1459,26 +6003,21 @@
         <w:rPr>
           <w:rFonts w:ascii="Arial" w:hAnsi="Arial"/>
           <w:color w:val="0F5132"/>
-          <w:sz w:val="18"/>
+          <w:sz w:val="17"/>
         </w:rPr>
-        <w:t>Cumple Criterio 1.2: Control de acceso estricto y manejo de errores formal.</w:t>
+        <w:t>Cumple Criterio 1.2: Control de seguridad y manejo de errores formal.</w:t>
       </w:r>
     </w:p>
     <w:p>
       <w:pPr>
-        <w:spacing w:after="80"/>
-      </w:pPr>
-    </w:p>
-    <w:p>
-      <w:pPr>
-        <w:spacing w:before="280" w:after="40"/>
+        <w:spacing w:before="240" w:after="40"/>
       </w:pPr>
       <w:r>
         <w:rPr>
           <w:rFonts w:ascii="Arial" w:hAnsi="Arial"/>
           <w:b/>
           <w:color w:val="D97706"/>
-          <w:sz w:val="24"/>
+          <w:sz w:val="23"/>
         </w:rPr>
         <w:t xml:space="preserve">[Paso 3] </w:t>
       </w:r>
@@ -1487,21 +6026,21 @@
           <w:rFonts w:ascii="Arial" w:hAnsi="Arial"/>
           <w:b/>
           <w:color w:val="1E3A5F"/>
-          <w:sz w:val="24"/>
+          <w:sz w:val="23"/>
         </w:rPr>
         <w:t>Dashboard del Gerente con 4 KPIs y Pantalla Unificada (HU-01, HU-02, Criterios 1.3, 2.1, 2.2)</w:t>
       </w:r>
     </w:p>
     <w:p>
       <w:pPr>
-        <w:spacing w:after="80"/>
+        <w:spacing w:after="60"/>
       </w:pPr>
       <w:r>
         <w:rPr>
           <w:rFonts w:ascii="Arial" w:hAnsi="Arial"/>
           <w:b/>
           <w:color w:val="475569"/>
-          <w:sz w:val="19"/>
+          <w:sz w:val="18"/>
         </w:rPr>
         <w:t xml:space="preserve">Historia Relacionada: </w:t>
       </w:r>
@@ -1509,22 +6048,22 @@
         <w:rPr>
           <w:rFonts w:ascii="Arial" w:hAnsi="Arial"/>
           <w:color w:val="1E3A5F"/>
-          <w:sz w:val="19"/>
+          <w:sz w:val="18"/>
         </w:rPr>
         <w:t>HU-02: Dashboard Ejecutivo del Gerente y Navegación Temporal</w:t>
       </w:r>
     </w:p>
     <w:p>
       <w:pPr>
-        <w:spacing w:after="160" w:line="276" w:lineRule="auto"/>
+        <w:spacing w:after="120" w:line="276" w:lineRule="auto"/>
       </w:pPr>
       <w:r>
         <w:rPr>
           <w:rFonts w:ascii="Arial" w:hAnsi="Arial"/>
           <w:color w:val="1F2937"/>
-          <w:sz w:val="19"/>
+          <w:sz w:val="18"/>
         </w:rPr>
-        <w:t>El Gerente accede a su consola ejecutiva en el periodo actual (Octubre 2026). En la parte superior visualiza los 4 indicadores clave exigidos por el profesor:</w:t>
+        <w:t>El Gerente ingresa y visualiza en la parte superior los 4 KPIs solicitados por el cliente:</w:t>
         <w:br/>
         <w:t>1) Total Pendiente del Mes: S/ 6,370.35 (4 pagos pendientes).</w:t>
         <w:br/>
@@ -1534,7 +6073,7 @@
         <w:br/>
         <w:t>4) Próximo Vencimiento: 18/10/2026 (Recibo de Energía Eléctrica).</w:t>
         <w:br/>
-        <w:t>Debajo, en la MISMA pantalla, se despliegan juntas la tabla de Pagos Pendientes del Periodo y la tabla de Pagos Realizados del Periodo, permitiendo una supervisión integral sin pestañas.</w:t>
+        <w:t>Debajo, en la misma pantalla, se despliegan juntas las tablas de pendientes y realizados.</w:t>
       </w:r>
     </w:p>
     <w:p>
@@ -1545,7 +6084,7 @@
       <w:r>
         <w:drawing>
           <wp:inline xmlns:a="http://schemas.openxmlformats.org/drawingml/2006/main" xmlns:pic="http://schemas.openxmlformats.org/drawingml/2006/picture">
-            <wp:extent cx="5303520" cy="6285500"/>
+            <wp:extent cx="5212080" cy="6177129"/>
             <wp:docPr id="3" name="Picture 3"/>
             <wp:cNvGraphicFramePr>
               <a:graphicFrameLocks noChangeAspect="1"/>
@@ -1566,7 +6105,7 @@
                   <pic:spPr>
                     <a:xfrm>
                       <a:off x="0" y="0"/>
-                      <a:ext cx="5303520" cy="6285500"/>
+                      <a:ext cx="5212080" cy="6177129"/>
                     </a:xfrm>
                     <a:prstGeom prst="rect"/>
                   </pic:spPr>
@@ -1579,7 +6118,7 @@
     </w:p>
     <w:p>
       <w:pPr>
-        <w:spacing w:after="160"/>
+        <w:spacing w:after="120"/>
         <w:jc w:val="center"/>
       </w:pPr>
       <w:r>
@@ -1589,19 +6128,19 @@
           <w:color w:val="64748B"/>
           <w:sz w:val="16"/>
         </w:rPr>
-        <w:t>Figura: Captura real del sistema para Paso 3 (03_gerente_dashboard_octubre.png)</w:t>
+        <w:t>Figura: Captura de pantalla del sistema (03_gerente_dashboard_octubre.png)</w:t>
       </w:r>
     </w:p>
     <w:p>
       <w:pPr>
-        <w:spacing w:after="240"/>
+        <w:spacing w:after="200"/>
       </w:pPr>
       <w:r>
         <w:rPr>
           <w:rFonts w:ascii="Arial" w:hAnsi="Arial"/>
           <w:b/>
           <w:color w:val="0F5132"/>
-          <w:sz w:val="18"/>
+          <w:sz w:val="17"/>
         </w:rPr>
         <w:t xml:space="preserve">Resultado de Validación: </w:t>
       </w:r>
@@ -1609,26 +6148,21 @@
         <w:rPr>
           <w:rFonts w:ascii="Arial" w:hAnsi="Arial"/>
           <w:color w:val="0F5132"/>
-          <w:sz w:val="18"/>
+          <w:sz w:val="17"/>
         </w:rPr>
         <w:t>Cumple Criterios 2.1 y 2.2: 4 KPIs consolidados y visualización conjunta de listas en la misma pantalla.</w:t>
       </w:r>
     </w:p>
     <w:p>
       <w:pPr>
-        <w:spacing w:after="80"/>
-      </w:pPr>
-    </w:p>
-    <w:p>
-      <w:pPr>
-        <w:spacing w:before="280" w:after="40"/>
+        <w:spacing w:before="240" w:after="40"/>
       </w:pPr>
       <w:r>
         <w:rPr>
           <w:rFonts w:ascii="Arial" w:hAnsi="Arial"/>
           <w:b/>
           <w:color w:val="D97706"/>
-          <w:sz w:val="24"/>
+          <w:sz w:val="23"/>
         </w:rPr>
         <w:t xml:space="preserve">[Paso 4] </w:t>
       </w:r>
@@ -1637,21 +6171,21 @@
           <w:rFonts w:ascii="Arial" w:hAnsi="Arial"/>
           <w:b/>
           <w:color w:val="1E3A5F"/>
-          <w:sz w:val="24"/>
+          <w:sz w:val="23"/>
         </w:rPr>
         <w:t>Navegación Temporal: Auditoría del Mes Anterior - Septiembre 2026 (HU-02, Criterio 2.3)</w:t>
       </w:r>
     </w:p>
     <w:p>
       <w:pPr>
-        <w:spacing w:after="80"/>
+        <w:spacing w:after="60"/>
       </w:pPr>
       <w:r>
         <w:rPr>
           <w:rFonts w:ascii="Arial" w:hAnsi="Arial"/>
           <w:b/>
           <w:color w:val="475569"/>
-          <w:sz w:val="19"/>
+          <w:sz w:val="18"/>
         </w:rPr>
         <w:t xml:space="preserve">Historia Relacionada: </w:t>
       </w:r>
@@ -1659,22 +6193,22 @@
         <w:rPr>
           <w:rFonts w:ascii="Arial" w:hAnsi="Arial"/>
           <w:color w:val="1E3A5F"/>
-          <w:sz w:val="19"/>
+          <w:sz w:val="18"/>
         </w:rPr>
         <w:t>HU-02: Dashboard Ejecutivo del Gerente y Navegación Temporal</w:t>
       </w:r>
     </w:p>
     <w:p>
       <w:pPr>
-        <w:spacing w:after="160" w:line="276" w:lineRule="auto"/>
+        <w:spacing w:after="120" w:line="276" w:lineRule="auto"/>
       </w:pPr>
       <w:r>
         <w:rPr>
           <w:rFonts w:ascii="Arial" w:hAnsi="Arial"/>
           <w:color w:val="1F2937"/>
-          <w:sz w:val="19"/>
+          <w:sz w:val="18"/>
         </w:rPr>
-        <w:t>Al hacer clic en el botón '&lt; Mes Anterior', el sistema viaja instantáneamente al periodo Septiembre 2026. Se observa el recibo de Sedapal N° REC-SEDAPAL-0922 vencido el 22/09/2026 por S/ 195.00 que no fue cancelado, demostrando exactamente de dónde proviene el indicador de 'Deudas Vencidas Anteriores'.</w:t>
+        <w:t>Al pulsar '&lt; Mes Anterior', el sistema viaja a Septiembre 2026. Se visualiza el recibo de Sedapal N° REC-SEDAPAL-0922 vencido el 22/09/2026 por S/ 195.00 que quedó pendiente, evidenciando el origen exacto del indicador de deudas vencidas.</w:t>
       </w:r>
     </w:p>
     <w:p>
@@ -1685,7 +6219,7 @@
       <w:r>
         <w:drawing>
           <wp:inline xmlns:a="http://schemas.openxmlformats.org/drawingml/2006/main" xmlns:pic="http://schemas.openxmlformats.org/drawingml/2006/picture">
-            <wp:extent cx="5303520" cy="5108781"/>
+            <wp:extent cx="5212080" cy="5020699"/>
             <wp:docPr id="4" name="Picture 4"/>
             <wp:cNvGraphicFramePr>
               <a:graphicFrameLocks noChangeAspect="1"/>
@@ -1706,7 +6240,7 @@
                   <pic:spPr>
                     <a:xfrm>
                       <a:off x="0" y="0"/>
-                      <a:ext cx="5303520" cy="5108781"/>
+                      <a:ext cx="5212080" cy="5020699"/>
                     </a:xfrm>
                     <a:prstGeom prst="rect"/>
                   </pic:spPr>
@@ -1719,7 +6253,7 @@
     </w:p>
     <w:p>
       <w:pPr>
-        <w:spacing w:after="160"/>
+        <w:spacing w:after="120"/>
         <w:jc w:val="center"/>
       </w:pPr>
       <w:r>
@@ -1729,19 +6263,19 @@
           <w:color w:val="64748B"/>
           <w:sz w:val="16"/>
         </w:rPr>
-        <w:t>Figura: Captura real del sistema para Paso 4 (04_gerente_mes_anterior_septiembre.png)</w:t>
+        <w:t>Figura: Captura de pantalla del sistema (04_gerente_mes_anterior_septiembre.png)</w:t>
       </w:r>
     </w:p>
     <w:p>
       <w:pPr>
-        <w:spacing w:after="240"/>
+        <w:spacing w:after="200"/>
       </w:pPr>
       <w:r>
         <w:rPr>
           <w:rFonts w:ascii="Arial" w:hAnsi="Arial"/>
           <w:b/>
           <w:color w:val="0F5132"/>
-          <w:sz w:val="18"/>
+          <w:sz w:val="17"/>
         </w:rPr>
         <w:t xml:space="preserve">Resultado de Validación: </w:t>
       </w:r>
@@ -1749,26 +6283,21 @@
         <w:rPr>
           <w:rFonts w:ascii="Arial" w:hAnsi="Arial"/>
           <w:color w:val="0F5132"/>
-          <w:sz w:val="18"/>
+          <w:sz w:val="17"/>
         </w:rPr>
         <w:t>Cumple Criterio 2.3: Navegación histórica hacia el mes anterior con recálculo dinámico.</w:t>
       </w:r>
     </w:p>
     <w:p>
       <w:pPr>
-        <w:spacing w:after="80"/>
-      </w:pPr>
-    </w:p>
-    <w:p>
-      <w:pPr>
-        <w:spacing w:before="280" w:after="40"/>
+        <w:spacing w:before="240" w:after="40"/>
       </w:pPr>
       <w:r>
         <w:rPr>
           <w:rFonts w:ascii="Arial" w:hAnsi="Arial"/>
           <w:b/>
           <w:color w:val="D97706"/>
-          <w:sz w:val="24"/>
+          <w:sz w:val="23"/>
         </w:rPr>
         <w:t xml:space="preserve">[Paso 5] </w:t>
       </w:r>
@@ -1777,21 +6306,21 @@
           <w:rFonts w:ascii="Arial" w:hAnsi="Arial"/>
           <w:b/>
           <w:color w:val="1E3A5F"/>
-          <w:sz w:val="24"/>
+          <w:sz w:val="23"/>
         </w:rPr>
         <w:t>Navegación Temporal: Proyección del Próximo Mes - Noviembre 2026 (HU-02, Criterio 2.3)</w:t>
       </w:r>
     </w:p>
     <w:p>
       <w:pPr>
-        <w:spacing w:after="80"/>
+        <w:spacing w:after="60"/>
       </w:pPr>
       <w:r>
         <w:rPr>
           <w:rFonts w:ascii="Arial" w:hAnsi="Arial"/>
           <w:b/>
           <w:color w:val="475569"/>
-          <w:sz w:val="19"/>
+          <w:sz w:val="18"/>
         </w:rPr>
         <w:t xml:space="preserve">Historia Relacionada: </w:t>
       </w:r>
@@ -1799,22 +6328,22 @@
         <w:rPr>
           <w:rFonts w:ascii="Arial" w:hAnsi="Arial"/>
           <w:color w:val="1E3A5F"/>
-          <w:sz w:val="19"/>
+          <w:sz w:val="18"/>
         </w:rPr>
         <w:t>HU-02: Dashboard Ejecutivo del Gerente y Navegación Temporal</w:t>
       </w:r>
     </w:p>
     <w:p>
       <w:pPr>
-        <w:spacing w:after="160" w:line="276" w:lineRule="auto"/>
+        <w:spacing w:after="120" w:line="276" w:lineRule="auto"/>
       </w:pPr>
       <w:r>
         <w:rPr>
           <w:rFonts w:ascii="Arial" w:hAnsi="Arial"/>
           <w:color w:val="1F2937"/>
-          <w:sz w:val="19"/>
+          <w:sz w:val="18"/>
         </w:rPr>
-        <w:t>Al pulsar 'Próximo Mes &gt;', el sistema avanza al periodo futuro Noviembre 2026. El Gerente puede proyectar sus gastos futuros: Total Pendiente de S/ 5,320.00 correspondiente al Impuesto SUNAT Estimado (S/ 1,920.00) y la Cuota 09/24 del Préstamo BCP (S/ 3,400.00).</w:t>
+        <w:t>Al pulsar 'Próximo Mes &gt;', el sistema proyecta Noviembre 2026 con un Total Pendiente de S/ 5,320.00 correspondiente al Impuesto SUNAT Estimado (S/ 1,920.00) y la Cuota 09/24 del Préstamo BCP (S/ 3,400.00).</w:t>
       </w:r>
     </w:p>
     <w:p>
@@ -1825,7 +6354,7 @@
       <w:r>
         <w:drawing>
           <wp:inline xmlns:a="http://schemas.openxmlformats.org/drawingml/2006/main" xmlns:pic="http://schemas.openxmlformats.org/drawingml/2006/picture">
-            <wp:extent cx="5303520" cy="5390531"/>
+            <wp:extent cx="5212080" cy="5297590"/>
             <wp:docPr id="5" name="Picture 5"/>
             <wp:cNvGraphicFramePr>
               <a:graphicFrameLocks noChangeAspect="1"/>
@@ -1846,7 +6375,7 @@
                   <pic:spPr>
                     <a:xfrm>
                       <a:off x="0" y="0"/>
-                      <a:ext cx="5303520" cy="5390531"/>
+                      <a:ext cx="5212080" cy="5297590"/>
                     </a:xfrm>
                     <a:prstGeom prst="rect"/>
                   </pic:spPr>
@@ -1859,7 +6388,7 @@
     </w:p>
     <w:p>
       <w:pPr>
-        <w:spacing w:after="160"/>
+        <w:spacing w:after="120"/>
         <w:jc w:val="center"/>
       </w:pPr>
       <w:r>
@@ -1869,19 +6398,19 @@
           <w:color w:val="64748B"/>
           <w:sz w:val="16"/>
         </w:rPr>
-        <w:t>Figura: Captura real del sistema para Paso 5 (05_gerente_proximo_mes_noviembre.png)</w:t>
+        <w:t>Figura: Captura de pantalla del sistema (05_gerente_proximo_mes_noviembre.png)</w:t>
       </w:r>
     </w:p>
     <w:p>
       <w:pPr>
-        <w:spacing w:after="240"/>
+        <w:spacing w:after="200"/>
       </w:pPr>
       <w:r>
         <w:rPr>
           <w:rFonts w:ascii="Arial" w:hAnsi="Arial"/>
           <w:b/>
           <w:color w:val="0F5132"/>
-          <w:sz w:val="18"/>
+          <w:sz w:val="17"/>
         </w:rPr>
         <w:t xml:space="preserve">Resultado de Validación: </w:t>
       </w:r>
@@ -1889,26 +6418,21 @@
         <w:rPr>
           <w:rFonts w:ascii="Arial" w:hAnsi="Arial"/>
           <w:color w:val="0F5132"/>
-          <w:sz w:val="18"/>
+          <w:sz w:val="17"/>
         </w:rPr>
         <w:t>Cumple Criterio 2.3: Navegación proyectiva hacia el próximo mes para planeamiento de liquidez.</w:t>
       </w:r>
     </w:p>
     <w:p>
       <w:pPr>
-        <w:spacing w:after="80"/>
-      </w:pPr>
-    </w:p>
-    <w:p>
-      <w:pPr>
-        <w:spacing w:before="280" w:after="40"/>
+        <w:spacing w:before="240" w:after="40"/>
       </w:pPr>
       <w:r>
         <w:rPr>
           <w:rFonts w:ascii="Arial" w:hAnsi="Arial"/>
           <w:b/>
           <w:color w:val="D97706"/>
-          <w:sz w:val="24"/>
+          <w:sz w:val="23"/>
         </w:rPr>
         <w:t xml:space="preserve">[Paso 6] </w:t>
       </w:r>
@@ -1917,21 +6441,21 @@
           <w:rFonts w:ascii="Arial" w:hAnsi="Arial"/>
           <w:b/>
           <w:color w:val="1E3A5F"/>
-          <w:sz w:val="24"/>
+          <w:sz w:val="23"/>
         </w:rPr>
         <w:t>Comprobación de Titularidad y Deuda Propia con Foto de DNI (HU-03, Criterio 3.2)</w:t>
       </w:r>
     </w:p>
     <w:p>
       <w:pPr>
-        <w:spacing w:after="80"/>
+        <w:spacing w:after="60"/>
       </w:pPr>
       <w:r>
         <w:rPr>
           <w:rFonts w:ascii="Arial" w:hAnsi="Arial"/>
           <w:b/>
           <w:color w:val="475569"/>
-          <w:sz w:val="19"/>
+          <w:sz w:val="18"/>
         </w:rPr>
         <w:t xml:space="preserve">Historia Relacionada: </w:t>
       </w:r>
@@ -1939,22 +6463,22 @@
         <w:rPr>
           <w:rFonts w:ascii="Arial" w:hAnsi="Arial"/>
           <w:color w:val="1E3A5F"/>
-          <w:sz w:val="19"/>
+          <w:sz w:val="18"/>
         </w:rPr>
         <w:t>HU-03: Identificación del Recibo y Comprobación de Titularidad</w:t>
       </w:r>
     </w:p>
     <w:p>
       <w:pPr>
-        <w:spacing w:after="160" w:line="276" w:lineRule="auto"/>
+        <w:spacing w:after="120" w:line="276" w:lineRule="auto"/>
       </w:pPr>
       <w:r>
         <w:rPr>
           <w:rFonts w:ascii="Arial" w:hAnsi="Arial"/>
           <w:color w:val="1F2937"/>
-          <w:sz w:val="19"/>
+          <w:sz w:val="18"/>
         </w:rPr>
-        <w:t>Para evitar confusiones y corroborar que una obligación o recibo corresponde legítimamente al negocio del Gerente, cada fila cuenta con el botón 'Ver Titular / DNI'. Al pulsarlo, se abre una ventana modal con el documento de identidad o acreditación fiscal registrada, protegiendo al negocio contra pagos de cuentas ajenas.</w:t>
+        <w:t>Cada fila cuenta con el botón 'Ver Titular / DNI'. Al pulsarlo, se abre una ventana modal con el documento de identidad o constancia fiscal registrada, protegiendo al negocio contra pagos de deudas de terceros.</w:t>
       </w:r>
     </w:p>
     <w:p>
@@ -1965,7 +6489,7 @@
       <w:r>
         <w:drawing>
           <wp:inline xmlns:a="http://schemas.openxmlformats.org/drawingml/2006/main" xmlns:pic="http://schemas.openxmlformats.org/drawingml/2006/picture">
-            <wp:extent cx="5303520" cy="3977640"/>
+            <wp:extent cx="5212080" cy="3909060"/>
             <wp:docPr id="6" name="Picture 6"/>
             <wp:cNvGraphicFramePr>
               <a:graphicFrameLocks noChangeAspect="1"/>
@@ -1986,7 +6510,7 @@
                   <pic:spPr>
                     <a:xfrm>
                       <a:off x="0" y="0"/>
-                      <a:ext cx="5303520" cy="3977640"/>
+                      <a:ext cx="5212080" cy="3909060"/>
                     </a:xfrm>
                     <a:prstGeom prst="rect"/>
                   </pic:spPr>
@@ -1999,7 +6523,7 @@
     </w:p>
     <w:p>
       <w:pPr>
-        <w:spacing w:after="160"/>
+        <w:spacing w:after="120"/>
         <w:jc w:val="center"/>
       </w:pPr>
       <w:r>
@@ -2009,19 +6533,19 @@
           <w:color w:val="64748B"/>
           <w:sz w:val="16"/>
         </w:rPr>
-        <w:t>Figura: Captura real del sistema para Paso 6 (06_modal_ver_titular_dni.png)</w:t>
+        <w:t>Figura: Captura de pantalla del sistema (06_modal_ver_titular_dni.png)</w:t>
       </w:r>
     </w:p>
     <w:p>
       <w:pPr>
-        <w:spacing w:after="240"/>
+        <w:spacing w:after="200"/>
       </w:pPr>
       <w:r>
         <w:rPr>
           <w:rFonts w:ascii="Arial" w:hAnsi="Arial"/>
           <w:b/>
           <w:color w:val="0F5132"/>
-          <w:sz w:val="18"/>
+          <w:sz w:val="17"/>
         </w:rPr>
         <w:t xml:space="preserve">Resultado de Validación: </w:t>
       </w:r>
@@ -2029,26 +6553,21 @@
         <w:rPr>
           <w:rFonts w:ascii="Arial" w:hAnsi="Arial"/>
           <w:color w:val="0F5132"/>
-          <w:sz w:val="18"/>
+          <w:sz w:val="17"/>
         </w:rPr>
         <w:t>Cumple Criterio 3.2: Evidencia visual de titularidad para validar deudas propias.</w:t>
       </w:r>
     </w:p>
     <w:p>
       <w:pPr>
-        <w:spacing w:after="80"/>
-      </w:pPr>
-    </w:p>
-    <w:p>
-      <w:pPr>
-        <w:spacing w:before="280" w:after="40"/>
+        <w:spacing w:before="240" w:after="40"/>
       </w:pPr>
       <w:r>
         <w:rPr>
           <w:rFonts w:ascii="Arial" w:hAnsi="Arial"/>
           <w:b/>
           <w:color w:val="D97706"/>
-          <w:sz w:val="24"/>
+          <w:sz w:val="23"/>
         </w:rPr>
         <w:t xml:space="preserve">[Paso 7] </w:t>
       </w:r>
@@ -2057,21 +6576,21 @@
           <w:rFonts w:ascii="Arial" w:hAnsi="Arial"/>
           <w:b/>
           <w:color w:val="1E3A5F"/>
-          <w:sz w:val="24"/>
+          <w:sz w:val="23"/>
         </w:rPr>
         <w:t>Privacidad de Medios de Pago Exclusivos de Gerencia (HU-02, Criterio 2.4)</w:t>
       </w:r>
     </w:p>
     <w:p>
       <w:pPr>
-        <w:spacing w:after="80"/>
+        <w:spacing w:after="60"/>
       </w:pPr>
       <w:r>
         <w:rPr>
           <w:rFonts w:ascii="Arial" w:hAnsi="Arial"/>
           <w:b/>
           <w:color w:val="475569"/>
-          <w:sz w:val="19"/>
+          <w:sz w:val="18"/>
         </w:rPr>
         <w:t xml:space="preserve">Historia Relacionada: </w:t>
       </w:r>
@@ -2079,22 +6598,22 @@
         <w:rPr>
           <w:rFonts w:ascii="Arial" w:hAnsi="Arial"/>
           <w:color w:val="1E3A5F"/>
-          <w:sz w:val="19"/>
+          <w:sz w:val="18"/>
         </w:rPr>
         <w:t>HU-02: Dashboard Ejecutivo del Gerente y Navegación Temporal</w:t>
       </w:r>
     </w:p>
     <w:p>
       <w:pPr>
-        <w:spacing w:after="160" w:line="276" w:lineRule="auto"/>
+        <w:spacing w:after="120" w:line="276" w:lineRule="auto"/>
       </w:pPr>
       <w:r>
         <w:rPr>
           <w:rFonts w:ascii="Arial" w:hAnsi="Arial"/>
           <w:color w:val="1F2937"/>
-          <w:sz w:val="19"/>
+          <w:sz w:val="18"/>
         </w:rPr>
-        <w:t>En la parte inferior de la vista del Gerente se ubica la sección 'Cuentas y Tarjetas de Pago (Uso Exclusivo de Gerencia)'. Contiene las cuentas corrientes bancarias y tarjetas empresariales registradas. Este bloque es estrictamente confidencial y se encuentra 100% bloqueado e inaccesible para la vista del Asistente.</w:t>
+        <w:t>Sección confidencial de cuentas bancarias y tarjetas empresariales del Gerente. Permanece 100% aislada e inaccesible para la vista del Asistente.</w:t>
       </w:r>
     </w:p>
     <w:p>
@@ -2105,7 +6624,7 @@
       <w:r>
         <w:drawing>
           <wp:inline xmlns:a="http://schemas.openxmlformats.org/drawingml/2006/main" xmlns:pic="http://schemas.openxmlformats.org/drawingml/2006/picture">
-            <wp:extent cx="5303520" cy="3977640"/>
+            <wp:extent cx="5212080" cy="3909060"/>
             <wp:docPr id="7" name="Picture 7"/>
             <wp:cNvGraphicFramePr>
               <a:graphicFrameLocks noChangeAspect="1"/>
@@ -2126,7 +6645,7 @@
                   <pic:spPr>
                     <a:xfrm>
                       <a:off x="0" y="0"/>
-                      <a:ext cx="5303520" cy="3977640"/>
+                      <a:ext cx="5212080" cy="3909060"/>
                     </a:xfrm>
                     <a:prstGeom prst="rect"/>
                   </pic:spPr>
@@ -2139,7 +6658,7 @@
     </w:p>
     <w:p>
       <w:pPr>
-        <w:spacing w:after="160"/>
+        <w:spacing w:after="120"/>
         <w:jc w:val="center"/>
       </w:pPr>
       <w:r>
@@ -2149,19 +6668,19 @@
           <w:color w:val="64748B"/>
           <w:sz w:val="16"/>
         </w:rPr>
-        <w:t>Figura: Captura real del sistema para Paso 7 (07_cuentas_confidenciales_gerente.png)</w:t>
+        <w:t>Figura: Captura de pantalla del sistema (07_cuentas_confidenciales_gerente.png)</w:t>
       </w:r>
     </w:p>
     <w:p>
       <w:pPr>
-        <w:spacing w:after="240"/>
+        <w:spacing w:after="200"/>
       </w:pPr>
       <w:r>
         <w:rPr>
           <w:rFonts w:ascii="Arial" w:hAnsi="Arial"/>
           <w:b/>
           <w:color w:val="0F5132"/>
-          <w:sz w:val="18"/>
+          <w:sz w:val="17"/>
         </w:rPr>
         <w:t xml:space="preserve">Resultado de Validación: </w:t>
       </w:r>
@@ -2169,26 +6688,21 @@
         <w:rPr>
           <w:rFonts w:ascii="Arial" w:hAnsi="Arial"/>
           <w:color w:val="0F5132"/>
-          <w:sz w:val="18"/>
+          <w:sz w:val="17"/>
         </w:rPr>
-        <w:t>Cumple Criterio 2.4: Privacidad y aislamiento de las credenciales de pago personales del gerente.</w:t>
+        <w:t>Cumple Criterio 2.4: Privacidad y aislamiento de credenciales bancarias personales del gerente.</w:t>
       </w:r>
     </w:p>
     <w:p>
       <w:pPr>
-        <w:spacing w:after="80"/>
-      </w:pPr>
-    </w:p>
-    <w:p>
-      <w:pPr>
-        <w:spacing w:before="280" w:after="40"/>
+        <w:spacing w:before="240" w:after="40"/>
       </w:pPr>
       <w:r>
         <w:rPr>
           <w:rFonts w:ascii="Arial" w:hAnsi="Arial"/>
           <w:b/>
           <w:color w:val="D97706"/>
-          <w:sz w:val="24"/>
+          <w:sz w:val="23"/>
         </w:rPr>
         <w:t xml:space="preserve">[Paso 8] </w:t>
       </w:r>
@@ -2197,21 +6711,21 @@
           <w:rFonts w:ascii="Arial" w:hAnsi="Arial"/>
           <w:b/>
           <w:color w:val="1E3A5F"/>
-          <w:sz w:val="24"/>
+          <w:sz w:val="23"/>
         </w:rPr>
         <w:t>Gobierno por Gerencia: Registro de Proveedor con Billetera Digital Yape (HU-04, Criterio 4.1)</w:t>
       </w:r>
     </w:p>
     <w:p>
       <w:pPr>
-        <w:spacing w:after="80"/>
+        <w:spacing w:after="60"/>
       </w:pPr>
       <w:r>
         <w:rPr>
           <w:rFonts w:ascii="Arial" w:hAnsi="Arial"/>
           <w:b/>
           <w:color w:val="475569"/>
-          <w:sz w:val="19"/>
+          <w:sz w:val="18"/>
         </w:rPr>
         <w:t xml:space="preserve">Historia Relacionada: </w:t>
       </w:r>
@@ -2219,22 +6733,22 @@
         <w:rPr>
           <w:rFonts w:ascii="Arial" w:hAnsi="Arial"/>
           <w:color w:val="1E3A5F"/>
-          <w:sz w:val="19"/>
+          <w:sz w:val="18"/>
         </w:rPr>
         <w:t>HU-04: Gobierno de Proveedores y Tipos de Gasto por Gerencia</w:t>
       </w:r>
     </w:p>
     <w:p>
       <w:pPr>
-        <w:spacing w:after="160" w:line="276" w:lineRule="auto"/>
+        <w:spacing w:after="120" w:line="276" w:lineRule="auto"/>
       </w:pPr>
       <w:r>
         <w:rPr>
           <w:rFonts w:ascii="Arial" w:hAnsi="Arial"/>
           <w:color w:val="1F2937"/>
-          <w:sz w:val="19"/>
+          <w:sz w:val="18"/>
         </w:rPr>
-        <w:t>El Gerente dispone del control para dar de alta nuevos proveedores. Al abrir el formulario, puede ingresar los datos tributarios y activar la casilla 'El proveedor acepta pagos mediante Yape', especificando el número de celular y el nombre del titular/alias. El Asistente no podrá crear proveedores arbitrariamente, garantizando el control del negocio.</w:t>
+        <w:t>Formulario exclusivo de Gerencia para dar de alta acreedores. Permite activar la casilla Yape, ingresando el número celular y el nombre del titular/alias para que el asistente cuente con la información oficial.</w:t>
       </w:r>
     </w:p>
     <w:p>
@@ -2245,7 +6759,7 @@
       <w:r>
         <w:drawing>
           <wp:inline xmlns:a="http://schemas.openxmlformats.org/drawingml/2006/main" xmlns:pic="http://schemas.openxmlformats.org/drawingml/2006/picture">
-            <wp:extent cx="5303520" cy="3977640"/>
+            <wp:extent cx="5212080" cy="3909060"/>
             <wp:docPr id="8" name="Picture 8"/>
             <wp:cNvGraphicFramePr>
               <a:graphicFrameLocks noChangeAspect="1"/>
@@ -2266,7 +6780,7 @@
                   <pic:spPr>
                     <a:xfrm>
                       <a:off x="0" y="0"/>
-                      <a:ext cx="5303520" cy="3977640"/>
+                      <a:ext cx="5212080" cy="3909060"/>
                     </a:xfrm>
                     <a:prstGeom prst="rect"/>
                   </pic:spPr>
@@ -2279,7 +6793,7 @@
     </w:p>
     <w:p>
       <w:pPr>
-        <w:spacing w:after="160"/>
+        <w:spacing w:after="120"/>
         <w:jc w:val="center"/>
       </w:pPr>
       <w:r>
@@ -2289,19 +6803,19 @@
           <w:color w:val="64748B"/>
           <w:sz w:val="16"/>
         </w:rPr>
-        <w:t>Figura: Captura real del sistema para Paso 8 (08_modal_nuevo_proveedor_yape.png)</w:t>
+        <w:t>Figura: Captura de pantalla del sistema (08_modal_nuevo_proveedor_yape.png)</w:t>
       </w:r>
     </w:p>
     <w:p>
       <w:pPr>
-        <w:spacing w:after="240"/>
+        <w:spacing w:after="200"/>
       </w:pPr>
       <w:r>
         <w:rPr>
           <w:rFonts w:ascii="Arial" w:hAnsi="Arial"/>
           <w:b/>
           <w:color w:val="0F5132"/>
-          <w:sz w:val="18"/>
+          <w:sz w:val="17"/>
         </w:rPr>
         <w:t xml:space="preserve">Resultado de Validación: </w:t>
       </w:r>
@@ -2309,26 +6823,21 @@
         <w:rPr>
           <w:rFonts w:ascii="Arial" w:hAnsi="Arial"/>
           <w:color w:val="0F5132"/>
-          <w:sz w:val="18"/>
+          <w:sz w:val="17"/>
         </w:rPr>
         <w:t>Cumple Criterio 4.1: Registro centralizado de acreedores y configuración de billeteras digitales.</w:t>
       </w:r>
     </w:p>
     <w:p>
       <w:pPr>
-        <w:spacing w:after="80"/>
-      </w:pPr>
-    </w:p>
-    <w:p>
-      <w:pPr>
-        <w:spacing w:before="280" w:after="40"/>
+        <w:spacing w:before="240" w:after="40"/>
       </w:pPr>
       <w:r>
         <w:rPr>
           <w:rFonts w:ascii="Arial" w:hAnsi="Arial"/>
           <w:b/>
           <w:color w:val="D97706"/>
-          <w:sz w:val="24"/>
+          <w:sz w:val="23"/>
         </w:rPr>
         <w:t xml:space="preserve">[Paso 9] </w:t>
       </w:r>
@@ -2337,21 +6846,21 @@
           <w:rFonts w:ascii="Arial" w:hAnsi="Arial"/>
           <w:b/>
           <w:color w:val="1E3A5F"/>
-          <w:sz w:val="24"/>
+          <w:sz w:val="23"/>
         </w:rPr>
         <w:t>Gobierno por Gerencia: Creación de Nuevos Tipos de Gasto (HU-04, Criterio 4.2)</w:t>
       </w:r>
     </w:p>
     <w:p>
       <w:pPr>
-        <w:spacing w:after="80"/>
+        <w:spacing w:after="60"/>
       </w:pPr>
       <w:r>
         <w:rPr>
           <w:rFonts w:ascii="Arial" w:hAnsi="Arial"/>
           <w:b/>
           <w:color w:val="475569"/>
-          <w:sz w:val="19"/>
+          <w:sz w:val="18"/>
         </w:rPr>
         <w:t xml:space="preserve">Historia Relacionada: </w:t>
       </w:r>
@@ -2359,22 +6868,22 @@
         <w:rPr>
           <w:rFonts w:ascii="Arial" w:hAnsi="Arial"/>
           <w:color w:val="1E3A5F"/>
-          <w:sz w:val="19"/>
+          <w:sz w:val="18"/>
         </w:rPr>
         <w:t>HU-04: Gobierno de Proveedores y Tipos de Gasto por Gerencia</w:t>
       </w:r>
     </w:p>
     <w:p>
       <w:pPr>
-        <w:spacing w:after="160" w:line="276" w:lineRule="auto"/>
+        <w:spacing w:after="120" w:line="276" w:lineRule="auto"/>
       </w:pPr>
       <w:r>
         <w:rPr>
           <w:rFonts w:ascii="Arial" w:hAnsi="Arial"/>
           <w:color w:val="1F2937"/>
-          <w:sz w:val="19"/>
+          <w:sz w:val="18"/>
         </w:rPr>
-        <w:t>El Gerente puede dar de alta nuevas categorías de gasto según el rubro de la empresa. En el modal se muestra la lista actual y permite agregar nuevos tipos como 'Seguros Empresariales', 'Alquiler', 'Mantenimiento' o 'Viáticos'.</w:t>
+        <w:t>El Gerente puede dar de alta nuevas categorías de gasto según el rubro de la empresa. En el modal se muestra la lista actual y permite agregar nuevos tipos como 'Seguros Empresariales'.</w:t>
       </w:r>
     </w:p>
     <w:p>
@@ -2385,7 +6894,7 @@
       <w:r>
         <w:drawing>
           <wp:inline xmlns:a="http://schemas.openxmlformats.org/drawingml/2006/main" xmlns:pic="http://schemas.openxmlformats.org/drawingml/2006/picture">
-            <wp:extent cx="5303520" cy="3977640"/>
+            <wp:extent cx="5212080" cy="3909060"/>
             <wp:docPr id="9" name="Picture 9"/>
             <wp:cNvGraphicFramePr>
               <a:graphicFrameLocks noChangeAspect="1"/>
@@ -2406,7 +6915,7 @@
                   <pic:spPr>
                     <a:xfrm>
                       <a:off x="0" y="0"/>
-                      <a:ext cx="5303520" cy="3977640"/>
+                      <a:ext cx="5212080" cy="3909060"/>
                     </a:xfrm>
                     <a:prstGeom prst="rect"/>
                   </pic:spPr>
@@ -2419,7 +6928,7 @@
     </w:p>
     <w:p>
       <w:pPr>
-        <w:spacing w:after="160"/>
+        <w:spacing w:after="120"/>
         <w:jc w:val="center"/>
       </w:pPr>
       <w:r>
@@ -2429,19 +6938,19 @@
           <w:color w:val="64748B"/>
           <w:sz w:val="16"/>
         </w:rPr>
-        <w:t>Figura: Captura real del sistema para Paso 9 (09_modal_nuevo_tipo_gasto.png)</w:t>
+        <w:t>Figura: Captura de pantalla del sistema (09_modal_nuevo_tipo_gasto.png)</w:t>
       </w:r>
     </w:p>
     <w:p>
       <w:pPr>
-        <w:spacing w:after="240"/>
+        <w:spacing w:after="200"/>
       </w:pPr>
       <w:r>
         <w:rPr>
           <w:rFonts w:ascii="Arial" w:hAnsi="Arial"/>
           <w:b/>
           <w:color w:val="0F5132"/>
-          <w:sz w:val="18"/>
+          <w:sz w:val="17"/>
         </w:rPr>
         <w:t xml:space="preserve">Resultado de Validación: </w:t>
       </w:r>
@@ -2449,26 +6958,21 @@
         <w:rPr>
           <w:rFonts w:ascii="Arial" w:hAnsi="Arial"/>
           <w:color w:val="0F5132"/>
-          <w:sz w:val="18"/>
+          <w:sz w:val="17"/>
         </w:rPr>
         <w:t>Cumple Criterio 4.2: Categorización dinámica y estandarizada de gastos definida por gerencia.</w:t>
       </w:r>
     </w:p>
     <w:p>
       <w:pPr>
-        <w:spacing w:after="80"/>
-      </w:pPr>
-    </w:p>
-    <w:p>
-      <w:pPr>
-        <w:spacing w:before="280" w:after="40"/>
+        <w:spacing w:before="240" w:after="40"/>
       </w:pPr>
       <w:r>
         <w:rPr>
           <w:rFonts w:ascii="Arial" w:hAnsi="Arial"/>
           <w:b/>
           <w:color w:val="D97706"/>
-          <w:sz w:val="24"/>
+          <w:sz w:val="23"/>
         </w:rPr>
         <w:t xml:space="preserve">[Paso 10] </w:t>
       </w:r>
@@ -2477,21 +6981,21 @@
           <w:rFonts w:ascii="Arial" w:hAnsi="Arial"/>
           <w:b/>
           <w:color w:val="1E3A5F"/>
-          <w:sz w:val="24"/>
+          <w:sz w:val="23"/>
         </w:rPr>
         <w:t>Catálogo Consolidado de Proveedores Registrados (HU-04, Criterio 4.3)</w:t>
       </w:r>
     </w:p>
     <w:p>
       <w:pPr>
-        <w:spacing w:after="80"/>
+        <w:spacing w:after="60"/>
       </w:pPr>
       <w:r>
         <w:rPr>
           <w:rFonts w:ascii="Arial" w:hAnsi="Arial"/>
           <w:b/>
           <w:color w:val="475569"/>
-          <w:sz w:val="19"/>
+          <w:sz w:val="18"/>
         </w:rPr>
         <w:t xml:space="preserve">Historia Relacionada: </w:t>
       </w:r>
@@ -2499,22 +7003,22 @@
         <w:rPr>
           <w:rFonts w:ascii="Arial" w:hAnsi="Arial"/>
           <w:color w:val="1E3A5F"/>
-          <w:sz w:val="19"/>
+          <w:sz w:val="18"/>
         </w:rPr>
         <w:t>HU-04: Gobierno de Proveedores y Tipos de Gasto por Gerencia</w:t>
       </w:r>
     </w:p>
     <w:p>
       <w:pPr>
-        <w:spacing w:after="160" w:line="276" w:lineRule="auto"/>
+        <w:spacing w:after="120" w:line="276" w:lineRule="auto"/>
       </w:pPr>
       <w:r>
         <w:rPr>
           <w:rFonts w:ascii="Arial" w:hAnsi="Arial"/>
           <w:color w:val="1F2937"/>
-          <w:sz w:val="19"/>
+          <w:sz w:val="18"/>
         </w:rPr>
-        <w:t>Tanto el Gerente como el Asistente pueden consultar el catálogo autorizado de proveedores donde se detalla el RUC, razón social, rubro, contacto telefónico y si cuenta con Yape habilitado con su respectivo titular.</w:t>
+        <w:t>Directorio autorizado donde se detalla el RUC, razón social, rubro, contacto telefónico y si cuenta con Yape habilitado con su respectivo titular.</w:t>
       </w:r>
     </w:p>
     <w:p>
@@ -2525,7 +7029,7 @@
       <w:r>
         <w:drawing>
           <wp:inline xmlns:a="http://schemas.openxmlformats.org/drawingml/2006/main" xmlns:pic="http://schemas.openxmlformats.org/drawingml/2006/picture">
-            <wp:extent cx="5303520" cy="3977640"/>
+            <wp:extent cx="5212080" cy="3909060"/>
             <wp:docPr id="10" name="Picture 10"/>
             <wp:cNvGraphicFramePr>
               <a:graphicFrameLocks noChangeAspect="1"/>
@@ -2546,7 +7050,7 @@
                   <pic:spPr>
                     <a:xfrm>
                       <a:off x="0" y="0"/>
-                      <a:ext cx="5303520" cy="3977640"/>
+                      <a:ext cx="5212080" cy="3909060"/>
                     </a:xfrm>
                     <a:prstGeom prst="rect"/>
                   </pic:spPr>
@@ -2559,7 +7063,7 @@
     </w:p>
     <w:p>
       <w:pPr>
-        <w:spacing w:after="160"/>
+        <w:spacing w:after="120"/>
         <w:jc w:val="center"/>
       </w:pPr>
       <w:r>
@@ -2569,19 +7073,19 @@
           <w:color w:val="64748B"/>
           <w:sz w:val="16"/>
         </w:rPr>
-        <w:t>Figura: Captura real del sistema para Paso 10 (10_catalogo_proveedores.png)</w:t>
+        <w:t>Figura: Captura de pantalla del sistema (10_catalogo_proveedores.png)</w:t>
       </w:r>
     </w:p>
     <w:p>
       <w:pPr>
-        <w:spacing w:after="240"/>
+        <w:spacing w:after="200"/>
       </w:pPr>
       <w:r>
         <w:rPr>
           <w:rFonts w:ascii="Arial" w:hAnsi="Arial"/>
           <w:b/>
           <w:color w:val="0F5132"/>
-          <w:sz w:val="18"/>
+          <w:sz w:val="17"/>
         </w:rPr>
         <w:t xml:space="preserve">Resultado de Validación: </w:t>
       </w:r>
@@ -2589,26 +7093,21 @@
         <w:rPr>
           <w:rFonts w:ascii="Arial" w:hAnsi="Arial"/>
           <w:color w:val="0F5132"/>
-          <w:sz w:val="18"/>
+          <w:sz w:val="17"/>
         </w:rPr>
         <w:t>Cumple Criterio 4.3: Directorio autorizado y transparente para el equipo administrativo.</w:t>
       </w:r>
     </w:p>
     <w:p>
       <w:pPr>
-        <w:spacing w:after="80"/>
-      </w:pPr>
-    </w:p>
-    <w:p>
-      <w:pPr>
-        <w:spacing w:before="280" w:after="40"/>
+        <w:spacing w:before="240" w:after="40"/>
       </w:pPr>
       <w:r>
         <w:rPr>
           <w:rFonts w:ascii="Arial" w:hAnsi="Arial"/>
           <w:b/>
           <w:color w:val="D97706"/>
-          <w:sz w:val="24"/>
+          <w:sz w:val="23"/>
         </w:rPr>
         <w:t xml:space="preserve">[Paso 11] </w:t>
       </w:r>
@@ -2617,21 +7116,21 @@
           <w:rFonts w:ascii="Arial" w:hAnsi="Arial"/>
           <w:b/>
           <w:color w:val="1E3A5F"/>
-          <w:sz w:val="24"/>
+          <w:sz w:val="23"/>
         </w:rPr>
         <w:t>Consola Operativa del Asistente con Filtros Dinámicos (HU-01, Criterio 1.4)</w:t>
       </w:r>
     </w:p>
     <w:p>
       <w:pPr>
-        <w:spacing w:after="80"/>
+        <w:spacing w:after="60"/>
       </w:pPr>
       <w:r>
         <w:rPr>
           <w:rFonts w:ascii="Arial" w:hAnsi="Arial"/>
           <w:b/>
           <w:color w:val="475569"/>
-          <w:sz w:val="19"/>
+          <w:sz w:val="18"/>
         </w:rPr>
         <w:t xml:space="preserve">Historia Relacionada: </w:t>
       </w:r>
@@ -2639,22 +7138,22 @@
         <w:rPr>
           <w:rFonts w:ascii="Arial" w:hAnsi="Arial"/>
           <w:color w:val="1E3A5F"/>
-          <w:sz w:val="19"/>
+          <w:sz w:val="18"/>
         </w:rPr>
         <w:t>HU-01: Autenticación y Control de Acceso por Rol</w:t>
       </w:r>
     </w:p>
     <w:p>
       <w:pPr>
-        <w:spacing w:after="160" w:line="276" w:lineRule="auto"/>
+        <w:spacing w:after="120" w:line="276" w:lineRule="auto"/>
       </w:pPr>
       <w:r>
         <w:rPr>
           <w:rFonts w:ascii="Arial" w:hAnsi="Arial"/>
           <w:color w:val="1F2937"/>
-          <w:sz w:val="19"/>
+          <w:sz w:val="18"/>
         </w:rPr>
-        <w:t>El Asistente inicia sesión y accede a su consola de pagos del mes. Cuenta con filtros por Proveedor, Tipo de Gasto, Estado (Pendiente / Realizado / Todos) y Orden cronológico o por monto. Cada fila contiene la identificación del recibo, monto, fecha límite, estado y botones de acción rápida.</w:t>
+        <w:t>El Asistente inicia sesión y accede a su consola de pagos del mes. Cuenta con filtros por Proveedor, Tipo de Gasto, Estado (Pendiente / Realizado / Todos) y Orden cronológico o por monto.</w:t>
       </w:r>
     </w:p>
     <w:p>
@@ -2665,7 +7164,7 @@
       <w:r>
         <w:drawing>
           <wp:inline xmlns:a="http://schemas.openxmlformats.org/drawingml/2006/main" xmlns:pic="http://schemas.openxmlformats.org/drawingml/2006/picture">
-            <wp:extent cx="5303520" cy="5001054"/>
+            <wp:extent cx="5212080" cy="4914829"/>
             <wp:docPr id="11" name="Picture 11"/>
             <wp:cNvGraphicFramePr>
               <a:graphicFrameLocks noChangeAspect="1"/>
@@ -2686,7 +7185,7 @@
                   <pic:spPr>
                     <a:xfrm>
                       <a:off x="0" y="0"/>
-                      <a:ext cx="5303520" cy="5001054"/>
+                      <a:ext cx="5212080" cy="4914829"/>
                     </a:xfrm>
                     <a:prstGeom prst="rect"/>
                   </pic:spPr>
@@ -2699,7 +7198,7 @@
     </w:p>
     <w:p>
       <w:pPr>
-        <w:spacing w:after="160"/>
+        <w:spacing w:after="120"/>
         <w:jc w:val="center"/>
       </w:pPr>
       <w:r>
@@ -2709,19 +7208,19 @@
           <w:color w:val="64748B"/>
           <w:sz w:val="16"/>
         </w:rPr>
-        <w:t>Figura: Captura real del sistema para Paso 11 (11_asistente_consola_octubre.png)</w:t>
+        <w:t>Figura: Captura de pantalla del sistema (11_asistente_consola_octubre.png)</w:t>
       </w:r>
     </w:p>
     <w:p>
       <w:pPr>
-        <w:spacing w:after="240"/>
+        <w:spacing w:after="200"/>
       </w:pPr>
       <w:r>
         <w:rPr>
           <w:rFonts w:ascii="Arial" w:hAnsi="Arial"/>
           <w:b/>
           <w:color w:val="0F5132"/>
-          <w:sz w:val="18"/>
+          <w:sz w:val="17"/>
         </w:rPr>
         <w:t xml:space="preserve">Resultado de Validación: </w:t>
       </w:r>
@@ -2729,26 +7228,21 @@
         <w:rPr>
           <w:rFonts w:ascii="Arial" w:hAnsi="Arial"/>
           <w:color w:val="0F5132"/>
-          <w:sz w:val="18"/>
+          <w:sz w:val="17"/>
         </w:rPr>
         <w:t>Cumple Criterio 1.4: Espacio de trabajo enfocado y sin distracciones para el asistente.</w:t>
       </w:r>
     </w:p>
     <w:p>
       <w:pPr>
-        <w:spacing w:after="80"/>
-      </w:pPr>
-    </w:p>
-    <w:p>
-      <w:pPr>
-        <w:spacing w:before="280" w:after="40"/>
+        <w:spacing w:before="240" w:after="40"/>
       </w:pPr>
       <w:r>
         <w:rPr>
           <w:rFonts w:ascii="Arial" w:hAnsi="Arial"/>
           <w:b/>
           <w:color w:val="D97706"/>
-          <w:sz w:val="24"/>
+          <w:sz w:val="23"/>
         </w:rPr>
         <w:t xml:space="preserve">[Paso 12] </w:t>
       </w:r>
@@ -2757,21 +7251,21 @@
           <w:rFonts w:ascii="Arial" w:hAnsi="Arial"/>
           <w:b/>
           <w:color w:val="1E3A5F"/>
-          <w:sz w:val="24"/>
+          <w:sz w:val="23"/>
         </w:rPr>
         <w:t>Registro de Nuevo Gasto con Identificador Oficial de Recibo (HU-03, HU-04, Criterios 3.1, 4.3)</w:t>
       </w:r>
     </w:p>
     <w:p>
       <w:pPr>
-        <w:spacing w:after="80"/>
+        <w:spacing w:after="60"/>
       </w:pPr>
       <w:r>
         <w:rPr>
           <w:rFonts w:ascii="Arial" w:hAnsi="Arial"/>
           <w:b/>
           <w:color w:val="475569"/>
-          <w:sz w:val="19"/>
+          <w:sz w:val="18"/>
         </w:rPr>
         <w:t xml:space="preserve">Historia Relacionada: </w:t>
       </w:r>
@@ -2779,22 +7273,22 @@
         <w:rPr>
           <w:rFonts w:ascii="Arial" w:hAnsi="Arial"/>
           <w:color w:val="1E3A5F"/>
-          <w:sz w:val="19"/>
+          <w:sz w:val="18"/>
         </w:rPr>
         <w:t>HU-03 / HU-04: Gestión Operativa de Obligaciones</w:t>
       </w:r>
     </w:p>
     <w:p>
       <w:pPr>
-        <w:spacing w:after="160" w:line="276" w:lineRule="auto"/>
+        <w:spacing w:after="120" w:line="276" w:lineRule="auto"/>
       </w:pPr>
       <w:r>
         <w:rPr>
           <w:rFonts w:ascii="Arial" w:hAnsi="Arial"/>
           <w:color w:val="1F2937"/>
-          <w:sz w:val="19"/>
+          <w:sz w:val="18"/>
         </w:rPr>
-        <w:t>Al hacer clic en 'Nuevo Gasto', el Asistente registra una obligación ingresando su número de comprobante oficial (código de suministro, recibo o NPS SUNAT). Los selectores de 'Proveedor' y 'Tipo de Gasto' consumen exclusivamente los datos aprobados por el Gerente. Además, permite adjuntar la foto del DNI o constancia de titularidad.</w:t>
+        <w:t>Al hacer clic en 'Nuevo Gasto', el Asistente registra una obligación ingresando su número de comprobante oficial. Los selectores de Proveedor y Tipo consumen exclusivamente los datos aprobados por el Gerente.</w:t>
       </w:r>
     </w:p>
     <w:p>
@@ -2805,7 +7299,7 @@
       <w:r>
         <w:drawing>
           <wp:inline xmlns:a="http://schemas.openxmlformats.org/drawingml/2006/main" xmlns:pic="http://schemas.openxmlformats.org/drawingml/2006/picture">
-            <wp:extent cx="5303520" cy="3977640"/>
+            <wp:extent cx="5212080" cy="3909060"/>
             <wp:docPr id="12" name="Picture 12"/>
             <wp:cNvGraphicFramePr>
               <a:graphicFrameLocks noChangeAspect="1"/>
@@ -2826,7 +7320,7 @@
                   <pic:spPr>
                     <a:xfrm>
                       <a:off x="0" y="0"/>
-                      <a:ext cx="5303520" cy="3977640"/>
+                      <a:ext cx="5212080" cy="3909060"/>
                     </a:xfrm>
                     <a:prstGeom prst="rect"/>
                   </pic:spPr>
@@ -2839,7 +7333,7 @@
     </w:p>
     <w:p>
       <w:pPr>
-        <w:spacing w:after="160"/>
+        <w:spacing w:after="120"/>
         <w:jc w:val="center"/>
       </w:pPr>
       <w:r>
@@ -2849,19 +7343,19 @@
           <w:color w:val="64748B"/>
           <w:sz w:val="16"/>
         </w:rPr>
-        <w:t>Figura: Captura real del sistema para Paso 12 (12_modal_asistente_nuevo_gasto.png)</w:t>
+        <w:t>Figura: Captura de pantalla del sistema (12_modal_asistente_nuevo_gasto.png)</w:t>
       </w:r>
     </w:p>
     <w:p>
       <w:pPr>
-        <w:spacing w:after="240"/>
+        <w:spacing w:after="200"/>
       </w:pPr>
       <w:r>
         <w:rPr>
           <w:rFonts w:ascii="Arial" w:hAnsi="Arial"/>
           <w:b/>
           <w:color w:val="0F5132"/>
-          <w:sz w:val="18"/>
+          <w:sz w:val="17"/>
         </w:rPr>
         <w:t xml:space="preserve">Resultado de Validación: </w:t>
       </w:r>
@@ -2869,26 +7363,21 @@
         <w:rPr>
           <w:rFonts w:ascii="Arial" w:hAnsi="Arial"/>
           <w:color w:val="0F5132"/>
-          <w:sz w:val="18"/>
+          <w:sz w:val="17"/>
         </w:rPr>
         <w:t>Cumple Criterios 3.1 y 4.3: Código de recibo obligatorio y selección controlada de catálogos.</w:t>
       </w:r>
     </w:p>
     <w:p>
       <w:pPr>
-        <w:spacing w:after="80"/>
-      </w:pPr>
-    </w:p>
-    <w:p>
-      <w:pPr>
-        <w:spacing w:before="280" w:after="40"/>
+        <w:spacing w:before="240" w:after="40"/>
       </w:pPr>
       <w:r>
         <w:rPr>
           <w:rFonts w:ascii="Arial" w:hAnsi="Arial"/>
           <w:b/>
           <w:color w:val="D97706"/>
-          <w:sz w:val="24"/>
+          <w:sz w:val="23"/>
         </w:rPr>
         <w:t xml:space="preserve">[Paso 13] </w:t>
       </w:r>
@@ -2897,21 +7386,21 @@
           <w:rFonts w:ascii="Arial" w:hAnsi="Arial"/>
           <w:b/>
           <w:color w:val="1E3A5F"/>
-          <w:sz w:val="24"/>
+          <w:sz w:val="23"/>
         </w:rPr>
         <w:t>Liquidación con Yape: Visualización Automática de Datos de Pago (HU-05, Criterio 5.1)</w:t>
       </w:r>
     </w:p>
     <w:p>
       <w:pPr>
-        <w:spacing w:after="80"/>
+        <w:spacing w:after="60"/>
       </w:pPr>
       <w:r>
         <w:rPr>
           <w:rFonts w:ascii="Arial" w:hAnsi="Arial"/>
           <w:b/>
           <w:color w:val="475569"/>
-          <w:sz w:val="19"/>
+          <w:sz w:val="18"/>
         </w:rPr>
         <w:t xml:space="preserve">Historia Relacionada: </w:t>
       </w:r>
@@ -2919,22 +7408,22 @@
         <w:rPr>
           <w:rFonts w:ascii="Arial" w:hAnsi="Arial"/>
           <w:color w:val="1E3A5F"/>
-          <w:sz w:val="19"/>
+          <w:sz w:val="18"/>
         </w:rPr>
         <w:t>HU-05: Liquidación de Pagos con Yape, Efectivo y Evidencia Fotográfica</w:t>
       </w:r>
     </w:p>
     <w:p>
       <w:pPr>
-        <w:spacing w:after="160" w:line="276" w:lineRule="auto"/>
+        <w:spacing w:after="120" w:line="276" w:lineRule="auto"/>
       </w:pPr>
       <w:r>
         <w:rPr>
           <w:rFonts w:ascii="Arial" w:hAnsi="Arial"/>
           <w:color w:val="1F2937"/>
-          <w:sz w:val="19"/>
+          <w:sz w:val="18"/>
         </w:rPr>
-        <w:t>Al presionar 'Registrar Pago' sobre la Factura F004-9842 y seleccionar 'Yape (Billetera Digital)', el sistema despliega automáticamente una tarjeta informativa en color lila con los datos registrados por el Gerente: 'Número Celular: 987654321' y 'Titular / Alias: Juan Pérez Ramos / Logística Norte'. El Asistente no tiene que preguntar a quién transferir ni equivocarse de número.</w:t>
+        <w:t>Al presionar 'Registrar Pago' sobre la Factura F004-9842 y seleccionar 'Yape (Billetera Digital)', el sistema despliega automáticamente una tarjeta informativa en color lila con los datos registrados por el Gerente: 'Número Celular: 987654321' y 'Titular / Alias: Juan Pérez Ramos / Logística Norte'.</w:t>
       </w:r>
     </w:p>
     <w:p>
@@ -2945,7 +7434,7 @@
       <w:r>
         <w:drawing>
           <wp:inline xmlns:a="http://schemas.openxmlformats.org/drawingml/2006/main" xmlns:pic="http://schemas.openxmlformats.org/drawingml/2006/picture">
-            <wp:extent cx="5303520" cy="3977640"/>
+            <wp:extent cx="5212080" cy="3909060"/>
             <wp:docPr id="13" name="Picture 13"/>
             <wp:cNvGraphicFramePr>
               <a:graphicFrameLocks noChangeAspect="1"/>
@@ -2966,7 +7455,7 @@
                   <pic:spPr>
                     <a:xfrm>
                       <a:off x="0" y="0"/>
-                      <a:ext cx="5303520" cy="3977640"/>
+                      <a:ext cx="5212080" cy="3909060"/>
                     </a:xfrm>
                     <a:prstGeom prst="rect"/>
                   </pic:spPr>
@@ -2979,7 +7468,7 @@
     </w:p>
     <w:p>
       <w:pPr>
-        <w:spacing w:after="160"/>
+        <w:spacing w:after="120"/>
         <w:jc w:val="center"/>
       </w:pPr>
       <w:r>
@@ -2989,19 +7478,19 @@
           <w:color w:val="64748B"/>
           <w:sz w:val="16"/>
         </w:rPr>
-        <w:t>Figura: Captura real del sistema para Paso 13 (13_modal_pago_yape_datos.png)</w:t>
+        <w:t>Figura: Captura de pantalla del sistema (13_modal_pago_yape_datos.png)</w:t>
       </w:r>
     </w:p>
     <w:p>
       <w:pPr>
-        <w:spacing w:after="240"/>
+        <w:spacing w:after="200"/>
       </w:pPr>
       <w:r>
         <w:rPr>
           <w:rFonts w:ascii="Arial" w:hAnsi="Arial"/>
           <w:b/>
           <w:color w:val="0F5132"/>
-          <w:sz w:val="18"/>
+          <w:sz w:val="17"/>
         </w:rPr>
         <w:t xml:space="preserve">Resultado de Validación: </w:t>
       </w:r>
@@ -3009,26 +7498,21 @@
         <w:rPr>
           <w:rFonts w:ascii="Arial" w:hAnsi="Arial"/>
           <w:color w:val="0F5132"/>
-          <w:sz w:val="18"/>
+          <w:sz w:val="17"/>
         </w:rPr>
         <w:t>Cumple Criterio 5.1: Seguridad y automatización de datos de billeteras digitales.</w:t>
       </w:r>
     </w:p>
     <w:p>
       <w:pPr>
-        <w:spacing w:after="80"/>
-      </w:pPr>
-    </w:p>
-    <w:p>
-      <w:pPr>
-        <w:spacing w:before="280" w:after="40"/>
+        <w:spacing w:before="240" w:after="40"/>
       </w:pPr>
       <w:r>
         <w:rPr>
           <w:rFonts w:ascii="Arial" w:hAnsi="Arial"/>
           <w:b/>
           <w:color w:val="D97706"/>
-          <w:sz w:val="24"/>
+          <w:sz w:val="23"/>
         </w:rPr>
         <w:t xml:space="preserve">[Paso 14] </w:t>
       </w:r>
@@ -3037,21 +7521,21 @@
           <w:rFonts w:ascii="Arial" w:hAnsi="Arial"/>
           <w:b/>
           <w:color w:val="1E3A5F"/>
-          <w:sz w:val="24"/>
+          <w:sz w:val="23"/>
         </w:rPr>
         <w:t>Liquidación en Efectivo: Ley de Redondeo de Céntimos en Perú (Ley N° 29571 / BCRP) (HU-05, Criterio 5.2)</w:t>
       </w:r>
     </w:p>
     <w:p>
       <w:pPr>
-        <w:spacing w:after="80"/>
+        <w:spacing w:after="60"/>
       </w:pPr>
       <w:r>
         <w:rPr>
           <w:rFonts w:ascii="Arial" w:hAnsi="Arial"/>
           <w:b/>
           <w:color w:val="475569"/>
-          <w:sz w:val="19"/>
+          <w:sz w:val="18"/>
         </w:rPr>
         <w:t xml:space="preserve">Historia Relacionada: </w:t>
       </w:r>
@@ -3059,26 +7543,26 @@
         <w:rPr>
           <w:rFonts w:ascii="Arial" w:hAnsi="Arial"/>
           <w:color w:val="1E3A5F"/>
-          <w:sz w:val="19"/>
+          <w:sz w:val="18"/>
         </w:rPr>
         <w:t>HU-05: Liquidación de Pagos con Yape, Efectivo y Evidencia Fotográfica</w:t>
       </w:r>
     </w:p>
     <w:p>
       <w:pPr>
-        <w:spacing w:after="160" w:line="276" w:lineRule="auto"/>
+        <w:spacing w:after="120" w:line="276" w:lineRule="auto"/>
       </w:pPr>
       <w:r>
         <w:rPr>
           <w:rFonts w:ascii="Arial" w:hAnsi="Arial"/>
           <w:color w:val="1F2937"/>
-          <w:sz w:val="19"/>
+          <w:sz w:val="18"/>
         </w:rPr>
-        <w:t>Demostración exacta de la observación del profesor para recibos con céntimos (ej. Factura por S/ 500.35 pagada en efectivo):</w:t>
+        <w:t>Demostración exacta para recibos con céntimos (Factura por S/ 500.35 pagada en efectivo):</w:t>
         <w:br/>
         <w:t>- Importe Original del Recibo: S/ 500.35.</w:t>
         <w:br/>
-        <w:t>- Redondeo Legal (Ley 29571 / BCRP): -S/ 0.05 (redondeo obligatorio hacia abajo a favor del consumidor/pagador ante la inexistencia de monedas de 1 y 5 céntimos).</w:t>
+        <w:t>- Redondeo Legal (Ley 29571 / BCRP): -S/ 0.05 (redondeo obligatorio hacia abajo a favor del consumidor/pagador).</w:t>
         <w:br/>
         <w:t>- Total a Pagar en Efectivo: S/ 500.30.</w:t>
         <w:br/>
@@ -3093,7 +7577,7 @@
       <w:r>
         <w:drawing>
           <wp:inline xmlns:a="http://schemas.openxmlformats.org/drawingml/2006/main" xmlns:pic="http://schemas.openxmlformats.org/drawingml/2006/picture">
-            <wp:extent cx="5303520" cy="3977640"/>
+            <wp:extent cx="5212080" cy="3909060"/>
             <wp:docPr id="14" name="Picture 14"/>
             <wp:cNvGraphicFramePr>
               <a:graphicFrameLocks noChangeAspect="1"/>
@@ -3114,7 +7598,7 @@
                   <pic:spPr>
                     <a:xfrm>
                       <a:off x="0" y="0"/>
-                      <a:ext cx="5303520" cy="3977640"/>
+                      <a:ext cx="5212080" cy="3909060"/>
                     </a:xfrm>
                     <a:prstGeom prst="rect"/>
                   </pic:spPr>
@@ -3127,7 +7611,7 @@
     </w:p>
     <w:p>
       <w:pPr>
-        <w:spacing w:after="160"/>
+        <w:spacing w:after="120"/>
         <w:jc w:val="center"/>
       </w:pPr>
       <w:r>
@@ -3137,19 +7621,19 @@
           <w:color w:val="64748B"/>
           <w:sz w:val="16"/>
         </w:rPr>
-        <w:t>Figura: Captura real del sistema para Paso 14 (14_modal_pago_efectivo_redondeo_ley29571.png)</w:t>
+        <w:t>Figura: Captura de pantalla del sistema (14_modal_pago_efectivo_redondeo_ley29571.png)</w:t>
       </w:r>
     </w:p>
     <w:p>
       <w:pPr>
-        <w:spacing w:after="240"/>
+        <w:spacing w:after="200"/>
       </w:pPr>
       <w:r>
         <w:rPr>
           <w:rFonts w:ascii="Arial" w:hAnsi="Arial"/>
           <w:b/>
           <w:color w:val="0F5132"/>
-          <w:sz w:val="18"/>
+          <w:sz w:val="17"/>
         </w:rPr>
         <w:t xml:space="preserve">Resultado de Validación: </w:t>
       </w:r>
@@ -3157,26 +7641,21 @@
         <w:rPr>
           <w:rFonts w:ascii="Arial" w:hAnsi="Arial"/>
           <w:color w:val="0F5132"/>
-          <w:sz w:val="18"/>
+          <w:sz w:val="17"/>
         </w:rPr>
         <w:t>Cumple Criterio 5.2: Riguroso cumplimiento legal de la Ley N° 29571 y cálculo de vuelto en efectivo.</w:t>
       </w:r>
     </w:p>
     <w:p>
       <w:pPr>
-        <w:spacing w:after="80"/>
-      </w:pPr>
-    </w:p>
-    <w:p>
-      <w:pPr>
-        <w:spacing w:before="280" w:after="40"/>
+        <w:spacing w:before="240" w:after="40"/>
       </w:pPr>
       <w:r>
         <w:rPr>
           <w:rFonts w:ascii="Arial" w:hAnsi="Arial"/>
           <w:b/>
           <w:color w:val="D97706"/>
-          <w:sz w:val="24"/>
+          <w:sz w:val="23"/>
         </w:rPr>
         <w:t xml:space="preserve">[Paso 15] </w:t>
       </w:r>
@@ -3185,21 +7664,21 @@
           <w:rFonts w:ascii="Arial" w:hAnsi="Arial"/>
           <w:b/>
           <w:color w:val="1E3A5F"/>
-          <w:sz w:val="24"/>
+          <w:sz w:val="23"/>
         </w:rPr>
         <w:t>Actualización Inmediata a Estado 'Realizado' (HU-05, Criterio 5.3)</w:t>
       </w:r>
     </w:p>
     <w:p>
       <w:pPr>
-        <w:spacing w:after="80"/>
+        <w:spacing w:after="60"/>
       </w:pPr>
       <w:r>
         <w:rPr>
           <w:rFonts w:ascii="Arial" w:hAnsi="Arial"/>
           <w:b/>
           <w:color w:val="475569"/>
-          <w:sz w:val="19"/>
+          <w:sz w:val="18"/>
         </w:rPr>
         <w:t xml:space="preserve">Historia Relacionada: </w:t>
       </w:r>
@@ -3207,20 +7686,20 @@
         <w:rPr>
           <w:rFonts w:ascii="Arial" w:hAnsi="Arial"/>
           <w:color w:val="1E3A5F"/>
-          <w:sz w:val="19"/>
+          <w:sz w:val="18"/>
         </w:rPr>
         <w:t>HU-05: Liquidación de Pagos con Yape, Efectivo y Evidencia Fotográfica</w:t>
       </w:r>
     </w:p>
     <w:p>
       <w:pPr>
-        <w:spacing w:after="160" w:line="276" w:lineRule="auto"/>
+        <w:spacing w:after="120" w:line="276" w:lineRule="auto"/>
       </w:pPr>
       <w:r>
         <w:rPr>
           <w:rFonts w:ascii="Arial" w:hAnsi="Arial"/>
           <w:color w:val="1F2937"/>
-          <w:sz w:val="19"/>
+          <w:sz w:val="18"/>
         </w:rPr>
         <w:t>Al confirmar el pago indicando el método y número de constancia, la obligación pasa al estado 'Realizado' y muestra la fecha y el método empleado. El registro se traslada a la lista de completados del Asistente y actualiza en tiempo real los totales en el Dashboard del Gerente.</w:t>
       </w:r>
@@ -3233,7 +7712,7 @@
       <w:r>
         <w:drawing>
           <wp:inline xmlns:a="http://schemas.openxmlformats.org/drawingml/2006/main" xmlns:pic="http://schemas.openxmlformats.org/drawingml/2006/picture">
-            <wp:extent cx="5303520" cy="6177772"/>
+            <wp:extent cx="5212080" cy="6071259"/>
             <wp:docPr id="15" name="Picture 15"/>
             <wp:cNvGraphicFramePr>
               <a:graphicFrameLocks noChangeAspect="1"/>
@@ -3254,7 +7733,7 @@
                   <pic:spPr>
                     <a:xfrm>
                       <a:off x="0" y="0"/>
-                      <a:ext cx="5303520" cy="6177772"/>
+                      <a:ext cx="5212080" cy="6071259"/>
                     </a:xfrm>
                     <a:prstGeom prst="rect"/>
                   </pic:spPr>
@@ -3267,7 +7746,7 @@
     </w:p>
     <w:p>
       <w:pPr>
-        <w:spacing w:after="160"/>
+        <w:spacing w:after="120"/>
         <w:jc w:val="center"/>
       </w:pPr>
       <w:r>
@@ -3277,19 +7756,19 @@
           <w:color w:val="64748B"/>
           <w:sz w:val="16"/>
         </w:rPr>
-        <w:t>Figura: Captura real del sistema para Paso 15 (15_asistente_pago_completado.png)</w:t>
+        <w:t>Figura: Captura de pantalla del sistema (15_asistente_pago_completado.png)</w:t>
       </w:r>
     </w:p>
     <w:p>
       <w:pPr>
-        <w:spacing w:after="240"/>
+        <w:spacing w:after="200"/>
       </w:pPr>
       <w:r>
         <w:rPr>
           <w:rFonts w:ascii="Arial" w:hAnsi="Arial"/>
           <w:b/>
           <w:color w:val="0F5132"/>
-          <w:sz w:val="18"/>
+          <w:sz w:val="17"/>
         </w:rPr>
         <w:t xml:space="preserve">Resultado de Validación: </w:t>
       </w:r>
@@ -3297,26 +7776,21 @@
         <w:rPr>
           <w:rFonts w:ascii="Arial" w:hAnsi="Arial"/>
           <w:color w:val="0F5132"/>
-          <w:sz w:val="18"/>
+          <w:sz w:val="17"/>
         </w:rPr>
         <w:t>Cumple Criterio 5.3: Actualización reactiva de estado y sincronización de balance.</w:t>
       </w:r>
     </w:p>
     <w:p>
       <w:pPr>
-        <w:spacing w:after="80"/>
-      </w:pPr>
-    </w:p>
-    <w:p>
-      <w:pPr>
-        <w:spacing w:before="280" w:after="40"/>
+        <w:spacing w:before="240" w:after="40"/>
       </w:pPr>
       <w:r>
         <w:rPr>
           <w:rFonts w:ascii="Arial" w:hAnsi="Arial"/>
           <w:b/>
           <w:color w:val="D97706"/>
-          <w:sz w:val="24"/>
+          <w:sz w:val="23"/>
         </w:rPr>
         <w:t xml:space="preserve">[Paso 16] </w:t>
       </w:r>
@@ -3325,21 +7799,21 @@
           <w:rFonts w:ascii="Arial" w:hAnsi="Arial"/>
           <w:b/>
           <w:color w:val="1E3A5F"/>
-          <w:sz w:val="24"/>
+          <w:sz w:val="23"/>
         </w:rPr>
         <w:t>Evidencia Documental: Foto del Comprobante de Pago / Voucher (HU-05, Criterio 5.3)</w:t>
       </w:r>
     </w:p>
     <w:p>
       <w:pPr>
-        <w:spacing w:after="80"/>
+        <w:spacing w:after="60"/>
       </w:pPr>
       <w:r>
         <w:rPr>
           <w:rFonts w:ascii="Arial" w:hAnsi="Arial"/>
           <w:b/>
           <w:color w:val="475569"/>
-          <w:sz w:val="19"/>
+          <w:sz w:val="18"/>
         </w:rPr>
         <w:t xml:space="preserve">Historia Relacionada: </w:t>
       </w:r>
@@ -3347,22 +7821,22 @@
         <w:rPr>
           <w:rFonts w:ascii="Arial" w:hAnsi="Arial"/>
           <w:color w:val="1E3A5F"/>
-          <w:sz w:val="19"/>
+          <w:sz w:val="18"/>
         </w:rPr>
         <w:t>HU-05: Liquidación de Pagos con Yape, Efectivo y Evidencia Fotográfica</w:t>
       </w:r>
     </w:p>
     <w:p>
       <w:pPr>
-        <w:spacing w:after="160" w:line="276" w:lineRule="auto"/>
+        <w:spacing w:after="120" w:line="276" w:lineRule="auto"/>
       </w:pPr>
       <w:r>
         <w:rPr>
           <w:rFonts w:ascii="Arial" w:hAnsi="Arial"/>
           <w:color w:val="1F2937"/>
-          <w:sz w:val="19"/>
+          <w:sz w:val="18"/>
         </w:rPr>
-        <w:t>Cada pago realizado cuenta con su botón 'Ver Voucher'. Al pulsarlo, tanto el Asistente como el Gerente pueden previsualizar a tamaño completo la captura de la constancia bancaria, voucher sellado o comprobante digital archivado, garantizando una auditoría contable transparente.</w:t>
+        <w:t>Cada pago realizado cuenta con su botón 'Ver Voucher'. Al pulsarlo, se previsualiza a tamaño completo la captura de la constancia bancaria, voucher sellado o comprobante digital archivado, garantizando una auditoría contable transparente.</w:t>
       </w:r>
     </w:p>
     <w:p>
@@ -3373,7 +7847,7 @@
       <w:r>
         <w:drawing>
           <wp:inline xmlns:a="http://schemas.openxmlformats.org/drawingml/2006/main" xmlns:pic="http://schemas.openxmlformats.org/drawingml/2006/picture">
-            <wp:extent cx="5303520" cy="3977640"/>
+            <wp:extent cx="5212080" cy="3909060"/>
             <wp:docPr id="16" name="Picture 16"/>
             <wp:cNvGraphicFramePr>
               <a:graphicFrameLocks noChangeAspect="1"/>
@@ -3394,7 +7868,7 @@
                   <pic:spPr>
                     <a:xfrm>
                       <a:off x="0" y="0"/>
-                      <a:ext cx="5303520" cy="3977640"/>
+                      <a:ext cx="5212080" cy="3909060"/>
                     </a:xfrm>
                     <a:prstGeom prst="rect"/>
                   </pic:spPr>
@@ -3407,7 +7881,7 @@
     </w:p>
     <w:p>
       <w:pPr>
-        <w:spacing w:after="160"/>
+        <w:spacing w:after="120"/>
         <w:jc w:val="center"/>
       </w:pPr>
       <w:r>
@@ -3417,19 +7891,19 @@
           <w:color w:val="64748B"/>
           <w:sz w:val="16"/>
         </w:rPr>
-        <w:t>Figura: Captura real del sistema para Paso 16 (16_modal_comprobante_voucher.png)</w:t>
+        <w:t>Figura: Captura de pantalla del sistema (16_modal_comprobante_voucher.png)</w:t>
       </w:r>
     </w:p>
     <w:p>
       <w:pPr>
-        <w:spacing w:after="240"/>
+        <w:spacing w:after="200"/>
       </w:pPr>
       <w:r>
         <w:rPr>
           <w:rFonts w:ascii="Arial" w:hAnsi="Arial"/>
           <w:b/>
           <w:color w:val="0F5132"/>
-          <w:sz w:val="18"/>
+          <w:sz w:val="17"/>
         </w:rPr>
         <w:t xml:space="preserve">Resultado de Validación: </w:t>
       </w:r>
@@ -3437,14 +7911,14 @@
         <w:rPr>
           <w:rFonts w:ascii="Arial" w:hAnsi="Arial"/>
           <w:color w:val="0F5132"/>
-          <w:sz w:val="18"/>
+          <w:sz w:val="17"/>
         </w:rPr>
         <w:t>Cumple Criterio 5.3: Auditoría documental completa con archivo fotográfico de vouchers.</w:t>
       </w:r>
     </w:p>
     <w:p>
       <w:pPr>
-        <w:spacing w:after="80"/>
+        <w:spacing w:after="240"/>
       </w:pPr>
     </w:p>
     <w:p>
@@ -3456,126 +7930,875 @@
           <w:rFonts w:ascii="Arial" w:hAnsi="Arial"/>
           <w:color w:val="1E3A5F"/>
         </w:rPr>
-        <w:t>4. Conclusiones y Demostración del Problema Resuelto</w:t>
+        <w:t>7. Verificación de Restricciones de Diseño Cumplidas</w:t>
       </w:r>
     </w:p>
+    <w:tbl>
+      <w:tblPr>
+        <w:tblW w:type="auto" w:w="0"/>
+        <w:jc w:val="center"/>
+        <w:tblLayout w:type="fixed"/>
+        <w:tblLook w:firstColumn="1" w:firstRow="1" w:lastColumn="0" w:lastRow="0" w:noHBand="0" w:noVBand="1" w:val="04A0"/>
+      </w:tblPr>
+      <w:tblGrid>
+        <w:gridCol w:w="3120"/>
+        <w:gridCol w:w="3120"/>
+        <w:gridCol w:w="3120"/>
+      </w:tblGrid>
+      <w:tr>
+        <w:tc>
+          <w:tcPr>
+            <w:tcW w:type="dxa" w:w="3168"/>
+            <w:shd w:fill="1E3A5F"/>
+            <w:tcMar>
+              <w:top w:w="80" w:type="dxa"/>
+              <w:bottom w:w="80" w:type="dxa"/>
+              <w:left w:w="80" w:type="dxa"/>
+              <w:right w:w="80" w:type="dxa"/>
+            </w:tcMar>
+          </w:tcPr>
+          <w:p>
+            <w:pPr>
+              <w:spacing w:after="0"/>
+            </w:pPr>
+            <w:r>
+              <w:rPr>
+                <w:rFonts w:ascii="Arial" w:hAnsi="Arial"/>
+                <w:b/>
+                <w:color w:val="FFFFFF"/>
+                <w:sz w:val="17"/>
+              </w:rPr>
+              <w:t>Restricción de Diseño Evaluada</w:t>
+            </w:r>
+          </w:p>
+        </w:tc>
+        <w:tc>
+          <w:tcPr>
+            <w:tcW w:type="dxa" w:w="1296"/>
+            <w:shd w:fill="1E3A5F"/>
+            <w:tcMar>
+              <w:top w:w="80" w:type="dxa"/>
+              <w:bottom w:w="80" w:type="dxa"/>
+              <w:left w:w="80" w:type="dxa"/>
+              <w:right w:w="80" w:type="dxa"/>
+            </w:tcMar>
+          </w:tcPr>
+          <w:p>
+            <w:pPr>
+              <w:spacing w:after="0"/>
+            </w:pPr>
+            <w:r>
+              <w:rPr>
+                <w:rFonts w:ascii="Arial" w:hAnsi="Arial"/>
+                <w:b/>
+                <w:color w:val="FFFFFF"/>
+                <w:sz w:val="17"/>
+              </w:rPr>
+              <w:t>Estado</w:t>
+            </w:r>
+          </w:p>
+        </w:tc>
+        <w:tc>
+          <w:tcPr>
+            <w:tcW w:type="dxa" w:w="4896"/>
+            <w:shd w:fill="1E3A5F"/>
+            <w:tcMar>
+              <w:top w:w="80" w:type="dxa"/>
+              <w:bottom w:w="80" w:type="dxa"/>
+              <w:left w:w="80" w:type="dxa"/>
+              <w:right w:w="80" w:type="dxa"/>
+            </w:tcMar>
+          </w:tcPr>
+          <w:p>
+            <w:pPr>
+              <w:spacing w:after="0"/>
+            </w:pPr>
+            <w:r>
+              <w:rPr>
+                <w:rFonts w:ascii="Arial" w:hAnsi="Arial"/>
+                <w:b/>
+                <w:color w:val="FFFFFF"/>
+                <w:sz w:val="17"/>
+              </w:rPr>
+              <w:t>Verificación Técnica Realizada</w:t>
+            </w:r>
+          </w:p>
+        </w:tc>
+      </w:tr>
+      <w:tr>
+        <w:tc>
+          <w:tcPr>
+            <w:tcW w:type="dxa" w:w="3168"/>
+            <w:shd w:fill="F8F9FA"/>
+            <w:tcMar>
+              <w:top w:w="60" w:type="dxa"/>
+              <w:bottom w:w="60" w:type="dxa"/>
+              <w:left w:w="80" w:type="dxa"/>
+              <w:right w:w="80" w:type="dxa"/>
+            </w:tcMar>
+          </w:tcPr>
+          <w:p>
+            <w:pPr>
+              <w:spacing w:after="0"/>
+            </w:pPr>
+            <w:r>
+              <w:rPr>
+                <w:rFonts w:ascii="Arial" w:hAnsi="Arial"/>
+                <w:color w:val="1F2937"/>
+                <w:sz w:val="16"/>
+              </w:rPr>
+              <w:t>Cero Emojis en la UI</w:t>
+            </w:r>
+          </w:p>
+        </w:tc>
+        <w:tc>
+          <w:tcPr>
+            <w:tcW w:type="dxa" w:w="1296"/>
+            <w:shd w:fill="F8F9FA"/>
+            <w:tcMar>
+              <w:top w:w="60" w:type="dxa"/>
+              <w:bottom w:w="60" w:type="dxa"/>
+              <w:left w:w="80" w:type="dxa"/>
+              <w:right w:w="80" w:type="dxa"/>
+            </w:tcMar>
+          </w:tcPr>
+          <w:p>
+            <w:pPr>
+              <w:spacing w:after="0"/>
+            </w:pPr>
+            <w:r>
+              <w:rPr>
+                <w:rFonts w:ascii="Arial" w:hAnsi="Arial"/>
+                <w:color w:val="1F2937"/>
+                <w:sz w:val="16"/>
+              </w:rPr>
+              <w:t>Cumplido</w:t>
+            </w:r>
+          </w:p>
+        </w:tc>
+        <w:tc>
+          <w:tcPr>
+            <w:tcW w:type="dxa" w:w="4896"/>
+            <w:shd w:fill="F8F9FA"/>
+            <w:tcMar>
+              <w:top w:w="60" w:type="dxa"/>
+              <w:bottom w:w="60" w:type="dxa"/>
+              <w:left w:w="80" w:type="dxa"/>
+              <w:right w:w="80" w:type="dxa"/>
+            </w:tcMar>
+          </w:tcPr>
+          <w:p>
+            <w:pPr>
+              <w:spacing w:after="0"/>
+            </w:pPr>
+            <w:r>
+              <w:rPr>
+                <w:rFonts w:ascii="Arial" w:hAnsi="Arial"/>
+                <w:color w:val="1F2937"/>
+                <w:sz w:val="16"/>
+              </w:rPr>
+              <w:t>Verificación exhaustiva en HTML, CSS, JavaScript y textos informativos: 0 emojis.</w:t>
+            </w:r>
+          </w:p>
+        </w:tc>
+      </w:tr>
+      <w:tr>
+        <w:tc>
+          <w:tcPr>
+            <w:tcW w:type="dxa" w:w="3168"/>
+            <w:shd w:fill="FFFFFF"/>
+            <w:tcMar>
+              <w:top w:w="60" w:type="dxa"/>
+              <w:bottom w:w="60" w:type="dxa"/>
+              <w:left w:w="80" w:type="dxa"/>
+              <w:right w:w="80" w:type="dxa"/>
+            </w:tcMar>
+          </w:tcPr>
+          <w:p>
+            <w:pPr>
+              <w:spacing w:after="0"/>
+            </w:pPr>
+            <w:r>
+              <w:rPr>
+                <w:rFonts w:ascii="Arial" w:hAnsi="Arial"/>
+                <w:color w:val="1F2937"/>
+                <w:sz w:val="16"/>
+              </w:rPr>
+              <w:t>Sin viñetas con líneas verticales</w:t>
+            </w:r>
+          </w:p>
+        </w:tc>
+        <w:tc>
+          <w:tcPr>
+            <w:tcW w:type="dxa" w:w="1296"/>
+            <w:shd w:fill="FFFFFF"/>
+            <w:tcMar>
+              <w:top w:w="60" w:type="dxa"/>
+              <w:bottom w:w="60" w:type="dxa"/>
+              <w:left w:w="80" w:type="dxa"/>
+              <w:right w:w="80" w:type="dxa"/>
+            </w:tcMar>
+          </w:tcPr>
+          <w:p>
+            <w:pPr>
+              <w:spacing w:after="0"/>
+            </w:pPr>
+            <w:r>
+              <w:rPr>
+                <w:rFonts w:ascii="Arial" w:hAnsi="Arial"/>
+                <w:color w:val="1F2937"/>
+                <w:sz w:val="16"/>
+              </w:rPr>
+              <w:t>Cumplido</w:t>
+            </w:r>
+          </w:p>
+        </w:tc>
+        <w:tc>
+          <w:tcPr>
+            <w:tcW w:type="dxa" w:w="4896"/>
+            <w:shd w:fill="FFFFFF"/>
+            <w:tcMar>
+              <w:top w:w="60" w:type="dxa"/>
+              <w:bottom w:w="60" w:type="dxa"/>
+              <w:left w:w="80" w:type="dxa"/>
+              <w:right w:w="80" w:type="dxa"/>
+            </w:tcMar>
+          </w:tcPr>
+          <w:p>
+            <w:pPr>
+              <w:spacing w:after="0"/>
+            </w:pPr>
+            <w:r>
+              <w:rPr>
+                <w:rFonts w:ascii="Arial" w:hAnsi="Arial"/>
+                <w:color w:val="1F2937"/>
+                <w:sz w:val="16"/>
+              </w:rPr>
+              <w:t>No se emplearon listas con barras verticales estilo IA; diseño basado en tablas limpias.</w:t>
+            </w:r>
+          </w:p>
+        </w:tc>
+      </w:tr>
+      <w:tr>
+        <w:tc>
+          <w:tcPr>
+            <w:tcW w:type="dxa" w:w="3168"/>
+            <w:shd w:fill="F8F9FA"/>
+            <w:tcMar>
+              <w:top w:w="60" w:type="dxa"/>
+              <w:bottom w:w="60" w:type="dxa"/>
+              <w:left w:w="80" w:type="dxa"/>
+              <w:right w:w="80" w:type="dxa"/>
+            </w:tcMar>
+          </w:tcPr>
+          <w:p>
+            <w:pPr>
+              <w:spacing w:after="0"/>
+            </w:pPr>
+            <w:r>
+              <w:rPr>
+                <w:rFonts w:ascii="Arial" w:hAnsi="Arial"/>
+                <w:color w:val="1F2937"/>
+                <w:sz w:val="16"/>
+              </w:rPr>
+              <w:t>Identidad corporativa sobria</w:t>
+            </w:r>
+          </w:p>
+        </w:tc>
+        <w:tc>
+          <w:tcPr>
+            <w:tcW w:type="dxa" w:w="1296"/>
+            <w:shd w:fill="F8F9FA"/>
+            <w:tcMar>
+              <w:top w:w="60" w:type="dxa"/>
+              <w:bottom w:w="60" w:type="dxa"/>
+              <w:left w:w="80" w:type="dxa"/>
+              <w:right w:w="80" w:type="dxa"/>
+            </w:tcMar>
+          </w:tcPr>
+          <w:p>
+            <w:pPr>
+              <w:spacing w:after="0"/>
+            </w:pPr>
+            <w:r>
+              <w:rPr>
+                <w:rFonts w:ascii="Arial" w:hAnsi="Arial"/>
+                <w:color w:val="1F2937"/>
+                <w:sz w:val="16"/>
+              </w:rPr>
+              <w:t>Cumplido</w:t>
+            </w:r>
+          </w:p>
+        </w:tc>
+        <w:tc>
+          <w:tcPr>
+            <w:tcW w:type="dxa" w:w="4896"/>
+            <w:shd w:fill="F8F9FA"/>
+            <w:tcMar>
+              <w:top w:w="60" w:type="dxa"/>
+              <w:bottom w:w="60" w:type="dxa"/>
+              <w:left w:w="80" w:type="dxa"/>
+              <w:right w:w="80" w:type="dxa"/>
+            </w:tcMar>
+          </w:tcPr>
+          <w:p>
+            <w:pPr>
+              <w:spacing w:after="0"/>
+            </w:pPr>
+            <w:r>
+              <w:rPr>
+                <w:rFonts w:ascii="Arial" w:hAnsi="Arial"/>
+                <w:color w:val="1F2937"/>
+                <w:sz w:val="16"/>
+              </w:rPr>
+              <w:t>Nombre limpio (CuentaClara), sin referencias académicas, cursos ni universidades en UI.</w:t>
+            </w:r>
+          </w:p>
+        </w:tc>
+      </w:tr>
+      <w:tr>
+        <w:tc>
+          <w:tcPr>
+            <w:tcW w:type="dxa" w:w="3168"/>
+            <w:shd w:fill="FFFFFF"/>
+            <w:tcMar>
+              <w:top w:w="60" w:type="dxa"/>
+              <w:bottom w:w="60" w:type="dxa"/>
+              <w:left w:w="80" w:type="dxa"/>
+              <w:right w:w="80" w:type="dxa"/>
+            </w:tcMar>
+          </w:tcPr>
+          <w:p>
+            <w:pPr>
+              <w:spacing w:after="0"/>
+            </w:pPr>
+            <w:r>
+              <w:rPr>
+                <w:rFonts w:ascii="Arial" w:hAnsi="Arial"/>
+                <w:color w:val="1F2937"/>
+                <w:sz w:val="16"/>
+              </w:rPr>
+              <w:t>Textos directos y funcionales</w:t>
+            </w:r>
+          </w:p>
+        </w:tc>
+        <w:tc>
+          <w:tcPr>
+            <w:tcW w:type="dxa" w:w="1296"/>
+            <w:shd w:fill="FFFFFF"/>
+            <w:tcMar>
+              <w:top w:w="60" w:type="dxa"/>
+              <w:bottom w:w="60" w:type="dxa"/>
+              <w:left w:w="80" w:type="dxa"/>
+              <w:right w:w="80" w:type="dxa"/>
+            </w:tcMar>
+          </w:tcPr>
+          <w:p>
+            <w:pPr>
+              <w:spacing w:after="0"/>
+            </w:pPr>
+            <w:r>
+              <w:rPr>
+                <w:rFonts w:ascii="Arial" w:hAnsi="Arial"/>
+                <w:color w:val="1F2937"/>
+                <w:sz w:val="16"/>
+              </w:rPr>
+              <w:t>Cumplido</w:t>
+            </w:r>
+          </w:p>
+        </w:tc>
+        <w:tc>
+          <w:tcPr>
+            <w:tcW w:type="dxa" w:w="4896"/>
+            <w:shd w:fill="FFFFFF"/>
+            <w:tcMar>
+              <w:top w:w="60" w:type="dxa"/>
+              <w:bottom w:w="60" w:type="dxa"/>
+              <w:left w:w="80" w:type="dxa"/>
+              <w:right w:w="80" w:type="dxa"/>
+            </w:tcMar>
+          </w:tcPr>
+          <w:p>
+            <w:pPr>
+              <w:spacing w:after="0"/>
+            </w:pPr>
+            <w:r>
+              <w:rPr>
+                <w:rFonts w:ascii="Arial" w:hAnsi="Arial"/>
+                <w:color w:val="1F2937"/>
+                <w:sz w:val="16"/>
+              </w:rPr>
+              <w:t>Sin saludos artificiales de IA ('Bienvenido...'). Textos directos ('Usuario o contraseña incorrectos.').</w:t>
+            </w:r>
+          </w:p>
+        </w:tc>
+      </w:tr>
+      <w:tr>
+        <w:tc>
+          <w:tcPr>
+            <w:tcW w:type="dxa" w:w="3168"/>
+            <w:shd w:fill="F8F9FA"/>
+            <w:tcMar>
+              <w:top w:w="60" w:type="dxa"/>
+              <w:bottom w:w="60" w:type="dxa"/>
+              <w:left w:w="80" w:type="dxa"/>
+              <w:right w:w="80" w:type="dxa"/>
+            </w:tcMar>
+          </w:tcPr>
+          <w:p>
+            <w:pPr>
+              <w:spacing w:after="0"/>
+            </w:pPr>
+            <w:r>
+              <w:rPr>
+                <w:rFonts w:ascii="Arial" w:hAnsi="Arial"/>
+                <w:color w:val="1F2937"/>
+                <w:sz w:val="16"/>
+              </w:rPr>
+              <w:t>Paleta de 3 colores corporativos</w:t>
+            </w:r>
+          </w:p>
+        </w:tc>
+        <w:tc>
+          <w:tcPr>
+            <w:tcW w:type="dxa" w:w="1296"/>
+            <w:shd w:fill="F8F9FA"/>
+            <w:tcMar>
+              <w:top w:w="60" w:type="dxa"/>
+              <w:bottom w:w="60" w:type="dxa"/>
+              <w:left w:w="80" w:type="dxa"/>
+              <w:right w:w="80" w:type="dxa"/>
+            </w:tcMar>
+          </w:tcPr>
+          <w:p>
+            <w:pPr>
+              <w:spacing w:after="0"/>
+            </w:pPr>
+            <w:r>
+              <w:rPr>
+                <w:rFonts w:ascii="Arial" w:hAnsi="Arial"/>
+                <w:color w:val="1F2937"/>
+                <w:sz w:val="16"/>
+              </w:rPr>
+              <w:t>Cumplido</w:t>
+            </w:r>
+          </w:p>
+        </w:tc>
+        <w:tc>
+          <w:tcPr>
+            <w:tcW w:type="dxa" w:w="4896"/>
+            <w:shd w:fill="F8F9FA"/>
+            <w:tcMar>
+              <w:top w:w="60" w:type="dxa"/>
+              <w:bottom w:w="60" w:type="dxa"/>
+              <w:left w:w="80" w:type="dxa"/>
+              <w:right w:w="80" w:type="dxa"/>
+            </w:tcMar>
+          </w:tcPr>
+          <w:p>
+            <w:pPr>
+              <w:spacing w:after="0"/>
+            </w:pPr>
+            <w:r>
+              <w:rPr>
+                <w:rFonts w:ascii="Arial" w:hAnsi="Arial"/>
+                <w:color w:val="1F2937"/>
+                <w:sz w:val="16"/>
+              </w:rPr>
+              <w:t>Azul oscuro corporativo (#1E3A5F), fondo gris (#F8F9FA) y acento ámbar/naranja (#D97706).</w:t>
+            </w:r>
+          </w:p>
+        </w:tc>
+      </w:tr>
+      <w:tr>
+        <w:tc>
+          <w:tcPr>
+            <w:tcW w:type="dxa" w:w="3168"/>
+            <w:shd w:fill="FFFFFF"/>
+            <w:tcMar>
+              <w:top w:w="60" w:type="dxa"/>
+              <w:bottom w:w="60" w:type="dxa"/>
+              <w:left w:w="80" w:type="dxa"/>
+              <w:right w:w="80" w:type="dxa"/>
+            </w:tcMar>
+          </w:tcPr>
+          <w:p>
+            <w:pPr>
+              <w:spacing w:after="0"/>
+            </w:pPr>
+            <w:r>
+              <w:rPr>
+                <w:rFonts w:ascii="Arial" w:hAnsi="Arial"/>
+                <w:color w:val="1F2937"/>
+                <w:sz w:val="16"/>
+              </w:rPr>
+              <w:t>Retícula de espaciado en 8px</w:t>
+            </w:r>
+          </w:p>
+        </w:tc>
+        <w:tc>
+          <w:tcPr>
+            <w:tcW w:type="dxa" w:w="1296"/>
+            <w:shd w:fill="FFFFFF"/>
+            <w:tcMar>
+              <w:top w:w="60" w:type="dxa"/>
+              <w:bottom w:w="60" w:type="dxa"/>
+              <w:left w:w="80" w:type="dxa"/>
+              <w:right w:w="80" w:type="dxa"/>
+            </w:tcMar>
+          </w:tcPr>
+          <w:p>
+            <w:pPr>
+              <w:spacing w:after="0"/>
+            </w:pPr>
+            <w:r>
+              <w:rPr>
+                <w:rFonts w:ascii="Arial" w:hAnsi="Arial"/>
+                <w:color w:val="1F2937"/>
+                <w:sz w:val="16"/>
+              </w:rPr>
+              <w:t>Cumplido</w:t>
+            </w:r>
+          </w:p>
+        </w:tc>
+        <w:tc>
+          <w:tcPr>
+            <w:tcW w:type="dxa" w:w="4896"/>
+            <w:shd w:fill="FFFFFF"/>
+            <w:tcMar>
+              <w:top w:w="60" w:type="dxa"/>
+              <w:bottom w:w="60" w:type="dxa"/>
+              <w:left w:w="80" w:type="dxa"/>
+              <w:right w:w="80" w:type="dxa"/>
+            </w:tcMar>
+          </w:tcPr>
+          <w:p>
+            <w:pPr>
+              <w:spacing w:after="0"/>
+            </w:pPr>
+            <w:r>
+              <w:rPr>
+                <w:rFonts w:ascii="Arial" w:hAnsi="Arial"/>
+                <w:color w:val="1F2937"/>
+                <w:sz w:val="16"/>
+              </w:rPr>
+              <w:t>Sistema ordenado en variables CSS en múltiplos de 8px (8, 16, 24, 32).</w:t>
+            </w:r>
+          </w:p>
+        </w:tc>
+      </w:tr>
+      <w:tr>
+        <w:tc>
+          <w:tcPr>
+            <w:tcW w:type="dxa" w:w="3168"/>
+            <w:shd w:fill="F8F9FA"/>
+            <w:tcMar>
+              <w:top w:w="60" w:type="dxa"/>
+              <w:bottom w:w="60" w:type="dxa"/>
+              <w:left w:w="80" w:type="dxa"/>
+              <w:right w:w="80" w:type="dxa"/>
+            </w:tcMar>
+          </w:tcPr>
+          <w:p>
+            <w:pPr>
+              <w:spacing w:after="0"/>
+            </w:pPr>
+            <w:r>
+              <w:rPr>
+                <w:rFonts w:ascii="Arial" w:hAnsi="Arial"/>
+                <w:color w:val="1F2937"/>
+                <w:sz w:val="16"/>
+              </w:rPr>
+              <w:t>Bordes y sombras sutiles</w:t>
+            </w:r>
+          </w:p>
+        </w:tc>
+        <w:tc>
+          <w:tcPr>
+            <w:tcW w:type="dxa" w:w="1296"/>
+            <w:shd w:fill="F8F9FA"/>
+            <w:tcMar>
+              <w:top w:w="60" w:type="dxa"/>
+              <w:bottom w:w="60" w:type="dxa"/>
+              <w:left w:w="80" w:type="dxa"/>
+              <w:right w:w="80" w:type="dxa"/>
+            </w:tcMar>
+          </w:tcPr>
+          <w:p>
+            <w:pPr>
+              <w:spacing w:after="0"/>
+            </w:pPr>
+            <w:r>
+              <w:rPr>
+                <w:rFonts w:ascii="Arial" w:hAnsi="Arial"/>
+                <w:color w:val="1F2937"/>
+                <w:sz w:val="16"/>
+              </w:rPr>
+              <w:t>Cumplido</w:t>
+            </w:r>
+          </w:p>
+        </w:tc>
+        <w:tc>
+          <w:tcPr>
+            <w:tcW w:type="dxa" w:w="4896"/>
+            <w:shd w:fill="F8F9FA"/>
+            <w:tcMar>
+              <w:top w:w="60" w:type="dxa"/>
+              <w:bottom w:w="60" w:type="dxa"/>
+              <w:left w:w="80" w:type="dxa"/>
+              <w:right w:w="80" w:type="dxa"/>
+            </w:tcMar>
+          </w:tcPr>
+          <w:p>
+            <w:pPr>
+              <w:spacing w:after="0"/>
+            </w:pPr>
+            <w:r>
+              <w:rPr>
+                <w:rFonts w:ascii="Arial" w:hAnsi="Arial"/>
+                <w:color w:val="1F2937"/>
+                <w:sz w:val="16"/>
+              </w:rPr>
+              <w:t>Radio de bordes de 4px a 6px; sombras suaves '0 1px 3px rgba(0,0,0,0.1)'.</w:t>
+            </w:r>
+          </w:p>
+        </w:tc>
+      </w:tr>
+      <w:tr>
+        <w:tc>
+          <w:tcPr>
+            <w:tcW w:type="dxa" w:w="3168"/>
+            <w:shd w:fill="FFFFFF"/>
+            <w:tcMar>
+              <w:top w:w="60" w:type="dxa"/>
+              <w:bottom w:w="60" w:type="dxa"/>
+              <w:left w:w="80" w:type="dxa"/>
+              <w:right w:w="80" w:type="dxa"/>
+            </w:tcMar>
+          </w:tcPr>
+          <w:p>
+            <w:pPr>
+              <w:spacing w:after="0"/>
+            </w:pPr>
+            <w:r>
+              <w:rPr>
+                <w:rFonts w:ascii="Arial" w:hAnsi="Arial"/>
+                <w:color w:val="1F2937"/>
+                <w:sz w:val="16"/>
+              </w:rPr>
+              <w:t>Navegación minimalista</w:t>
+            </w:r>
+          </w:p>
+        </w:tc>
+        <w:tc>
+          <w:tcPr>
+            <w:tcW w:type="dxa" w:w="1296"/>
+            <w:shd w:fill="FFFFFF"/>
+            <w:tcMar>
+              <w:top w:w="60" w:type="dxa"/>
+              <w:bottom w:w="60" w:type="dxa"/>
+              <w:left w:w="80" w:type="dxa"/>
+              <w:right w:w="80" w:type="dxa"/>
+            </w:tcMar>
+          </w:tcPr>
+          <w:p>
+            <w:pPr>
+              <w:spacing w:after="0"/>
+            </w:pPr>
+            <w:r>
+              <w:rPr>
+                <w:rFonts w:ascii="Arial" w:hAnsi="Arial"/>
+                <w:color w:val="1F2937"/>
+                <w:sz w:val="16"/>
+              </w:rPr>
+              <w:t>Cumplido</w:t>
+            </w:r>
+          </w:p>
+        </w:tc>
+        <w:tc>
+          <w:tcPr>
+            <w:tcW w:type="dxa" w:w="4896"/>
+            <w:shd w:fill="FFFFFF"/>
+            <w:tcMar>
+              <w:top w:w="60" w:type="dxa"/>
+              <w:bottom w:w="60" w:type="dxa"/>
+              <w:left w:w="80" w:type="dxa"/>
+              <w:right w:w="80" w:type="dxa"/>
+            </w:tcMar>
+          </w:tcPr>
+          <w:p>
+            <w:pPr>
+              <w:spacing w:after="0"/>
+            </w:pPr>
+            <w:r>
+              <w:rPr>
+                <w:rFonts w:ascii="Arial" w:hAnsi="Arial"/>
+                <w:color w:val="1F2937"/>
+                <w:sz w:val="16"/>
+              </w:rPr>
+              <w:t>Pantalla única para el Gerente con vista conjunta de listas y selector de meses central.</w:t>
+            </w:r>
+          </w:p>
+        </w:tc>
+      </w:tr>
+      <w:tr>
+        <w:tc>
+          <w:tcPr>
+            <w:tcW w:type="dxa" w:w="3168"/>
+            <w:shd w:fill="F8F9FA"/>
+            <w:tcMar>
+              <w:top w:w="60" w:type="dxa"/>
+              <w:bottom w:w="60" w:type="dxa"/>
+              <w:left w:w="80" w:type="dxa"/>
+              <w:right w:w="80" w:type="dxa"/>
+            </w:tcMar>
+          </w:tcPr>
+          <w:p>
+            <w:pPr>
+              <w:spacing w:after="0"/>
+            </w:pPr>
+            <w:r>
+              <w:rPr>
+                <w:rFonts w:ascii="Arial" w:hAnsi="Arial"/>
+                <w:color w:val="1F2937"/>
+                <w:sz w:val="16"/>
+              </w:rPr>
+              <w:t>Privacidad de medios de pago</w:t>
+            </w:r>
+          </w:p>
+        </w:tc>
+        <w:tc>
+          <w:tcPr>
+            <w:tcW w:type="dxa" w:w="1296"/>
+            <w:shd w:fill="F8F9FA"/>
+            <w:tcMar>
+              <w:top w:w="60" w:type="dxa"/>
+              <w:bottom w:w="60" w:type="dxa"/>
+              <w:left w:w="80" w:type="dxa"/>
+              <w:right w:w="80" w:type="dxa"/>
+            </w:tcMar>
+          </w:tcPr>
+          <w:p>
+            <w:pPr>
+              <w:spacing w:after="0"/>
+            </w:pPr>
+            <w:r>
+              <w:rPr>
+                <w:rFonts w:ascii="Arial" w:hAnsi="Arial"/>
+                <w:color w:val="1F2937"/>
+                <w:sz w:val="16"/>
+              </w:rPr>
+              <w:t>Cumplido</w:t>
+            </w:r>
+          </w:p>
+        </w:tc>
+        <w:tc>
+          <w:tcPr>
+            <w:tcW w:type="dxa" w:w="4896"/>
+            <w:shd w:fill="F8F9FA"/>
+            <w:tcMar>
+              <w:top w:w="60" w:type="dxa"/>
+              <w:bottom w:w="60" w:type="dxa"/>
+              <w:left w:w="80" w:type="dxa"/>
+              <w:right w:w="80" w:type="dxa"/>
+            </w:tcMar>
+          </w:tcPr>
+          <w:p>
+            <w:pPr>
+              <w:spacing w:after="0"/>
+            </w:pPr>
+            <w:r>
+              <w:rPr>
+                <w:rFonts w:ascii="Arial" w:hAnsi="Arial"/>
+                <w:color w:val="1F2937"/>
+                <w:sz w:val="16"/>
+              </w:rPr>
+              <w:t>Cuentas bancarias personales visibles únicamente en la sesión de gerencia.</w:t>
+            </w:r>
+          </w:p>
+        </w:tc>
+      </w:tr>
+      <w:tr>
+        <w:tc>
+          <w:tcPr>
+            <w:tcW w:type="dxa" w:w="3168"/>
+            <w:shd w:fill="FFFFFF"/>
+            <w:tcMar>
+              <w:top w:w="60" w:type="dxa"/>
+              <w:bottom w:w="60" w:type="dxa"/>
+              <w:left w:w="80" w:type="dxa"/>
+              <w:right w:w="80" w:type="dxa"/>
+            </w:tcMar>
+          </w:tcPr>
+          <w:p>
+            <w:pPr>
+              <w:spacing w:after="0"/>
+            </w:pPr>
+            <w:r>
+              <w:rPr>
+                <w:rFonts w:ascii="Arial" w:hAnsi="Arial"/>
+                <w:color w:val="1F2937"/>
+                <w:sz w:val="16"/>
+              </w:rPr>
+              <w:t>Cumplimiento legal Ley 29571</w:t>
+            </w:r>
+          </w:p>
+        </w:tc>
+        <w:tc>
+          <w:tcPr>
+            <w:tcW w:type="dxa" w:w="1296"/>
+            <w:shd w:fill="FFFFFF"/>
+            <w:tcMar>
+              <w:top w:w="60" w:type="dxa"/>
+              <w:bottom w:w="60" w:type="dxa"/>
+              <w:left w:w="80" w:type="dxa"/>
+              <w:right w:w="80" w:type="dxa"/>
+            </w:tcMar>
+          </w:tcPr>
+          <w:p>
+            <w:pPr>
+              <w:spacing w:after="0"/>
+            </w:pPr>
+            <w:r>
+              <w:rPr>
+                <w:rFonts w:ascii="Arial" w:hAnsi="Arial"/>
+                <w:color w:val="1F2937"/>
+                <w:sz w:val="16"/>
+              </w:rPr>
+              <w:t>Cumplido</w:t>
+            </w:r>
+          </w:p>
+        </w:tc>
+        <w:tc>
+          <w:tcPr>
+            <w:tcW w:type="dxa" w:w="4896"/>
+            <w:shd w:fill="FFFFFF"/>
+            <w:tcMar>
+              <w:top w:w="60" w:type="dxa"/>
+              <w:bottom w:w="60" w:type="dxa"/>
+              <w:left w:w="80" w:type="dxa"/>
+              <w:right w:w="80" w:type="dxa"/>
+            </w:tcMar>
+          </w:tcPr>
+          <w:p>
+            <w:pPr>
+              <w:spacing w:after="0"/>
+            </w:pPr>
+            <w:r>
+              <w:rPr>
+                <w:rFonts w:ascii="Arial" w:hAnsi="Arial"/>
+                <w:color w:val="1F2937"/>
+                <w:sz w:val="16"/>
+              </w:rPr>
+              <w:t>Algoritmo de redondeo hacia abajo a favor del cliente con cálculo de vuelto en efectivo.</w:t>
+            </w:r>
+          </w:p>
+        </w:tc>
+      </w:tr>
+    </w:tbl>
     <w:p>
       <w:pPr>
-        <w:spacing w:after="160" w:line="276" w:lineRule="auto"/>
-      </w:pPr>
-      <w:r>
-        <w:t>Las evidencias gráficas presentadas demuestran que el MVP CuentaClara resuelve de manera integral el problema planteado por el cliente, habiendo superado con éxito las 11 observaciones específicas brindadas en la sesión de feedback:</w:t>
-        <w:br/>
-      </w:r>
-    </w:p>
-    <w:p>
-      <w:pPr>
-        <w:pStyle w:val="ListBullet"/>
-        <w:spacing w:after="80"/>
-      </w:pPr>
-      <w:r>
-        <w:rPr>
-          <w:rFonts w:ascii="Arial" w:hAnsi="Arial"/>
-          <w:b/>
-          <w:sz w:val="20"/>
-        </w:rPr>
-        <w:t xml:space="preserve">Simplicidad Operativa Absoluta: </w:t>
-      </w:r>
-      <w:r>
-        <w:rPr>
-          <w:rFonts w:ascii="Arial" w:hAnsi="Arial"/>
-          <w:sz w:val="20"/>
-        </w:rPr>
-        <w:t>Sin integraciones técnicas complejas ni pasarelas de pago reales. El flujo de trabajo responde al modelo operativo real del negocio.</w:t>
-      </w:r>
-    </w:p>
-    <w:p>
-      <w:pPr>
-        <w:pStyle w:val="ListBullet"/>
-        <w:spacing w:after="80"/>
-      </w:pPr>
-      <w:r>
-        <w:rPr>
-          <w:rFonts w:ascii="Arial" w:hAnsi="Arial"/>
-          <w:b/>
-          <w:sz w:val="20"/>
-        </w:rPr>
-        <w:t xml:space="preserve">Supervisión Gerencial en Una Sola Pantalla: </w:t>
-      </w:r>
-      <w:r>
-        <w:rPr>
-          <w:rFonts w:ascii="Arial" w:hAnsi="Arial"/>
-          <w:sz w:val="20"/>
-        </w:rPr>
-        <w:t>El Gerente conoce de inmediato su deuda del mes, sus pagos ejecutados y sus moras antiguas mediante 4 KPIs visuales y listas unificadas.</w:t>
-      </w:r>
-    </w:p>
-    <w:p>
-      <w:pPr>
-        <w:pStyle w:val="ListBullet"/>
-        <w:spacing w:after="80"/>
-      </w:pPr>
-      <w:r>
-        <w:rPr>
-          <w:rFonts w:ascii="Arial" w:hAnsi="Arial"/>
-          <w:b/>
-          <w:sz w:val="20"/>
-        </w:rPr>
-        <w:t xml:space="preserve">Cumplimiento Legal y Redondeo en Efectivo: </w:t>
-      </w:r>
-      <w:r>
-        <w:rPr>
-          <w:rFonts w:ascii="Arial" w:hAnsi="Arial"/>
-          <w:sz w:val="20"/>
-        </w:rPr>
-        <w:t>Se abordó rigurosamente la Ley N° 29571 del Código del Consumidor y las directivas del BCRP para redondeo hacia abajo a favor del cliente en efectivo (S/ 500.35 -&gt; S/ 500.30 con S/ 9.70 de vuelto).</w:t>
-      </w:r>
-    </w:p>
-    <w:p>
-      <w:pPr>
-        <w:pStyle w:val="ListBullet"/>
-        <w:spacing w:after="80"/>
-      </w:pPr>
-      <w:r>
-        <w:rPr>
-          <w:rFonts w:ascii="Arial" w:hAnsi="Arial"/>
-          <w:b/>
-          <w:sz w:val="20"/>
-        </w:rPr>
-        <w:t xml:space="preserve">Seguridad y Respaldo Documental: </w:t>
-      </w:r>
-      <w:r>
-        <w:rPr>
-          <w:rFonts w:ascii="Arial" w:hAnsi="Arial"/>
-          <w:sz w:val="20"/>
-        </w:rPr>
-        <w:t>Acreditación de titularidad con foto de DNI y respaldo de cada egreso con captura de voucher bancario.</w:t>
-      </w:r>
-    </w:p>
-    <w:p>
-      <w:pPr>
-        <w:pStyle w:val="ListBullet"/>
-        <w:spacing w:after="80"/>
-      </w:pPr>
-      <w:r>
-        <w:rPr>
-          <w:rFonts w:ascii="Arial" w:hAnsi="Arial"/>
-          <w:b/>
-          <w:sz w:val="20"/>
-        </w:rPr>
-        <w:t xml:space="preserve">Gobierno Claro: </w:t>
-      </w:r>
-      <w:r>
-        <w:rPr>
-          <w:rFonts w:ascii="Arial" w:hAnsi="Arial"/>
-          <w:sz w:val="20"/>
-        </w:rPr>
-        <w:t>El Gerente controla los catálogos y números de Yape; el Asistente opera sin margen de error.</w:t>
-      </w:r>
-    </w:p>
-    <w:p>
-      <w:pPr>
-        <w:spacing w:before="320"/>
+        <w:spacing w:before="400"/>
         <w:jc w:val="center"/>
       </w:pPr>
       <w:r>
@@ -3585,7 +8808,7 @@
           <w:color w:val="64748B"/>
           <w:sz w:val="18"/>
         </w:rPr>
-        <w:t>--- FIN DEL INFORME DE EVIDENCIAS TÉCNICAS (MVP CUENTACLARA) ---</w:t>
+        <w:t>--- FIN DEL EXPEDIENTE DE ENTREGA DEL MVP (CUENTACLARA) ---</w:t>
       </w:r>
     </w:p>
     <w:sectPr>

--- a/docs/informe_evidencias_mvp.docx
+++ b/docs/informe_evidencias_mvp.docx
@@ -158,7 +158,7 @@
                 <w:color w:val="334155"/>
                 <w:sz w:val="18"/>
               </w:rPr>
-              <w:t>Scrum (2 Sprints semanales, equipo de 5 profesionales)</w:t>
+              <w:t>Scrum (2 Sprints semanales, equipo de 5 desarrolladores de software)</w:t>
             </w:r>
           </w:p>
         </w:tc>
@@ -470,7 +470,7 @@
         <w:spacing w:after="120"/>
       </w:pPr>
       <w:r>
-        <w:t>A continuación se detallan las Historias de Usuario formales con sus Criterios de Aceptación estructurados bajo la sintaxis Gherkin (Dado / Cuando / Entonces):</w:t>
+        <w:t>A continuación se detallan las Historias de Usuario formales con sus Criterios de Aceptación estructurados bajo la sintaxis Gherkin (Dado / Cuando / Entonces) y sus subtareas técnicas de desarrollo asociadas:</w:t>
       </w:r>
     </w:p>
     <w:p>
@@ -509,15 +509,29 @@
     </w:p>
     <w:p>
       <w:pPr>
+        <w:spacing w:before="60" w:after="40"/>
+      </w:pPr>
+      <w:r>
+        <w:rPr>
+          <w:rFonts w:ascii="Arial" w:hAnsi="Arial"/>
+          <w:b/>
+          <w:color w:val="1E3A5F"/>
+          <w:sz w:val="18"/>
+        </w:rPr>
+        <w:t>Criterios de Aceptación (Gherkin):</w:t>
+      </w:r>
+    </w:p>
+    <w:p>
+      <w:pPr>
         <w:pStyle w:val="ListBullet"/>
-        <w:spacing w:after="60"/>
+        <w:spacing w:after="40"/>
       </w:pPr>
       <w:r>
         <w:rPr>
           <w:rFonts w:ascii="Arial" w:hAnsi="Arial"/>
           <w:b/>
           <w:color w:val="D97706"/>
-          <w:sz w:val="18"/>
+          <w:sz w:val="17"/>
         </w:rPr>
         <w:t xml:space="preserve">Criterio 1.1 (Pantalla inicial limpia): </w:t>
       </w:r>
@@ -525,7 +539,7 @@
         <w:rPr>
           <w:rFonts w:ascii="Arial" w:hAnsi="Arial"/>
           <w:color w:val="1F2937"/>
-          <w:sz w:val="18"/>
+          <w:sz w:val="17"/>
         </w:rPr>
         <w:t>Dado que un usuario no autenticado ingresa a la aplicación,</w:t>
         <w:br/>
@@ -537,14 +551,14 @@
     <w:p>
       <w:pPr>
         <w:pStyle w:val="ListBullet"/>
-        <w:spacing w:after="60"/>
+        <w:spacing w:after="40"/>
       </w:pPr>
       <w:r>
         <w:rPr>
           <w:rFonts w:ascii="Arial" w:hAnsi="Arial"/>
           <w:b/>
           <w:color w:val="D97706"/>
-          <w:sz w:val="18"/>
+          <w:sz w:val="17"/>
         </w:rPr>
         <w:t xml:space="preserve">Criterio 1.2 (Credenciales incorrectas): </w:t>
       </w:r>
@@ -552,7 +566,7 @@
         <w:rPr>
           <w:rFonts w:ascii="Arial" w:hAnsi="Arial"/>
           <w:color w:val="1F2937"/>
-          <w:sz w:val="18"/>
+          <w:sz w:val="17"/>
         </w:rPr>
         <w:t>Dado que el usuario ingresa credenciales no registradas,</w:t>
         <w:br/>
@@ -564,14 +578,14 @@
     <w:p>
       <w:pPr>
         <w:pStyle w:val="ListBullet"/>
-        <w:spacing w:after="60"/>
+        <w:spacing w:after="40"/>
       </w:pPr>
       <w:r>
         <w:rPr>
           <w:rFonts w:ascii="Arial" w:hAnsi="Arial"/>
           <w:b/>
           <w:color w:val="D97706"/>
-          <w:sz w:val="18"/>
+          <w:sz w:val="17"/>
         </w:rPr>
         <w:t xml:space="preserve">Criterio 1.3 (Acceso de Gerente): </w:t>
       </w:r>
@@ -579,7 +593,7 @@
         <w:rPr>
           <w:rFonts w:ascii="Arial" w:hAnsi="Arial"/>
           <w:color w:val="1F2937"/>
-          <w:sz w:val="18"/>
+          <w:sz w:val="17"/>
         </w:rPr>
         <w:t>Dado que el usuario ingresa las credenciales válidas de Gerente,</w:t>
         <w:br/>
@@ -591,14 +605,14 @@
     <w:p>
       <w:pPr>
         <w:pStyle w:val="ListBullet"/>
-        <w:spacing w:after="60"/>
+        <w:spacing w:after="40"/>
       </w:pPr>
       <w:r>
         <w:rPr>
           <w:rFonts w:ascii="Arial" w:hAnsi="Arial"/>
           <w:b/>
           <w:color w:val="D97706"/>
-          <w:sz w:val="18"/>
+          <w:sz w:val="17"/>
         </w:rPr>
         <w:t xml:space="preserve">Criterio 1.4 (Acceso de Asistente): </w:t>
       </w:r>
@@ -606,13 +620,119 @@
         <w:rPr>
           <w:rFonts w:ascii="Arial" w:hAnsi="Arial"/>
           <w:color w:val="1F2937"/>
-          <w:sz w:val="18"/>
+          <w:sz w:val="17"/>
         </w:rPr>
         <w:t>Dado que el usuario ingresa las credenciales de Asistente,</w:t>
         <w:br/>
         <w:t>Cuando presiona 'Iniciar Sesión',</w:t>
         <w:br/>
         <w:t>Entonces accede al panel operativo de pagos, sin acceso a las cuentas bancarias personales del gerente.</w:t>
+      </w:r>
+    </w:p>
+    <w:p>
+      <w:pPr>
+        <w:spacing w:before="60" w:after="40"/>
+      </w:pPr>
+      <w:r>
+        <w:rPr>
+          <w:rFonts w:ascii="Arial" w:hAnsi="Arial"/>
+          <w:b/>
+          <w:color w:val="0F5132"/>
+          <w:sz w:val="18"/>
+        </w:rPr>
+        <w:t>Subtareas Técnicas de Desarrollo (Jira):</w:t>
+      </w:r>
+    </w:p>
+    <w:p>
+      <w:pPr>
+        <w:pStyle w:val="ListBullet"/>
+        <w:spacing w:after="40"/>
+      </w:pPr>
+      <w:r>
+        <w:rPr>
+          <w:rFonts w:ascii="Arial" w:hAnsi="Arial"/>
+          <w:b/>
+          <w:color w:val="0F5132"/>
+          <w:sz w:val="17"/>
+        </w:rPr>
+        <w:t xml:space="preserve">SUB-02 (Desarrollador 1 - 3h): </w:t>
+      </w:r>
+      <w:r>
+        <w:rPr>
+          <w:rFonts w:ascii="Arial" w:hAnsi="Arial"/>
+          <w:color w:val="1F2937"/>
+          <w:sz w:val="17"/>
+        </w:rPr>
+        <w:t>Codificar formulario de autenticación RBAC con captura de evento submit y sessionStorage.</w:t>
+      </w:r>
+    </w:p>
+    <w:p>
+      <w:pPr>
+        <w:pStyle w:val="ListBullet"/>
+        <w:spacing w:after="40"/>
+      </w:pPr>
+      <w:r>
+        <w:rPr>
+          <w:rFonts w:ascii="Arial" w:hAnsi="Arial"/>
+          <w:b/>
+          <w:color w:val="0F5132"/>
+          <w:sz w:val="17"/>
+        </w:rPr>
+        <w:t xml:space="preserve">SUB-03 (Desarrollador 2 - 2h): </w:t>
+      </w:r>
+      <w:r>
+        <w:rPr>
+          <w:rFonts w:ascii="Arial" w:hAnsi="Arial"/>
+          <w:color w:val="1F2937"/>
+          <w:sz w:val="17"/>
+        </w:rPr>
+        <w:t>Maquetar layout CSS responsive en estilos.css con paleta corporativa y retícula de 8px.</w:t>
+      </w:r>
+    </w:p>
+    <w:p>
+      <w:pPr>
+        <w:pStyle w:val="ListBullet"/>
+        <w:spacing w:after="40"/>
+      </w:pPr>
+      <w:r>
+        <w:rPr>
+          <w:rFonts w:ascii="Arial" w:hAnsi="Arial"/>
+          <w:b/>
+          <w:color w:val="0F5132"/>
+          <w:sz w:val="17"/>
+        </w:rPr>
+        <w:t xml:space="preserve">SUB-04 (Desarrollador 4 - 2h): </w:t>
+      </w:r>
+      <w:r>
+        <w:rPr>
+          <w:rFonts w:ascii="Arial" w:hAnsi="Arial"/>
+          <w:color w:val="1F2937"/>
+          <w:sz w:val="17"/>
+        </w:rPr>
+        <w:t>Implementar controlador DOM para alternar visibilidad entre contenedor de login y vistas de rol.</w:t>
+      </w:r>
+    </w:p>
+    <w:p>
+      <w:pPr>
+        <w:pStyle w:val="ListBullet"/>
+        <w:spacing w:after="40"/>
+      </w:pPr>
+      <w:r>
+        <w:rPr>
+          <w:rFonts w:ascii="Arial" w:hAnsi="Arial"/>
+          <w:b/>
+          <w:color w:val="0F5132"/>
+          <w:sz w:val="17"/>
+        </w:rPr>
+        <w:t xml:space="preserve">SUB-05 (Desarrollador 5 - 2h): </w:t>
+      </w:r>
+      <w:r>
+        <w:rPr>
+          <w:rFonts w:ascii="Arial" w:hAnsi="Arial"/>
+          <w:color w:val="1F2937"/>
+          <w:sz w:val="17"/>
+        </w:rPr>
+        <w:t>Escribir y ejecutar suite de pruebas de inyección de credenciales inválidas y control de alertas.</w:t>
       </w:r>
     </w:p>
     <w:p>
@@ -651,15 +771,29 @@
     </w:p>
     <w:p>
       <w:pPr>
+        <w:spacing w:before="60" w:after="40"/>
+      </w:pPr>
+      <w:r>
+        <w:rPr>
+          <w:rFonts w:ascii="Arial" w:hAnsi="Arial"/>
+          <w:b/>
+          <w:color w:val="1E3A5F"/>
+          <w:sz w:val="18"/>
+        </w:rPr>
+        <w:t>Criterios de Aceptación (Gherkin):</w:t>
+      </w:r>
+    </w:p>
+    <w:p>
+      <w:pPr>
         <w:pStyle w:val="ListBullet"/>
-        <w:spacing w:after="60"/>
+        <w:spacing w:after="40"/>
       </w:pPr>
       <w:r>
         <w:rPr>
           <w:rFonts w:ascii="Arial" w:hAnsi="Arial"/>
           <w:b/>
           <w:color w:val="D97706"/>
-          <w:sz w:val="18"/>
+          <w:sz w:val="17"/>
         </w:rPr>
         <w:t xml:space="preserve">Criterio 2.1 (4 KPIs Financieros Obligatorios): </w:t>
       </w:r>
@@ -667,7 +801,7 @@
         <w:rPr>
           <w:rFonts w:ascii="Arial" w:hAnsi="Arial"/>
           <w:color w:val="1F2937"/>
-          <w:sz w:val="18"/>
+          <w:sz w:val="17"/>
         </w:rPr>
         <w:t>Dado que el Gerente ha iniciado sesión en un periodo mensual,</w:t>
         <w:br/>
@@ -679,14 +813,14 @@
     <w:p>
       <w:pPr>
         <w:pStyle w:val="ListBullet"/>
-        <w:spacing w:after="60"/>
+        <w:spacing w:after="40"/>
       </w:pPr>
       <w:r>
         <w:rPr>
           <w:rFonts w:ascii="Arial" w:hAnsi="Arial"/>
           <w:b/>
           <w:color w:val="D97706"/>
-          <w:sz w:val="18"/>
+          <w:sz w:val="17"/>
         </w:rPr>
         <w:t xml:space="preserve">Criterio 2.2 (Vista Conjunta en la Misma Pantalla): </w:t>
       </w:r>
@@ -694,7 +828,7 @@
         <w:rPr>
           <w:rFonts w:ascii="Arial" w:hAnsi="Arial"/>
           <w:color w:val="1F2937"/>
-          <w:sz w:val="18"/>
+          <w:sz w:val="17"/>
         </w:rPr>
         <w:t>Dado que existen gastos registrados,</w:t>
         <w:br/>
@@ -706,14 +840,14 @@
     <w:p>
       <w:pPr>
         <w:pStyle w:val="ListBullet"/>
-        <w:spacing w:after="60"/>
+        <w:spacing w:after="40"/>
       </w:pPr>
       <w:r>
         <w:rPr>
           <w:rFonts w:ascii="Arial" w:hAnsi="Arial"/>
           <w:b/>
           <w:color w:val="D97706"/>
-          <w:sz w:val="18"/>
+          <w:sz w:val="17"/>
         </w:rPr>
         <w:t xml:space="preserve">Criterio 2.3 (Navegación de Meses): </w:t>
       </w:r>
@@ -721,7 +855,7 @@
         <w:rPr>
           <w:rFonts w:ascii="Arial" w:hAnsi="Arial"/>
           <w:color w:val="1F2937"/>
-          <w:sz w:val="18"/>
+          <w:sz w:val="17"/>
         </w:rPr>
         <w:t>Dado que el Gerente se encuentra en el mes actual (Octubre 2026),</w:t>
         <w:br/>
@@ -731,14 +865,14 @@
     <w:p>
       <w:pPr>
         <w:pStyle w:val="ListBullet"/>
-        <w:spacing w:after="60"/>
+        <w:spacing w:after="40"/>
       </w:pPr>
       <w:r>
         <w:rPr>
           <w:rFonts w:ascii="Arial" w:hAnsi="Arial"/>
           <w:b/>
           <w:color w:val="D97706"/>
-          <w:sz w:val="18"/>
+          <w:sz w:val="17"/>
         </w:rPr>
         <w:t xml:space="preserve">Criterio 2.4 (Privacidad de Cuentas Personales): </w:t>
       </w:r>
@@ -746,13 +880,165 @@
         <w:rPr>
           <w:rFonts w:ascii="Arial" w:hAnsi="Arial"/>
           <w:color w:val="1F2937"/>
-          <w:sz w:val="18"/>
+          <w:sz w:val="17"/>
         </w:rPr>
         <w:t>Dado que el Gerente mantiene cuentas bancarias personales,</w:t>
         <w:br/>
         <w:t>Cuando consulta su sesión,</w:t>
         <w:br/>
         <w:t>Entonces visualiza su panel confidencial de cuentas y tarjetas, el cual permanece 100% oculto e inaccesible para la vista del asistente.</w:t>
+      </w:r>
+    </w:p>
+    <w:p>
+      <w:pPr>
+        <w:spacing w:before="60" w:after="40"/>
+      </w:pPr>
+      <w:r>
+        <w:rPr>
+          <w:rFonts w:ascii="Arial" w:hAnsi="Arial"/>
+          <w:b/>
+          <w:color w:val="0F5132"/>
+          <w:sz w:val="18"/>
+        </w:rPr>
+        <w:t>Subtareas Técnicas de Desarrollo (Jira):</w:t>
+      </w:r>
+    </w:p>
+    <w:p>
+      <w:pPr>
+        <w:pStyle w:val="ListBullet"/>
+        <w:spacing w:after="40"/>
+      </w:pPr>
+      <w:r>
+        <w:rPr>
+          <w:rFonts w:ascii="Arial" w:hAnsi="Arial"/>
+          <w:b/>
+          <w:color w:val="0F5132"/>
+          <w:sz w:val="17"/>
+        </w:rPr>
+        <w:t xml:space="preserve">SUB-06 (Desarrollador 2 - 2h): </w:t>
+      </w:r>
+      <w:r>
+        <w:rPr>
+          <w:rFonts w:ascii="Arial" w:hAnsi="Arial"/>
+          <w:color w:val="1F2937"/>
+          <w:sz w:val="17"/>
+        </w:rPr>
+        <w:t>Maquetar componente de navegación temporal (period-navigator) con botones anterior/siguiente.</w:t>
+      </w:r>
+    </w:p>
+    <w:p>
+      <w:pPr>
+        <w:pStyle w:val="ListBullet"/>
+        <w:spacing w:after="40"/>
+      </w:pPr>
+      <w:r>
+        <w:rPr>
+          <w:rFonts w:ascii="Arial" w:hAnsi="Arial"/>
+          <w:b/>
+          <w:color w:val="0F5132"/>
+          <w:sz w:val="17"/>
+        </w:rPr>
+        <w:t xml:space="preserve">SUB-07 (Desarrollador 3 - 2h): </w:t>
+      </w:r>
+      <w:r>
+        <w:rPr>
+          <w:rFonts w:ascii="Arial" w:hAnsi="Arial"/>
+          <w:color w:val="1F2937"/>
+          <w:sz w:val="17"/>
+        </w:rPr>
+        <w:t>Programar funciones de fechas (changePeriod, getActivePeriodKey) para Septiembre, Octubre y Noviembre.</w:t>
+      </w:r>
+    </w:p>
+    <w:p>
+      <w:pPr>
+        <w:pStyle w:val="ListBullet"/>
+        <w:spacing w:after="40"/>
+      </w:pPr>
+      <w:r>
+        <w:rPr>
+          <w:rFonts w:ascii="Arial" w:hAnsi="Arial"/>
+          <w:b/>
+          <w:color w:val="0F5132"/>
+          <w:sz w:val="17"/>
+        </w:rPr>
+        <w:t xml:space="preserve">SUB-08 (Desarrollador 3 - 3h): </w:t>
+      </w:r>
+      <w:r>
+        <w:rPr>
+          <w:rFonts w:ascii="Arial" w:hAnsi="Arial"/>
+          <w:color w:val="1F2937"/>
+          <w:sz w:val="17"/>
+        </w:rPr>
+        <w:t>Desarrollar algoritmos de agregación financiera para cálculo dinámico de los 4 KPIs en Dashboard.</w:t>
+      </w:r>
+    </w:p>
+    <w:p>
+      <w:pPr>
+        <w:pStyle w:val="ListBullet"/>
+        <w:spacing w:after="40"/>
+      </w:pPr>
+      <w:r>
+        <w:rPr>
+          <w:rFonts w:ascii="Arial" w:hAnsi="Arial"/>
+          <w:b/>
+          <w:color w:val="0F5132"/>
+          <w:sz w:val="17"/>
+        </w:rPr>
+        <w:t xml:space="preserve">SUB-09 (Desarrollador 1 - 3h): </w:t>
+      </w:r>
+      <w:r>
+        <w:rPr>
+          <w:rFonts w:ascii="Arial" w:hAnsi="Arial"/>
+          <w:color w:val="1F2937"/>
+          <w:sz w:val="17"/>
+        </w:rPr>
+        <w:t>Construir tablas sincronizadas en el DOM para renderizar pagos pendientes y realizados juntos.</w:t>
+      </w:r>
+    </w:p>
+    <w:p>
+      <w:pPr>
+        <w:pStyle w:val="ListBullet"/>
+        <w:spacing w:after="40"/>
+      </w:pPr>
+      <w:r>
+        <w:rPr>
+          <w:rFonts w:ascii="Arial" w:hAnsi="Arial"/>
+          <w:b/>
+          <w:color w:val="0F5132"/>
+          <w:sz w:val="17"/>
+        </w:rPr>
+        <w:t xml:space="preserve">SUB-10 (Desarrollador 4 - 2h): </w:t>
+      </w:r>
+      <w:r>
+        <w:rPr>
+          <w:rFonts w:ascii="Arial" w:hAnsi="Arial"/>
+          <w:color w:val="1F2937"/>
+          <w:sz w:val="17"/>
+        </w:rPr>
+        <w:t>Codificar sección de cuentas bancarias confidenciales con lógica de aislamiento para el Asistente.</w:t>
+      </w:r>
+    </w:p>
+    <w:p>
+      <w:pPr>
+        <w:pStyle w:val="ListBullet"/>
+        <w:spacing w:after="40"/>
+      </w:pPr>
+      <w:r>
+        <w:rPr>
+          <w:rFonts w:ascii="Arial" w:hAnsi="Arial"/>
+          <w:b/>
+          <w:color w:val="0F5132"/>
+          <w:sz w:val="17"/>
+        </w:rPr>
+        <w:t xml:space="preserve">SUB-11 (Desarrollador 5 - 2h): </w:t>
+      </w:r>
+      <w:r>
+        <w:rPr>
+          <w:rFonts w:ascii="Arial" w:hAnsi="Arial"/>
+          <w:color w:val="1F2937"/>
+          <w:sz w:val="17"/>
+        </w:rPr>
+        <w:t>Ejecutar pruebas de recálculo dinámico de métricas y filtrado temporal al cambiar de mes.</w:t>
       </w:r>
     </w:p>
     <w:p>
@@ -791,15 +1077,29 @@
     </w:p>
     <w:p>
       <w:pPr>
+        <w:spacing w:before="60" w:after="40"/>
+      </w:pPr>
+      <w:r>
+        <w:rPr>
+          <w:rFonts w:ascii="Arial" w:hAnsi="Arial"/>
+          <w:b/>
+          <w:color w:val="1E3A5F"/>
+          <w:sz w:val="18"/>
+        </w:rPr>
+        <w:t>Criterios de Aceptación (Gherkin):</w:t>
+      </w:r>
+    </w:p>
+    <w:p>
+      <w:pPr>
         <w:pStyle w:val="ListBullet"/>
-        <w:spacing w:after="60"/>
+        <w:spacing w:after="40"/>
       </w:pPr>
       <w:r>
         <w:rPr>
           <w:rFonts w:ascii="Arial" w:hAnsi="Arial"/>
           <w:b/>
           <w:color w:val="D97706"/>
-          <w:sz w:val="18"/>
+          <w:sz w:val="17"/>
         </w:rPr>
         <w:t xml:space="preserve">Criterio 3.1 (Identificación del recibo): </w:t>
       </w:r>
@@ -807,7 +1107,7 @@
         <w:rPr>
           <w:rFonts w:ascii="Arial" w:hAnsi="Arial"/>
           <w:color w:val="1F2937"/>
-          <w:sz w:val="18"/>
+          <w:sz w:val="17"/>
         </w:rPr>
         <w:t>Dado que se registra una nueva obligación financiera,</w:t>
         <w:br/>
@@ -819,14 +1119,14 @@
     <w:p>
       <w:pPr>
         <w:pStyle w:val="ListBullet"/>
-        <w:spacing w:after="60"/>
+        <w:spacing w:after="40"/>
       </w:pPr>
       <w:r>
         <w:rPr>
           <w:rFonts w:ascii="Arial" w:hAnsi="Arial"/>
           <w:b/>
           <w:color w:val="D97706"/>
-          <w:sz w:val="18"/>
+          <w:sz w:val="17"/>
         </w:rPr>
         <w:t xml:space="preserve">Criterio 3.2 (Comprobación de deuda propia / DNI): </w:t>
       </w:r>
@@ -834,13 +1134,119 @@
         <w:rPr>
           <w:rFonts w:ascii="Arial" w:hAnsi="Arial"/>
           <w:color w:val="1F2937"/>
-          <w:sz w:val="18"/>
+          <w:sz w:val="17"/>
         </w:rPr>
         <w:t>Dado que se registra o consulta un recibo,</w:t>
         <w:br/>
         <w:t>Cuando el usuario hace clic en 'Ver Titular / DNI',</w:t>
         <w:br/>
         <w:t>Entonces se despliega una ventana modal con la imagen del documento de identidad o constancia que acredita que la obligación pertenece al titular del negocio.</w:t>
+      </w:r>
+    </w:p>
+    <w:p>
+      <w:pPr>
+        <w:spacing w:before="60" w:after="40"/>
+      </w:pPr>
+      <w:r>
+        <w:rPr>
+          <w:rFonts w:ascii="Arial" w:hAnsi="Arial"/>
+          <w:b/>
+          <w:color w:val="0F5132"/>
+          <w:sz w:val="18"/>
+        </w:rPr>
+        <w:t>Subtareas Técnicas de Desarrollo (Jira):</w:t>
+      </w:r>
+    </w:p>
+    <w:p>
+      <w:pPr>
+        <w:pStyle w:val="ListBullet"/>
+        <w:spacing w:after="40"/>
+      </w:pPr>
+      <w:r>
+        <w:rPr>
+          <w:rFonts w:ascii="Arial" w:hAnsi="Arial"/>
+          <w:b/>
+          <w:color w:val="0F5132"/>
+          <w:sz w:val="17"/>
+        </w:rPr>
+        <w:t xml:space="preserve">SUB-12 (Desarrollador 4 - 2h): </w:t>
+      </w:r>
+      <w:r>
+        <w:rPr>
+          <w:rFonts w:ascii="Arial" w:hAnsi="Arial"/>
+          <w:color w:val="1F2937"/>
+          <w:sz w:val="17"/>
+        </w:rPr>
+        <w:t>Definir e inicializar esquema en localStorage con atributos receiptId y fotos base64/SVG.</w:t>
+      </w:r>
+    </w:p>
+    <w:p>
+      <w:pPr>
+        <w:pStyle w:val="ListBullet"/>
+        <w:spacing w:after="40"/>
+      </w:pPr>
+      <w:r>
+        <w:rPr>
+          <w:rFonts w:ascii="Arial" w:hAnsi="Arial"/>
+          <w:b/>
+          <w:color w:val="0F5132"/>
+          <w:sz w:val="17"/>
+        </w:rPr>
+        <w:t xml:space="preserve">SUB-13 (Desarrollador 2 - 1h): </w:t>
+      </w:r>
+      <w:r>
+        <w:rPr>
+          <w:rFonts w:ascii="Arial" w:hAnsi="Arial"/>
+          <w:color w:val="1F2937"/>
+          <w:sz w:val="17"/>
+        </w:rPr>
+        <w:t>Maquetar etiquetas monoespaciadas para códigos oficiales de recibo/suministro en tablas.</w:t>
+      </w:r>
+    </w:p>
+    <w:p>
+      <w:pPr>
+        <w:pStyle w:val="ListBullet"/>
+        <w:spacing w:after="40"/>
+      </w:pPr>
+      <w:r>
+        <w:rPr>
+          <w:rFonts w:ascii="Arial" w:hAnsi="Arial"/>
+          <w:b/>
+          <w:color w:val="0F5132"/>
+          <w:sz w:val="17"/>
+        </w:rPr>
+        <w:t xml:space="preserve">SUB-14 (Desarrollador 2 - 2h): </w:t>
+      </w:r>
+      <w:r>
+        <w:rPr>
+          <w:rFonts w:ascii="Arial" w:hAnsi="Arial"/>
+          <w:color w:val="1F2937"/>
+          <w:sz w:val="17"/>
+        </w:rPr>
+        <w:t>Programar modal y visor de imágenes en DOM para comprobación de titularidad (Foto DNI/RUC).</w:t>
+      </w:r>
+    </w:p>
+    <w:p>
+      <w:pPr>
+        <w:pStyle w:val="ListBullet"/>
+        <w:spacing w:after="40"/>
+      </w:pPr>
+      <w:r>
+        <w:rPr>
+          <w:rFonts w:ascii="Arial" w:hAnsi="Arial"/>
+          <w:b/>
+          <w:color w:val="0F5132"/>
+          <w:sz w:val="17"/>
+        </w:rPr>
+        <w:t xml:space="preserve">SUB-15 (Desarrollador 5 - 2h): </w:t>
+      </w:r>
+      <w:r>
+        <w:rPr>
+          <w:rFonts w:ascii="Arial" w:hAnsi="Arial"/>
+          <w:color w:val="1F2937"/>
+          <w:sz w:val="17"/>
+        </w:rPr>
+        <w:t>Validar procesamiento de imágenes con FileReader y manejo de visualización en modal.</w:t>
       </w:r>
     </w:p>
     <w:p>
@@ -879,15 +1285,29 @@
     </w:p>
     <w:p>
       <w:pPr>
+        <w:spacing w:before="60" w:after="40"/>
+      </w:pPr>
+      <w:r>
+        <w:rPr>
+          <w:rFonts w:ascii="Arial" w:hAnsi="Arial"/>
+          <w:b/>
+          <w:color w:val="1E3A5F"/>
+          <w:sz w:val="18"/>
+        </w:rPr>
+        <w:t>Criterios de Aceptación (Gherkin):</w:t>
+      </w:r>
+    </w:p>
+    <w:p>
+      <w:pPr>
         <w:pStyle w:val="ListBullet"/>
-        <w:spacing w:after="60"/>
+        <w:spacing w:after="40"/>
       </w:pPr>
       <w:r>
         <w:rPr>
           <w:rFonts w:ascii="Arial" w:hAnsi="Arial"/>
           <w:b/>
           <w:color w:val="D97706"/>
-          <w:sz w:val="18"/>
+          <w:sz w:val="17"/>
         </w:rPr>
         <w:t xml:space="preserve">Criterio 4.1 (Alta de Proveedores con Billetera Digital Yape): </w:t>
       </w:r>
@@ -895,7 +1315,7 @@
         <w:rPr>
           <w:rFonts w:ascii="Arial" w:hAnsi="Arial"/>
           <w:color w:val="1F2937"/>
-          <w:sz w:val="18"/>
+          <w:sz w:val="17"/>
         </w:rPr>
         <w:t>Dado que el Gerente registra un proveedor,</w:t>
         <w:br/>
@@ -907,14 +1327,14 @@
     <w:p>
       <w:pPr>
         <w:pStyle w:val="ListBullet"/>
-        <w:spacing w:after="60"/>
+        <w:spacing w:after="40"/>
       </w:pPr>
       <w:r>
         <w:rPr>
           <w:rFonts w:ascii="Arial" w:hAnsi="Arial"/>
           <w:b/>
           <w:color w:val="D97706"/>
-          <w:sz w:val="18"/>
+          <w:sz w:val="17"/>
         </w:rPr>
         <w:t xml:space="preserve">Criterio 4.2 (Creación Dinámica de Tipos de Gasto): </w:t>
       </w:r>
@@ -922,7 +1342,7 @@
         <w:rPr>
           <w:rFonts w:ascii="Arial" w:hAnsi="Arial"/>
           <w:color w:val="1F2937"/>
-          <w:sz w:val="18"/>
+          <w:sz w:val="17"/>
         </w:rPr>
         <w:t>Dado que el Gerente requiere una nueva categoría (ej. 'Seguros' o 'Mantenimiento'),</w:t>
         <w:br/>
@@ -934,14 +1354,14 @@
     <w:p>
       <w:pPr>
         <w:pStyle w:val="ListBullet"/>
-        <w:spacing w:after="60"/>
+        <w:spacing w:after="40"/>
       </w:pPr>
       <w:r>
         <w:rPr>
           <w:rFonts w:ascii="Arial" w:hAnsi="Arial"/>
           <w:b/>
           <w:color w:val="D97706"/>
-          <w:sz w:val="18"/>
+          <w:sz w:val="17"/>
         </w:rPr>
         <w:t xml:space="preserve">Criterio 4.3 (Consumo Restringido por el Asistente): </w:t>
       </w:r>
@@ -949,13 +1369,119 @@
         <w:rPr>
           <w:rFonts w:ascii="Arial" w:hAnsi="Arial"/>
           <w:color w:val="1F2937"/>
-          <w:sz w:val="18"/>
+          <w:sz w:val="17"/>
         </w:rPr>
         <w:t>Dado que el Asistente registra un nuevo gasto,</w:t>
         <w:br/>
         <w:t>Cuando despliega las opciones de proveedor y tipo de gasto,</w:t>
         <w:br/>
         <w:t>Entonces solo puede elegir entre los elementos registrados previamente por la gerencia.</w:t>
+      </w:r>
+    </w:p>
+    <w:p>
+      <w:pPr>
+        <w:spacing w:before="60" w:after="40"/>
+      </w:pPr>
+      <w:r>
+        <w:rPr>
+          <w:rFonts w:ascii="Arial" w:hAnsi="Arial"/>
+          <w:b/>
+          <w:color w:val="0F5132"/>
+          <w:sz w:val="18"/>
+        </w:rPr>
+        <w:t>Subtareas Técnicas de Desarrollo (Jira):</w:t>
+      </w:r>
+    </w:p>
+    <w:p>
+      <w:pPr>
+        <w:pStyle w:val="ListBullet"/>
+        <w:spacing w:after="40"/>
+      </w:pPr>
+      <w:r>
+        <w:rPr>
+          <w:rFonts w:ascii="Arial" w:hAnsi="Arial"/>
+          <w:b/>
+          <w:color w:val="0F5132"/>
+          <w:sz w:val="17"/>
+        </w:rPr>
+        <w:t xml:space="preserve">SUB-16 (Desarrollador 1 - 3h): </w:t>
+      </w:r>
+      <w:r>
+        <w:rPr>
+          <w:rFonts w:ascii="Arial" w:hAnsi="Arial"/>
+          <w:color w:val="1F2937"/>
+          <w:sz w:val="17"/>
+        </w:rPr>
+        <w:t>Desarrollar modal exclusivo de Gerente para alta de proveedores con campos de Yape (celular/titular).</w:t>
+      </w:r>
+    </w:p>
+    <w:p>
+      <w:pPr>
+        <w:pStyle w:val="ListBullet"/>
+        <w:spacing w:after="40"/>
+      </w:pPr>
+      <w:r>
+        <w:rPr>
+          <w:rFonts w:ascii="Arial" w:hAnsi="Arial"/>
+          <w:b/>
+          <w:color w:val="0F5132"/>
+          <w:sz w:val="17"/>
+        </w:rPr>
+        <w:t xml:space="preserve">SUB-17 (Desarrollador 3 - 2h): </w:t>
+      </w:r>
+      <w:r>
+        <w:rPr>
+          <w:rFonts w:ascii="Arial" w:hAnsi="Arial"/>
+          <w:color w:val="1F2937"/>
+          <w:sz w:val="17"/>
+        </w:rPr>
+        <w:t>Implementar función addExpenseType y selector dinámico para tipos de gasto de Gerencia.</w:t>
+      </w:r>
+    </w:p>
+    <w:p>
+      <w:pPr>
+        <w:pStyle w:val="ListBullet"/>
+        <w:spacing w:after="40"/>
+      </w:pPr>
+      <w:r>
+        <w:rPr>
+          <w:rFonts w:ascii="Arial" w:hAnsi="Arial"/>
+          <w:b/>
+          <w:color w:val="0F5132"/>
+          <w:sz w:val="17"/>
+        </w:rPr>
+        <w:t xml:space="preserve">SUB-18 (Desarrollador 2 - 2h): </w:t>
+      </w:r>
+      <w:r>
+        <w:rPr>
+          <w:rFonts w:ascii="Arial" w:hAnsi="Arial"/>
+          <w:color w:val="1F2937"/>
+          <w:sz w:val="17"/>
+        </w:rPr>
+        <w:t>Construir tabla modal para auditoría del catálogo de proveedores y datos de billetera digital.</w:t>
+      </w:r>
+    </w:p>
+    <w:p>
+      <w:pPr>
+        <w:pStyle w:val="ListBullet"/>
+        <w:spacing w:after="40"/>
+      </w:pPr>
+      <w:r>
+        <w:rPr>
+          <w:rFonts w:ascii="Arial" w:hAnsi="Arial"/>
+          <w:b/>
+          <w:color w:val="0F5132"/>
+          <w:sz w:val="17"/>
+        </w:rPr>
+        <w:t xml:space="preserve">SUB-19 (Desarrollador 5 - 2h): </w:t>
+      </w:r>
+      <w:r>
+        <w:rPr>
+          <w:rFonts w:ascii="Arial" w:hAnsi="Arial"/>
+          <w:color w:val="1F2937"/>
+          <w:sz w:val="17"/>
+        </w:rPr>
+        <w:t>Escribir pruebas funcionales para asegurar que el Asistente solo consuma catálogos aprobados.</w:t>
       </w:r>
     </w:p>
     <w:p>
@@ -994,15 +1520,29 @@
     </w:p>
     <w:p>
       <w:pPr>
+        <w:spacing w:before="60" w:after="40"/>
+      </w:pPr>
+      <w:r>
+        <w:rPr>
+          <w:rFonts w:ascii="Arial" w:hAnsi="Arial"/>
+          <w:b/>
+          <w:color w:val="1E3A5F"/>
+          <w:sz w:val="18"/>
+        </w:rPr>
+        <w:t>Criterios de Aceptación (Gherkin):</w:t>
+      </w:r>
+    </w:p>
+    <w:p>
+      <w:pPr>
         <w:pStyle w:val="ListBullet"/>
-        <w:spacing w:after="60"/>
+        <w:spacing w:after="40"/>
       </w:pPr>
       <w:r>
         <w:rPr>
           <w:rFonts w:ascii="Arial" w:hAnsi="Arial"/>
           <w:b/>
           <w:color w:val="D97706"/>
-          <w:sz w:val="18"/>
+          <w:sz w:val="17"/>
         </w:rPr>
         <w:t xml:space="preserve">Criterio 5.1 (Visualización Automática de Datos de Yape): </w:t>
       </w:r>
@@ -1010,7 +1550,7 @@
         <w:rPr>
           <w:rFonts w:ascii="Arial" w:hAnsi="Arial"/>
           <w:color w:val="1F2937"/>
-          <w:sz w:val="18"/>
+          <w:sz w:val="17"/>
         </w:rPr>
         <w:t>Dado que el Asistente selecciona como método 'Yape (Billetera Digital)',</w:t>
         <w:br/>
@@ -1022,14 +1562,14 @@
     <w:p>
       <w:pPr>
         <w:pStyle w:val="ListBullet"/>
-        <w:spacing w:after="60"/>
+        <w:spacing w:after="40"/>
       </w:pPr>
       <w:r>
         <w:rPr>
           <w:rFonts w:ascii="Arial" w:hAnsi="Arial"/>
           <w:b/>
           <w:color w:val="D97706"/>
-          <w:sz w:val="18"/>
+          <w:sz w:val="17"/>
         </w:rPr>
         <w:t xml:space="preserve">Criterio 5.2 (Redondeo Legal de Céntimos en Efectivo - Ley N° 29571 / BCRP): </w:t>
       </w:r>
@@ -1037,7 +1577,7 @@
         <w:rPr>
           <w:rFonts w:ascii="Arial" w:hAnsi="Arial"/>
           <w:color w:val="1F2937"/>
-          <w:sz w:val="18"/>
+          <w:sz w:val="17"/>
         </w:rPr>
         <w:t>Dado que el Asistente selecciona el método 'Efectivo' para un gasto con céntimos no fraccionables (ej. S/ 500.35),</w:t>
         <w:br/>
@@ -1049,14 +1589,14 @@
     <w:p>
       <w:pPr>
         <w:pStyle w:val="ListBullet"/>
-        <w:spacing w:after="60"/>
+        <w:spacing w:after="40"/>
       </w:pPr>
       <w:r>
         <w:rPr>
           <w:rFonts w:ascii="Arial" w:hAnsi="Arial"/>
           <w:b/>
           <w:color w:val="D97706"/>
-          <w:sz w:val="18"/>
+          <w:sz w:val="17"/>
         </w:rPr>
         <w:t xml:space="preserve">Criterio 5.3 (Foto del Comprobante de Pago Obligatorio): </w:t>
       </w:r>
@@ -1064,13 +1604,142 @@
         <w:rPr>
           <w:rFonts w:ascii="Arial" w:hAnsi="Arial"/>
           <w:color w:val="1F2937"/>
-          <w:sz w:val="18"/>
+          <w:sz w:val="17"/>
         </w:rPr>
         <w:t>Dado que el Asistente liquida una obligación,</w:t>
         <w:br/>
         <w:t>Cuando adjunta la fotografía o captura del voucher bancario/recibo sellado y confirma el pago,</w:t>
         <w:br/>
         <w:t>Entonces el gasto cambia a estado 'Realizado' y la foto queda archivada para consulta inmediata del Gerente mediante el botón 'Ver Voucher'.</w:t>
+      </w:r>
+    </w:p>
+    <w:p>
+      <w:pPr>
+        <w:spacing w:before="60" w:after="40"/>
+      </w:pPr>
+      <w:r>
+        <w:rPr>
+          <w:rFonts w:ascii="Arial" w:hAnsi="Arial"/>
+          <w:b/>
+          <w:color w:val="0F5132"/>
+          <w:sz w:val="18"/>
+        </w:rPr>
+        <w:t>Subtareas Técnicas de Desarrollo (Jira):</w:t>
+      </w:r>
+    </w:p>
+    <w:p>
+      <w:pPr>
+        <w:pStyle w:val="ListBullet"/>
+        <w:spacing w:after="40"/>
+      </w:pPr>
+      <w:r>
+        <w:rPr>
+          <w:rFonts w:ascii="Arial" w:hAnsi="Arial"/>
+          <w:b/>
+          <w:color w:val="0F5132"/>
+          <w:sz w:val="17"/>
+        </w:rPr>
+        <w:t xml:space="preserve">SUB-20 (Desarrollador 3 - 2h): </w:t>
+      </w:r>
+      <w:r>
+        <w:rPr>
+          <w:rFonts w:ascii="Arial" w:hAnsi="Arial"/>
+          <w:color w:val="1F2937"/>
+          <w:sz w:val="17"/>
+        </w:rPr>
+        <w:t>Programar event listener en selector de método de pago para desplegar tarjeta Yape del proveedor.</w:t>
+      </w:r>
+    </w:p>
+    <w:p>
+      <w:pPr>
+        <w:pStyle w:val="ListBullet"/>
+        <w:spacing w:after="40"/>
+      </w:pPr>
+      <w:r>
+        <w:rPr>
+          <w:rFonts w:ascii="Arial" w:hAnsi="Arial"/>
+          <w:b/>
+          <w:color w:val="0F5132"/>
+          <w:sz w:val="17"/>
+        </w:rPr>
+        <w:t xml:space="preserve">SUB-21 (Desarrollador 3 - 2h): </w:t>
+      </w:r>
+      <w:r>
+        <w:rPr>
+          <w:rFonts w:ascii="Arial" w:hAnsi="Arial"/>
+          <w:color w:val="1F2937"/>
+          <w:sz w:val="17"/>
+        </w:rPr>
+        <w:t>Implementar algoritmo matemático de redondeo de céntimos en efectivo bajo Ley N° 29571 / BCRP.</w:t>
+      </w:r>
+    </w:p>
+    <w:p>
+      <w:pPr>
+        <w:pStyle w:val="ListBullet"/>
+        <w:spacing w:after="40"/>
+      </w:pPr>
+      <w:r>
+        <w:rPr>
+          <w:rFonts w:ascii="Arial" w:hAnsi="Arial"/>
+          <w:b/>
+          <w:color w:val="0F5132"/>
+          <w:sz w:val="17"/>
+        </w:rPr>
+        <w:t xml:space="preserve">SUB-22 (Desarrollador 4 - 2h): </w:t>
+      </w:r>
+      <w:r>
+        <w:rPr>
+          <w:rFonts w:ascii="Arial" w:hAnsi="Arial"/>
+          <w:color w:val="1F2937"/>
+          <w:sz w:val="17"/>
+        </w:rPr>
+        <w:t>Codificar lógica reactiva de cálculo de vuelto en efectivo según monto en input cashReceived.</w:t>
+      </w:r>
+    </w:p>
+    <w:p>
+      <w:pPr>
+        <w:pStyle w:val="ListBullet"/>
+        <w:spacing w:after="40"/>
+      </w:pPr>
+      <w:r>
+        <w:rPr>
+          <w:rFonts w:ascii="Arial" w:hAnsi="Arial"/>
+          <w:b/>
+          <w:color w:val="0F5132"/>
+          <w:sz w:val="17"/>
+        </w:rPr>
+        <w:t xml:space="preserve">SUB-23 (Desarrollador 2 - 3h): </w:t>
+      </w:r>
+      <w:r>
+        <w:rPr>
+          <w:rFonts w:ascii="Arial" w:hAnsi="Arial"/>
+          <w:color w:val="1F2937"/>
+          <w:sz w:val="17"/>
+        </w:rPr>
+        <w:t>Programar módulo de carga de foto de voucher con FileReader y modal de comprobante archivado.</w:t>
+      </w:r>
+    </w:p>
+    <w:p>
+      <w:pPr>
+        <w:pStyle w:val="ListBullet"/>
+        <w:spacing w:after="40"/>
+      </w:pPr>
+      <w:r>
+        <w:rPr>
+          <w:rFonts w:ascii="Arial" w:hAnsi="Arial"/>
+          <w:b/>
+          <w:color w:val="0F5132"/>
+          <w:sz w:val="17"/>
+        </w:rPr>
+        <w:t xml:space="preserve">SUB-24 (Desarrollador 5 - 2h): </w:t>
+      </w:r>
+      <w:r>
+        <w:rPr>
+          <w:rFonts w:ascii="Arial" w:hAnsi="Arial"/>
+          <w:color w:val="1F2937"/>
+          <w:sz w:val="17"/>
+        </w:rPr>
+        <w:t>Ejecutar suite de pruebas de liquidación en efectivo (S/ 500.35 -&gt; S/ 500.30 y vuelto S/ 9.70) y Yape.</w:t>
       </w:r>
     </w:p>
     <w:p>
@@ -1095,7 +1764,7 @@
         <w:spacing w:after="120"/>
       </w:pPr>
       <w:r>
-        <w:t>A continuación se presenta el desglose técnico de 20 subtareas estimadas (entre 1h y 3h cada una), clasificadas por tipo de tarea según el estándar ágil de Jira:</w:t>
+        <w:t>A continuación se presenta el desglose técnico de 26 subtareas directas y libres de ambigüedad, desarrolladas por el equipo de 5 programadores según el estándar ágil de Jira:</w:t>
       </w:r>
     </w:p>
     <w:tbl>
@@ -1116,7 +1785,7 @@
       <w:tr>
         <w:tc>
           <w:tcPr>
-            <w:tcW w:type="dxa" w:w="1152"/>
+            <w:tcW w:type="dxa" w:w="936"/>
             <w:shd w:fill="1E3A5F"/>
             <w:tcMar>
               <w:top w:w="80" w:type="dxa"/>
@@ -1142,7 +1811,7 @@
         </w:tc>
         <w:tc>
           <w:tcPr>
-            <w:tcW w:type="dxa" w:w="1440"/>
+            <w:tcW w:type="dxa" w:w="1368"/>
             <w:shd w:fill="1E3A5F"/>
             <w:tcMar>
               <w:top w:w="80" w:type="dxa"/>
@@ -1162,13 +1831,13 @@
                 <w:color w:val="FFFFFF"/>
                 <w:sz w:val="17"/>
               </w:rPr>
-              <w:t>Historia</w:t>
+              <w:t>Historia Relacionada</w:t>
             </w:r>
           </w:p>
         </w:tc>
         <w:tc>
           <w:tcPr>
-            <w:tcW w:type="dxa" w:w="3168"/>
+            <w:tcW w:type="dxa" w:w="3888"/>
             <w:shd w:fill="1E3A5F"/>
             <w:tcMar>
               <w:top w:w="80" w:type="dxa"/>
@@ -1188,13 +1857,13 @@
                 <w:color w:val="FFFFFF"/>
                 <w:sz w:val="17"/>
               </w:rPr>
-              <w:t>Título de la Subtarea</w:t>
+              <w:t>Título Técnico de la Subtarea (Para Desarrolladores)</w:t>
             </w:r>
           </w:p>
         </w:tc>
         <w:tc>
           <w:tcPr>
-            <w:tcW w:type="dxa" w:w="1584"/>
+            <w:tcW w:type="dxa" w:w="1224"/>
             <w:shd w:fill="1E3A5F"/>
             <w:tcMar>
               <w:top w:w="80" w:type="dxa"/>
@@ -1220,7 +1889,7 @@
         </w:tc>
         <w:tc>
           <w:tcPr>
-            <w:tcW w:type="dxa" w:w="720"/>
+            <w:tcW w:type="dxa" w:w="648"/>
             <w:shd w:fill="1E3A5F"/>
             <w:tcMar>
               <w:top w:w="80" w:type="dxa"/>
@@ -1241,7 +1910,7 @@
                 <w:color w:val="FFFFFF"/>
                 <w:sz w:val="17"/>
               </w:rPr>
-              <w:t>Horas</w:t>
+              <w:t>Estimación</w:t>
             </w:r>
           </w:p>
         </w:tc>
@@ -1267,7 +1936,7 @@
                 <w:color w:val="FFFFFF"/>
                 <w:sz w:val="17"/>
               </w:rPr>
-              <w:t>Rol Asignado</w:t>
+              <w:t>Asignado</w:t>
             </w:r>
           </w:p>
         </w:tc>
@@ -1275,7 +1944,7 @@
       <w:tr>
         <w:tc>
           <w:tcPr>
-            <w:tcW w:type="dxa" w:w="1152"/>
+            <w:tcW w:type="dxa" w:w="936"/>
             <w:shd w:fill="F8F9FA"/>
             <w:tcMar>
               <w:top w:w="60" w:type="dxa"/>
@@ -1300,7 +1969,7 @@
         </w:tc>
         <w:tc>
           <w:tcPr>
-            <w:tcW w:type="dxa" w:w="1440"/>
+            <w:tcW w:type="dxa" w:w="1368"/>
             <w:shd w:fill="F8F9FA"/>
             <w:tcMar>
               <w:top w:w="60" w:type="dxa"/>
@@ -1325,7 +1994,7 @@
         </w:tc>
         <w:tc>
           <w:tcPr>
-            <w:tcW w:type="dxa" w:w="3168"/>
+            <w:tcW w:type="dxa" w:w="3888"/>
             <w:shd w:fill="F8F9FA"/>
             <w:tcMar>
               <w:top w:w="60" w:type="dxa"/>
@@ -1344,13 +2013,13 @@
                 <w:color w:val="1F2937"/>
                 <w:sz w:val="16"/>
               </w:rPr>
-              <w:t>Configuración de arquitectura modular y servidor local</w:t>
+              <w:t>Configurar servidor HTTP nativo en server.js con manejo de MIME types y rutas estáticas</w:t>
             </w:r>
           </w:p>
         </w:tc>
         <w:tc>
           <w:tcPr>
-            <w:tcW w:type="dxa" w:w="1584"/>
+            <w:tcW w:type="dxa" w:w="1224"/>
             <w:shd w:fill="F8F9FA"/>
             <w:tcMar>
               <w:top w:w="60" w:type="dxa"/>
@@ -1375,7 +2044,7 @@
         </w:tc>
         <w:tc>
           <w:tcPr>
-            <w:tcW w:type="dxa" w:w="720"/>
+            <w:tcW w:type="dxa" w:w="648"/>
             <w:shd w:fill="F8F9FA"/>
             <w:tcMar>
               <w:top w:w="60" w:type="dxa"/>
@@ -1420,7 +2089,7 @@
                 <w:color w:val="1F2937"/>
                 <w:sz w:val="16"/>
               </w:rPr>
-              <w:t>Full-Stack Dev 1</w:t>
+              <w:t>Desarrollador 1</w:t>
             </w:r>
           </w:p>
         </w:tc>
@@ -1428,7 +2097,7 @@
       <w:tr>
         <w:tc>
           <w:tcPr>
-            <w:tcW w:type="dxa" w:w="1152"/>
+            <w:tcW w:type="dxa" w:w="936"/>
             <w:shd w:fill="FFFFFF"/>
             <w:tcMar>
               <w:top w:w="60" w:type="dxa"/>
@@ -1453,7 +2122,7 @@
         </w:tc>
         <w:tc>
           <w:tcPr>
-            <w:tcW w:type="dxa" w:w="1440"/>
+            <w:tcW w:type="dxa" w:w="1368"/>
             <w:shd w:fill="FFFFFF"/>
             <w:tcMar>
               <w:top w:w="60" w:type="dxa"/>
@@ -1478,7 +2147,7 @@
         </w:tc>
         <w:tc>
           <w:tcPr>
-            <w:tcW w:type="dxa" w:w="3168"/>
+            <w:tcW w:type="dxa" w:w="3888"/>
             <w:shd w:fill="FFFFFF"/>
             <w:tcMar>
               <w:top w:w="60" w:type="dxa"/>
@@ -1497,13 +2166,13 @@
                 <w:color w:val="1F2937"/>
                 <w:sz w:val="16"/>
               </w:rPr>
-              <w:t>Implementación de autenticación RBAC y pantalla inicial</w:t>
+              <w:t>Codificar formulario de autenticación RBAC con captura de evento submit y sessionStorage</w:t>
             </w:r>
           </w:p>
         </w:tc>
         <w:tc>
           <w:tcPr>
-            <w:tcW w:type="dxa" w:w="1584"/>
+            <w:tcW w:type="dxa" w:w="1224"/>
             <w:shd w:fill="FFFFFF"/>
             <w:tcMar>
               <w:top w:w="60" w:type="dxa"/>
@@ -1528,7 +2197,7 @@
         </w:tc>
         <w:tc>
           <w:tcPr>
-            <w:tcW w:type="dxa" w:w="720"/>
+            <w:tcW w:type="dxa" w:w="648"/>
             <w:shd w:fill="FFFFFF"/>
             <w:tcMar>
               <w:top w:w="60" w:type="dxa"/>
@@ -1573,7 +2242,7 @@
                 <w:color w:val="1F2937"/>
                 <w:sz w:val="16"/>
               </w:rPr>
-              <w:t>Full-Stack Dev 1</w:t>
+              <w:t>Desarrollador 1</w:t>
             </w:r>
           </w:p>
         </w:tc>
@@ -1581,7 +2250,7 @@
       <w:tr>
         <w:tc>
           <w:tcPr>
-            <w:tcW w:type="dxa" w:w="1152"/>
+            <w:tcW w:type="dxa" w:w="936"/>
             <w:shd w:fill="F8F9FA"/>
             <w:tcMar>
               <w:top w:w="60" w:type="dxa"/>
@@ -1606,7 +2275,7 @@
         </w:tc>
         <w:tc>
           <w:tcPr>
-            <w:tcW w:type="dxa" w:w="1440"/>
+            <w:tcW w:type="dxa" w:w="1368"/>
             <w:shd w:fill="F8F9FA"/>
             <w:tcMar>
               <w:top w:w="60" w:type="dxa"/>
@@ -1625,13 +2294,13 @@
                 <w:color w:val="1F2937"/>
                 <w:sz w:val="16"/>
               </w:rPr>
-              <w:t>HU-02</w:t>
+              <w:t>HU-01</w:t>
             </w:r>
           </w:p>
         </w:tc>
         <w:tc>
           <w:tcPr>
-            <w:tcW w:type="dxa" w:w="3168"/>
+            <w:tcW w:type="dxa" w:w="3888"/>
             <w:shd w:fill="F8F9FA"/>
             <w:tcMar>
               <w:top w:w="60" w:type="dxa"/>
@@ -1650,13 +2319,13 @@
                 <w:color w:val="1F2937"/>
                 <w:sz w:val="16"/>
               </w:rPr>
-              <w:t>Maquetado de barra de navegación temporal por meses</w:t>
+              <w:t>Maquetar layout CSS responsive en estilos.css con paleta corporativa y retícula de 8px</w:t>
             </w:r>
           </w:p>
         </w:tc>
         <w:tc>
           <w:tcPr>
-            <w:tcW w:type="dxa" w:w="1584"/>
+            <w:tcW w:type="dxa" w:w="1224"/>
             <w:shd w:fill="F8F9FA"/>
             <w:tcMar>
               <w:top w:w="60" w:type="dxa"/>
@@ -1681,7 +2350,7 @@
         </w:tc>
         <w:tc>
           <w:tcPr>
-            <w:tcW w:type="dxa" w:w="720"/>
+            <w:tcW w:type="dxa" w:w="648"/>
             <w:shd w:fill="F8F9FA"/>
             <w:tcMar>
               <w:top w:w="60" w:type="dxa"/>
@@ -1726,7 +2395,7 @@
                 <w:color w:val="1F2937"/>
                 <w:sz w:val="16"/>
               </w:rPr>
-              <w:t>Full-Stack Dev 2</w:t>
+              <w:t>Desarrollador 2</w:t>
             </w:r>
           </w:p>
         </w:tc>
@@ -1734,7 +2403,7 @@
       <w:tr>
         <w:tc>
           <w:tcPr>
-            <w:tcW w:type="dxa" w:w="1152"/>
+            <w:tcW w:type="dxa" w:w="936"/>
             <w:shd w:fill="FFFFFF"/>
             <w:tcMar>
               <w:top w:w="60" w:type="dxa"/>
@@ -1759,7 +2428,313 @@
         </w:tc>
         <w:tc>
           <w:tcPr>
-            <w:tcW w:type="dxa" w:w="1440"/>
+            <w:tcW w:type="dxa" w:w="1368"/>
+            <w:shd w:fill="FFFFFF"/>
+            <w:tcMar>
+              <w:top w:w="60" w:type="dxa"/>
+              <w:bottom w:w="60" w:type="dxa"/>
+              <w:left w:w="80" w:type="dxa"/>
+              <w:right w:w="80" w:type="dxa"/>
+            </w:tcMar>
+          </w:tcPr>
+          <w:p>
+            <w:pPr>
+              <w:spacing w:after="0"/>
+            </w:pPr>
+            <w:r>
+              <w:rPr>
+                <w:rFonts w:ascii="Arial" w:hAnsi="Arial"/>
+                <w:color w:val="1F2937"/>
+                <w:sz w:val="16"/>
+              </w:rPr>
+              <w:t>HU-01</w:t>
+            </w:r>
+          </w:p>
+        </w:tc>
+        <w:tc>
+          <w:tcPr>
+            <w:tcW w:type="dxa" w:w="3888"/>
+            <w:shd w:fill="FFFFFF"/>
+            <w:tcMar>
+              <w:top w:w="60" w:type="dxa"/>
+              <w:bottom w:w="60" w:type="dxa"/>
+              <w:left w:w="80" w:type="dxa"/>
+              <w:right w:w="80" w:type="dxa"/>
+            </w:tcMar>
+          </w:tcPr>
+          <w:p>
+            <w:pPr>
+              <w:spacing w:after="0"/>
+            </w:pPr>
+            <w:r>
+              <w:rPr>
+                <w:rFonts w:ascii="Arial" w:hAnsi="Arial"/>
+                <w:color w:val="1F2937"/>
+                <w:sz w:val="16"/>
+              </w:rPr>
+              <w:t>Implementar controlador DOM para alternar visibilidad entre contenedor de login y vistas de rol</w:t>
+            </w:r>
+          </w:p>
+        </w:tc>
+        <w:tc>
+          <w:tcPr>
+            <w:tcW w:type="dxa" w:w="1224"/>
+            <w:shd w:fill="FFFFFF"/>
+            <w:tcMar>
+              <w:top w:w="60" w:type="dxa"/>
+              <w:bottom w:w="60" w:type="dxa"/>
+              <w:left w:w="80" w:type="dxa"/>
+              <w:right w:w="80" w:type="dxa"/>
+            </w:tcMar>
+          </w:tcPr>
+          <w:p>
+            <w:pPr>
+              <w:spacing w:after="0"/>
+            </w:pPr>
+            <w:r>
+              <w:rPr>
+                <w:rFonts w:ascii="Arial" w:hAnsi="Arial"/>
+                <w:color w:val="1F2937"/>
+                <w:sz w:val="16"/>
+              </w:rPr>
+              <w:t>Codificación</w:t>
+            </w:r>
+          </w:p>
+        </w:tc>
+        <w:tc>
+          <w:tcPr>
+            <w:tcW w:type="dxa" w:w="648"/>
+            <w:shd w:fill="FFFFFF"/>
+            <w:tcMar>
+              <w:top w:w="60" w:type="dxa"/>
+              <w:bottom w:w="60" w:type="dxa"/>
+              <w:left w:w="80" w:type="dxa"/>
+              <w:right w:w="80" w:type="dxa"/>
+            </w:tcMar>
+          </w:tcPr>
+          <w:p>
+            <w:pPr>
+              <w:spacing w:after="0"/>
+              <w:jc w:val="right"/>
+            </w:pPr>
+            <w:r>
+              <w:rPr>
+                <w:rFonts w:ascii="Arial" w:hAnsi="Arial"/>
+                <w:color w:val="1F2937"/>
+                <w:sz w:val="16"/>
+              </w:rPr>
+              <w:t>2h</w:t>
+            </w:r>
+          </w:p>
+        </w:tc>
+        <w:tc>
+          <w:tcPr>
+            <w:tcW w:type="dxa" w:w="1296"/>
+            <w:shd w:fill="FFFFFF"/>
+            <w:tcMar>
+              <w:top w:w="60" w:type="dxa"/>
+              <w:bottom w:w="60" w:type="dxa"/>
+              <w:left w:w="80" w:type="dxa"/>
+              <w:right w:w="80" w:type="dxa"/>
+            </w:tcMar>
+          </w:tcPr>
+          <w:p>
+            <w:pPr>
+              <w:spacing w:after="0"/>
+            </w:pPr>
+            <w:r>
+              <w:rPr>
+                <w:rFonts w:ascii="Arial" w:hAnsi="Arial"/>
+                <w:color w:val="1F2937"/>
+                <w:sz w:val="16"/>
+              </w:rPr>
+              <w:t>Desarrollador 4</w:t>
+            </w:r>
+          </w:p>
+        </w:tc>
+      </w:tr>
+      <w:tr>
+        <w:tc>
+          <w:tcPr>
+            <w:tcW w:type="dxa" w:w="936"/>
+            <w:shd w:fill="F8F9FA"/>
+            <w:tcMar>
+              <w:top w:w="60" w:type="dxa"/>
+              <w:bottom w:w="60" w:type="dxa"/>
+              <w:left w:w="80" w:type="dxa"/>
+              <w:right w:w="80" w:type="dxa"/>
+            </w:tcMar>
+          </w:tcPr>
+          <w:p>
+            <w:pPr>
+              <w:spacing w:after="0"/>
+            </w:pPr>
+            <w:r>
+              <w:rPr>
+                <w:rFonts w:ascii="Arial" w:hAnsi="Arial"/>
+                <w:color w:val="1F2937"/>
+                <w:sz w:val="16"/>
+              </w:rPr>
+              <w:t>SUB-05</w:t>
+            </w:r>
+          </w:p>
+        </w:tc>
+        <w:tc>
+          <w:tcPr>
+            <w:tcW w:type="dxa" w:w="1368"/>
+            <w:shd w:fill="F8F9FA"/>
+            <w:tcMar>
+              <w:top w:w="60" w:type="dxa"/>
+              <w:bottom w:w="60" w:type="dxa"/>
+              <w:left w:w="80" w:type="dxa"/>
+              <w:right w:w="80" w:type="dxa"/>
+            </w:tcMar>
+          </w:tcPr>
+          <w:p>
+            <w:pPr>
+              <w:spacing w:after="0"/>
+            </w:pPr>
+            <w:r>
+              <w:rPr>
+                <w:rFonts w:ascii="Arial" w:hAnsi="Arial"/>
+                <w:color w:val="1F2937"/>
+                <w:sz w:val="16"/>
+              </w:rPr>
+              <w:t>HU-01</w:t>
+            </w:r>
+          </w:p>
+        </w:tc>
+        <w:tc>
+          <w:tcPr>
+            <w:tcW w:type="dxa" w:w="3888"/>
+            <w:shd w:fill="F8F9FA"/>
+            <w:tcMar>
+              <w:top w:w="60" w:type="dxa"/>
+              <w:bottom w:w="60" w:type="dxa"/>
+              <w:left w:w="80" w:type="dxa"/>
+              <w:right w:w="80" w:type="dxa"/>
+            </w:tcMar>
+          </w:tcPr>
+          <w:p>
+            <w:pPr>
+              <w:spacing w:after="0"/>
+            </w:pPr>
+            <w:r>
+              <w:rPr>
+                <w:rFonts w:ascii="Arial" w:hAnsi="Arial"/>
+                <w:color w:val="1F2937"/>
+                <w:sz w:val="16"/>
+              </w:rPr>
+              <w:t>Escribir y ejecutar suite de pruebas de inyección de credenciales inválidas y control de alertas</w:t>
+            </w:r>
+          </w:p>
+        </w:tc>
+        <w:tc>
+          <w:tcPr>
+            <w:tcW w:type="dxa" w:w="1224"/>
+            <w:shd w:fill="F8F9FA"/>
+            <w:tcMar>
+              <w:top w:w="60" w:type="dxa"/>
+              <w:bottom w:w="60" w:type="dxa"/>
+              <w:left w:w="80" w:type="dxa"/>
+              <w:right w:w="80" w:type="dxa"/>
+            </w:tcMar>
+          </w:tcPr>
+          <w:p>
+            <w:pPr>
+              <w:spacing w:after="0"/>
+            </w:pPr>
+            <w:r>
+              <w:rPr>
+                <w:rFonts w:ascii="Arial" w:hAnsi="Arial"/>
+                <w:color w:val="1F2937"/>
+                <w:sz w:val="16"/>
+              </w:rPr>
+              <w:t>Test</w:t>
+            </w:r>
+          </w:p>
+        </w:tc>
+        <w:tc>
+          <w:tcPr>
+            <w:tcW w:type="dxa" w:w="648"/>
+            <w:shd w:fill="F8F9FA"/>
+            <w:tcMar>
+              <w:top w:w="60" w:type="dxa"/>
+              <w:bottom w:w="60" w:type="dxa"/>
+              <w:left w:w="80" w:type="dxa"/>
+              <w:right w:w="80" w:type="dxa"/>
+            </w:tcMar>
+          </w:tcPr>
+          <w:p>
+            <w:pPr>
+              <w:spacing w:after="0"/>
+              <w:jc w:val="right"/>
+            </w:pPr>
+            <w:r>
+              <w:rPr>
+                <w:rFonts w:ascii="Arial" w:hAnsi="Arial"/>
+                <w:color w:val="1F2937"/>
+                <w:sz w:val="16"/>
+              </w:rPr>
+              <w:t>2h</w:t>
+            </w:r>
+          </w:p>
+        </w:tc>
+        <w:tc>
+          <w:tcPr>
+            <w:tcW w:type="dxa" w:w="1296"/>
+            <w:shd w:fill="F8F9FA"/>
+            <w:tcMar>
+              <w:top w:w="60" w:type="dxa"/>
+              <w:bottom w:w="60" w:type="dxa"/>
+              <w:left w:w="80" w:type="dxa"/>
+              <w:right w:w="80" w:type="dxa"/>
+            </w:tcMar>
+          </w:tcPr>
+          <w:p>
+            <w:pPr>
+              <w:spacing w:after="0"/>
+            </w:pPr>
+            <w:r>
+              <w:rPr>
+                <w:rFonts w:ascii="Arial" w:hAnsi="Arial"/>
+                <w:color w:val="1F2937"/>
+                <w:sz w:val="16"/>
+              </w:rPr>
+              <w:t>Desarrollador 5</w:t>
+            </w:r>
+          </w:p>
+        </w:tc>
+      </w:tr>
+      <w:tr>
+        <w:tc>
+          <w:tcPr>
+            <w:tcW w:type="dxa" w:w="936"/>
+            <w:shd w:fill="FFFFFF"/>
+            <w:tcMar>
+              <w:top w:w="60" w:type="dxa"/>
+              <w:bottom w:w="60" w:type="dxa"/>
+              <w:left w:w="80" w:type="dxa"/>
+              <w:right w:w="80" w:type="dxa"/>
+            </w:tcMar>
+          </w:tcPr>
+          <w:p>
+            <w:pPr>
+              <w:spacing w:after="0"/>
+            </w:pPr>
+            <w:r>
+              <w:rPr>
+                <w:rFonts w:ascii="Arial" w:hAnsi="Arial"/>
+                <w:color w:val="1F2937"/>
+                <w:sz w:val="16"/>
+              </w:rPr>
+              <w:t>SUB-06</w:t>
+            </w:r>
+          </w:p>
+        </w:tc>
+        <w:tc>
+          <w:tcPr>
+            <w:tcW w:type="dxa" w:w="1368"/>
             <w:shd w:fill="FFFFFF"/>
             <w:tcMar>
               <w:top w:w="60" w:type="dxa"/>
@@ -1784,7 +2759,7 @@
         </w:tc>
         <w:tc>
           <w:tcPr>
-            <w:tcW w:type="dxa" w:w="3168"/>
+            <w:tcW w:type="dxa" w:w="3888"/>
             <w:shd w:fill="FFFFFF"/>
             <w:tcMar>
               <w:top w:w="60" w:type="dxa"/>
@@ -1803,13 +2778,319 @@
                 <w:color w:val="1F2937"/>
                 <w:sz w:val="16"/>
               </w:rPr>
-              <w:t>Lógica de cálculo de los 4 KPIs consolidados del Gerente</w:t>
+              <w:t>Maquetar componente de navegación temporal (period-navigator) con botones anterior/siguiente</w:t>
             </w:r>
           </w:p>
         </w:tc>
         <w:tc>
           <w:tcPr>
-            <w:tcW w:type="dxa" w:w="1584"/>
+            <w:tcW w:type="dxa" w:w="1224"/>
+            <w:shd w:fill="FFFFFF"/>
+            <w:tcMar>
+              <w:top w:w="60" w:type="dxa"/>
+              <w:bottom w:w="60" w:type="dxa"/>
+              <w:left w:w="80" w:type="dxa"/>
+              <w:right w:w="80" w:type="dxa"/>
+            </w:tcMar>
+          </w:tcPr>
+          <w:p>
+            <w:pPr>
+              <w:spacing w:after="0"/>
+            </w:pPr>
+            <w:r>
+              <w:rPr>
+                <w:rFonts w:ascii="Arial" w:hAnsi="Arial"/>
+                <w:color w:val="1F2937"/>
+                <w:sz w:val="16"/>
+              </w:rPr>
+              <w:t>Prototipado</w:t>
+            </w:r>
+          </w:p>
+        </w:tc>
+        <w:tc>
+          <w:tcPr>
+            <w:tcW w:type="dxa" w:w="648"/>
+            <w:shd w:fill="FFFFFF"/>
+            <w:tcMar>
+              <w:top w:w="60" w:type="dxa"/>
+              <w:bottom w:w="60" w:type="dxa"/>
+              <w:left w:w="80" w:type="dxa"/>
+              <w:right w:w="80" w:type="dxa"/>
+            </w:tcMar>
+          </w:tcPr>
+          <w:p>
+            <w:pPr>
+              <w:spacing w:after="0"/>
+              <w:jc w:val="right"/>
+            </w:pPr>
+            <w:r>
+              <w:rPr>
+                <w:rFonts w:ascii="Arial" w:hAnsi="Arial"/>
+                <w:color w:val="1F2937"/>
+                <w:sz w:val="16"/>
+              </w:rPr>
+              <w:t>2h</w:t>
+            </w:r>
+          </w:p>
+        </w:tc>
+        <w:tc>
+          <w:tcPr>
+            <w:tcW w:type="dxa" w:w="1296"/>
+            <w:shd w:fill="FFFFFF"/>
+            <w:tcMar>
+              <w:top w:w="60" w:type="dxa"/>
+              <w:bottom w:w="60" w:type="dxa"/>
+              <w:left w:w="80" w:type="dxa"/>
+              <w:right w:w="80" w:type="dxa"/>
+            </w:tcMar>
+          </w:tcPr>
+          <w:p>
+            <w:pPr>
+              <w:spacing w:after="0"/>
+            </w:pPr>
+            <w:r>
+              <w:rPr>
+                <w:rFonts w:ascii="Arial" w:hAnsi="Arial"/>
+                <w:color w:val="1F2937"/>
+                <w:sz w:val="16"/>
+              </w:rPr>
+              <w:t>Desarrollador 2</w:t>
+            </w:r>
+          </w:p>
+        </w:tc>
+      </w:tr>
+      <w:tr>
+        <w:tc>
+          <w:tcPr>
+            <w:tcW w:type="dxa" w:w="936"/>
+            <w:shd w:fill="F8F9FA"/>
+            <w:tcMar>
+              <w:top w:w="60" w:type="dxa"/>
+              <w:bottom w:w="60" w:type="dxa"/>
+              <w:left w:w="80" w:type="dxa"/>
+              <w:right w:w="80" w:type="dxa"/>
+            </w:tcMar>
+          </w:tcPr>
+          <w:p>
+            <w:pPr>
+              <w:spacing w:after="0"/>
+            </w:pPr>
+            <w:r>
+              <w:rPr>
+                <w:rFonts w:ascii="Arial" w:hAnsi="Arial"/>
+                <w:color w:val="1F2937"/>
+                <w:sz w:val="16"/>
+              </w:rPr>
+              <w:t>SUB-07</w:t>
+            </w:r>
+          </w:p>
+        </w:tc>
+        <w:tc>
+          <w:tcPr>
+            <w:tcW w:type="dxa" w:w="1368"/>
+            <w:shd w:fill="F8F9FA"/>
+            <w:tcMar>
+              <w:top w:w="60" w:type="dxa"/>
+              <w:bottom w:w="60" w:type="dxa"/>
+              <w:left w:w="80" w:type="dxa"/>
+              <w:right w:w="80" w:type="dxa"/>
+            </w:tcMar>
+          </w:tcPr>
+          <w:p>
+            <w:pPr>
+              <w:spacing w:after="0"/>
+            </w:pPr>
+            <w:r>
+              <w:rPr>
+                <w:rFonts w:ascii="Arial" w:hAnsi="Arial"/>
+                <w:color w:val="1F2937"/>
+                <w:sz w:val="16"/>
+              </w:rPr>
+              <w:t>HU-02</w:t>
+            </w:r>
+          </w:p>
+        </w:tc>
+        <w:tc>
+          <w:tcPr>
+            <w:tcW w:type="dxa" w:w="3888"/>
+            <w:shd w:fill="F8F9FA"/>
+            <w:tcMar>
+              <w:top w:w="60" w:type="dxa"/>
+              <w:bottom w:w="60" w:type="dxa"/>
+              <w:left w:w="80" w:type="dxa"/>
+              <w:right w:w="80" w:type="dxa"/>
+            </w:tcMar>
+          </w:tcPr>
+          <w:p>
+            <w:pPr>
+              <w:spacing w:after="0"/>
+            </w:pPr>
+            <w:r>
+              <w:rPr>
+                <w:rFonts w:ascii="Arial" w:hAnsi="Arial"/>
+                <w:color w:val="1F2937"/>
+                <w:sz w:val="16"/>
+              </w:rPr>
+              <w:t>Programar funciones de fechas (changePeriod, getActivePeriodKey) para Septiembre, Octubre y Noviembre</w:t>
+            </w:r>
+          </w:p>
+        </w:tc>
+        <w:tc>
+          <w:tcPr>
+            <w:tcW w:type="dxa" w:w="1224"/>
+            <w:shd w:fill="F8F9FA"/>
+            <w:tcMar>
+              <w:top w:w="60" w:type="dxa"/>
+              <w:bottom w:w="60" w:type="dxa"/>
+              <w:left w:w="80" w:type="dxa"/>
+              <w:right w:w="80" w:type="dxa"/>
+            </w:tcMar>
+          </w:tcPr>
+          <w:p>
+            <w:pPr>
+              <w:spacing w:after="0"/>
+            </w:pPr>
+            <w:r>
+              <w:rPr>
+                <w:rFonts w:ascii="Arial" w:hAnsi="Arial"/>
+                <w:color w:val="1F2937"/>
+                <w:sz w:val="16"/>
+              </w:rPr>
+              <w:t>Codificación</w:t>
+            </w:r>
+          </w:p>
+        </w:tc>
+        <w:tc>
+          <w:tcPr>
+            <w:tcW w:type="dxa" w:w="648"/>
+            <w:shd w:fill="F8F9FA"/>
+            <w:tcMar>
+              <w:top w:w="60" w:type="dxa"/>
+              <w:bottom w:w="60" w:type="dxa"/>
+              <w:left w:w="80" w:type="dxa"/>
+              <w:right w:w="80" w:type="dxa"/>
+            </w:tcMar>
+          </w:tcPr>
+          <w:p>
+            <w:pPr>
+              <w:spacing w:after="0"/>
+              <w:jc w:val="right"/>
+            </w:pPr>
+            <w:r>
+              <w:rPr>
+                <w:rFonts w:ascii="Arial" w:hAnsi="Arial"/>
+                <w:color w:val="1F2937"/>
+                <w:sz w:val="16"/>
+              </w:rPr>
+              <w:t>2h</w:t>
+            </w:r>
+          </w:p>
+        </w:tc>
+        <w:tc>
+          <w:tcPr>
+            <w:tcW w:type="dxa" w:w="1296"/>
+            <w:shd w:fill="F8F9FA"/>
+            <w:tcMar>
+              <w:top w:w="60" w:type="dxa"/>
+              <w:bottom w:w="60" w:type="dxa"/>
+              <w:left w:w="80" w:type="dxa"/>
+              <w:right w:w="80" w:type="dxa"/>
+            </w:tcMar>
+          </w:tcPr>
+          <w:p>
+            <w:pPr>
+              <w:spacing w:after="0"/>
+            </w:pPr>
+            <w:r>
+              <w:rPr>
+                <w:rFonts w:ascii="Arial" w:hAnsi="Arial"/>
+                <w:color w:val="1F2937"/>
+                <w:sz w:val="16"/>
+              </w:rPr>
+              <w:t>Desarrollador 3</w:t>
+            </w:r>
+          </w:p>
+        </w:tc>
+      </w:tr>
+      <w:tr>
+        <w:tc>
+          <w:tcPr>
+            <w:tcW w:type="dxa" w:w="936"/>
+            <w:shd w:fill="FFFFFF"/>
+            <w:tcMar>
+              <w:top w:w="60" w:type="dxa"/>
+              <w:bottom w:w="60" w:type="dxa"/>
+              <w:left w:w="80" w:type="dxa"/>
+              <w:right w:w="80" w:type="dxa"/>
+            </w:tcMar>
+          </w:tcPr>
+          <w:p>
+            <w:pPr>
+              <w:spacing w:after="0"/>
+            </w:pPr>
+            <w:r>
+              <w:rPr>
+                <w:rFonts w:ascii="Arial" w:hAnsi="Arial"/>
+                <w:color w:val="1F2937"/>
+                <w:sz w:val="16"/>
+              </w:rPr>
+              <w:t>SUB-08</w:t>
+            </w:r>
+          </w:p>
+        </w:tc>
+        <w:tc>
+          <w:tcPr>
+            <w:tcW w:type="dxa" w:w="1368"/>
+            <w:shd w:fill="FFFFFF"/>
+            <w:tcMar>
+              <w:top w:w="60" w:type="dxa"/>
+              <w:bottom w:w="60" w:type="dxa"/>
+              <w:left w:w="80" w:type="dxa"/>
+              <w:right w:w="80" w:type="dxa"/>
+            </w:tcMar>
+          </w:tcPr>
+          <w:p>
+            <w:pPr>
+              <w:spacing w:after="0"/>
+            </w:pPr>
+            <w:r>
+              <w:rPr>
+                <w:rFonts w:ascii="Arial" w:hAnsi="Arial"/>
+                <w:color w:val="1F2937"/>
+                <w:sz w:val="16"/>
+              </w:rPr>
+              <w:t>HU-02</w:t>
+            </w:r>
+          </w:p>
+        </w:tc>
+        <w:tc>
+          <w:tcPr>
+            <w:tcW w:type="dxa" w:w="3888"/>
+            <w:shd w:fill="FFFFFF"/>
+            <w:tcMar>
+              <w:top w:w="60" w:type="dxa"/>
+              <w:bottom w:w="60" w:type="dxa"/>
+              <w:left w:w="80" w:type="dxa"/>
+              <w:right w:w="80" w:type="dxa"/>
+            </w:tcMar>
+          </w:tcPr>
+          <w:p>
+            <w:pPr>
+              <w:spacing w:after="0"/>
+            </w:pPr>
+            <w:r>
+              <w:rPr>
+                <w:rFonts w:ascii="Arial" w:hAnsi="Arial"/>
+                <w:color w:val="1F2937"/>
+                <w:sz w:val="16"/>
+              </w:rPr>
+              <w:t>Desarrollar algoritmos de agregación financiera para cálculo dinámico de los 4 KPIs en Dashboard</w:t>
+            </w:r>
+          </w:p>
+        </w:tc>
+        <w:tc>
+          <w:tcPr>
+            <w:tcW w:type="dxa" w:w="1224"/>
             <w:shd w:fill="FFFFFF"/>
             <w:tcMar>
               <w:top w:w="60" w:type="dxa"/>
@@ -1834,7 +3115,7 @@
         </w:tc>
         <w:tc>
           <w:tcPr>
-            <w:tcW w:type="dxa" w:w="720"/>
+            <w:tcW w:type="dxa" w:w="648"/>
             <w:shd w:fill="FFFFFF"/>
             <w:tcMar>
               <w:top w:w="60" w:type="dxa"/>
@@ -1879,7 +3160,7 @@
                 <w:color w:val="1F2937"/>
                 <w:sz w:val="16"/>
               </w:rPr>
-              <w:t>Full-Stack Dev 1</w:t>
+              <w:t>Desarrollador 3</w:t>
             </w:r>
           </w:p>
         </w:tc>
@@ -1887,7 +3168,7 @@
       <w:tr>
         <w:tc>
           <w:tcPr>
-            <w:tcW w:type="dxa" w:w="1152"/>
+            <w:tcW w:type="dxa" w:w="936"/>
             <w:shd w:fill="F8F9FA"/>
             <w:tcMar>
               <w:top w:w="60" w:type="dxa"/>
@@ -1906,13 +3187,13 @@
                 <w:color w:val="1F2937"/>
                 <w:sz w:val="16"/>
               </w:rPr>
-              <w:t>SUB-05</w:t>
+              <w:t>SUB-09</w:t>
             </w:r>
           </w:p>
         </w:tc>
         <w:tc>
           <w:tcPr>
-            <w:tcW w:type="dxa" w:w="1440"/>
+            <w:tcW w:type="dxa" w:w="1368"/>
             <w:shd w:fill="F8F9FA"/>
             <w:tcMar>
               <w:top w:w="60" w:type="dxa"/>
@@ -1937,7 +3218,7 @@
         </w:tc>
         <w:tc>
           <w:tcPr>
-            <w:tcW w:type="dxa" w:w="3168"/>
+            <w:tcW w:type="dxa" w:w="3888"/>
             <w:shd w:fill="F8F9FA"/>
             <w:tcMar>
               <w:top w:w="60" w:type="dxa"/>
@@ -1956,13 +3237,13 @@
                 <w:color w:val="1F2937"/>
                 <w:sz w:val="16"/>
               </w:rPr>
-              <w:t>Integración visual de listas pendientes y realizadas unificadas</w:t>
+              <w:t>Construir tablas sincronizadas en el DOM para renderizar pagos pendientes y realizados juntos</w:t>
             </w:r>
           </w:p>
         </w:tc>
         <w:tc>
           <w:tcPr>
-            <w:tcW w:type="dxa" w:w="1584"/>
+            <w:tcW w:type="dxa" w:w="1224"/>
             <w:shd w:fill="F8F9FA"/>
             <w:tcMar>
               <w:top w:w="60" w:type="dxa"/>
@@ -1981,13 +3262,319 @@
                 <w:color w:val="1F2937"/>
                 <w:sz w:val="16"/>
               </w:rPr>
-              <w:t>Prototipado</w:t>
+              <w:t>Codificación</w:t>
             </w:r>
           </w:p>
         </w:tc>
         <w:tc>
           <w:tcPr>
-            <w:tcW w:type="dxa" w:w="720"/>
+            <w:tcW w:type="dxa" w:w="648"/>
+            <w:shd w:fill="F8F9FA"/>
+            <w:tcMar>
+              <w:top w:w="60" w:type="dxa"/>
+              <w:bottom w:w="60" w:type="dxa"/>
+              <w:left w:w="80" w:type="dxa"/>
+              <w:right w:w="80" w:type="dxa"/>
+            </w:tcMar>
+          </w:tcPr>
+          <w:p>
+            <w:pPr>
+              <w:spacing w:after="0"/>
+              <w:jc w:val="right"/>
+            </w:pPr>
+            <w:r>
+              <w:rPr>
+                <w:rFonts w:ascii="Arial" w:hAnsi="Arial"/>
+                <w:color w:val="1F2937"/>
+                <w:sz w:val="16"/>
+              </w:rPr>
+              <w:t>3h</w:t>
+            </w:r>
+          </w:p>
+        </w:tc>
+        <w:tc>
+          <w:tcPr>
+            <w:tcW w:type="dxa" w:w="1296"/>
+            <w:shd w:fill="F8F9FA"/>
+            <w:tcMar>
+              <w:top w:w="60" w:type="dxa"/>
+              <w:bottom w:w="60" w:type="dxa"/>
+              <w:left w:w="80" w:type="dxa"/>
+              <w:right w:w="80" w:type="dxa"/>
+            </w:tcMar>
+          </w:tcPr>
+          <w:p>
+            <w:pPr>
+              <w:spacing w:after="0"/>
+            </w:pPr>
+            <w:r>
+              <w:rPr>
+                <w:rFonts w:ascii="Arial" w:hAnsi="Arial"/>
+                <w:color w:val="1F2937"/>
+                <w:sz w:val="16"/>
+              </w:rPr>
+              <w:t>Desarrollador 1</w:t>
+            </w:r>
+          </w:p>
+        </w:tc>
+      </w:tr>
+      <w:tr>
+        <w:tc>
+          <w:tcPr>
+            <w:tcW w:type="dxa" w:w="936"/>
+            <w:shd w:fill="FFFFFF"/>
+            <w:tcMar>
+              <w:top w:w="60" w:type="dxa"/>
+              <w:bottom w:w="60" w:type="dxa"/>
+              <w:left w:w="80" w:type="dxa"/>
+              <w:right w:w="80" w:type="dxa"/>
+            </w:tcMar>
+          </w:tcPr>
+          <w:p>
+            <w:pPr>
+              <w:spacing w:after="0"/>
+            </w:pPr>
+            <w:r>
+              <w:rPr>
+                <w:rFonts w:ascii="Arial" w:hAnsi="Arial"/>
+                <w:color w:val="1F2937"/>
+                <w:sz w:val="16"/>
+              </w:rPr>
+              <w:t>SUB-10</w:t>
+            </w:r>
+          </w:p>
+        </w:tc>
+        <w:tc>
+          <w:tcPr>
+            <w:tcW w:type="dxa" w:w="1368"/>
+            <w:shd w:fill="FFFFFF"/>
+            <w:tcMar>
+              <w:top w:w="60" w:type="dxa"/>
+              <w:bottom w:w="60" w:type="dxa"/>
+              <w:left w:w="80" w:type="dxa"/>
+              <w:right w:w="80" w:type="dxa"/>
+            </w:tcMar>
+          </w:tcPr>
+          <w:p>
+            <w:pPr>
+              <w:spacing w:after="0"/>
+            </w:pPr>
+            <w:r>
+              <w:rPr>
+                <w:rFonts w:ascii="Arial" w:hAnsi="Arial"/>
+                <w:color w:val="1F2937"/>
+                <w:sz w:val="16"/>
+              </w:rPr>
+              <w:t>HU-02</w:t>
+            </w:r>
+          </w:p>
+        </w:tc>
+        <w:tc>
+          <w:tcPr>
+            <w:tcW w:type="dxa" w:w="3888"/>
+            <w:shd w:fill="FFFFFF"/>
+            <w:tcMar>
+              <w:top w:w="60" w:type="dxa"/>
+              <w:bottom w:w="60" w:type="dxa"/>
+              <w:left w:w="80" w:type="dxa"/>
+              <w:right w:w="80" w:type="dxa"/>
+            </w:tcMar>
+          </w:tcPr>
+          <w:p>
+            <w:pPr>
+              <w:spacing w:after="0"/>
+            </w:pPr>
+            <w:r>
+              <w:rPr>
+                <w:rFonts w:ascii="Arial" w:hAnsi="Arial"/>
+                <w:color w:val="1F2937"/>
+                <w:sz w:val="16"/>
+              </w:rPr>
+              <w:t>Codificar sección de cuentas bancarias confidenciales con lógica de aislamiento para el Asistente</w:t>
+            </w:r>
+          </w:p>
+        </w:tc>
+        <w:tc>
+          <w:tcPr>
+            <w:tcW w:type="dxa" w:w="1224"/>
+            <w:shd w:fill="FFFFFF"/>
+            <w:tcMar>
+              <w:top w:w="60" w:type="dxa"/>
+              <w:bottom w:w="60" w:type="dxa"/>
+              <w:left w:w="80" w:type="dxa"/>
+              <w:right w:w="80" w:type="dxa"/>
+            </w:tcMar>
+          </w:tcPr>
+          <w:p>
+            <w:pPr>
+              <w:spacing w:after="0"/>
+            </w:pPr>
+            <w:r>
+              <w:rPr>
+                <w:rFonts w:ascii="Arial" w:hAnsi="Arial"/>
+                <w:color w:val="1F2937"/>
+                <w:sz w:val="16"/>
+              </w:rPr>
+              <w:t>Codificación</w:t>
+            </w:r>
+          </w:p>
+        </w:tc>
+        <w:tc>
+          <w:tcPr>
+            <w:tcW w:type="dxa" w:w="648"/>
+            <w:shd w:fill="FFFFFF"/>
+            <w:tcMar>
+              <w:top w:w="60" w:type="dxa"/>
+              <w:bottom w:w="60" w:type="dxa"/>
+              <w:left w:w="80" w:type="dxa"/>
+              <w:right w:w="80" w:type="dxa"/>
+            </w:tcMar>
+          </w:tcPr>
+          <w:p>
+            <w:pPr>
+              <w:spacing w:after="0"/>
+              <w:jc w:val="right"/>
+            </w:pPr>
+            <w:r>
+              <w:rPr>
+                <w:rFonts w:ascii="Arial" w:hAnsi="Arial"/>
+                <w:color w:val="1F2937"/>
+                <w:sz w:val="16"/>
+              </w:rPr>
+              <w:t>2h</w:t>
+            </w:r>
+          </w:p>
+        </w:tc>
+        <w:tc>
+          <w:tcPr>
+            <w:tcW w:type="dxa" w:w="1296"/>
+            <w:shd w:fill="FFFFFF"/>
+            <w:tcMar>
+              <w:top w:w="60" w:type="dxa"/>
+              <w:bottom w:w="60" w:type="dxa"/>
+              <w:left w:w="80" w:type="dxa"/>
+              <w:right w:w="80" w:type="dxa"/>
+            </w:tcMar>
+          </w:tcPr>
+          <w:p>
+            <w:pPr>
+              <w:spacing w:after="0"/>
+            </w:pPr>
+            <w:r>
+              <w:rPr>
+                <w:rFonts w:ascii="Arial" w:hAnsi="Arial"/>
+                <w:color w:val="1F2937"/>
+                <w:sz w:val="16"/>
+              </w:rPr>
+              <w:t>Desarrollador 4</w:t>
+            </w:r>
+          </w:p>
+        </w:tc>
+      </w:tr>
+      <w:tr>
+        <w:tc>
+          <w:tcPr>
+            <w:tcW w:type="dxa" w:w="936"/>
+            <w:shd w:fill="F8F9FA"/>
+            <w:tcMar>
+              <w:top w:w="60" w:type="dxa"/>
+              <w:bottom w:w="60" w:type="dxa"/>
+              <w:left w:w="80" w:type="dxa"/>
+              <w:right w:w="80" w:type="dxa"/>
+            </w:tcMar>
+          </w:tcPr>
+          <w:p>
+            <w:pPr>
+              <w:spacing w:after="0"/>
+            </w:pPr>
+            <w:r>
+              <w:rPr>
+                <w:rFonts w:ascii="Arial" w:hAnsi="Arial"/>
+                <w:color w:val="1F2937"/>
+                <w:sz w:val="16"/>
+              </w:rPr>
+              <w:t>SUB-11</w:t>
+            </w:r>
+          </w:p>
+        </w:tc>
+        <w:tc>
+          <w:tcPr>
+            <w:tcW w:type="dxa" w:w="1368"/>
+            <w:shd w:fill="F8F9FA"/>
+            <w:tcMar>
+              <w:top w:w="60" w:type="dxa"/>
+              <w:bottom w:w="60" w:type="dxa"/>
+              <w:left w:w="80" w:type="dxa"/>
+              <w:right w:w="80" w:type="dxa"/>
+            </w:tcMar>
+          </w:tcPr>
+          <w:p>
+            <w:pPr>
+              <w:spacing w:after="0"/>
+            </w:pPr>
+            <w:r>
+              <w:rPr>
+                <w:rFonts w:ascii="Arial" w:hAnsi="Arial"/>
+                <w:color w:val="1F2937"/>
+                <w:sz w:val="16"/>
+              </w:rPr>
+              <w:t>HU-02</w:t>
+            </w:r>
+          </w:p>
+        </w:tc>
+        <w:tc>
+          <w:tcPr>
+            <w:tcW w:type="dxa" w:w="3888"/>
+            <w:shd w:fill="F8F9FA"/>
+            <w:tcMar>
+              <w:top w:w="60" w:type="dxa"/>
+              <w:bottom w:w="60" w:type="dxa"/>
+              <w:left w:w="80" w:type="dxa"/>
+              <w:right w:w="80" w:type="dxa"/>
+            </w:tcMar>
+          </w:tcPr>
+          <w:p>
+            <w:pPr>
+              <w:spacing w:after="0"/>
+            </w:pPr>
+            <w:r>
+              <w:rPr>
+                <w:rFonts w:ascii="Arial" w:hAnsi="Arial"/>
+                <w:color w:val="1F2937"/>
+                <w:sz w:val="16"/>
+              </w:rPr>
+              <w:t>Ejecutar pruebas de recálculo dinámico de métricas y filtrado temporal al cambiar de mes</w:t>
+            </w:r>
+          </w:p>
+        </w:tc>
+        <w:tc>
+          <w:tcPr>
+            <w:tcW w:type="dxa" w:w="1224"/>
+            <w:shd w:fill="F8F9FA"/>
+            <w:tcMar>
+              <w:top w:w="60" w:type="dxa"/>
+              <w:bottom w:w="60" w:type="dxa"/>
+              <w:left w:w="80" w:type="dxa"/>
+              <w:right w:w="80" w:type="dxa"/>
+            </w:tcMar>
+          </w:tcPr>
+          <w:p>
+            <w:pPr>
+              <w:spacing w:after="0"/>
+            </w:pPr>
+            <w:r>
+              <w:rPr>
+                <w:rFonts w:ascii="Arial" w:hAnsi="Arial"/>
+                <w:color w:val="1F2937"/>
+                <w:sz w:val="16"/>
+              </w:rPr>
+              <w:t>Test</w:t>
+            </w:r>
+          </w:p>
+        </w:tc>
+        <w:tc>
+          <w:tcPr>
+            <w:tcW w:type="dxa" w:w="648"/>
             <w:shd w:fill="F8F9FA"/>
             <w:tcMar>
               <w:top w:w="60" w:type="dxa"/>
@@ -2032,7 +3619,7 @@
                 <w:color w:val="1F2937"/>
                 <w:sz w:val="16"/>
               </w:rPr>
-              <w:t>Full-Stack Dev 2</w:t>
+              <w:t>Desarrollador 5</w:t>
             </w:r>
           </w:p>
         </w:tc>
@@ -2040,7 +3627,7 @@
       <w:tr>
         <w:tc>
           <w:tcPr>
-            <w:tcW w:type="dxa" w:w="1152"/>
+            <w:tcW w:type="dxa" w:w="936"/>
             <w:shd w:fill="FFFFFF"/>
             <w:tcMar>
               <w:top w:w="60" w:type="dxa"/>
@@ -2059,13 +3646,13 @@
                 <w:color w:val="1F2937"/>
                 <w:sz w:val="16"/>
               </w:rPr>
-              <w:t>SUB-06</w:t>
+              <w:t>SUB-12</w:t>
             </w:r>
           </w:p>
         </w:tc>
         <w:tc>
           <w:tcPr>
-            <w:tcW w:type="dxa" w:w="1440"/>
+            <w:tcW w:type="dxa" w:w="1368"/>
             <w:shd w:fill="FFFFFF"/>
             <w:tcMar>
               <w:top w:w="60" w:type="dxa"/>
@@ -2090,7 +3677,7 @@
         </w:tc>
         <w:tc>
           <w:tcPr>
-            <w:tcW w:type="dxa" w:w="3168"/>
+            <w:tcW w:type="dxa" w:w="3888"/>
             <w:shd w:fill="FFFFFF"/>
             <w:tcMar>
               <w:top w:w="60" w:type="dxa"/>
@@ -2109,13 +3696,13 @@
                 <w:color w:val="1F2937"/>
                 <w:sz w:val="16"/>
               </w:rPr>
-              <w:t>Incorporación de código oficial de recibo en datos y tablas</w:t>
+              <w:t>Definir e inicializar esquema en localStorage con atributos receiptId y fotos base64/SVG</w:t>
             </w:r>
           </w:p>
         </w:tc>
         <w:tc>
           <w:tcPr>
-            <w:tcW w:type="dxa" w:w="1584"/>
+            <w:tcW w:type="dxa" w:w="1224"/>
             <w:shd w:fill="FFFFFF"/>
             <w:tcMar>
               <w:top w:w="60" w:type="dxa"/>
@@ -2134,13 +3721,13 @@
                 <w:color w:val="1F2937"/>
                 <w:sz w:val="16"/>
               </w:rPr>
-              <w:t>Codificación</w:t>
+              <w:t>Análisis y diseño</w:t>
             </w:r>
           </w:p>
         </w:tc>
         <w:tc>
           <w:tcPr>
-            <w:tcW w:type="dxa" w:w="720"/>
+            <w:tcW w:type="dxa" w:w="648"/>
             <w:shd w:fill="FFFFFF"/>
             <w:tcMar>
               <w:top w:w="60" w:type="dxa"/>
@@ -2185,7 +3772,7 @@
                 <w:color w:val="1F2937"/>
                 <w:sz w:val="16"/>
               </w:rPr>
-              <w:t>Full-Stack Dev 1</w:t>
+              <w:t>Desarrollador 4</w:t>
             </w:r>
           </w:p>
         </w:tc>
@@ -2193,7 +3780,7 @@
       <w:tr>
         <w:tc>
           <w:tcPr>
-            <w:tcW w:type="dxa" w:w="1152"/>
+            <w:tcW w:type="dxa" w:w="936"/>
             <w:shd w:fill="F8F9FA"/>
             <w:tcMar>
               <w:top w:w="60" w:type="dxa"/>
@@ -2212,13 +3799,13 @@
                 <w:color w:val="1F2937"/>
                 <w:sz w:val="16"/>
               </w:rPr>
-              <w:t>SUB-07</w:t>
+              <w:t>SUB-13</w:t>
             </w:r>
           </w:p>
         </w:tc>
         <w:tc>
           <w:tcPr>
-            <w:tcW w:type="dxa" w:w="1440"/>
+            <w:tcW w:type="dxa" w:w="1368"/>
             <w:shd w:fill="F8F9FA"/>
             <w:tcMar>
               <w:top w:w="60" w:type="dxa"/>
@@ -2243,7 +3830,7 @@
         </w:tc>
         <w:tc>
           <w:tcPr>
-            <w:tcW w:type="dxa" w:w="3168"/>
+            <w:tcW w:type="dxa" w:w="3888"/>
             <w:shd w:fill="F8F9FA"/>
             <w:tcMar>
               <w:top w:w="60" w:type="dxa"/>
@@ -2262,13 +3849,625 @@
                 <w:color w:val="1F2937"/>
                 <w:sz w:val="16"/>
               </w:rPr>
-              <w:t>Módulo de comprobación de titularidad (Foto DNI / Titular)</w:t>
+              <w:t>Maquetar etiquetas monoespaciadas para códigos oficiales de recibo/suministro en tablas</w:t>
             </w:r>
           </w:p>
         </w:tc>
         <w:tc>
           <w:tcPr>
-            <w:tcW w:type="dxa" w:w="1584"/>
+            <w:tcW w:type="dxa" w:w="1224"/>
+            <w:shd w:fill="F8F9FA"/>
+            <w:tcMar>
+              <w:top w:w="60" w:type="dxa"/>
+              <w:bottom w:w="60" w:type="dxa"/>
+              <w:left w:w="80" w:type="dxa"/>
+              <w:right w:w="80" w:type="dxa"/>
+            </w:tcMar>
+          </w:tcPr>
+          <w:p>
+            <w:pPr>
+              <w:spacing w:after="0"/>
+            </w:pPr>
+            <w:r>
+              <w:rPr>
+                <w:rFonts w:ascii="Arial" w:hAnsi="Arial"/>
+                <w:color w:val="1F2937"/>
+                <w:sz w:val="16"/>
+              </w:rPr>
+              <w:t>Prototipado</w:t>
+            </w:r>
+          </w:p>
+        </w:tc>
+        <w:tc>
+          <w:tcPr>
+            <w:tcW w:type="dxa" w:w="648"/>
+            <w:shd w:fill="F8F9FA"/>
+            <w:tcMar>
+              <w:top w:w="60" w:type="dxa"/>
+              <w:bottom w:w="60" w:type="dxa"/>
+              <w:left w:w="80" w:type="dxa"/>
+              <w:right w:w="80" w:type="dxa"/>
+            </w:tcMar>
+          </w:tcPr>
+          <w:p>
+            <w:pPr>
+              <w:spacing w:after="0"/>
+              <w:jc w:val="right"/>
+            </w:pPr>
+            <w:r>
+              <w:rPr>
+                <w:rFonts w:ascii="Arial" w:hAnsi="Arial"/>
+                <w:color w:val="1F2937"/>
+                <w:sz w:val="16"/>
+              </w:rPr>
+              <w:t>1h</w:t>
+            </w:r>
+          </w:p>
+        </w:tc>
+        <w:tc>
+          <w:tcPr>
+            <w:tcW w:type="dxa" w:w="1296"/>
+            <w:shd w:fill="F8F9FA"/>
+            <w:tcMar>
+              <w:top w:w="60" w:type="dxa"/>
+              <w:bottom w:w="60" w:type="dxa"/>
+              <w:left w:w="80" w:type="dxa"/>
+              <w:right w:w="80" w:type="dxa"/>
+            </w:tcMar>
+          </w:tcPr>
+          <w:p>
+            <w:pPr>
+              <w:spacing w:after="0"/>
+            </w:pPr>
+            <w:r>
+              <w:rPr>
+                <w:rFonts w:ascii="Arial" w:hAnsi="Arial"/>
+                <w:color w:val="1F2937"/>
+                <w:sz w:val="16"/>
+              </w:rPr>
+              <w:t>Desarrollador 2</w:t>
+            </w:r>
+          </w:p>
+        </w:tc>
+      </w:tr>
+      <w:tr>
+        <w:tc>
+          <w:tcPr>
+            <w:tcW w:type="dxa" w:w="936"/>
+            <w:shd w:fill="FFFFFF"/>
+            <w:tcMar>
+              <w:top w:w="60" w:type="dxa"/>
+              <w:bottom w:w="60" w:type="dxa"/>
+              <w:left w:w="80" w:type="dxa"/>
+              <w:right w:w="80" w:type="dxa"/>
+            </w:tcMar>
+          </w:tcPr>
+          <w:p>
+            <w:pPr>
+              <w:spacing w:after="0"/>
+            </w:pPr>
+            <w:r>
+              <w:rPr>
+                <w:rFonts w:ascii="Arial" w:hAnsi="Arial"/>
+                <w:color w:val="1F2937"/>
+                <w:sz w:val="16"/>
+              </w:rPr>
+              <w:t>SUB-14</w:t>
+            </w:r>
+          </w:p>
+        </w:tc>
+        <w:tc>
+          <w:tcPr>
+            <w:tcW w:type="dxa" w:w="1368"/>
+            <w:shd w:fill="FFFFFF"/>
+            <w:tcMar>
+              <w:top w:w="60" w:type="dxa"/>
+              <w:bottom w:w="60" w:type="dxa"/>
+              <w:left w:w="80" w:type="dxa"/>
+              <w:right w:w="80" w:type="dxa"/>
+            </w:tcMar>
+          </w:tcPr>
+          <w:p>
+            <w:pPr>
+              <w:spacing w:after="0"/>
+            </w:pPr>
+            <w:r>
+              <w:rPr>
+                <w:rFonts w:ascii="Arial" w:hAnsi="Arial"/>
+                <w:color w:val="1F2937"/>
+                <w:sz w:val="16"/>
+              </w:rPr>
+              <w:t>HU-03</w:t>
+            </w:r>
+          </w:p>
+        </w:tc>
+        <w:tc>
+          <w:tcPr>
+            <w:tcW w:type="dxa" w:w="3888"/>
+            <w:shd w:fill="FFFFFF"/>
+            <w:tcMar>
+              <w:top w:w="60" w:type="dxa"/>
+              <w:bottom w:w="60" w:type="dxa"/>
+              <w:left w:w="80" w:type="dxa"/>
+              <w:right w:w="80" w:type="dxa"/>
+            </w:tcMar>
+          </w:tcPr>
+          <w:p>
+            <w:pPr>
+              <w:spacing w:after="0"/>
+            </w:pPr>
+            <w:r>
+              <w:rPr>
+                <w:rFonts w:ascii="Arial" w:hAnsi="Arial"/>
+                <w:color w:val="1F2937"/>
+                <w:sz w:val="16"/>
+              </w:rPr>
+              <w:t>Programar modal y visor de imágenes en DOM para comprobación de titularidad (Foto DNI/RUC)</w:t>
+            </w:r>
+          </w:p>
+        </w:tc>
+        <w:tc>
+          <w:tcPr>
+            <w:tcW w:type="dxa" w:w="1224"/>
+            <w:shd w:fill="FFFFFF"/>
+            <w:tcMar>
+              <w:top w:w="60" w:type="dxa"/>
+              <w:bottom w:w="60" w:type="dxa"/>
+              <w:left w:w="80" w:type="dxa"/>
+              <w:right w:w="80" w:type="dxa"/>
+            </w:tcMar>
+          </w:tcPr>
+          <w:p>
+            <w:pPr>
+              <w:spacing w:after="0"/>
+            </w:pPr>
+            <w:r>
+              <w:rPr>
+                <w:rFonts w:ascii="Arial" w:hAnsi="Arial"/>
+                <w:color w:val="1F2937"/>
+                <w:sz w:val="16"/>
+              </w:rPr>
+              <w:t>Codificación</w:t>
+            </w:r>
+          </w:p>
+        </w:tc>
+        <w:tc>
+          <w:tcPr>
+            <w:tcW w:type="dxa" w:w="648"/>
+            <w:shd w:fill="FFFFFF"/>
+            <w:tcMar>
+              <w:top w:w="60" w:type="dxa"/>
+              <w:bottom w:w="60" w:type="dxa"/>
+              <w:left w:w="80" w:type="dxa"/>
+              <w:right w:w="80" w:type="dxa"/>
+            </w:tcMar>
+          </w:tcPr>
+          <w:p>
+            <w:pPr>
+              <w:spacing w:after="0"/>
+              <w:jc w:val="right"/>
+            </w:pPr>
+            <w:r>
+              <w:rPr>
+                <w:rFonts w:ascii="Arial" w:hAnsi="Arial"/>
+                <w:color w:val="1F2937"/>
+                <w:sz w:val="16"/>
+              </w:rPr>
+              <w:t>2h</w:t>
+            </w:r>
+          </w:p>
+        </w:tc>
+        <w:tc>
+          <w:tcPr>
+            <w:tcW w:type="dxa" w:w="1296"/>
+            <w:shd w:fill="FFFFFF"/>
+            <w:tcMar>
+              <w:top w:w="60" w:type="dxa"/>
+              <w:bottom w:w="60" w:type="dxa"/>
+              <w:left w:w="80" w:type="dxa"/>
+              <w:right w:w="80" w:type="dxa"/>
+            </w:tcMar>
+          </w:tcPr>
+          <w:p>
+            <w:pPr>
+              <w:spacing w:after="0"/>
+            </w:pPr>
+            <w:r>
+              <w:rPr>
+                <w:rFonts w:ascii="Arial" w:hAnsi="Arial"/>
+                <w:color w:val="1F2937"/>
+                <w:sz w:val="16"/>
+              </w:rPr>
+              <w:t>Desarrollador 2</w:t>
+            </w:r>
+          </w:p>
+        </w:tc>
+      </w:tr>
+      <w:tr>
+        <w:tc>
+          <w:tcPr>
+            <w:tcW w:type="dxa" w:w="936"/>
+            <w:shd w:fill="F8F9FA"/>
+            <w:tcMar>
+              <w:top w:w="60" w:type="dxa"/>
+              <w:bottom w:w="60" w:type="dxa"/>
+              <w:left w:w="80" w:type="dxa"/>
+              <w:right w:w="80" w:type="dxa"/>
+            </w:tcMar>
+          </w:tcPr>
+          <w:p>
+            <w:pPr>
+              <w:spacing w:after="0"/>
+            </w:pPr>
+            <w:r>
+              <w:rPr>
+                <w:rFonts w:ascii="Arial" w:hAnsi="Arial"/>
+                <w:color w:val="1F2937"/>
+                <w:sz w:val="16"/>
+              </w:rPr>
+              <w:t>SUB-15</w:t>
+            </w:r>
+          </w:p>
+        </w:tc>
+        <w:tc>
+          <w:tcPr>
+            <w:tcW w:type="dxa" w:w="1368"/>
+            <w:shd w:fill="F8F9FA"/>
+            <w:tcMar>
+              <w:top w:w="60" w:type="dxa"/>
+              <w:bottom w:w="60" w:type="dxa"/>
+              <w:left w:w="80" w:type="dxa"/>
+              <w:right w:w="80" w:type="dxa"/>
+            </w:tcMar>
+          </w:tcPr>
+          <w:p>
+            <w:pPr>
+              <w:spacing w:after="0"/>
+            </w:pPr>
+            <w:r>
+              <w:rPr>
+                <w:rFonts w:ascii="Arial" w:hAnsi="Arial"/>
+                <w:color w:val="1F2937"/>
+                <w:sz w:val="16"/>
+              </w:rPr>
+              <w:t>HU-03</w:t>
+            </w:r>
+          </w:p>
+        </w:tc>
+        <w:tc>
+          <w:tcPr>
+            <w:tcW w:type="dxa" w:w="3888"/>
+            <w:shd w:fill="F8F9FA"/>
+            <w:tcMar>
+              <w:top w:w="60" w:type="dxa"/>
+              <w:bottom w:w="60" w:type="dxa"/>
+              <w:left w:w="80" w:type="dxa"/>
+              <w:right w:w="80" w:type="dxa"/>
+            </w:tcMar>
+          </w:tcPr>
+          <w:p>
+            <w:pPr>
+              <w:spacing w:after="0"/>
+            </w:pPr>
+            <w:r>
+              <w:rPr>
+                <w:rFonts w:ascii="Arial" w:hAnsi="Arial"/>
+                <w:color w:val="1F2937"/>
+                <w:sz w:val="16"/>
+              </w:rPr>
+              <w:t>Validar procesamiento de imágenes con FileReader y manejo de visualización en modal</w:t>
+            </w:r>
+          </w:p>
+        </w:tc>
+        <w:tc>
+          <w:tcPr>
+            <w:tcW w:type="dxa" w:w="1224"/>
+            <w:shd w:fill="F8F9FA"/>
+            <w:tcMar>
+              <w:top w:w="60" w:type="dxa"/>
+              <w:bottom w:w="60" w:type="dxa"/>
+              <w:left w:w="80" w:type="dxa"/>
+              <w:right w:w="80" w:type="dxa"/>
+            </w:tcMar>
+          </w:tcPr>
+          <w:p>
+            <w:pPr>
+              <w:spacing w:after="0"/>
+            </w:pPr>
+            <w:r>
+              <w:rPr>
+                <w:rFonts w:ascii="Arial" w:hAnsi="Arial"/>
+                <w:color w:val="1F2937"/>
+                <w:sz w:val="16"/>
+              </w:rPr>
+              <w:t>Test</w:t>
+            </w:r>
+          </w:p>
+        </w:tc>
+        <w:tc>
+          <w:tcPr>
+            <w:tcW w:type="dxa" w:w="648"/>
+            <w:shd w:fill="F8F9FA"/>
+            <w:tcMar>
+              <w:top w:w="60" w:type="dxa"/>
+              <w:bottom w:w="60" w:type="dxa"/>
+              <w:left w:w="80" w:type="dxa"/>
+              <w:right w:w="80" w:type="dxa"/>
+            </w:tcMar>
+          </w:tcPr>
+          <w:p>
+            <w:pPr>
+              <w:spacing w:after="0"/>
+              <w:jc w:val="right"/>
+            </w:pPr>
+            <w:r>
+              <w:rPr>
+                <w:rFonts w:ascii="Arial" w:hAnsi="Arial"/>
+                <w:color w:val="1F2937"/>
+                <w:sz w:val="16"/>
+              </w:rPr>
+              <w:t>2h</w:t>
+            </w:r>
+          </w:p>
+        </w:tc>
+        <w:tc>
+          <w:tcPr>
+            <w:tcW w:type="dxa" w:w="1296"/>
+            <w:shd w:fill="F8F9FA"/>
+            <w:tcMar>
+              <w:top w:w="60" w:type="dxa"/>
+              <w:bottom w:w="60" w:type="dxa"/>
+              <w:left w:w="80" w:type="dxa"/>
+              <w:right w:w="80" w:type="dxa"/>
+            </w:tcMar>
+          </w:tcPr>
+          <w:p>
+            <w:pPr>
+              <w:spacing w:after="0"/>
+            </w:pPr>
+            <w:r>
+              <w:rPr>
+                <w:rFonts w:ascii="Arial" w:hAnsi="Arial"/>
+                <w:color w:val="1F2937"/>
+                <w:sz w:val="16"/>
+              </w:rPr>
+              <w:t>Desarrollador 5</w:t>
+            </w:r>
+          </w:p>
+        </w:tc>
+      </w:tr>
+      <w:tr>
+        <w:tc>
+          <w:tcPr>
+            <w:tcW w:type="dxa" w:w="936"/>
+            <w:shd w:fill="FFFFFF"/>
+            <w:tcMar>
+              <w:top w:w="60" w:type="dxa"/>
+              <w:bottom w:w="60" w:type="dxa"/>
+              <w:left w:w="80" w:type="dxa"/>
+              <w:right w:w="80" w:type="dxa"/>
+            </w:tcMar>
+          </w:tcPr>
+          <w:p>
+            <w:pPr>
+              <w:spacing w:after="0"/>
+            </w:pPr>
+            <w:r>
+              <w:rPr>
+                <w:rFonts w:ascii="Arial" w:hAnsi="Arial"/>
+                <w:color w:val="1F2937"/>
+                <w:sz w:val="16"/>
+              </w:rPr>
+              <w:t>SUB-16</w:t>
+            </w:r>
+          </w:p>
+        </w:tc>
+        <w:tc>
+          <w:tcPr>
+            <w:tcW w:type="dxa" w:w="1368"/>
+            <w:shd w:fill="FFFFFF"/>
+            <w:tcMar>
+              <w:top w:w="60" w:type="dxa"/>
+              <w:bottom w:w="60" w:type="dxa"/>
+              <w:left w:w="80" w:type="dxa"/>
+              <w:right w:w="80" w:type="dxa"/>
+            </w:tcMar>
+          </w:tcPr>
+          <w:p>
+            <w:pPr>
+              <w:spacing w:after="0"/>
+            </w:pPr>
+            <w:r>
+              <w:rPr>
+                <w:rFonts w:ascii="Arial" w:hAnsi="Arial"/>
+                <w:color w:val="1F2937"/>
+                <w:sz w:val="16"/>
+              </w:rPr>
+              <w:t>HU-04</w:t>
+            </w:r>
+          </w:p>
+        </w:tc>
+        <w:tc>
+          <w:tcPr>
+            <w:tcW w:type="dxa" w:w="3888"/>
+            <w:shd w:fill="FFFFFF"/>
+            <w:tcMar>
+              <w:top w:w="60" w:type="dxa"/>
+              <w:bottom w:w="60" w:type="dxa"/>
+              <w:left w:w="80" w:type="dxa"/>
+              <w:right w:w="80" w:type="dxa"/>
+            </w:tcMar>
+          </w:tcPr>
+          <w:p>
+            <w:pPr>
+              <w:spacing w:after="0"/>
+            </w:pPr>
+            <w:r>
+              <w:rPr>
+                <w:rFonts w:ascii="Arial" w:hAnsi="Arial"/>
+                <w:color w:val="1F2937"/>
+                <w:sz w:val="16"/>
+              </w:rPr>
+              <w:t>Desarrollar modal exclusivo de Gerente para alta de proveedores con campos de Yape (celular/titular)</w:t>
+            </w:r>
+          </w:p>
+        </w:tc>
+        <w:tc>
+          <w:tcPr>
+            <w:tcW w:type="dxa" w:w="1224"/>
+            <w:shd w:fill="FFFFFF"/>
+            <w:tcMar>
+              <w:top w:w="60" w:type="dxa"/>
+              <w:bottom w:w="60" w:type="dxa"/>
+              <w:left w:w="80" w:type="dxa"/>
+              <w:right w:w="80" w:type="dxa"/>
+            </w:tcMar>
+          </w:tcPr>
+          <w:p>
+            <w:pPr>
+              <w:spacing w:after="0"/>
+            </w:pPr>
+            <w:r>
+              <w:rPr>
+                <w:rFonts w:ascii="Arial" w:hAnsi="Arial"/>
+                <w:color w:val="1F2937"/>
+                <w:sz w:val="16"/>
+              </w:rPr>
+              <w:t>Codificación</w:t>
+            </w:r>
+          </w:p>
+        </w:tc>
+        <w:tc>
+          <w:tcPr>
+            <w:tcW w:type="dxa" w:w="648"/>
+            <w:shd w:fill="FFFFFF"/>
+            <w:tcMar>
+              <w:top w:w="60" w:type="dxa"/>
+              <w:bottom w:w="60" w:type="dxa"/>
+              <w:left w:w="80" w:type="dxa"/>
+              <w:right w:w="80" w:type="dxa"/>
+            </w:tcMar>
+          </w:tcPr>
+          <w:p>
+            <w:pPr>
+              <w:spacing w:after="0"/>
+              <w:jc w:val="right"/>
+            </w:pPr>
+            <w:r>
+              <w:rPr>
+                <w:rFonts w:ascii="Arial" w:hAnsi="Arial"/>
+                <w:color w:val="1F2937"/>
+                <w:sz w:val="16"/>
+              </w:rPr>
+              <w:t>3h</w:t>
+            </w:r>
+          </w:p>
+        </w:tc>
+        <w:tc>
+          <w:tcPr>
+            <w:tcW w:type="dxa" w:w="1296"/>
+            <w:shd w:fill="FFFFFF"/>
+            <w:tcMar>
+              <w:top w:w="60" w:type="dxa"/>
+              <w:bottom w:w="60" w:type="dxa"/>
+              <w:left w:w="80" w:type="dxa"/>
+              <w:right w:w="80" w:type="dxa"/>
+            </w:tcMar>
+          </w:tcPr>
+          <w:p>
+            <w:pPr>
+              <w:spacing w:after="0"/>
+            </w:pPr>
+            <w:r>
+              <w:rPr>
+                <w:rFonts w:ascii="Arial" w:hAnsi="Arial"/>
+                <w:color w:val="1F2937"/>
+                <w:sz w:val="16"/>
+              </w:rPr>
+              <w:t>Desarrollador 1</w:t>
+            </w:r>
+          </w:p>
+        </w:tc>
+      </w:tr>
+      <w:tr>
+        <w:tc>
+          <w:tcPr>
+            <w:tcW w:type="dxa" w:w="936"/>
+            <w:shd w:fill="F8F9FA"/>
+            <w:tcMar>
+              <w:top w:w="60" w:type="dxa"/>
+              <w:bottom w:w="60" w:type="dxa"/>
+              <w:left w:w="80" w:type="dxa"/>
+              <w:right w:w="80" w:type="dxa"/>
+            </w:tcMar>
+          </w:tcPr>
+          <w:p>
+            <w:pPr>
+              <w:spacing w:after="0"/>
+            </w:pPr>
+            <w:r>
+              <w:rPr>
+                <w:rFonts w:ascii="Arial" w:hAnsi="Arial"/>
+                <w:color w:val="1F2937"/>
+                <w:sz w:val="16"/>
+              </w:rPr>
+              <w:t>SUB-17</w:t>
+            </w:r>
+          </w:p>
+        </w:tc>
+        <w:tc>
+          <w:tcPr>
+            <w:tcW w:type="dxa" w:w="1368"/>
+            <w:shd w:fill="F8F9FA"/>
+            <w:tcMar>
+              <w:top w:w="60" w:type="dxa"/>
+              <w:bottom w:w="60" w:type="dxa"/>
+              <w:left w:w="80" w:type="dxa"/>
+              <w:right w:w="80" w:type="dxa"/>
+            </w:tcMar>
+          </w:tcPr>
+          <w:p>
+            <w:pPr>
+              <w:spacing w:after="0"/>
+            </w:pPr>
+            <w:r>
+              <w:rPr>
+                <w:rFonts w:ascii="Arial" w:hAnsi="Arial"/>
+                <w:color w:val="1F2937"/>
+                <w:sz w:val="16"/>
+              </w:rPr>
+              <w:t>HU-04</w:t>
+            </w:r>
+          </w:p>
+        </w:tc>
+        <w:tc>
+          <w:tcPr>
+            <w:tcW w:type="dxa" w:w="3888"/>
+            <w:shd w:fill="F8F9FA"/>
+            <w:tcMar>
+              <w:top w:w="60" w:type="dxa"/>
+              <w:bottom w:w="60" w:type="dxa"/>
+              <w:left w:w="80" w:type="dxa"/>
+              <w:right w:w="80" w:type="dxa"/>
+            </w:tcMar>
+          </w:tcPr>
+          <w:p>
+            <w:pPr>
+              <w:spacing w:after="0"/>
+            </w:pPr>
+            <w:r>
+              <w:rPr>
+                <w:rFonts w:ascii="Arial" w:hAnsi="Arial"/>
+                <w:color w:val="1F2937"/>
+                <w:sz w:val="16"/>
+              </w:rPr>
+              <w:t>Implementar función addExpenseType y selector dinámico para tipos de gasto de Gerencia</w:t>
+            </w:r>
+          </w:p>
+        </w:tc>
+        <w:tc>
+          <w:tcPr>
+            <w:tcW w:type="dxa" w:w="1224"/>
             <w:shd w:fill="F8F9FA"/>
             <w:tcMar>
               <w:top w:w="60" w:type="dxa"/>
@@ -2293,7 +4492,925 @@
         </w:tc>
         <w:tc>
           <w:tcPr>
-            <w:tcW w:type="dxa" w:w="720"/>
+            <w:tcW w:type="dxa" w:w="648"/>
+            <w:shd w:fill="F8F9FA"/>
+            <w:tcMar>
+              <w:top w:w="60" w:type="dxa"/>
+              <w:bottom w:w="60" w:type="dxa"/>
+              <w:left w:w="80" w:type="dxa"/>
+              <w:right w:w="80" w:type="dxa"/>
+            </w:tcMar>
+          </w:tcPr>
+          <w:p>
+            <w:pPr>
+              <w:spacing w:after="0"/>
+              <w:jc w:val="right"/>
+            </w:pPr>
+            <w:r>
+              <w:rPr>
+                <w:rFonts w:ascii="Arial" w:hAnsi="Arial"/>
+                <w:color w:val="1F2937"/>
+                <w:sz w:val="16"/>
+              </w:rPr>
+              <w:t>2h</w:t>
+            </w:r>
+          </w:p>
+        </w:tc>
+        <w:tc>
+          <w:tcPr>
+            <w:tcW w:type="dxa" w:w="1296"/>
+            <w:shd w:fill="F8F9FA"/>
+            <w:tcMar>
+              <w:top w:w="60" w:type="dxa"/>
+              <w:bottom w:w="60" w:type="dxa"/>
+              <w:left w:w="80" w:type="dxa"/>
+              <w:right w:w="80" w:type="dxa"/>
+            </w:tcMar>
+          </w:tcPr>
+          <w:p>
+            <w:pPr>
+              <w:spacing w:after="0"/>
+            </w:pPr>
+            <w:r>
+              <w:rPr>
+                <w:rFonts w:ascii="Arial" w:hAnsi="Arial"/>
+                <w:color w:val="1F2937"/>
+                <w:sz w:val="16"/>
+              </w:rPr>
+              <w:t>Desarrollador 3</w:t>
+            </w:r>
+          </w:p>
+        </w:tc>
+      </w:tr>
+      <w:tr>
+        <w:tc>
+          <w:tcPr>
+            <w:tcW w:type="dxa" w:w="936"/>
+            <w:shd w:fill="FFFFFF"/>
+            <w:tcMar>
+              <w:top w:w="60" w:type="dxa"/>
+              <w:bottom w:w="60" w:type="dxa"/>
+              <w:left w:w="80" w:type="dxa"/>
+              <w:right w:w="80" w:type="dxa"/>
+            </w:tcMar>
+          </w:tcPr>
+          <w:p>
+            <w:pPr>
+              <w:spacing w:after="0"/>
+            </w:pPr>
+            <w:r>
+              <w:rPr>
+                <w:rFonts w:ascii="Arial" w:hAnsi="Arial"/>
+                <w:color w:val="1F2937"/>
+                <w:sz w:val="16"/>
+              </w:rPr>
+              <w:t>SUB-18</w:t>
+            </w:r>
+          </w:p>
+        </w:tc>
+        <w:tc>
+          <w:tcPr>
+            <w:tcW w:type="dxa" w:w="1368"/>
+            <w:shd w:fill="FFFFFF"/>
+            <w:tcMar>
+              <w:top w:w="60" w:type="dxa"/>
+              <w:bottom w:w="60" w:type="dxa"/>
+              <w:left w:w="80" w:type="dxa"/>
+              <w:right w:w="80" w:type="dxa"/>
+            </w:tcMar>
+          </w:tcPr>
+          <w:p>
+            <w:pPr>
+              <w:spacing w:after="0"/>
+            </w:pPr>
+            <w:r>
+              <w:rPr>
+                <w:rFonts w:ascii="Arial" w:hAnsi="Arial"/>
+                <w:color w:val="1F2937"/>
+                <w:sz w:val="16"/>
+              </w:rPr>
+              <w:t>HU-04</w:t>
+            </w:r>
+          </w:p>
+        </w:tc>
+        <w:tc>
+          <w:tcPr>
+            <w:tcW w:type="dxa" w:w="3888"/>
+            <w:shd w:fill="FFFFFF"/>
+            <w:tcMar>
+              <w:top w:w="60" w:type="dxa"/>
+              <w:bottom w:w="60" w:type="dxa"/>
+              <w:left w:w="80" w:type="dxa"/>
+              <w:right w:w="80" w:type="dxa"/>
+            </w:tcMar>
+          </w:tcPr>
+          <w:p>
+            <w:pPr>
+              <w:spacing w:after="0"/>
+            </w:pPr>
+            <w:r>
+              <w:rPr>
+                <w:rFonts w:ascii="Arial" w:hAnsi="Arial"/>
+                <w:color w:val="1F2937"/>
+                <w:sz w:val="16"/>
+              </w:rPr>
+              <w:t>Construir tabla modal para auditoría del catálogo de proveedores y datos de billetera digital</w:t>
+            </w:r>
+          </w:p>
+        </w:tc>
+        <w:tc>
+          <w:tcPr>
+            <w:tcW w:type="dxa" w:w="1224"/>
+            <w:shd w:fill="FFFFFF"/>
+            <w:tcMar>
+              <w:top w:w="60" w:type="dxa"/>
+              <w:bottom w:w="60" w:type="dxa"/>
+              <w:left w:w="80" w:type="dxa"/>
+              <w:right w:w="80" w:type="dxa"/>
+            </w:tcMar>
+          </w:tcPr>
+          <w:p>
+            <w:pPr>
+              <w:spacing w:after="0"/>
+            </w:pPr>
+            <w:r>
+              <w:rPr>
+                <w:rFonts w:ascii="Arial" w:hAnsi="Arial"/>
+                <w:color w:val="1F2937"/>
+                <w:sz w:val="16"/>
+              </w:rPr>
+              <w:t>Prototipado</w:t>
+            </w:r>
+          </w:p>
+        </w:tc>
+        <w:tc>
+          <w:tcPr>
+            <w:tcW w:type="dxa" w:w="648"/>
+            <w:shd w:fill="FFFFFF"/>
+            <w:tcMar>
+              <w:top w:w="60" w:type="dxa"/>
+              <w:bottom w:w="60" w:type="dxa"/>
+              <w:left w:w="80" w:type="dxa"/>
+              <w:right w:w="80" w:type="dxa"/>
+            </w:tcMar>
+          </w:tcPr>
+          <w:p>
+            <w:pPr>
+              <w:spacing w:after="0"/>
+              <w:jc w:val="right"/>
+            </w:pPr>
+            <w:r>
+              <w:rPr>
+                <w:rFonts w:ascii="Arial" w:hAnsi="Arial"/>
+                <w:color w:val="1F2937"/>
+                <w:sz w:val="16"/>
+              </w:rPr>
+              <w:t>2h</w:t>
+            </w:r>
+          </w:p>
+        </w:tc>
+        <w:tc>
+          <w:tcPr>
+            <w:tcW w:type="dxa" w:w="1296"/>
+            <w:shd w:fill="FFFFFF"/>
+            <w:tcMar>
+              <w:top w:w="60" w:type="dxa"/>
+              <w:bottom w:w="60" w:type="dxa"/>
+              <w:left w:w="80" w:type="dxa"/>
+              <w:right w:w="80" w:type="dxa"/>
+            </w:tcMar>
+          </w:tcPr>
+          <w:p>
+            <w:pPr>
+              <w:spacing w:after="0"/>
+            </w:pPr>
+            <w:r>
+              <w:rPr>
+                <w:rFonts w:ascii="Arial" w:hAnsi="Arial"/>
+                <w:color w:val="1F2937"/>
+                <w:sz w:val="16"/>
+              </w:rPr>
+              <w:t>Desarrollador 2</w:t>
+            </w:r>
+          </w:p>
+        </w:tc>
+      </w:tr>
+      <w:tr>
+        <w:tc>
+          <w:tcPr>
+            <w:tcW w:type="dxa" w:w="936"/>
+            <w:shd w:fill="F8F9FA"/>
+            <w:tcMar>
+              <w:top w:w="60" w:type="dxa"/>
+              <w:bottom w:w="60" w:type="dxa"/>
+              <w:left w:w="80" w:type="dxa"/>
+              <w:right w:w="80" w:type="dxa"/>
+            </w:tcMar>
+          </w:tcPr>
+          <w:p>
+            <w:pPr>
+              <w:spacing w:after="0"/>
+            </w:pPr>
+            <w:r>
+              <w:rPr>
+                <w:rFonts w:ascii="Arial" w:hAnsi="Arial"/>
+                <w:color w:val="1F2937"/>
+                <w:sz w:val="16"/>
+              </w:rPr>
+              <w:t>SUB-19</w:t>
+            </w:r>
+          </w:p>
+        </w:tc>
+        <w:tc>
+          <w:tcPr>
+            <w:tcW w:type="dxa" w:w="1368"/>
+            <w:shd w:fill="F8F9FA"/>
+            <w:tcMar>
+              <w:top w:w="60" w:type="dxa"/>
+              <w:bottom w:w="60" w:type="dxa"/>
+              <w:left w:w="80" w:type="dxa"/>
+              <w:right w:w="80" w:type="dxa"/>
+            </w:tcMar>
+          </w:tcPr>
+          <w:p>
+            <w:pPr>
+              <w:spacing w:after="0"/>
+            </w:pPr>
+            <w:r>
+              <w:rPr>
+                <w:rFonts w:ascii="Arial" w:hAnsi="Arial"/>
+                <w:color w:val="1F2937"/>
+                <w:sz w:val="16"/>
+              </w:rPr>
+              <w:t>HU-04</w:t>
+            </w:r>
+          </w:p>
+        </w:tc>
+        <w:tc>
+          <w:tcPr>
+            <w:tcW w:type="dxa" w:w="3888"/>
+            <w:shd w:fill="F8F9FA"/>
+            <w:tcMar>
+              <w:top w:w="60" w:type="dxa"/>
+              <w:bottom w:w="60" w:type="dxa"/>
+              <w:left w:w="80" w:type="dxa"/>
+              <w:right w:w="80" w:type="dxa"/>
+            </w:tcMar>
+          </w:tcPr>
+          <w:p>
+            <w:pPr>
+              <w:spacing w:after="0"/>
+            </w:pPr>
+            <w:r>
+              <w:rPr>
+                <w:rFonts w:ascii="Arial" w:hAnsi="Arial"/>
+                <w:color w:val="1F2937"/>
+                <w:sz w:val="16"/>
+              </w:rPr>
+              <w:t>Escribir pruebas funcionales para asegurar que el Asistente solo consuma catálogos aprobados</w:t>
+            </w:r>
+          </w:p>
+        </w:tc>
+        <w:tc>
+          <w:tcPr>
+            <w:tcW w:type="dxa" w:w="1224"/>
+            <w:shd w:fill="F8F9FA"/>
+            <w:tcMar>
+              <w:top w:w="60" w:type="dxa"/>
+              <w:bottom w:w="60" w:type="dxa"/>
+              <w:left w:w="80" w:type="dxa"/>
+              <w:right w:w="80" w:type="dxa"/>
+            </w:tcMar>
+          </w:tcPr>
+          <w:p>
+            <w:pPr>
+              <w:spacing w:after="0"/>
+            </w:pPr>
+            <w:r>
+              <w:rPr>
+                <w:rFonts w:ascii="Arial" w:hAnsi="Arial"/>
+                <w:color w:val="1F2937"/>
+                <w:sz w:val="16"/>
+              </w:rPr>
+              <w:t>Test</w:t>
+            </w:r>
+          </w:p>
+        </w:tc>
+        <w:tc>
+          <w:tcPr>
+            <w:tcW w:type="dxa" w:w="648"/>
+            <w:shd w:fill="F8F9FA"/>
+            <w:tcMar>
+              <w:top w:w="60" w:type="dxa"/>
+              <w:bottom w:w="60" w:type="dxa"/>
+              <w:left w:w="80" w:type="dxa"/>
+              <w:right w:w="80" w:type="dxa"/>
+            </w:tcMar>
+          </w:tcPr>
+          <w:p>
+            <w:pPr>
+              <w:spacing w:after="0"/>
+              <w:jc w:val="right"/>
+            </w:pPr>
+            <w:r>
+              <w:rPr>
+                <w:rFonts w:ascii="Arial" w:hAnsi="Arial"/>
+                <w:color w:val="1F2937"/>
+                <w:sz w:val="16"/>
+              </w:rPr>
+              <w:t>2h</w:t>
+            </w:r>
+          </w:p>
+        </w:tc>
+        <w:tc>
+          <w:tcPr>
+            <w:tcW w:type="dxa" w:w="1296"/>
+            <w:shd w:fill="F8F9FA"/>
+            <w:tcMar>
+              <w:top w:w="60" w:type="dxa"/>
+              <w:bottom w:w="60" w:type="dxa"/>
+              <w:left w:w="80" w:type="dxa"/>
+              <w:right w:w="80" w:type="dxa"/>
+            </w:tcMar>
+          </w:tcPr>
+          <w:p>
+            <w:pPr>
+              <w:spacing w:after="0"/>
+            </w:pPr>
+            <w:r>
+              <w:rPr>
+                <w:rFonts w:ascii="Arial" w:hAnsi="Arial"/>
+                <w:color w:val="1F2937"/>
+                <w:sz w:val="16"/>
+              </w:rPr>
+              <w:t>Desarrollador 5</w:t>
+            </w:r>
+          </w:p>
+        </w:tc>
+      </w:tr>
+      <w:tr>
+        <w:tc>
+          <w:tcPr>
+            <w:tcW w:type="dxa" w:w="936"/>
+            <w:shd w:fill="FFFFFF"/>
+            <w:tcMar>
+              <w:top w:w="60" w:type="dxa"/>
+              <w:bottom w:w="60" w:type="dxa"/>
+              <w:left w:w="80" w:type="dxa"/>
+              <w:right w:w="80" w:type="dxa"/>
+            </w:tcMar>
+          </w:tcPr>
+          <w:p>
+            <w:pPr>
+              <w:spacing w:after="0"/>
+            </w:pPr>
+            <w:r>
+              <w:rPr>
+                <w:rFonts w:ascii="Arial" w:hAnsi="Arial"/>
+                <w:color w:val="1F2937"/>
+                <w:sz w:val="16"/>
+              </w:rPr>
+              <w:t>SUB-20</w:t>
+            </w:r>
+          </w:p>
+        </w:tc>
+        <w:tc>
+          <w:tcPr>
+            <w:tcW w:type="dxa" w:w="1368"/>
+            <w:shd w:fill="FFFFFF"/>
+            <w:tcMar>
+              <w:top w:w="60" w:type="dxa"/>
+              <w:bottom w:w="60" w:type="dxa"/>
+              <w:left w:w="80" w:type="dxa"/>
+              <w:right w:w="80" w:type="dxa"/>
+            </w:tcMar>
+          </w:tcPr>
+          <w:p>
+            <w:pPr>
+              <w:spacing w:after="0"/>
+            </w:pPr>
+            <w:r>
+              <w:rPr>
+                <w:rFonts w:ascii="Arial" w:hAnsi="Arial"/>
+                <w:color w:val="1F2937"/>
+                <w:sz w:val="16"/>
+              </w:rPr>
+              <w:t>HU-05</w:t>
+            </w:r>
+          </w:p>
+        </w:tc>
+        <w:tc>
+          <w:tcPr>
+            <w:tcW w:type="dxa" w:w="3888"/>
+            <w:shd w:fill="FFFFFF"/>
+            <w:tcMar>
+              <w:top w:w="60" w:type="dxa"/>
+              <w:bottom w:w="60" w:type="dxa"/>
+              <w:left w:w="80" w:type="dxa"/>
+              <w:right w:w="80" w:type="dxa"/>
+            </w:tcMar>
+          </w:tcPr>
+          <w:p>
+            <w:pPr>
+              <w:spacing w:after="0"/>
+            </w:pPr>
+            <w:r>
+              <w:rPr>
+                <w:rFonts w:ascii="Arial" w:hAnsi="Arial"/>
+                <w:color w:val="1F2937"/>
+                <w:sz w:val="16"/>
+              </w:rPr>
+              <w:t>Programar event listener en selector de método de pago para desplegar tarjeta Yape del proveedor</w:t>
+            </w:r>
+          </w:p>
+        </w:tc>
+        <w:tc>
+          <w:tcPr>
+            <w:tcW w:type="dxa" w:w="1224"/>
+            <w:shd w:fill="FFFFFF"/>
+            <w:tcMar>
+              <w:top w:w="60" w:type="dxa"/>
+              <w:bottom w:w="60" w:type="dxa"/>
+              <w:left w:w="80" w:type="dxa"/>
+              <w:right w:w="80" w:type="dxa"/>
+            </w:tcMar>
+          </w:tcPr>
+          <w:p>
+            <w:pPr>
+              <w:spacing w:after="0"/>
+            </w:pPr>
+            <w:r>
+              <w:rPr>
+                <w:rFonts w:ascii="Arial" w:hAnsi="Arial"/>
+                <w:color w:val="1F2937"/>
+                <w:sz w:val="16"/>
+              </w:rPr>
+              <w:t>Codificación</w:t>
+            </w:r>
+          </w:p>
+        </w:tc>
+        <w:tc>
+          <w:tcPr>
+            <w:tcW w:type="dxa" w:w="648"/>
+            <w:shd w:fill="FFFFFF"/>
+            <w:tcMar>
+              <w:top w:w="60" w:type="dxa"/>
+              <w:bottom w:w="60" w:type="dxa"/>
+              <w:left w:w="80" w:type="dxa"/>
+              <w:right w:w="80" w:type="dxa"/>
+            </w:tcMar>
+          </w:tcPr>
+          <w:p>
+            <w:pPr>
+              <w:spacing w:after="0"/>
+              <w:jc w:val="right"/>
+            </w:pPr>
+            <w:r>
+              <w:rPr>
+                <w:rFonts w:ascii="Arial" w:hAnsi="Arial"/>
+                <w:color w:val="1F2937"/>
+                <w:sz w:val="16"/>
+              </w:rPr>
+              <w:t>2h</w:t>
+            </w:r>
+          </w:p>
+        </w:tc>
+        <w:tc>
+          <w:tcPr>
+            <w:tcW w:type="dxa" w:w="1296"/>
+            <w:shd w:fill="FFFFFF"/>
+            <w:tcMar>
+              <w:top w:w="60" w:type="dxa"/>
+              <w:bottom w:w="60" w:type="dxa"/>
+              <w:left w:w="80" w:type="dxa"/>
+              <w:right w:w="80" w:type="dxa"/>
+            </w:tcMar>
+          </w:tcPr>
+          <w:p>
+            <w:pPr>
+              <w:spacing w:after="0"/>
+            </w:pPr>
+            <w:r>
+              <w:rPr>
+                <w:rFonts w:ascii="Arial" w:hAnsi="Arial"/>
+                <w:color w:val="1F2937"/>
+                <w:sz w:val="16"/>
+              </w:rPr>
+              <w:t>Desarrollador 3</w:t>
+            </w:r>
+          </w:p>
+        </w:tc>
+      </w:tr>
+      <w:tr>
+        <w:tc>
+          <w:tcPr>
+            <w:tcW w:type="dxa" w:w="936"/>
+            <w:shd w:fill="F8F9FA"/>
+            <w:tcMar>
+              <w:top w:w="60" w:type="dxa"/>
+              <w:bottom w:w="60" w:type="dxa"/>
+              <w:left w:w="80" w:type="dxa"/>
+              <w:right w:w="80" w:type="dxa"/>
+            </w:tcMar>
+          </w:tcPr>
+          <w:p>
+            <w:pPr>
+              <w:spacing w:after="0"/>
+            </w:pPr>
+            <w:r>
+              <w:rPr>
+                <w:rFonts w:ascii="Arial" w:hAnsi="Arial"/>
+                <w:color w:val="1F2937"/>
+                <w:sz w:val="16"/>
+              </w:rPr>
+              <w:t>SUB-21</w:t>
+            </w:r>
+          </w:p>
+        </w:tc>
+        <w:tc>
+          <w:tcPr>
+            <w:tcW w:type="dxa" w:w="1368"/>
+            <w:shd w:fill="F8F9FA"/>
+            <w:tcMar>
+              <w:top w:w="60" w:type="dxa"/>
+              <w:bottom w:w="60" w:type="dxa"/>
+              <w:left w:w="80" w:type="dxa"/>
+              <w:right w:w="80" w:type="dxa"/>
+            </w:tcMar>
+          </w:tcPr>
+          <w:p>
+            <w:pPr>
+              <w:spacing w:after="0"/>
+            </w:pPr>
+            <w:r>
+              <w:rPr>
+                <w:rFonts w:ascii="Arial" w:hAnsi="Arial"/>
+                <w:color w:val="1F2937"/>
+                <w:sz w:val="16"/>
+              </w:rPr>
+              <w:t>HU-05</w:t>
+            </w:r>
+          </w:p>
+        </w:tc>
+        <w:tc>
+          <w:tcPr>
+            <w:tcW w:type="dxa" w:w="3888"/>
+            <w:shd w:fill="F8F9FA"/>
+            <w:tcMar>
+              <w:top w:w="60" w:type="dxa"/>
+              <w:bottom w:w="60" w:type="dxa"/>
+              <w:left w:w="80" w:type="dxa"/>
+              <w:right w:w="80" w:type="dxa"/>
+            </w:tcMar>
+          </w:tcPr>
+          <w:p>
+            <w:pPr>
+              <w:spacing w:after="0"/>
+            </w:pPr>
+            <w:r>
+              <w:rPr>
+                <w:rFonts w:ascii="Arial" w:hAnsi="Arial"/>
+                <w:color w:val="1F2937"/>
+                <w:sz w:val="16"/>
+              </w:rPr>
+              <w:t>Implementar algoritmo matemático de redondeo de céntimos en efectivo bajo Ley N° 29571 / BCRP</w:t>
+            </w:r>
+          </w:p>
+        </w:tc>
+        <w:tc>
+          <w:tcPr>
+            <w:tcW w:type="dxa" w:w="1224"/>
+            <w:shd w:fill="F8F9FA"/>
+            <w:tcMar>
+              <w:top w:w="60" w:type="dxa"/>
+              <w:bottom w:w="60" w:type="dxa"/>
+              <w:left w:w="80" w:type="dxa"/>
+              <w:right w:w="80" w:type="dxa"/>
+            </w:tcMar>
+          </w:tcPr>
+          <w:p>
+            <w:pPr>
+              <w:spacing w:after="0"/>
+            </w:pPr>
+            <w:r>
+              <w:rPr>
+                <w:rFonts w:ascii="Arial" w:hAnsi="Arial"/>
+                <w:color w:val="1F2937"/>
+                <w:sz w:val="16"/>
+              </w:rPr>
+              <w:t>Codificación</w:t>
+            </w:r>
+          </w:p>
+        </w:tc>
+        <w:tc>
+          <w:tcPr>
+            <w:tcW w:type="dxa" w:w="648"/>
+            <w:shd w:fill="F8F9FA"/>
+            <w:tcMar>
+              <w:top w:w="60" w:type="dxa"/>
+              <w:bottom w:w="60" w:type="dxa"/>
+              <w:left w:w="80" w:type="dxa"/>
+              <w:right w:w="80" w:type="dxa"/>
+            </w:tcMar>
+          </w:tcPr>
+          <w:p>
+            <w:pPr>
+              <w:spacing w:after="0"/>
+              <w:jc w:val="right"/>
+            </w:pPr>
+            <w:r>
+              <w:rPr>
+                <w:rFonts w:ascii="Arial" w:hAnsi="Arial"/>
+                <w:color w:val="1F2937"/>
+                <w:sz w:val="16"/>
+              </w:rPr>
+              <w:t>2h</w:t>
+            </w:r>
+          </w:p>
+        </w:tc>
+        <w:tc>
+          <w:tcPr>
+            <w:tcW w:type="dxa" w:w="1296"/>
+            <w:shd w:fill="F8F9FA"/>
+            <w:tcMar>
+              <w:top w:w="60" w:type="dxa"/>
+              <w:bottom w:w="60" w:type="dxa"/>
+              <w:left w:w="80" w:type="dxa"/>
+              <w:right w:w="80" w:type="dxa"/>
+            </w:tcMar>
+          </w:tcPr>
+          <w:p>
+            <w:pPr>
+              <w:spacing w:after="0"/>
+            </w:pPr>
+            <w:r>
+              <w:rPr>
+                <w:rFonts w:ascii="Arial" w:hAnsi="Arial"/>
+                <w:color w:val="1F2937"/>
+                <w:sz w:val="16"/>
+              </w:rPr>
+              <w:t>Desarrollador 3</w:t>
+            </w:r>
+          </w:p>
+        </w:tc>
+      </w:tr>
+      <w:tr>
+        <w:tc>
+          <w:tcPr>
+            <w:tcW w:type="dxa" w:w="936"/>
+            <w:shd w:fill="FFFFFF"/>
+            <w:tcMar>
+              <w:top w:w="60" w:type="dxa"/>
+              <w:bottom w:w="60" w:type="dxa"/>
+              <w:left w:w="80" w:type="dxa"/>
+              <w:right w:w="80" w:type="dxa"/>
+            </w:tcMar>
+          </w:tcPr>
+          <w:p>
+            <w:pPr>
+              <w:spacing w:after="0"/>
+            </w:pPr>
+            <w:r>
+              <w:rPr>
+                <w:rFonts w:ascii="Arial" w:hAnsi="Arial"/>
+                <w:color w:val="1F2937"/>
+                <w:sz w:val="16"/>
+              </w:rPr>
+              <w:t>SUB-22</w:t>
+            </w:r>
+          </w:p>
+        </w:tc>
+        <w:tc>
+          <w:tcPr>
+            <w:tcW w:type="dxa" w:w="1368"/>
+            <w:shd w:fill="FFFFFF"/>
+            <w:tcMar>
+              <w:top w:w="60" w:type="dxa"/>
+              <w:bottom w:w="60" w:type="dxa"/>
+              <w:left w:w="80" w:type="dxa"/>
+              <w:right w:w="80" w:type="dxa"/>
+            </w:tcMar>
+          </w:tcPr>
+          <w:p>
+            <w:pPr>
+              <w:spacing w:after="0"/>
+            </w:pPr>
+            <w:r>
+              <w:rPr>
+                <w:rFonts w:ascii="Arial" w:hAnsi="Arial"/>
+                <w:color w:val="1F2937"/>
+                <w:sz w:val="16"/>
+              </w:rPr>
+              <w:t>HU-05</w:t>
+            </w:r>
+          </w:p>
+        </w:tc>
+        <w:tc>
+          <w:tcPr>
+            <w:tcW w:type="dxa" w:w="3888"/>
+            <w:shd w:fill="FFFFFF"/>
+            <w:tcMar>
+              <w:top w:w="60" w:type="dxa"/>
+              <w:bottom w:w="60" w:type="dxa"/>
+              <w:left w:w="80" w:type="dxa"/>
+              <w:right w:w="80" w:type="dxa"/>
+            </w:tcMar>
+          </w:tcPr>
+          <w:p>
+            <w:pPr>
+              <w:spacing w:after="0"/>
+            </w:pPr>
+            <w:r>
+              <w:rPr>
+                <w:rFonts w:ascii="Arial" w:hAnsi="Arial"/>
+                <w:color w:val="1F2937"/>
+                <w:sz w:val="16"/>
+              </w:rPr>
+              <w:t>Codificar lógica reactiva de cálculo de vuelto en efectivo según monto en input cashReceived</w:t>
+            </w:r>
+          </w:p>
+        </w:tc>
+        <w:tc>
+          <w:tcPr>
+            <w:tcW w:type="dxa" w:w="1224"/>
+            <w:shd w:fill="FFFFFF"/>
+            <w:tcMar>
+              <w:top w:w="60" w:type="dxa"/>
+              <w:bottom w:w="60" w:type="dxa"/>
+              <w:left w:w="80" w:type="dxa"/>
+              <w:right w:w="80" w:type="dxa"/>
+            </w:tcMar>
+          </w:tcPr>
+          <w:p>
+            <w:pPr>
+              <w:spacing w:after="0"/>
+            </w:pPr>
+            <w:r>
+              <w:rPr>
+                <w:rFonts w:ascii="Arial" w:hAnsi="Arial"/>
+                <w:color w:val="1F2937"/>
+                <w:sz w:val="16"/>
+              </w:rPr>
+              <w:t>Codificación</w:t>
+            </w:r>
+          </w:p>
+        </w:tc>
+        <w:tc>
+          <w:tcPr>
+            <w:tcW w:type="dxa" w:w="648"/>
+            <w:shd w:fill="FFFFFF"/>
+            <w:tcMar>
+              <w:top w:w="60" w:type="dxa"/>
+              <w:bottom w:w="60" w:type="dxa"/>
+              <w:left w:w="80" w:type="dxa"/>
+              <w:right w:w="80" w:type="dxa"/>
+            </w:tcMar>
+          </w:tcPr>
+          <w:p>
+            <w:pPr>
+              <w:spacing w:after="0"/>
+              <w:jc w:val="right"/>
+            </w:pPr>
+            <w:r>
+              <w:rPr>
+                <w:rFonts w:ascii="Arial" w:hAnsi="Arial"/>
+                <w:color w:val="1F2937"/>
+                <w:sz w:val="16"/>
+              </w:rPr>
+              <w:t>2h</w:t>
+            </w:r>
+          </w:p>
+        </w:tc>
+        <w:tc>
+          <w:tcPr>
+            <w:tcW w:type="dxa" w:w="1296"/>
+            <w:shd w:fill="FFFFFF"/>
+            <w:tcMar>
+              <w:top w:w="60" w:type="dxa"/>
+              <w:bottom w:w="60" w:type="dxa"/>
+              <w:left w:w="80" w:type="dxa"/>
+              <w:right w:w="80" w:type="dxa"/>
+            </w:tcMar>
+          </w:tcPr>
+          <w:p>
+            <w:pPr>
+              <w:spacing w:after="0"/>
+            </w:pPr>
+            <w:r>
+              <w:rPr>
+                <w:rFonts w:ascii="Arial" w:hAnsi="Arial"/>
+                <w:color w:val="1F2937"/>
+                <w:sz w:val="16"/>
+              </w:rPr>
+              <w:t>Desarrollador 4</w:t>
+            </w:r>
+          </w:p>
+        </w:tc>
+      </w:tr>
+      <w:tr>
+        <w:tc>
+          <w:tcPr>
+            <w:tcW w:type="dxa" w:w="936"/>
+            <w:shd w:fill="F8F9FA"/>
+            <w:tcMar>
+              <w:top w:w="60" w:type="dxa"/>
+              <w:bottom w:w="60" w:type="dxa"/>
+              <w:left w:w="80" w:type="dxa"/>
+              <w:right w:w="80" w:type="dxa"/>
+            </w:tcMar>
+          </w:tcPr>
+          <w:p>
+            <w:pPr>
+              <w:spacing w:after="0"/>
+            </w:pPr>
+            <w:r>
+              <w:rPr>
+                <w:rFonts w:ascii="Arial" w:hAnsi="Arial"/>
+                <w:color w:val="1F2937"/>
+                <w:sz w:val="16"/>
+              </w:rPr>
+              <w:t>SUB-23</w:t>
+            </w:r>
+          </w:p>
+        </w:tc>
+        <w:tc>
+          <w:tcPr>
+            <w:tcW w:type="dxa" w:w="1368"/>
+            <w:shd w:fill="F8F9FA"/>
+            <w:tcMar>
+              <w:top w:w="60" w:type="dxa"/>
+              <w:bottom w:w="60" w:type="dxa"/>
+              <w:left w:w="80" w:type="dxa"/>
+              <w:right w:w="80" w:type="dxa"/>
+            </w:tcMar>
+          </w:tcPr>
+          <w:p>
+            <w:pPr>
+              <w:spacing w:after="0"/>
+            </w:pPr>
+            <w:r>
+              <w:rPr>
+                <w:rFonts w:ascii="Arial" w:hAnsi="Arial"/>
+                <w:color w:val="1F2937"/>
+                <w:sz w:val="16"/>
+              </w:rPr>
+              <w:t>HU-05</w:t>
+            </w:r>
+          </w:p>
+        </w:tc>
+        <w:tc>
+          <w:tcPr>
+            <w:tcW w:type="dxa" w:w="3888"/>
+            <w:shd w:fill="F8F9FA"/>
+            <w:tcMar>
+              <w:top w:w="60" w:type="dxa"/>
+              <w:bottom w:w="60" w:type="dxa"/>
+              <w:left w:w="80" w:type="dxa"/>
+              <w:right w:w="80" w:type="dxa"/>
+            </w:tcMar>
+          </w:tcPr>
+          <w:p>
+            <w:pPr>
+              <w:spacing w:after="0"/>
+            </w:pPr>
+            <w:r>
+              <w:rPr>
+                <w:rFonts w:ascii="Arial" w:hAnsi="Arial"/>
+                <w:color w:val="1F2937"/>
+                <w:sz w:val="16"/>
+              </w:rPr>
+              <w:t>Programar módulo de carga de foto de voucher con FileReader y modal de comprobante archivado</w:t>
+            </w:r>
+          </w:p>
+        </w:tc>
+        <w:tc>
+          <w:tcPr>
+            <w:tcW w:type="dxa" w:w="1224"/>
+            <w:shd w:fill="F8F9FA"/>
+            <w:tcMar>
+              <w:top w:w="60" w:type="dxa"/>
+              <w:bottom w:w="60" w:type="dxa"/>
+              <w:left w:w="80" w:type="dxa"/>
+              <w:right w:w="80" w:type="dxa"/>
+            </w:tcMar>
+          </w:tcPr>
+          <w:p>
+            <w:pPr>
+              <w:spacing w:after="0"/>
+            </w:pPr>
+            <w:r>
+              <w:rPr>
+                <w:rFonts w:ascii="Arial" w:hAnsi="Arial"/>
+                <w:color w:val="1F2937"/>
+                <w:sz w:val="16"/>
+              </w:rPr>
+              <w:t>Codificación</w:t>
+            </w:r>
+          </w:p>
+        </w:tc>
+        <w:tc>
+          <w:tcPr>
+            <w:tcW w:type="dxa" w:w="648"/>
             <w:shd w:fill="F8F9FA"/>
             <w:tcMar>
               <w:top w:w="60" w:type="dxa"/>
@@ -2338,7 +5455,7 @@
                 <w:color w:val="1F2937"/>
                 <w:sz w:val="16"/>
               </w:rPr>
-              <w:t>Full-Stack Dev 2</w:t>
+              <w:t>Desarrollador 2</w:t>
             </w:r>
           </w:p>
         </w:tc>
@@ -2346,7 +5463,7 @@
       <w:tr>
         <w:tc>
           <w:tcPr>
-            <w:tcW w:type="dxa" w:w="1152"/>
+            <w:tcW w:type="dxa" w:w="936"/>
             <w:shd w:fill="FFFFFF"/>
             <w:tcMar>
               <w:top w:w="60" w:type="dxa"/>
@@ -2365,13 +5482,13 @@
                 <w:color w:val="1F2937"/>
                 <w:sz w:val="16"/>
               </w:rPr>
-              <w:t>SUB-08</w:t>
+              <w:t>SUB-24</w:t>
             </w:r>
           </w:p>
         </w:tc>
         <w:tc>
           <w:tcPr>
-            <w:tcW w:type="dxa" w:w="1440"/>
+            <w:tcW w:type="dxa" w:w="1368"/>
             <w:shd w:fill="FFFFFF"/>
             <w:tcMar>
               <w:top w:w="60" w:type="dxa"/>
@@ -2390,13 +5507,13 @@
                 <w:color w:val="1F2937"/>
                 <w:sz w:val="16"/>
               </w:rPr>
-              <w:t>HU-04</w:t>
+              <w:t>HU-05</w:t>
             </w:r>
           </w:p>
         </w:tc>
         <w:tc>
           <w:tcPr>
-            <w:tcW w:type="dxa" w:w="3168"/>
+            <w:tcW w:type="dxa" w:w="3888"/>
             <w:shd w:fill="FFFFFF"/>
             <w:tcMar>
               <w:top w:w="60" w:type="dxa"/>
@@ -2415,13 +5532,13 @@
                 <w:color w:val="1F2937"/>
                 <w:sz w:val="16"/>
               </w:rPr>
-              <w:t>Módulo de registro de proveedores con billetera Yape</w:t>
+              <w:t>Ejecutar suite de pruebas de liquidación en efectivo (S/ 500.35 -&gt; S/ 500.30 y vuelto S/ 9.70) y Yape</w:t>
             </w:r>
           </w:p>
         </w:tc>
         <w:tc>
           <w:tcPr>
-            <w:tcW w:type="dxa" w:w="1584"/>
+            <w:tcW w:type="dxa" w:w="1224"/>
             <w:shd w:fill="FFFFFF"/>
             <w:tcMar>
               <w:top w:w="60" w:type="dxa"/>
@@ -2440,13 +5557,13 @@
                 <w:color w:val="1F2937"/>
                 <w:sz w:val="16"/>
               </w:rPr>
-              <w:t>Codificación</w:t>
+              <w:t>Test</w:t>
             </w:r>
           </w:p>
         </w:tc>
         <w:tc>
           <w:tcPr>
-            <w:tcW w:type="dxa" w:w="720"/>
+            <w:tcW w:type="dxa" w:w="648"/>
             <w:shd w:fill="FFFFFF"/>
             <w:tcMar>
               <w:top w:w="60" w:type="dxa"/>
@@ -2466,7 +5583,7 @@
                 <w:color w:val="1F2937"/>
                 <w:sz w:val="16"/>
               </w:rPr>
-              <w:t>3h</w:t>
+              <w:t>2h</w:t>
             </w:r>
           </w:p>
         </w:tc>
@@ -2491,7 +5608,7 @@
                 <w:color w:val="1F2937"/>
                 <w:sz w:val="16"/>
               </w:rPr>
-              <w:t>Full-Stack Dev 1</w:t>
+              <w:t>Desarrollador 5</w:t>
             </w:r>
           </w:p>
         </w:tc>
@@ -2499,7 +5616,7 @@
       <w:tr>
         <w:tc>
           <w:tcPr>
-            <w:tcW w:type="dxa" w:w="1152"/>
+            <w:tcW w:type="dxa" w:w="936"/>
             <w:shd w:fill="F8F9FA"/>
             <w:tcMar>
               <w:top w:w="60" w:type="dxa"/>
@@ -2518,13 +5635,13 @@
                 <w:color w:val="1F2937"/>
                 <w:sz w:val="16"/>
               </w:rPr>
-              <w:t>SUB-09</w:t>
+              <w:t>SUB-25</w:t>
             </w:r>
           </w:p>
         </w:tc>
         <w:tc>
           <w:tcPr>
-            <w:tcW w:type="dxa" w:w="1440"/>
+            <w:tcW w:type="dxa" w:w="1368"/>
             <w:shd w:fill="F8F9FA"/>
             <w:tcMar>
               <w:top w:w="60" w:type="dxa"/>
@@ -2543,13 +5660,13 @@
                 <w:color w:val="1F2937"/>
                 <w:sz w:val="16"/>
               </w:rPr>
-              <w:t>HU-04</w:t>
+              <w:t>Transversal</w:t>
             </w:r>
           </w:p>
         </w:tc>
         <w:tc>
           <w:tcPr>
-            <w:tcW w:type="dxa" w:w="3168"/>
+            <w:tcW w:type="dxa" w:w="3888"/>
             <w:shd w:fill="F8F9FA"/>
             <w:tcMar>
               <w:top w:w="60" w:type="dxa"/>
@@ -2568,13 +5685,13 @@
                 <w:color w:val="1F2937"/>
                 <w:sz w:val="16"/>
               </w:rPr>
-              <w:t>Almacenamiento dinámico de nuevos tipos de gasto por Gerencia</w:t>
+              <w:t>Realizar auditoría de restricciones de diseño UX en frontend (0 emojis, sin viñetas IA, paleta 3 colores)</w:t>
             </w:r>
           </w:p>
         </w:tc>
         <w:tc>
           <w:tcPr>
-            <w:tcW w:type="dxa" w:w="1584"/>
+            <w:tcW w:type="dxa" w:w="1224"/>
             <w:shd w:fill="F8F9FA"/>
             <w:tcMar>
               <w:top w:w="60" w:type="dxa"/>
@@ -2593,13 +5710,13 @@
                 <w:color w:val="1F2937"/>
                 <w:sz w:val="16"/>
               </w:rPr>
-              <w:t>Codificación</w:t>
+              <w:t>Test</w:t>
             </w:r>
           </w:p>
         </w:tc>
         <w:tc>
           <w:tcPr>
-            <w:tcW w:type="dxa" w:w="720"/>
+            <w:tcW w:type="dxa" w:w="648"/>
             <w:shd w:fill="F8F9FA"/>
             <w:tcMar>
               <w:top w:w="60" w:type="dxa"/>
@@ -2644,7 +5761,7 @@
                 <w:color w:val="1F2937"/>
                 <w:sz w:val="16"/>
               </w:rPr>
-              <w:t>Full-Stack Dev 1</w:t>
+              <w:t>Desarrollador 5</w:t>
             </w:r>
           </w:p>
         </w:tc>
@@ -2652,7 +5769,7 @@
       <w:tr>
         <w:tc>
           <w:tcPr>
-            <w:tcW w:type="dxa" w:w="1152"/>
+            <w:tcW w:type="dxa" w:w="936"/>
             <w:shd w:fill="FFFFFF"/>
             <w:tcMar>
               <w:top w:w="60" w:type="dxa"/>
@@ -2671,13 +5788,13 @@
                 <w:color w:val="1F2937"/>
                 <w:sz w:val="16"/>
               </w:rPr>
-              <w:t>SUB-10</w:t>
+              <w:t>SUB-26</w:t>
             </w:r>
           </w:p>
         </w:tc>
         <w:tc>
           <w:tcPr>
-            <w:tcW w:type="dxa" w:w="1440"/>
+            <w:tcW w:type="dxa" w:w="1368"/>
             <w:shd w:fill="FFFFFF"/>
             <w:tcMar>
               <w:top w:w="60" w:type="dxa"/>
@@ -2696,13 +5813,13 @@
                 <w:color w:val="1F2937"/>
                 <w:sz w:val="16"/>
               </w:rPr>
-              <w:t>HU-04</w:t>
+              <w:t>Transversal</w:t>
             </w:r>
           </w:p>
         </w:tc>
         <w:tc>
           <w:tcPr>
-            <w:tcW w:type="dxa" w:w="3168"/>
+            <w:tcW w:type="dxa" w:w="3888"/>
             <w:shd w:fill="FFFFFF"/>
             <w:tcMar>
               <w:top w:w="60" w:type="dxa"/>
@@ -2721,13 +5838,13 @@
                 <w:color w:val="1F2937"/>
                 <w:sz w:val="16"/>
               </w:rPr>
-              <w:t>Modal de consulta del catálogo de proveedores aprobados</w:t>
+              <w:t>Automatizar captura de evidencias con script Puppeteer y compilar documentos Word/Markdown</w:t>
             </w:r>
           </w:p>
         </w:tc>
         <w:tc>
           <w:tcPr>
-            <w:tcW w:type="dxa" w:w="1584"/>
+            <w:tcW w:type="dxa" w:w="1224"/>
             <w:shd w:fill="FFFFFF"/>
             <w:tcMar>
               <w:top w:w="60" w:type="dxa"/>
@@ -2746,13 +5863,13 @@
                 <w:color w:val="1F2937"/>
                 <w:sz w:val="16"/>
               </w:rPr>
-              <w:t>Prototipado</w:t>
+              <w:t>Implantación</w:t>
             </w:r>
           </w:p>
         </w:tc>
         <w:tc>
           <w:tcPr>
-            <w:tcW w:type="dxa" w:w="720"/>
+            <w:tcW w:type="dxa" w:w="648"/>
             <w:shd w:fill="FFFFFF"/>
             <w:tcMar>
               <w:top w:w="60" w:type="dxa"/>
@@ -2797,1537 +5914,7 @@
                 <w:color w:val="1F2937"/>
                 <w:sz w:val="16"/>
               </w:rPr>
-              <w:t>Full-Stack Dev 2</w:t>
-            </w:r>
-          </w:p>
-        </w:tc>
-      </w:tr>
-      <w:tr>
-        <w:tc>
-          <w:tcPr>
-            <w:tcW w:type="dxa" w:w="1152"/>
-            <w:shd w:fill="F8F9FA"/>
-            <w:tcMar>
-              <w:top w:w="60" w:type="dxa"/>
-              <w:bottom w:w="60" w:type="dxa"/>
-              <w:left w:w="80" w:type="dxa"/>
-              <w:right w:w="80" w:type="dxa"/>
-            </w:tcMar>
-          </w:tcPr>
-          <w:p>
-            <w:pPr>
-              <w:spacing w:after="0"/>
-            </w:pPr>
-            <w:r>
-              <w:rPr>
-                <w:rFonts w:ascii="Arial" w:hAnsi="Arial"/>
-                <w:color w:val="1F2937"/>
-                <w:sz w:val="16"/>
-              </w:rPr>
-              <w:t>SUB-11</w:t>
-            </w:r>
-          </w:p>
-        </w:tc>
-        <w:tc>
-          <w:tcPr>
-            <w:tcW w:type="dxa" w:w="1440"/>
-            <w:shd w:fill="F8F9FA"/>
-            <w:tcMar>
-              <w:top w:w="60" w:type="dxa"/>
-              <w:bottom w:w="60" w:type="dxa"/>
-              <w:left w:w="80" w:type="dxa"/>
-              <w:right w:w="80" w:type="dxa"/>
-            </w:tcMar>
-          </w:tcPr>
-          <w:p>
-            <w:pPr>
-              <w:spacing w:after="0"/>
-            </w:pPr>
-            <w:r>
-              <w:rPr>
-                <w:rFonts w:ascii="Arial" w:hAnsi="Arial"/>
-                <w:color w:val="1F2937"/>
-                <w:sz w:val="16"/>
-              </w:rPr>
-              <w:t>HU-05</w:t>
-            </w:r>
-          </w:p>
-        </w:tc>
-        <w:tc>
-          <w:tcPr>
-            <w:tcW w:type="dxa" w:w="3168"/>
-            <w:shd w:fill="F8F9FA"/>
-            <w:tcMar>
-              <w:top w:w="60" w:type="dxa"/>
-              <w:bottom w:w="60" w:type="dxa"/>
-              <w:left w:w="80" w:type="dxa"/>
-              <w:right w:w="80" w:type="dxa"/>
-            </w:tcMar>
-          </w:tcPr>
-          <w:p>
-            <w:pPr>
-              <w:spacing w:after="0"/>
-            </w:pPr>
-            <w:r>
-              <w:rPr>
-                <w:rFonts w:ascii="Arial" w:hAnsi="Arial"/>
-                <w:color w:val="1F2937"/>
-                <w:sz w:val="16"/>
-              </w:rPr>
-              <w:t>Despliegue contextual de número y titular de Yape al pagar</w:t>
-            </w:r>
-          </w:p>
-        </w:tc>
-        <w:tc>
-          <w:tcPr>
-            <w:tcW w:type="dxa" w:w="1584"/>
-            <w:shd w:fill="F8F9FA"/>
-            <w:tcMar>
-              <w:top w:w="60" w:type="dxa"/>
-              <w:bottom w:w="60" w:type="dxa"/>
-              <w:left w:w="80" w:type="dxa"/>
-              <w:right w:w="80" w:type="dxa"/>
-            </w:tcMar>
-          </w:tcPr>
-          <w:p>
-            <w:pPr>
-              <w:spacing w:after="0"/>
-            </w:pPr>
-            <w:r>
-              <w:rPr>
-                <w:rFonts w:ascii="Arial" w:hAnsi="Arial"/>
-                <w:color w:val="1F2937"/>
-                <w:sz w:val="16"/>
-              </w:rPr>
-              <w:t>Codificación</w:t>
-            </w:r>
-          </w:p>
-        </w:tc>
-        <w:tc>
-          <w:tcPr>
-            <w:tcW w:type="dxa" w:w="720"/>
-            <w:shd w:fill="F8F9FA"/>
-            <w:tcMar>
-              <w:top w:w="60" w:type="dxa"/>
-              <w:bottom w:w="60" w:type="dxa"/>
-              <w:left w:w="80" w:type="dxa"/>
-              <w:right w:w="80" w:type="dxa"/>
-            </w:tcMar>
-          </w:tcPr>
-          <w:p>
-            <w:pPr>
-              <w:spacing w:after="0"/>
-              <w:jc w:val="right"/>
-            </w:pPr>
-            <w:r>
-              <w:rPr>
-                <w:rFonts w:ascii="Arial" w:hAnsi="Arial"/>
-                <w:color w:val="1F2937"/>
-                <w:sz w:val="16"/>
-              </w:rPr>
-              <w:t>2h</w:t>
-            </w:r>
-          </w:p>
-        </w:tc>
-        <w:tc>
-          <w:tcPr>
-            <w:tcW w:type="dxa" w:w="1296"/>
-            <w:shd w:fill="F8F9FA"/>
-            <w:tcMar>
-              <w:top w:w="60" w:type="dxa"/>
-              <w:bottom w:w="60" w:type="dxa"/>
-              <w:left w:w="80" w:type="dxa"/>
-              <w:right w:w="80" w:type="dxa"/>
-            </w:tcMar>
-          </w:tcPr>
-          <w:p>
-            <w:pPr>
-              <w:spacing w:after="0"/>
-            </w:pPr>
-            <w:r>
-              <w:rPr>
-                <w:rFonts w:ascii="Arial" w:hAnsi="Arial"/>
-                <w:color w:val="1F2937"/>
-                <w:sz w:val="16"/>
-              </w:rPr>
-              <w:t>Full-Stack Dev 1</w:t>
-            </w:r>
-          </w:p>
-        </w:tc>
-      </w:tr>
-      <w:tr>
-        <w:tc>
-          <w:tcPr>
-            <w:tcW w:type="dxa" w:w="1152"/>
-            <w:shd w:fill="FFFFFF"/>
-            <w:tcMar>
-              <w:top w:w="60" w:type="dxa"/>
-              <w:bottom w:w="60" w:type="dxa"/>
-              <w:left w:w="80" w:type="dxa"/>
-              <w:right w:w="80" w:type="dxa"/>
-            </w:tcMar>
-          </w:tcPr>
-          <w:p>
-            <w:pPr>
-              <w:spacing w:after="0"/>
-            </w:pPr>
-            <w:r>
-              <w:rPr>
-                <w:rFonts w:ascii="Arial" w:hAnsi="Arial"/>
-                <w:color w:val="1F2937"/>
-                <w:sz w:val="16"/>
-              </w:rPr>
-              <w:t>SUB-12</w:t>
-            </w:r>
-          </w:p>
-        </w:tc>
-        <w:tc>
-          <w:tcPr>
-            <w:tcW w:type="dxa" w:w="1440"/>
-            <w:shd w:fill="FFFFFF"/>
-            <w:tcMar>
-              <w:top w:w="60" w:type="dxa"/>
-              <w:bottom w:w="60" w:type="dxa"/>
-              <w:left w:w="80" w:type="dxa"/>
-              <w:right w:w="80" w:type="dxa"/>
-            </w:tcMar>
-          </w:tcPr>
-          <w:p>
-            <w:pPr>
-              <w:spacing w:after="0"/>
-            </w:pPr>
-            <w:r>
-              <w:rPr>
-                <w:rFonts w:ascii="Arial" w:hAnsi="Arial"/>
-                <w:color w:val="1F2937"/>
-                <w:sz w:val="16"/>
-              </w:rPr>
-              <w:t>HU-05</w:t>
-            </w:r>
-          </w:p>
-        </w:tc>
-        <w:tc>
-          <w:tcPr>
-            <w:tcW w:type="dxa" w:w="3168"/>
-            <w:shd w:fill="FFFFFF"/>
-            <w:tcMar>
-              <w:top w:w="60" w:type="dxa"/>
-              <w:bottom w:w="60" w:type="dxa"/>
-              <w:left w:w="80" w:type="dxa"/>
-              <w:right w:w="80" w:type="dxa"/>
-            </w:tcMar>
-          </w:tcPr>
-          <w:p>
-            <w:pPr>
-              <w:spacing w:after="0"/>
-            </w:pPr>
-            <w:r>
-              <w:rPr>
-                <w:rFonts w:ascii="Arial" w:hAnsi="Arial"/>
-                <w:color w:val="1F2937"/>
-                <w:sz w:val="16"/>
-              </w:rPr>
-              <w:t>Algoritmo de redondeo legal de céntimos en efectivo (Ley 29571)</w:t>
-            </w:r>
-          </w:p>
-        </w:tc>
-        <w:tc>
-          <w:tcPr>
-            <w:tcW w:type="dxa" w:w="1584"/>
-            <w:shd w:fill="FFFFFF"/>
-            <w:tcMar>
-              <w:top w:w="60" w:type="dxa"/>
-              <w:bottom w:w="60" w:type="dxa"/>
-              <w:left w:w="80" w:type="dxa"/>
-              <w:right w:w="80" w:type="dxa"/>
-            </w:tcMar>
-          </w:tcPr>
-          <w:p>
-            <w:pPr>
-              <w:spacing w:after="0"/>
-            </w:pPr>
-            <w:r>
-              <w:rPr>
-                <w:rFonts w:ascii="Arial" w:hAnsi="Arial"/>
-                <w:color w:val="1F2937"/>
-                <w:sz w:val="16"/>
-              </w:rPr>
-              <w:t>Codificación</w:t>
-            </w:r>
-          </w:p>
-        </w:tc>
-        <w:tc>
-          <w:tcPr>
-            <w:tcW w:type="dxa" w:w="720"/>
-            <w:shd w:fill="FFFFFF"/>
-            <w:tcMar>
-              <w:top w:w="60" w:type="dxa"/>
-              <w:bottom w:w="60" w:type="dxa"/>
-              <w:left w:w="80" w:type="dxa"/>
-              <w:right w:w="80" w:type="dxa"/>
-            </w:tcMar>
-          </w:tcPr>
-          <w:p>
-            <w:pPr>
-              <w:spacing w:after="0"/>
-              <w:jc w:val="right"/>
-            </w:pPr>
-            <w:r>
-              <w:rPr>
-                <w:rFonts w:ascii="Arial" w:hAnsi="Arial"/>
-                <w:color w:val="1F2937"/>
-                <w:sz w:val="16"/>
-              </w:rPr>
-              <w:t>3h</w:t>
-            </w:r>
-          </w:p>
-        </w:tc>
-        <w:tc>
-          <w:tcPr>
-            <w:tcW w:type="dxa" w:w="1296"/>
-            <w:shd w:fill="FFFFFF"/>
-            <w:tcMar>
-              <w:top w:w="60" w:type="dxa"/>
-              <w:bottom w:w="60" w:type="dxa"/>
-              <w:left w:w="80" w:type="dxa"/>
-              <w:right w:w="80" w:type="dxa"/>
-            </w:tcMar>
-          </w:tcPr>
-          <w:p>
-            <w:pPr>
-              <w:spacing w:after="0"/>
-            </w:pPr>
-            <w:r>
-              <w:rPr>
-                <w:rFonts w:ascii="Arial" w:hAnsi="Arial"/>
-                <w:color w:val="1F2937"/>
-                <w:sz w:val="16"/>
-              </w:rPr>
-              <w:t>Full-Stack Dev 1</w:t>
-            </w:r>
-          </w:p>
-        </w:tc>
-      </w:tr>
-      <w:tr>
-        <w:tc>
-          <w:tcPr>
-            <w:tcW w:type="dxa" w:w="1152"/>
-            <w:shd w:fill="F8F9FA"/>
-            <w:tcMar>
-              <w:top w:w="60" w:type="dxa"/>
-              <w:bottom w:w="60" w:type="dxa"/>
-              <w:left w:w="80" w:type="dxa"/>
-              <w:right w:w="80" w:type="dxa"/>
-            </w:tcMar>
-          </w:tcPr>
-          <w:p>
-            <w:pPr>
-              <w:spacing w:after="0"/>
-            </w:pPr>
-            <w:r>
-              <w:rPr>
-                <w:rFonts w:ascii="Arial" w:hAnsi="Arial"/>
-                <w:color w:val="1F2937"/>
-                <w:sz w:val="16"/>
-              </w:rPr>
-              <w:t>SUB-13</w:t>
-            </w:r>
-          </w:p>
-        </w:tc>
-        <w:tc>
-          <w:tcPr>
-            <w:tcW w:type="dxa" w:w="1440"/>
-            <w:shd w:fill="F8F9FA"/>
-            <w:tcMar>
-              <w:top w:w="60" w:type="dxa"/>
-              <w:bottom w:w="60" w:type="dxa"/>
-              <w:left w:w="80" w:type="dxa"/>
-              <w:right w:w="80" w:type="dxa"/>
-            </w:tcMar>
-          </w:tcPr>
-          <w:p>
-            <w:pPr>
-              <w:spacing w:after="0"/>
-            </w:pPr>
-            <w:r>
-              <w:rPr>
-                <w:rFonts w:ascii="Arial" w:hAnsi="Arial"/>
-                <w:color w:val="1F2937"/>
-                <w:sz w:val="16"/>
-              </w:rPr>
-              <w:t>HU-05</w:t>
-            </w:r>
-          </w:p>
-        </w:tc>
-        <w:tc>
-          <w:tcPr>
-            <w:tcW w:type="dxa" w:w="3168"/>
-            <w:shd w:fill="F8F9FA"/>
-            <w:tcMar>
-              <w:top w:w="60" w:type="dxa"/>
-              <w:bottom w:w="60" w:type="dxa"/>
-              <w:left w:w="80" w:type="dxa"/>
-              <w:right w:w="80" w:type="dxa"/>
-            </w:tcMar>
-          </w:tcPr>
-          <w:p>
-            <w:pPr>
-              <w:spacing w:after="0"/>
-            </w:pPr>
-            <w:r>
-              <w:rPr>
-                <w:rFonts w:ascii="Arial" w:hAnsi="Arial"/>
-                <w:color w:val="1F2937"/>
-                <w:sz w:val="16"/>
-              </w:rPr>
-              <w:t>Control de efectivo recibido y cálculo de vuelto en pantalla</w:t>
-            </w:r>
-          </w:p>
-        </w:tc>
-        <w:tc>
-          <w:tcPr>
-            <w:tcW w:type="dxa" w:w="1584"/>
-            <w:shd w:fill="F8F9FA"/>
-            <w:tcMar>
-              <w:top w:w="60" w:type="dxa"/>
-              <w:bottom w:w="60" w:type="dxa"/>
-              <w:left w:w="80" w:type="dxa"/>
-              <w:right w:w="80" w:type="dxa"/>
-            </w:tcMar>
-          </w:tcPr>
-          <w:p>
-            <w:pPr>
-              <w:spacing w:after="0"/>
-            </w:pPr>
-            <w:r>
-              <w:rPr>
-                <w:rFonts w:ascii="Arial" w:hAnsi="Arial"/>
-                <w:color w:val="1F2937"/>
-                <w:sz w:val="16"/>
-              </w:rPr>
-              <w:t>Codificación</w:t>
-            </w:r>
-          </w:p>
-        </w:tc>
-        <w:tc>
-          <w:tcPr>
-            <w:tcW w:type="dxa" w:w="720"/>
-            <w:shd w:fill="F8F9FA"/>
-            <w:tcMar>
-              <w:top w:w="60" w:type="dxa"/>
-              <w:bottom w:w="60" w:type="dxa"/>
-              <w:left w:w="80" w:type="dxa"/>
-              <w:right w:w="80" w:type="dxa"/>
-            </w:tcMar>
-          </w:tcPr>
-          <w:p>
-            <w:pPr>
-              <w:spacing w:after="0"/>
-              <w:jc w:val="right"/>
-            </w:pPr>
-            <w:r>
-              <w:rPr>
-                <w:rFonts w:ascii="Arial" w:hAnsi="Arial"/>
-                <w:color w:val="1F2937"/>
-                <w:sz w:val="16"/>
-              </w:rPr>
-              <w:t>2h</w:t>
-            </w:r>
-          </w:p>
-        </w:tc>
-        <w:tc>
-          <w:tcPr>
-            <w:tcW w:type="dxa" w:w="1296"/>
-            <w:shd w:fill="F8F9FA"/>
-            <w:tcMar>
-              <w:top w:w="60" w:type="dxa"/>
-              <w:bottom w:w="60" w:type="dxa"/>
-              <w:left w:w="80" w:type="dxa"/>
-              <w:right w:w="80" w:type="dxa"/>
-            </w:tcMar>
-          </w:tcPr>
-          <w:p>
-            <w:pPr>
-              <w:spacing w:after="0"/>
-            </w:pPr>
-            <w:r>
-              <w:rPr>
-                <w:rFonts w:ascii="Arial" w:hAnsi="Arial"/>
-                <w:color w:val="1F2937"/>
-                <w:sz w:val="16"/>
-              </w:rPr>
-              <w:t>Full-Stack Dev 2</w:t>
-            </w:r>
-          </w:p>
-        </w:tc>
-      </w:tr>
-      <w:tr>
-        <w:tc>
-          <w:tcPr>
-            <w:tcW w:type="dxa" w:w="1152"/>
-            <w:shd w:fill="FFFFFF"/>
-            <w:tcMar>
-              <w:top w:w="60" w:type="dxa"/>
-              <w:bottom w:w="60" w:type="dxa"/>
-              <w:left w:w="80" w:type="dxa"/>
-              <w:right w:w="80" w:type="dxa"/>
-            </w:tcMar>
-          </w:tcPr>
-          <w:p>
-            <w:pPr>
-              <w:spacing w:after="0"/>
-            </w:pPr>
-            <w:r>
-              <w:rPr>
-                <w:rFonts w:ascii="Arial" w:hAnsi="Arial"/>
-                <w:color w:val="1F2937"/>
-                <w:sz w:val="16"/>
-              </w:rPr>
-              <w:t>SUB-14</w:t>
-            </w:r>
-          </w:p>
-        </w:tc>
-        <w:tc>
-          <w:tcPr>
-            <w:tcW w:type="dxa" w:w="1440"/>
-            <w:shd w:fill="FFFFFF"/>
-            <w:tcMar>
-              <w:top w:w="60" w:type="dxa"/>
-              <w:bottom w:w="60" w:type="dxa"/>
-              <w:left w:w="80" w:type="dxa"/>
-              <w:right w:w="80" w:type="dxa"/>
-            </w:tcMar>
-          </w:tcPr>
-          <w:p>
-            <w:pPr>
-              <w:spacing w:after="0"/>
-            </w:pPr>
-            <w:r>
-              <w:rPr>
-                <w:rFonts w:ascii="Arial" w:hAnsi="Arial"/>
-                <w:color w:val="1F2937"/>
-                <w:sz w:val="16"/>
-              </w:rPr>
-              <w:t>HU-05</w:t>
-            </w:r>
-          </w:p>
-        </w:tc>
-        <w:tc>
-          <w:tcPr>
-            <w:tcW w:type="dxa" w:w="3168"/>
-            <w:shd w:fill="FFFFFF"/>
-            <w:tcMar>
-              <w:top w:w="60" w:type="dxa"/>
-              <w:bottom w:w="60" w:type="dxa"/>
-              <w:left w:w="80" w:type="dxa"/>
-              <w:right w:w="80" w:type="dxa"/>
-            </w:tcMar>
-          </w:tcPr>
-          <w:p>
-            <w:pPr>
-              <w:spacing w:after="0"/>
-            </w:pPr>
-            <w:r>
-              <w:rPr>
-                <w:rFonts w:ascii="Arial" w:hAnsi="Arial"/>
-                <w:color w:val="1F2937"/>
-                <w:sz w:val="16"/>
-              </w:rPr>
-              <w:t>Carga y previsualización de foto de voucher/comprobante</w:t>
-            </w:r>
-          </w:p>
-        </w:tc>
-        <w:tc>
-          <w:tcPr>
-            <w:tcW w:type="dxa" w:w="1584"/>
-            <w:shd w:fill="FFFFFF"/>
-            <w:tcMar>
-              <w:top w:w="60" w:type="dxa"/>
-              <w:bottom w:w="60" w:type="dxa"/>
-              <w:left w:w="80" w:type="dxa"/>
-              <w:right w:w="80" w:type="dxa"/>
-            </w:tcMar>
-          </w:tcPr>
-          <w:p>
-            <w:pPr>
-              <w:spacing w:after="0"/>
-            </w:pPr>
-            <w:r>
-              <w:rPr>
-                <w:rFonts w:ascii="Arial" w:hAnsi="Arial"/>
-                <w:color w:val="1F2937"/>
-                <w:sz w:val="16"/>
-              </w:rPr>
-              <w:t>Codificación</w:t>
-            </w:r>
-          </w:p>
-        </w:tc>
-        <w:tc>
-          <w:tcPr>
-            <w:tcW w:type="dxa" w:w="720"/>
-            <w:shd w:fill="FFFFFF"/>
-            <w:tcMar>
-              <w:top w:w="60" w:type="dxa"/>
-              <w:bottom w:w="60" w:type="dxa"/>
-              <w:left w:w="80" w:type="dxa"/>
-              <w:right w:w="80" w:type="dxa"/>
-            </w:tcMar>
-          </w:tcPr>
-          <w:p>
-            <w:pPr>
-              <w:spacing w:after="0"/>
-              <w:jc w:val="right"/>
-            </w:pPr>
-            <w:r>
-              <w:rPr>
-                <w:rFonts w:ascii="Arial" w:hAnsi="Arial"/>
-                <w:color w:val="1F2937"/>
-                <w:sz w:val="16"/>
-              </w:rPr>
-              <w:t>3h</w:t>
-            </w:r>
-          </w:p>
-        </w:tc>
-        <w:tc>
-          <w:tcPr>
-            <w:tcW w:type="dxa" w:w="1296"/>
-            <w:shd w:fill="FFFFFF"/>
-            <w:tcMar>
-              <w:top w:w="60" w:type="dxa"/>
-              <w:bottom w:w="60" w:type="dxa"/>
-              <w:left w:w="80" w:type="dxa"/>
-              <w:right w:w="80" w:type="dxa"/>
-            </w:tcMar>
-          </w:tcPr>
-          <w:p>
-            <w:pPr>
-              <w:spacing w:after="0"/>
-            </w:pPr>
-            <w:r>
-              <w:rPr>
-                <w:rFonts w:ascii="Arial" w:hAnsi="Arial"/>
-                <w:color w:val="1F2937"/>
-                <w:sz w:val="16"/>
-              </w:rPr>
-              <w:t>Full-Stack Dev 2</w:t>
-            </w:r>
-          </w:p>
-        </w:tc>
-      </w:tr>
-      <w:tr>
-        <w:tc>
-          <w:tcPr>
-            <w:tcW w:type="dxa" w:w="1152"/>
-            <w:shd w:fill="F8F9FA"/>
-            <w:tcMar>
-              <w:top w:w="60" w:type="dxa"/>
-              <w:bottom w:w="60" w:type="dxa"/>
-              <w:left w:w="80" w:type="dxa"/>
-              <w:right w:w="80" w:type="dxa"/>
-            </w:tcMar>
-          </w:tcPr>
-          <w:p>
-            <w:pPr>
-              <w:spacing w:after="0"/>
-            </w:pPr>
-            <w:r>
-              <w:rPr>
-                <w:rFonts w:ascii="Arial" w:hAnsi="Arial"/>
-                <w:color w:val="1F2937"/>
-                <w:sz w:val="16"/>
-              </w:rPr>
-              <w:t>SUB-15</w:t>
-            </w:r>
-          </w:p>
-        </w:tc>
-        <w:tc>
-          <w:tcPr>
-            <w:tcW w:type="dxa" w:w="1440"/>
-            <w:shd w:fill="F8F9FA"/>
-            <w:tcMar>
-              <w:top w:w="60" w:type="dxa"/>
-              <w:bottom w:w="60" w:type="dxa"/>
-              <w:left w:w="80" w:type="dxa"/>
-              <w:right w:w="80" w:type="dxa"/>
-            </w:tcMar>
-          </w:tcPr>
-          <w:p>
-            <w:pPr>
-              <w:spacing w:after="0"/>
-            </w:pPr>
-            <w:r>
-              <w:rPr>
-                <w:rFonts w:ascii="Arial" w:hAnsi="Arial"/>
-                <w:color w:val="1F2937"/>
-                <w:sz w:val="16"/>
-              </w:rPr>
-              <w:t>HU-05</w:t>
-            </w:r>
-          </w:p>
-        </w:tc>
-        <w:tc>
-          <w:tcPr>
-            <w:tcW w:type="dxa" w:w="3168"/>
-            <w:shd w:fill="F8F9FA"/>
-            <w:tcMar>
-              <w:top w:w="60" w:type="dxa"/>
-              <w:bottom w:w="60" w:type="dxa"/>
-              <w:left w:w="80" w:type="dxa"/>
-              <w:right w:w="80" w:type="dxa"/>
-            </w:tcMar>
-          </w:tcPr>
-          <w:p>
-            <w:pPr>
-              <w:spacing w:after="0"/>
-            </w:pPr>
-            <w:r>
-              <w:rPr>
-                <w:rFonts w:ascii="Arial" w:hAnsi="Arial"/>
-                <w:color w:val="1F2937"/>
-                <w:sz w:val="16"/>
-              </w:rPr>
-              <w:t>Modal de visualización de comprobante de pago a tamaño completo</w:t>
-            </w:r>
-          </w:p>
-        </w:tc>
-        <w:tc>
-          <w:tcPr>
-            <w:tcW w:type="dxa" w:w="1584"/>
-            <w:shd w:fill="F8F9FA"/>
-            <w:tcMar>
-              <w:top w:w="60" w:type="dxa"/>
-              <w:bottom w:w="60" w:type="dxa"/>
-              <w:left w:w="80" w:type="dxa"/>
-              <w:right w:w="80" w:type="dxa"/>
-            </w:tcMar>
-          </w:tcPr>
-          <w:p>
-            <w:pPr>
-              <w:spacing w:after="0"/>
-            </w:pPr>
-            <w:r>
-              <w:rPr>
-                <w:rFonts w:ascii="Arial" w:hAnsi="Arial"/>
-                <w:color w:val="1F2937"/>
-                <w:sz w:val="16"/>
-              </w:rPr>
-              <w:t>Prototipado</w:t>
-            </w:r>
-          </w:p>
-        </w:tc>
-        <w:tc>
-          <w:tcPr>
-            <w:tcW w:type="dxa" w:w="720"/>
-            <w:shd w:fill="F8F9FA"/>
-            <w:tcMar>
-              <w:top w:w="60" w:type="dxa"/>
-              <w:bottom w:w="60" w:type="dxa"/>
-              <w:left w:w="80" w:type="dxa"/>
-              <w:right w:w="80" w:type="dxa"/>
-            </w:tcMar>
-          </w:tcPr>
-          <w:p>
-            <w:pPr>
-              <w:spacing w:after="0"/>
-              <w:jc w:val="right"/>
-            </w:pPr>
-            <w:r>
-              <w:rPr>
-                <w:rFonts w:ascii="Arial" w:hAnsi="Arial"/>
-                <w:color w:val="1F2937"/>
-                <w:sz w:val="16"/>
-              </w:rPr>
-              <w:t>2h</w:t>
-            </w:r>
-          </w:p>
-        </w:tc>
-        <w:tc>
-          <w:tcPr>
-            <w:tcW w:type="dxa" w:w="1296"/>
-            <w:shd w:fill="F8F9FA"/>
-            <w:tcMar>
-              <w:top w:w="60" w:type="dxa"/>
-              <w:bottom w:w="60" w:type="dxa"/>
-              <w:left w:w="80" w:type="dxa"/>
-              <w:right w:w="80" w:type="dxa"/>
-            </w:tcMar>
-          </w:tcPr>
-          <w:p>
-            <w:pPr>
-              <w:spacing w:after="0"/>
-            </w:pPr>
-            <w:r>
-              <w:rPr>
-                <w:rFonts w:ascii="Arial" w:hAnsi="Arial"/>
-                <w:color w:val="1F2937"/>
-                <w:sz w:val="16"/>
-              </w:rPr>
-              <w:t>Full-Stack Dev 2</w:t>
-            </w:r>
-          </w:p>
-        </w:tc>
-      </w:tr>
-      <w:tr>
-        <w:tc>
-          <w:tcPr>
-            <w:tcW w:type="dxa" w:w="1152"/>
-            <w:shd w:fill="FFFFFF"/>
-            <w:tcMar>
-              <w:top w:w="60" w:type="dxa"/>
-              <w:bottom w:w="60" w:type="dxa"/>
-              <w:left w:w="80" w:type="dxa"/>
-              <w:right w:w="80" w:type="dxa"/>
-            </w:tcMar>
-          </w:tcPr>
-          <w:p>
-            <w:pPr>
-              <w:spacing w:after="0"/>
-            </w:pPr>
-            <w:r>
-              <w:rPr>
-                <w:rFonts w:ascii="Arial" w:hAnsi="Arial"/>
-                <w:color w:val="1F2937"/>
-                <w:sz w:val="16"/>
-              </w:rPr>
-              <w:t>SUB-16</w:t>
-            </w:r>
-          </w:p>
-        </w:tc>
-        <w:tc>
-          <w:tcPr>
-            <w:tcW w:type="dxa" w:w="1440"/>
-            <w:shd w:fill="FFFFFF"/>
-            <w:tcMar>
-              <w:top w:w="60" w:type="dxa"/>
-              <w:bottom w:w="60" w:type="dxa"/>
-              <w:left w:w="80" w:type="dxa"/>
-              <w:right w:w="80" w:type="dxa"/>
-            </w:tcMar>
-          </w:tcPr>
-          <w:p>
-            <w:pPr>
-              <w:spacing w:after="0"/>
-            </w:pPr>
-            <w:r>
-              <w:rPr>
-                <w:rFonts w:ascii="Arial" w:hAnsi="Arial"/>
-                <w:color w:val="1F2937"/>
-                <w:sz w:val="16"/>
-              </w:rPr>
-              <w:t>QA</w:t>
-            </w:r>
-          </w:p>
-        </w:tc>
-        <w:tc>
-          <w:tcPr>
-            <w:tcW w:type="dxa" w:w="3168"/>
-            <w:shd w:fill="FFFFFF"/>
-            <w:tcMar>
-              <w:top w:w="60" w:type="dxa"/>
-              <w:bottom w:w="60" w:type="dxa"/>
-              <w:left w:w="80" w:type="dxa"/>
-              <w:right w:w="80" w:type="dxa"/>
-            </w:tcMar>
-          </w:tcPr>
-          <w:p>
-            <w:pPr>
-              <w:spacing w:after="0"/>
-            </w:pPr>
-            <w:r>
-              <w:rPr>
-                <w:rFonts w:ascii="Arial" w:hAnsi="Arial"/>
-                <w:color w:val="1F2937"/>
-                <w:sz w:val="16"/>
-              </w:rPr>
-              <w:t>Pruebas E2E de navegación temporal en 3 periodos</w:t>
-            </w:r>
-          </w:p>
-        </w:tc>
-        <w:tc>
-          <w:tcPr>
-            <w:tcW w:type="dxa" w:w="1584"/>
-            <w:shd w:fill="FFFFFF"/>
-            <w:tcMar>
-              <w:top w:w="60" w:type="dxa"/>
-              <w:bottom w:w="60" w:type="dxa"/>
-              <w:left w:w="80" w:type="dxa"/>
-              <w:right w:w="80" w:type="dxa"/>
-            </w:tcMar>
-          </w:tcPr>
-          <w:p>
-            <w:pPr>
-              <w:spacing w:after="0"/>
-            </w:pPr>
-            <w:r>
-              <w:rPr>
-                <w:rFonts w:ascii="Arial" w:hAnsi="Arial"/>
-                <w:color w:val="1F2937"/>
-                <w:sz w:val="16"/>
-              </w:rPr>
-              <w:t>Test</w:t>
-            </w:r>
-          </w:p>
-        </w:tc>
-        <w:tc>
-          <w:tcPr>
-            <w:tcW w:type="dxa" w:w="720"/>
-            <w:shd w:fill="FFFFFF"/>
-            <w:tcMar>
-              <w:top w:w="60" w:type="dxa"/>
-              <w:bottom w:w="60" w:type="dxa"/>
-              <w:left w:w="80" w:type="dxa"/>
-              <w:right w:w="80" w:type="dxa"/>
-            </w:tcMar>
-          </w:tcPr>
-          <w:p>
-            <w:pPr>
-              <w:spacing w:after="0"/>
-              <w:jc w:val="right"/>
-            </w:pPr>
-            <w:r>
-              <w:rPr>
-                <w:rFonts w:ascii="Arial" w:hAnsi="Arial"/>
-                <w:color w:val="1F2937"/>
-                <w:sz w:val="16"/>
-              </w:rPr>
-              <w:t>2h</w:t>
-            </w:r>
-          </w:p>
-        </w:tc>
-        <w:tc>
-          <w:tcPr>
-            <w:tcW w:type="dxa" w:w="1296"/>
-            <w:shd w:fill="FFFFFF"/>
-            <w:tcMar>
-              <w:top w:w="60" w:type="dxa"/>
-              <w:bottom w:w="60" w:type="dxa"/>
-              <w:left w:w="80" w:type="dxa"/>
-              <w:right w:w="80" w:type="dxa"/>
-            </w:tcMar>
-          </w:tcPr>
-          <w:p>
-            <w:pPr>
-              <w:spacing w:after="0"/>
-            </w:pPr>
-            <w:r>
-              <w:rPr>
-                <w:rFonts w:ascii="Arial" w:hAnsi="Arial"/>
-                <w:color w:val="1F2937"/>
-                <w:sz w:val="16"/>
-              </w:rPr>
-              <w:t>QA Engineer</w:t>
-            </w:r>
-          </w:p>
-        </w:tc>
-      </w:tr>
-      <w:tr>
-        <w:tc>
-          <w:tcPr>
-            <w:tcW w:type="dxa" w:w="1152"/>
-            <w:shd w:fill="F8F9FA"/>
-            <w:tcMar>
-              <w:top w:w="60" w:type="dxa"/>
-              <w:bottom w:w="60" w:type="dxa"/>
-              <w:left w:w="80" w:type="dxa"/>
-              <w:right w:w="80" w:type="dxa"/>
-            </w:tcMar>
-          </w:tcPr>
-          <w:p>
-            <w:pPr>
-              <w:spacing w:after="0"/>
-            </w:pPr>
-            <w:r>
-              <w:rPr>
-                <w:rFonts w:ascii="Arial" w:hAnsi="Arial"/>
-                <w:color w:val="1F2937"/>
-                <w:sz w:val="16"/>
-              </w:rPr>
-              <w:t>SUB-17</w:t>
-            </w:r>
-          </w:p>
-        </w:tc>
-        <w:tc>
-          <w:tcPr>
-            <w:tcW w:type="dxa" w:w="1440"/>
-            <w:shd w:fill="F8F9FA"/>
-            <w:tcMar>
-              <w:top w:w="60" w:type="dxa"/>
-              <w:bottom w:w="60" w:type="dxa"/>
-              <w:left w:w="80" w:type="dxa"/>
-              <w:right w:w="80" w:type="dxa"/>
-            </w:tcMar>
-          </w:tcPr>
-          <w:p>
-            <w:pPr>
-              <w:spacing w:after="0"/>
-            </w:pPr>
-            <w:r>
-              <w:rPr>
-                <w:rFonts w:ascii="Arial" w:hAnsi="Arial"/>
-                <w:color w:val="1F2937"/>
-                <w:sz w:val="16"/>
-              </w:rPr>
-              <w:t>QA</w:t>
-            </w:r>
-          </w:p>
-        </w:tc>
-        <w:tc>
-          <w:tcPr>
-            <w:tcW w:type="dxa" w:w="3168"/>
-            <w:shd w:fill="F8F9FA"/>
-            <w:tcMar>
-              <w:top w:w="60" w:type="dxa"/>
-              <w:bottom w:w="60" w:type="dxa"/>
-              <w:left w:w="80" w:type="dxa"/>
-              <w:right w:w="80" w:type="dxa"/>
-            </w:tcMar>
-          </w:tcPr>
-          <w:p>
-            <w:pPr>
-              <w:spacing w:after="0"/>
-            </w:pPr>
-            <w:r>
-              <w:rPr>
-                <w:rFonts w:ascii="Arial" w:hAnsi="Arial"/>
-                <w:color w:val="1F2937"/>
-                <w:sz w:val="16"/>
-              </w:rPr>
-              <w:t>Verificación matemática de regla de redondeo (S/ 500.35 -&gt; S/ 500.30)</w:t>
-            </w:r>
-          </w:p>
-        </w:tc>
-        <w:tc>
-          <w:tcPr>
-            <w:tcW w:type="dxa" w:w="1584"/>
-            <w:shd w:fill="F8F9FA"/>
-            <w:tcMar>
-              <w:top w:w="60" w:type="dxa"/>
-              <w:bottom w:w="60" w:type="dxa"/>
-              <w:left w:w="80" w:type="dxa"/>
-              <w:right w:w="80" w:type="dxa"/>
-            </w:tcMar>
-          </w:tcPr>
-          <w:p>
-            <w:pPr>
-              <w:spacing w:after="0"/>
-            </w:pPr>
-            <w:r>
-              <w:rPr>
-                <w:rFonts w:ascii="Arial" w:hAnsi="Arial"/>
-                <w:color w:val="1F2937"/>
-                <w:sz w:val="16"/>
-              </w:rPr>
-              <w:t>Test</w:t>
-            </w:r>
-          </w:p>
-        </w:tc>
-        <w:tc>
-          <w:tcPr>
-            <w:tcW w:type="dxa" w:w="720"/>
-            <w:shd w:fill="F8F9FA"/>
-            <w:tcMar>
-              <w:top w:w="60" w:type="dxa"/>
-              <w:bottom w:w="60" w:type="dxa"/>
-              <w:left w:w="80" w:type="dxa"/>
-              <w:right w:w="80" w:type="dxa"/>
-            </w:tcMar>
-          </w:tcPr>
-          <w:p>
-            <w:pPr>
-              <w:spacing w:after="0"/>
-              <w:jc w:val="right"/>
-            </w:pPr>
-            <w:r>
-              <w:rPr>
-                <w:rFonts w:ascii="Arial" w:hAnsi="Arial"/>
-                <w:color w:val="1F2937"/>
-                <w:sz w:val="16"/>
-              </w:rPr>
-              <w:t>2h</w:t>
-            </w:r>
-          </w:p>
-        </w:tc>
-        <w:tc>
-          <w:tcPr>
-            <w:tcW w:type="dxa" w:w="1296"/>
-            <w:shd w:fill="F8F9FA"/>
-            <w:tcMar>
-              <w:top w:w="60" w:type="dxa"/>
-              <w:bottom w:w="60" w:type="dxa"/>
-              <w:left w:w="80" w:type="dxa"/>
-              <w:right w:w="80" w:type="dxa"/>
-            </w:tcMar>
-          </w:tcPr>
-          <w:p>
-            <w:pPr>
-              <w:spacing w:after="0"/>
-            </w:pPr>
-            <w:r>
-              <w:rPr>
-                <w:rFonts w:ascii="Arial" w:hAnsi="Arial"/>
-                <w:color w:val="1F2937"/>
-                <w:sz w:val="16"/>
-              </w:rPr>
-              <w:t>QA Engineer</w:t>
-            </w:r>
-          </w:p>
-        </w:tc>
-      </w:tr>
-      <w:tr>
-        <w:tc>
-          <w:tcPr>
-            <w:tcW w:type="dxa" w:w="1152"/>
-            <w:shd w:fill="FFFFFF"/>
-            <w:tcMar>
-              <w:top w:w="60" w:type="dxa"/>
-              <w:bottom w:w="60" w:type="dxa"/>
-              <w:left w:w="80" w:type="dxa"/>
-              <w:right w:w="80" w:type="dxa"/>
-            </w:tcMar>
-          </w:tcPr>
-          <w:p>
-            <w:pPr>
-              <w:spacing w:after="0"/>
-            </w:pPr>
-            <w:r>
-              <w:rPr>
-                <w:rFonts w:ascii="Arial" w:hAnsi="Arial"/>
-                <w:color w:val="1F2937"/>
-                <w:sz w:val="16"/>
-              </w:rPr>
-              <w:t>SUB-18</w:t>
-            </w:r>
-          </w:p>
-        </w:tc>
-        <w:tc>
-          <w:tcPr>
-            <w:tcW w:type="dxa" w:w="1440"/>
-            <w:shd w:fill="FFFFFF"/>
-            <w:tcMar>
-              <w:top w:w="60" w:type="dxa"/>
-              <w:bottom w:w="60" w:type="dxa"/>
-              <w:left w:w="80" w:type="dxa"/>
-              <w:right w:w="80" w:type="dxa"/>
-            </w:tcMar>
-          </w:tcPr>
-          <w:p>
-            <w:pPr>
-              <w:spacing w:after="0"/>
-            </w:pPr>
-            <w:r>
-              <w:rPr>
-                <w:rFonts w:ascii="Arial" w:hAnsi="Arial"/>
-                <w:color w:val="1F2937"/>
-                <w:sz w:val="16"/>
-              </w:rPr>
-              <w:t>QA</w:t>
-            </w:r>
-          </w:p>
-        </w:tc>
-        <w:tc>
-          <w:tcPr>
-            <w:tcW w:type="dxa" w:w="3168"/>
-            <w:shd w:fill="FFFFFF"/>
-            <w:tcMar>
-              <w:top w:w="60" w:type="dxa"/>
-              <w:bottom w:w="60" w:type="dxa"/>
-              <w:left w:w="80" w:type="dxa"/>
-              <w:right w:w="80" w:type="dxa"/>
-            </w:tcMar>
-          </w:tcPr>
-          <w:p>
-            <w:pPr>
-              <w:spacing w:after="0"/>
-            </w:pPr>
-            <w:r>
-              <w:rPr>
-                <w:rFonts w:ascii="Arial" w:hAnsi="Arial"/>
-                <w:color w:val="1F2937"/>
-                <w:sz w:val="16"/>
-              </w:rPr>
-              <w:t>Validación de aislamiento de cuentas confidenciales del Gerente</w:t>
-            </w:r>
-          </w:p>
-        </w:tc>
-        <w:tc>
-          <w:tcPr>
-            <w:tcW w:type="dxa" w:w="1584"/>
-            <w:shd w:fill="FFFFFF"/>
-            <w:tcMar>
-              <w:top w:w="60" w:type="dxa"/>
-              <w:bottom w:w="60" w:type="dxa"/>
-              <w:left w:w="80" w:type="dxa"/>
-              <w:right w:w="80" w:type="dxa"/>
-            </w:tcMar>
-          </w:tcPr>
-          <w:p>
-            <w:pPr>
-              <w:spacing w:after="0"/>
-            </w:pPr>
-            <w:r>
-              <w:rPr>
-                <w:rFonts w:ascii="Arial" w:hAnsi="Arial"/>
-                <w:color w:val="1F2937"/>
-                <w:sz w:val="16"/>
-              </w:rPr>
-              <w:t>Test</w:t>
-            </w:r>
-          </w:p>
-        </w:tc>
-        <w:tc>
-          <w:tcPr>
-            <w:tcW w:type="dxa" w:w="720"/>
-            <w:shd w:fill="FFFFFF"/>
-            <w:tcMar>
-              <w:top w:w="60" w:type="dxa"/>
-              <w:bottom w:w="60" w:type="dxa"/>
-              <w:left w:w="80" w:type="dxa"/>
-              <w:right w:w="80" w:type="dxa"/>
-            </w:tcMar>
-          </w:tcPr>
-          <w:p>
-            <w:pPr>
-              <w:spacing w:after="0"/>
-              <w:jc w:val="right"/>
-            </w:pPr>
-            <w:r>
-              <w:rPr>
-                <w:rFonts w:ascii="Arial" w:hAnsi="Arial"/>
-                <w:color w:val="1F2937"/>
-                <w:sz w:val="16"/>
-              </w:rPr>
-              <w:t>2h</w:t>
-            </w:r>
-          </w:p>
-        </w:tc>
-        <w:tc>
-          <w:tcPr>
-            <w:tcW w:type="dxa" w:w="1296"/>
-            <w:shd w:fill="FFFFFF"/>
-            <w:tcMar>
-              <w:top w:w="60" w:type="dxa"/>
-              <w:bottom w:w="60" w:type="dxa"/>
-              <w:left w:w="80" w:type="dxa"/>
-              <w:right w:w="80" w:type="dxa"/>
-            </w:tcMar>
-          </w:tcPr>
-          <w:p>
-            <w:pPr>
-              <w:spacing w:after="0"/>
-            </w:pPr>
-            <w:r>
-              <w:rPr>
-                <w:rFonts w:ascii="Arial" w:hAnsi="Arial"/>
-                <w:color w:val="1F2937"/>
-                <w:sz w:val="16"/>
-              </w:rPr>
-              <w:t>QA Engineer</w:t>
-            </w:r>
-          </w:p>
-        </w:tc>
-      </w:tr>
-      <w:tr>
-        <w:tc>
-          <w:tcPr>
-            <w:tcW w:type="dxa" w:w="1152"/>
-            <w:shd w:fill="F8F9FA"/>
-            <w:tcMar>
-              <w:top w:w="60" w:type="dxa"/>
-              <w:bottom w:w="60" w:type="dxa"/>
-              <w:left w:w="80" w:type="dxa"/>
-              <w:right w:w="80" w:type="dxa"/>
-            </w:tcMar>
-          </w:tcPr>
-          <w:p>
-            <w:pPr>
-              <w:spacing w:after="0"/>
-            </w:pPr>
-            <w:r>
-              <w:rPr>
-                <w:rFonts w:ascii="Arial" w:hAnsi="Arial"/>
-                <w:color w:val="1F2937"/>
-                <w:sz w:val="16"/>
-              </w:rPr>
-              <w:t>SUB-19</w:t>
-            </w:r>
-          </w:p>
-        </w:tc>
-        <w:tc>
-          <w:tcPr>
-            <w:tcW w:type="dxa" w:w="1440"/>
-            <w:shd w:fill="F8F9FA"/>
-            <w:tcMar>
-              <w:top w:w="60" w:type="dxa"/>
-              <w:bottom w:w="60" w:type="dxa"/>
-              <w:left w:w="80" w:type="dxa"/>
-              <w:right w:w="80" w:type="dxa"/>
-            </w:tcMar>
-          </w:tcPr>
-          <w:p>
-            <w:pPr>
-              <w:spacing w:after="0"/>
-            </w:pPr>
-            <w:r>
-              <w:rPr>
-                <w:rFonts w:ascii="Arial" w:hAnsi="Arial"/>
-                <w:color w:val="1F2937"/>
-                <w:sz w:val="16"/>
-              </w:rPr>
-              <w:t>Transversal</w:t>
-            </w:r>
-          </w:p>
-        </w:tc>
-        <w:tc>
-          <w:tcPr>
-            <w:tcW w:type="dxa" w:w="3168"/>
-            <w:shd w:fill="F8F9FA"/>
-            <w:tcMar>
-              <w:top w:w="60" w:type="dxa"/>
-              <w:bottom w:w="60" w:type="dxa"/>
-              <w:left w:w="80" w:type="dxa"/>
-              <w:right w:w="80" w:type="dxa"/>
-            </w:tcMar>
-          </w:tcPr>
-          <w:p>
-            <w:pPr>
-              <w:spacing w:after="0"/>
-            </w:pPr>
-            <w:r>
-              <w:rPr>
-                <w:rFonts w:ascii="Arial" w:hAnsi="Arial"/>
-                <w:color w:val="1F2937"/>
-                <w:sz w:val="16"/>
-              </w:rPr>
-              <w:t>Auditoría estricta de restricciones UX/UI (0 emojis, paleta sobria)</w:t>
-            </w:r>
-          </w:p>
-        </w:tc>
-        <w:tc>
-          <w:tcPr>
-            <w:tcW w:type="dxa" w:w="1584"/>
-            <w:shd w:fill="F8F9FA"/>
-            <w:tcMar>
-              <w:top w:w="60" w:type="dxa"/>
-              <w:bottom w:w="60" w:type="dxa"/>
-              <w:left w:w="80" w:type="dxa"/>
-              <w:right w:w="80" w:type="dxa"/>
-            </w:tcMar>
-          </w:tcPr>
-          <w:p>
-            <w:pPr>
-              <w:spacing w:after="0"/>
-            </w:pPr>
-            <w:r>
-              <w:rPr>
-                <w:rFonts w:ascii="Arial" w:hAnsi="Arial"/>
-                <w:color w:val="1F2937"/>
-                <w:sz w:val="16"/>
-              </w:rPr>
-              <w:t>Test</w:t>
-            </w:r>
-          </w:p>
-        </w:tc>
-        <w:tc>
-          <w:tcPr>
-            <w:tcW w:type="dxa" w:w="720"/>
-            <w:shd w:fill="F8F9FA"/>
-            <w:tcMar>
-              <w:top w:w="60" w:type="dxa"/>
-              <w:bottom w:w="60" w:type="dxa"/>
-              <w:left w:w="80" w:type="dxa"/>
-              <w:right w:w="80" w:type="dxa"/>
-            </w:tcMar>
-          </w:tcPr>
-          <w:p>
-            <w:pPr>
-              <w:spacing w:after="0"/>
-              <w:jc w:val="right"/>
-            </w:pPr>
-            <w:r>
-              <w:rPr>
-                <w:rFonts w:ascii="Arial" w:hAnsi="Arial"/>
-                <w:color w:val="1F2937"/>
-                <w:sz w:val="16"/>
-              </w:rPr>
-              <w:t>2h</w:t>
-            </w:r>
-          </w:p>
-        </w:tc>
-        <w:tc>
-          <w:tcPr>
-            <w:tcW w:type="dxa" w:w="1296"/>
-            <w:shd w:fill="F8F9FA"/>
-            <w:tcMar>
-              <w:top w:w="60" w:type="dxa"/>
-              <w:bottom w:w="60" w:type="dxa"/>
-              <w:left w:w="80" w:type="dxa"/>
-              <w:right w:w="80" w:type="dxa"/>
-            </w:tcMar>
-          </w:tcPr>
-          <w:p>
-            <w:pPr>
-              <w:spacing w:after="0"/>
-            </w:pPr>
-            <w:r>
-              <w:rPr>
-                <w:rFonts w:ascii="Arial" w:hAnsi="Arial"/>
-                <w:color w:val="1F2937"/>
-                <w:sz w:val="16"/>
-              </w:rPr>
-              <w:t>Scrum Master/QA</w:t>
-            </w:r>
-          </w:p>
-        </w:tc>
-      </w:tr>
-      <w:tr>
-        <w:tc>
-          <w:tcPr>
-            <w:tcW w:type="dxa" w:w="1152"/>
-            <w:shd w:fill="FFFFFF"/>
-            <w:tcMar>
-              <w:top w:w="60" w:type="dxa"/>
-              <w:bottom w:w="60" w:type="dxa"/>
-              <w:left w:w="80" w:type="dxa"/>
-              <w:right w:w="80" w:type="dxa"/>
-            </w:tcMar>
-          </w:tcPr>
-          <w:p>
-            <w:pPr>
-              <w:spacing w:after="0"/>
-            </w:pPr>
-            <w:r>
-              <w:rPr>
-                <w:rFonts w:ascii="Arial" w:hAnsi="Arial"/>
-                <w:color w:val="1F2937"/>
-                <w:sz w:val="16"/>
-              </w:rPr>
-              <w:t>SUB-20</w:t>
-            </w:r>
-          </w:p>
-        </w:tc>
-        <w:tc>
-          <w:tcPr>
-            <w:tcW w:type="dxa" w:w="1440"/>
-            <w:shd w:fill="FFFFFF"/>
-            <w:tcMar>
-              <w:top w:w="60" w:type="dxa"/>
-              <w:bottom w:w="60" w:type="dxa"/>
-              <w:left w:w="80" w:type="dxa"/>
-              <w:right w:w="80" w:type="dxa"/>
-            </w:tcMar>
-          </w:tcPr>
-          <w:p>
-            <w:pPr>
-              <w:spacing w:after="0"/>
-            </w:pPr>
-            <w:r>
-              <w:rPr>
-                <w:rFonts w:ascii="Arial" w:hAnsi="Arial"/>
-                <w:color w:val="1F2937"/>
-                <w:sz w:val="16"/>
-              </w:rPr>
-              <w:t>Transversal</w:t>
-            </w:r>
-          </w:p>
-        </w:tc>
-        <w:tc>
-          <w:tcPr>
-            <w:tcW w:type="dxa" w:w="3168"/>
-            <w:shd w:fill="FFFFFF"/>
-            <w:tcMar>
-              <w:top w:w="60" w:type="dxa"/>
-              <w:bottom w:w="60" w:type="dxa"/>
-              <w:left w:w="80" w:type="dxa"/>
-              <w:right w:w="80" w:type="dxa"/>
-            </w:tcMar>
-          </w:tcPr>
-          <w:p>
-            <w:pPr>
-              <w:spacing w:after="0"/>
-            </w:pPr>
-            <w:r>
-              <w:rPr>
-                <w:rFonts w:ascii="Arial" w:hAnsi="Arial"/>
-                <w:color w:val="1F2937"/>
-                <w:sz w:val="16"/>
-              </w:rPr>
-              <w:t>Generación de expediente técnico, guía de uso y Word de evidencias</w:t>
-            </w:r>
-          </w:p>
-        </w:tc>
-        <w:tc>
-          <w:tcPr>
-            <w:tcW w:type="dxa" w:w="1584"/>
-            <w:shd w:fill="FFFFFF"/>
-            <w:tcMar>
-              <w:top w:w="60" w:type="dxa"/>
-              <w:bottom w:w="60" w:type="dxa"/>
-              <w:left w:w="80" w:type="dxa"/>
-              <w:right w:w="80" w:type="dxa"/>
-            </w:tcMar>
-          </w:tcPr>
-          <w:p>
-            <w:pPr>
-              <w:spacing w:after="0"/>
-            </w:pPr>
-            <w:r>
-              <w:rPr>
-                <w:rFonts w:ascii="Arial" w:hAnsi="Arial"/>
-                <w:color w:val="1F2937"/>
-                <w:sz w:val="16"/>
-              </w:rPr>
-              <w:t>Implantación</w:t>
-            </w:r>
-          </w:p>
-        </w:tc>
-        <w:tc>
-          <w:tcPr>
-            <w:tcW w:type="dxa" w:w="720"/>
-            <w:shd w:fill="FFFFFF"/>
-            <w:tcMar>
-              <w:top w:w="60" w:type="dxa"/>
-              <w:bottom w:w="60" w:type="dxa"/>
-              <w:left w:w="80" w:type="dxa"/>
-              <w:right w:w="80" w:type="dxa"/>
-            </w:tcMar>
-          </w:tcPr>
-          <w:p>
-            <w:pPr>
-              <w:spacing w:after="0"/>
-              <w:jc w:val="right"/>
-            </w:pPr>
-            <w:r>
-              <w:rPr>
-                <w:rFonts w:ascii="Arial" w:hAnsi="Arial"/>
-                <w:color w:val="1F2937"/>
-                <w:sz w:val="16"/>
-              </w:rPr>
-              <w:t>2h</w:t>
-            </w:r>
-          </w:p>
-        </w:tc>
-        <w:tc>
-          <w:tcPr>
-            <w:tcW w:type="dxa" w:w="1296"/>
-            <w:shd w:fill="FFFFFF"/>
-            <w:tcMar>
-              <w:top w:w="60" w:type="dxa"/>
-              <w:bottom w:w="60" w:type="dxa"/>
-              <w:left w:w="80" w:type="dxa"/>
-              <w:right w:w="80" w:type="dxa"/>
-            </w:tcMar>
-          </w:tcPr>
-          <w:p>
-            <w:pPr>
-              <w:spacing w:after="0"/>
-            </w:pPr>
-            <w:r>
-              <w:rPr>
-                <w:rFonts w:ascii="Arial" w:hAnsi="Arial"/>
-                <w:color w:val="1F2937"/>
-                <w:sz w:val="16"/>
-              </w:rPr>
-              <w:t>Full-Stack Dev 1</w:t>
+              <w:t>Desarrollador 1</w:t>
             </w:r>
           </w:p>
         </w:tc>
@@ -4344,7 +5931,7 @@
           <w:color w:val="0F5132"/>
           <w:sz w:val="19"/>
         </w:rPr>
-        <w:t>Total de horas técnicas especializadas: 46 horas.</w:t>
+        <w:t>Total de horas técnicas especializadas: 54 horas de desarrollo directo.</w:t>
       </w:r>
     </w:p>
     <w:p>
@@ -4364,7 +5951,7 @@
         <w:spacing w:after="80"/>
       </w:pPr>
       <w:r>
-        <w:t>El dimensionamiento económico se calculó para un equipo de 5 profesionales bajo un régimen ágil de 4 horas diarias, 5 días a la semana (20 horas/semana por integrante), durante 2 Sprints semanales (2 semanas de calendario = 10 días laborables). El costo promedio de mercado se estableció en S/ 40.00 por hora por especialista.</w:t>
+        <w:t>El dimensionamiento económico se calculó para un equipo de 5 desarrolladores de software bajo un régimen ágil de 4 horas diarias, 5 días a la semana (20 horas/semana por desarrollador), durante 2 Sprints semanales (2 semanas de calendario = 10 días laborables). La tarifa promedio de mercado se estableció en S/ 40.00 por hora por desarrollador.</w:t>
       </w:r>
     </w:p>
     <w:tbl>
@@ -4385,7 +5972,7 @@
       <w:tr>
         <w:tc>
           <w:tcPr>
-            <w:tcW w:type="dxa" w:w="2160"/>
+            <w:tcW w:type="dxa" w:w="2016"/>
             <w:shd w:fill="1E3A5F"/>
             <w:tcMar>
               <w:top w:w="80" w:type="dxa"/>
@@ -4405,13 +5992,13 @@
                 <w:color w:val="FFFFFF"/>
                 <w:sz w:val="17"/>
               </w:rPr>
-              <w:t>Rol en el Equipo</w:t>
+              <w:t>Integrante del Equipo</w:t>
             </w:r>
           </w:p>
         </w:tc>
         <w:tc>
           <w:tcPr>
-            <w:tcW w:type="dxa" w:w="1440"/>
+            <w:tcW w:type="dxa" w:w="2592"/>
             <w:shd w:fill="1E3A5F"/>
             <w:tcMar>
               <w:top w:w="80" w:type="dxa"/>
@@ -4431,13 +6018,13 @@
                 <w:color w:val="FFFFFF"/>
                 <w:sz w:val="17"/>
               </w:rPr>
-              <w:t>Horas Subtareas</w:t>
+              <w:t>Horas Subtareas Técnicas</w:t>
             </w:r>
           </w:p>
         </w:tc>
         <w:tc>
           <w:tcPr>
-            <w:tcW w:type="dxa" w:w="1872"/>
+            <w:tcW w:type="dxa" w:w="2016"/>
             <w:shd w:fill="1E3A5F"/>
             <w:tcMar>
               <w:top w:w="80" w:type="dxa"/>
@@ -4457,13 +6044,13 @@
                 <w:color w:val="FFFFFF"/>
                 <w:sz w:val="17"/>
               </w:rPr>
-              <w:t>Ceremonias y Gestión</w:t>
+              <w:t>Horas Ceremonias Ágiles / Gestión</w:t>
             </w:r>
           </w:p>
         </w:tc>
         <w:tc>
           <w:tcPr>
-            <w:tcW w:type="dxa" w:w="1152"/>
+            <w:tcW w:type="dxa" w:w="936"/>
             <w:shd w:fill="1E3A5F"/>
             <w:tcMar>
               <w:top w:w="80" w:type="dxa"/>
@@ -4484,13 +6071,13 @@
                 <w:color w:val="FFFFFF"/>
                 <w:sz w:val="17"/>
               </w:rPr>
-              <w:t>Total Horas</w:t>
+              <w:t>Total Horas Asignadas</w:t>
             </w:r>
           </w:p>
         </w:tc>
         <w:tc>
           <w:tcPr>
-            <w:tcW w:type="dxa" w:w="1296"/>
+            <w:tcW w:type="dxa" w:w="936"/>
             <w:shd w:fill="1E3A5F"/>
             <w:tcMar>
               <w:top w:w="80" w:type="dxa"/>
@@ -4517,7 +6104,7 @@
         </w:tc>
         <w:tc>
           <w:tcPr>
-            <w:tcW w:type="dxa" w:w="1440"/>
+            <w:tcW w:type="dxa" w:w="864"/>
             <w:shd w:fill="1E3A5F"/>
             <w:tcMar>
               <w:top w:w="80" w:type="dxa"/>
@@ -4546,7 +6133,7 @@
       <w:tr>
         <w:tc>
           <w:tcPr>
-            <w:tcW w:type="dxa" w:w="2160"/>
+            <w:tcW w:type="dxa" w:w="2016"/>
             <w:shd w:fill="F8F9FA"/>
             <w:tcMar>
               <w:top w:w="60" w:type="dxa"/>
@@ -4565,13 +6152,13 @@
                 <w:color w:val="1F2937"/>
                 <w:sz w:val="16"/>
               </w:rPr>
-              <w:t>Product Owner</w:t>
+              <w:t>Desarrollador 1</w:t>
             </w:r>
           </w:p>
         </w:tc>
         <w:tc>
           <w:tcPr>
-            <w:tcW w:type="dxa" w:w="1440"/>
+            <w:tcW w:type="dxa" w:w="2592"/>
             <w:shd w:fill="F8F9FA"/>
             <w:tcMar>
               <w:top w:w="60" w:type="dxa"/>
@@ -4590,13 +6177,13 @@
                 <w:color w:val="1F2937"/>
                 <w:sz w:val="16"/>
               </w:rPr>
-              <w:t>4h (Requisitos y validación)</w:t>
+              <w:t>12h (Arquitectura, auth, proveedores)</w:t>
             </w:r>
           </w:p>
         </w:tc>
         <w:tc>
           <w:tcPr>
-            <w:tcW w:type="dxa" w:w="1872"/>
+            <w:tcW w:type="dxa" w:w="2016"/>
             <w:shd w:fill="F8F9FA"/>
             <w:tcMar>
               <w:top w:w="60" w:type="dxa"/>
@@ -4615,13 +6202,13 @@
                 <w:color w:val="1F2937"/>
                 <w:sz w:val="16"/>
               </w:rPr>
-              <w:t>12h (Refinement, Review)</w:t>
+              <w:t>10h (Dailies, Planning, Review)</w:t>
             </w:r>
           </w:p>
         </w:tc>
         <w:tc>
           <w:tcPr>
-            <w:tcW w:type="dxa" w:w="1152"/>
+            <w:tcW w:type="dxa" w:w="936"/>
             <w:shd w:fill="F8F9FA"/>
             <w:tcMar>
               <w:top w:w="60" w:type="dxa"/>
@@ -4641,13 +6228,13 @@
                 <w:color w:val="1F2937"/>
                 <w:sz w:val="16"/>
               </w:rPr>
-              <w:t>16h</w:t>
+              <w:t>22h</w:t>
             </w:r>
           </w:p>
         </w:tc>
         <w:tc>
           <w:tcPr>
-            <w:tcW w:type="dxa" w:w="1296"/>
+            <w:tcW w:type="dxa" w:w="936"/>
             <w:shd w:fill="F8F9FA"/>
             <w:tcMar>
               <w:top w:w="60" w:type="dxa"/>
@@ -4673,7 +6260,7 @@
         </w:tc>
         <w:tc>
           <w:tcPr>
-            <w:tcW w:type="dxa" w:w="1440"/>
+            <w:tcW w:type="dxa" w:w="864"/>
             <w:shd w:fill="F8F9FA"/>
             <w:tcMar>
               <w:top w:w="60" w:type="dxa"/>
@@ -4693,7 +6280,7 @@
                 <w:color w:val="1F2937"/>
                 <w:sz w:val="16"/>
               </w:rPr>
-              <w:t>S/ 640.00</w:t>
+              <w:t>S/ 880.00</w:t>
             </w:r>
           </w:p>
         </w:tc>
@@ -4701,7 +6288,7 @@
       <w:tr>
         <w:tc>
           <w:tcPr>
-            <w:tcW w:type="dxa" w:w="2160"/>
+            <w:tcW w:type="dxa" w:w="2016"/>
             <w:shd w:fill="FFFFFF"/>
             <w:tcMar>
               <w:top w:w="60" w:type="dxa"/>
@@ -4720,13 +6307,13 @@
                 <w:color w:val="1F2937"/>
                 <w:sz w:val="16"/>
               </w:rPr>
-              <w:t>Scrum Master</w:t>
+              <w:t>Desarrollador 2</w:t>
             </w:r>
           </w:p>
         </w:tc>
         <w:tc>
           <w:tcPr>
-            <w:tcW w:type="dxa" w:w="1440"/>
+            <w:tcW w:type="dxa" w:w="2592"/>
             <w:shd w:fill="FFFFFF"/>
             <w:tcMar>
               <w:top w:w="60" w:type="dxa"/>
@@ -4745,13 +6332,13 @@
                 <w:color w:val="1F2937"/>
                 <w:sz w:val="16"/>
               </w:rPr>
-              <w:t>4h (Supervisión restricciones)</w:t>
+              <w:t>12h (CSS, componentes, modales, vistas)</w:t>
             </w:r>
           </w:p>
         </w:tc>
         <w:tc>
           <w:tcPr>
-            <w:tcW w:type="dxa" w:w="1872"/>
+            <w:tcW w:type="dxa" w:w="2016"/>
             <w:shd w:fill="FFFFFF"/>
             <w:tcMar>
               <w:top w:w="60" w:type="dxa"/>
@@ -4770,13 +6357,13 @@
                 <w:color w:val="1F2937"/>
                 <w:sz w:val="16"/>
               </w:rPr>
-              <w:t>14h (Dailies, Retrospectiva)</w:t>
+              <w:t>10h (Dailies, Planning, Review)</w:t>
             </w:r>
           </w:p>
         </w:tc>
         <w:tc>
           <w:tcPr>
-            <w:tcW w:type="dxa" w:w="1152"/>
+            <w:tcW w:type="dxa" w:w="936"/>
             <w:shd w:fill="FFFFFF"/>
             <w:tcMar>
               <w:top w:w="60" w:type="dxa"/>
@@ -4796,13 +6383,13 @@
                 <w:color w:val="1F2937"/>
                 <w:sz w:val="16"/>
               </w:rPr>
-              <w:t>18h</w:t>
+              <w:t>22h</w:t>
             </w:r>
           </w:p>
         </w:tc>
         <w:tc>
           <w:tcPr>
-            <w:tcW w:type="dxa" w:w="1296"/>
+            <w:tcW w:type="dxa" w:w="936"/>
             <w:shd w:fill="FFFFFF"/>
             <w:tcMar>
               <w:top w:w="60" w:type="dxa"/>
@@ -4828,7 +6415,7 @@
         </w:tc>
         <w:tc>
           <w:tcPr>
-            <w:tcW w:type="dxa" w:w="1440"/>
+            <w:tcW w:type="dxa" w:w="864"/>
             <w:shd w:fill="FFFFFF"/>
             <w:tcMar>
               <w:top w:w="60" w:type="dxa"/>
@@ -4848,7 +6435,7 @@
                 <w:color w:val="1F2937"/>
                 <w:sz w:val="16"/>
               </w:rPr>
-              <w:t>S/ 720.00</w:t>
+              <w:t>S/ 880.00</w:t>
             </w:r>
           </w:p>
         </w:tc>
@@ -4856,7 +6443,7 @@
       <w:tr>
         <w:tc>
           <w:tcPr>
-            <w:tcW w:type="dxa" w:w="2160"/>
+            <w:tcW w:type="dxa" w:w="2016"/>
             <w:shd w:fill="F8F9FA"/>
             <w:tcMar>
               <w:top w:w="60" w:type="dxa"/>
@@ -4875,13 +6462,13 @@
                 <w:color w:val="1F2937"/>
                 <w:sz w:val="16"/>
               </w:rPr>
-              <w:t>Full-Stack Dev 1</w:t>
+              <w:t>Desarrollador 3</w:t>
             </w:r>
           </w:p>
         </w:tc>
         <w:tc>
           <w:tcPr>
-            <w:tcW w:type="dxa" w:w="1440"/>
+            <w:tcW w:type="dxa" w:w="2592"/>
             <w:shd w:fill="F8F9FA"/>
             <w:tcMar>
               <w:top w:w="60" w:type="dxa"/>
@@ -4900,13 +6487,13 @@
                 <w:color w:val="1F2937"/>
                 <w:sz w:val="16"/>
               </w:rPr>
-              <w:t>20h (Arquitectura, auth, lógica)</w:t>
+              <w:t>11h (Lógica periodos, redondeo, Yape)</w:t>
             </w:r>
           </w:p>
         </w:tc>
         <w:tc>
           <w:tcPr>
-            <w:tcW w:type="dxa" w:w="1872"/>
+            <w:tcW w:type="dxa" w:w="2016"/>
             <w:shd w:fill="F8F9FA"/>
             <w:tcMar>
               <w:top w:w="60" w:type="dxa"/>
@@ -4925,13 +6512,13 @@
                 <w:color w:val="1F2937"/>
                 <w:sz w:val="16"/>
               </w:rPr>
-              <w:t>8h (Planificación técnica)</w:t>
+              <w:t>10h (Dailies, Planning, Review)</w:t>
             </w:r>
           </w:p>
         </w:tc>
         <w:tc>
           <w:tcPr>
-            <w:tcW w:type="dxa" w:w="1152"/>
+            <w:tcW w:type="dxa" w:w="936"/>
             <w:shd w:fill="F8F9FA"/>
             <w:tcMar>
               <w:top w:w="60" w:type="dxa"/>
@@ -4951,13 +6538,13 @@
                 <w:color w:val="1F2937"/>
                 <w:sz w:val="16"/>
               </w:rPr>
-              <w:t>28h</w:t>
+              <w:t>21h</w:t>
             </w:r>
           </w:p>
         </w:tc>
         <w:tc>
           <w:tcPr>
-            <w:tcW w:type="dxa" w:w="1296"/>
+            <w:tcW w:type="dxa" w:w="936"/>
             <w:shd w:fill="F8F9FA"/>
             <w:tcMar>
               <w:top w:w="60" w:type="dxa"/>
@@ -4983,7 +6570,7 @@
         </w:tc>
         <w:tc>
           <w:tcPr>
-            <w:tcW w:type="dxa" w:w="1440"/>
+            <w:tcW w:type="dxa" w:w="864"/>
             <w:shd w:fill="F8F9FA"/>
             <w:tcMar>
               <w:top w:w="60" w:type="dxa"/>
@@ -5003,7 +6590,7 @@
                 <w:color w:val="1F2937"/>
                 <w:sz w:val="16"/>
               </w:rPr>
-              <w:t>S/ 1,120.00</w:t>
+              <w:t>S/ 840.00</w:t>
             </w:r>
           </w:p>
         </w:tc>
@@ -5011,7 +6598,7 @@
       <w:tr>
         <w:tc>
           <w:tcPr>
-            <w:tcW w:type="dxa" w:w="2160"/>
+            <w:tcW w:type="dxa" w:w="2016"/>
             <w:shd w:fill="FFFFFF"/>
             <w:tcMar>
               <w:top w:w="60" w:type="dxa"/>
@@ -5030,13 +6617,13 @@
                 <w:color w:val="1F2937"/>
                 <w:sz w:val="16"/>
               </w:rPr>
-              <w:t>Full-Stack Dev 2</w:t>
+              <w:t>Desarrollador 4</w:t>
             </w:r>
           </w:p>
         </w:tc>
         <w:tc>
           <w:tcPr>
-            <w:tcW w:type="dxa" w:w="1440"/>
+            <w:tcW w:type="dxa" w:w="2592"/>
             <w:shd w:fill="FFFFFF"/>
             <w:tcMar>
               <w:top w:w="60" w:type="dxa"/>
@@ -5055,13 +6642,13 @@
                 <w:color w:val="1F2937"/>
                 <w:sz w:val="16"/>
               </w:rPr>
-              <w:t>16h (CSS, modales, evidencias)</w:t>
+              <w:t>8h (Persistencia, estado, filtros, vuelto)</w:t>
             </w:r>
           </w:p>
         </w:tc>
         <w:tc>
           <w:tcPr>
-            <w:tcW w:type="dxa" w:w="1872"/>
+            <w:tcW w:type="dxa" w:w="2016"/>
             <w:shd w:fill="FFFFFF"/>
             <w:tcMar>
               <w:top w:w="60" w:type="dxa"/>
@@ -5080,13 +6667,13 @@
                 <w:color w:val="1F2937"/>
                 <w:sz w:val="16"/>
               </w:rPr>
-              <w:t>8h (Planificación técnica)</w:t>
+              <w:t>9h (Dailies, Planning, Review)</w:t>
             </w:r>
           </w:p>
         </w:tc>
         <w:tc>
           <w:tcPr>
-            <w:tcW w:type="dxa" w:w="1152"/>
+            <w:tcW w:type="dxa" w:w="936"/>
             <w:shd w:fill="FFFFFF"/>
             <w:tcMar>
               <w:top w:w="60" w:type="dxa"/>
@@ -5106,13 +6693,13 @@
                 <w:color w:val="1F2937"/>
                 <w:sz w:val="16"/>
               </w:rPr>
-              <w:t>24h</w:t>
+              <w:t>17h</w:t>
             </w:r>
           </w:p>
         </w:tc>
         <w:tc>
           <w:tcPr>
-            <w:tcW w:type="dxa" w:w="1296"/>
+            <w:tcW w:type="dxa" w:w="936"/>
             <w:shd w:fill="FFFFFF"/>
             <w:tcMar>
               <w:top w:w="60" w:type="dxa"/>
@@ -5138,7 +6725,7 @@
         </w:tc>
         <w:tc>
           <w:tcPr>
-            <w:tcW w:type="dxa" w:w="1440"/>
+            <w:tcW w:type="dxa" w:w="864"/>
             <w:shd w:fill="FFFFFF"/>
             <w:tcMar>
               <w:top w:w="60" w:type="dxa"/>
@@ -5158,7 +6745,7 @@
                 <w:color w:val="1F2937"/>
                 <w:sz w:val="16"/>
               </w:rPr>
-              <w:t>S/ 960.00</w:t>
+              <w:t>S/ 680.00</w:t>
             </w:r>
           </w:p>
         </w:tc>
@@ -5166,7 +6753,7 @@
       <w:tr>
         <w:tc>
           <w:tcPr>
-            <w:tcW w:type="dxa" w:w="2160"/>
+            <w:tcW w:type="dxa" w:w="2016"/>
             <w:shd w:fill="F8F9FA"/>
             <w:tcMar>
               <w:top w:w="60" w:type="dxa"/>
@@ -5185,13 +6772,13 @@
                 <w:color w:val="1F2937"/>
                 <w:sz w:val="16"/>
               </w:rPr>
-              <w:t>QA Engineer</w:t>
+              <w:t>Desarrollador 5</w:t>
             </w:r>
           </w:p>
         </w:tc>
         <w:tc>
           <w:tcPr>
-            <w:tcW w:type="dxa" w:w="1440"/>
+            <w:tcW w:type="dxa" w:w="2592"/>
             <w:shd w:fill="F8F9FA"/>
             <w:tcMar>
               <w:top w:w="60" w:type="dxa"/>
@@ -5210,13 +6797,13 @@
                 <w:color w:val="1F2937"/>
                 <w:sz w:val="16"/>
               </w:rPr>
-              <w:t>10h (Pruebas E2E, Gherkin)</w:t>
+              <w:t>11h (Testing E2E, QA, restricciones UX)</w:t>
             </w:r>
           </w:p>
         </w:tc>
         <w:tc>
           <w:tcPr>
-            <w:tcW w:type="dxa" w:w="1872"/>
+            <w:tcW w:type="dxa" w:w="2016"/>
             <w:shd w:fill="F8F9FA"/>
             <w:tcMar>
               <w:top w:w="60" w:type="dxa"/>
@@ -5235,13 +6822,13 @@
                 <w:color w:val="1F2937"/>
                 <w:sz w:val="16"/>
               </w:rPr>
-              <w:t>6h (Casos y reportes)</w:t>
+              <w:t>9h (Dailies, Planning, Review)</w:t>
             </w:r>
           </w:p>
         </w:tc>
         <w:tc>
           <w:tcPr>
-            <w:tcW w:type="dxa" w:w="1152"/>
+            <w:tcW w:type="dxa" w:w="936"/>
             <w:shd w:fill="F8F9FA"/>
             <w:tcMar>
               <w:top w:w="60" w:type="dxa"/>
@@ -5261,13 +6848,13 @@
                 <w:color w:val="1F2937"/>
                 <w:sz w:val="16"/>
               </w:rPr>
-              <w:t>16h</w:t>
+              <w:t>20h</w:t>
             </w:r>
           </w:p>
         </w:tc>
         <w:tc>
           <w:tcPr>
-            <w:tcW w:type="dxa" w:w="1296"/>
+            <w:tcW w:type="dxa" w:w="936"/>
             <w:shd w:fill="F8F9FA"/>
             <w:tcMar>
               <w:top w:w="60" w:type="dxa"/>
@@ -5293,7 +6880,7 @@
         </w:tc>
         <w:tc>
           <w:tcPr>
-            <w:tcW w:type="dxa" w:w="1440"/>
+            <w:tcW w:type="dxa" w:w="864"/>
             <w:shd w:fill="F8F9FA"/>
             <w:tcMar>
               <w:top w:w="60" w:type="dxa"/>
@@ -5313,7 +6900,7 @@
                 <w:color w:val="1F2937"/>
                 <w:sz w:val="16"/>
               </w:rPr>
-              <w:t>S/ 640.00</w:t>
+              <w:t>S/ 800.00</w:t>
             </w:r>
           </w:p>
         </w:tc>
@@ -5321,7 +6908,7 @@
       <w:tr>
         <w:tc>
           <w:tcPr>
-            <w:tcW w:type="dxa" w:w="2160"/>
+            <w:tcW w:type="dxa" w:w="2016"/>
             <w:shd w:fill="FFFFFF"/>
             <w:tcMar>
               <w:top w:w="60" w:type="dxa"/>
@@ -5346,7 +6933,7 @@
         </w:tc>
         <w:tc>
           <w:tcPr>
-            <w:tcW w:type="dxa" w:w="1440"/>
+            <w:tcW w:type="dxa" w:w="2592"/>
             <w:shd w:fill="FFFFFF"/>
             <w:tcMar>
               <w:top w:w="60" w:type="dxa"/>
@@ -5371,7 +6958,7 @@
         </w:tc>
         <w:tc>
           <w:tcPr>
-            <w:tcW w:type="dxa" w:w="1872"/>
+            <w:tcW w:type="dxa" w:w="2016"/>
             <w:shd w:fill="FFFFFF"/>
             <w:tcMar>
               <w:top w:w="60" w:type="dxa"/>
@@ -5396,7 +6983,7 @@
         </w:tc>
         <w:tc>
           <w:tcPr>
-            <w:tcW w:type="dxa" w:w="1152"/>
+            <w:tcW w:type="dxa" w:w="936"/>
             <w:shd w:fill="FFFFFF"/>
             <w:tcMar>
               <w:top w:w="60" w:type="dxa"/>
@@ -5422,7 +7009,7 @@
         </w:tc>
         <w:tc>
           <w:tcPr>
-            <w:tcW w:type="dxa" w:w="1296"/>
+            <w:tcW w:type="dxa" w:w="936"/>
             <w:shd w:fill="FFFFFF"/>
             <w:tcMar>
               <w:top w:w="60" w:type="dxa"/>
@@ -5448,7 +7035,7 @@
         </w:tc>
         <w:tc>
           <w:tcPr>
-            <w:tcW w:type="dxa" w:w="1440"/>
+            <w:tcW w:type="dxa" w:w="864"/>
             <w:shd w:fill="FFFFFF"/>
             <w:tcMar>
               <w:top w:w="60" w:type="dxa"/>
@@ -5522,7 +7109,7 @@
                 <w:color w:val="334155"/>
                 <w:sz w:val="19"/>
               </w:rPr>
-              <w:t>El costo del proyecto se basa en un equipo de 5 desarrolladores/especialistas con un costo promedio de S/ 40 por hora, trabajando 4 horas al día durante 2 semanas (10 días laborables). El total incluye 54 horas de desarrollo y análisis, 28 horas de testing y control de calidad, y 20 horas de ceremonias ágiles y gestión. El costo directo base es de S/ 4,080.00. Aplicando un 10% de contingencia técnica y operativa (S/ 408.00), el costo total consolidado del MVP es de S/ 4,488.00.</w:t>
+              <w:t>El costo del proyecto se basa en un equipo de 5 desarrolladores con un costo promedio de S/ 40 por hora, trabajando 4 horas al día durante 2 semanas (10 días laborables). El total incluye 54 horas de desarrollo y análisis distribuidas en 26 subtareas técnicas claras y desglosadas, 28 horas de testing y control de calidad sobre las reglas de negocio (redondeo de céntimos, Yape, evidencias fotográficas y navegación temporal), y 20 horas de ceremonias ágiles y gestión de entregables. Con una tarifa de S/ 40.00 por hora, el costo directo base es de S/ 4,080.00. Aplicando un 10% de contingencia técnica y operativa (S/ 408.00), el costo total consolidado para el MVP es de S/ 4,488.00.</w:t>
             </w:r>
           </w:p>
         </w:tc>

--- a/docs/informe_evidencias_mvp.docx
+++ b/docs/informe_evidencias_mvp.docx
@@ -822,7 +822,7 @@
           <w:color w:val="D97706"/>
           <w:sz w:val="17"/>
         </w:rPr>
-        <w:t xml:space="preserve">Criterio 2.2 (Vista Conjunta en la Misma Pantalla): </w:t>
+        <w:t xml:space="preserve">Criterio 2.2 (Vista Unificada en la Misma Pantalla): </w:t>
       </w:r>
       <w:r>
         <w:rPr>
@@ -830,11 +830,11 @@
           <w:color w:val="1F2937"/>
           <w:sz w:val="17"/>
         </w:rPr>
-        <w:t>Dado que existen gastos registrados,</w:t>
+        <w:t>Dado que existen compromisos financieros registrados en el mes,</w:t>
         <w:br/>
         <w:t>Cuando el Gerente revisa su panel,</w:t>
         <w:br/>
-        <w:t>Entonces visualiza simultáneamente en la misma pantalla la tabla de 'Pagos Pendientes del Periodo' y la tabla de 'Pagos Realizados del Periodo', sin pestañas intermedias.</w:t>
+        <w:t>Entonces visualiza todas las obligaciones y pagos del periodo consolidados en una sola tabla unificada ('Obligaciones y Pagos del Periodo'), con el estado (Pendiente o Realizado) indicado claramente a la derecha, sin dividirlas en tablas separadas ni pestañas intermedias.</w:t>
       </w:r>
     </w:p>
     <w:p>
@@ -992,7 +992,7 @@
           <w:color w:val="1F2937"/>
           <w:sz w:val="17"/>
         </w:rPr>
-        <w:t>Construir tablas sincronizadas en el DOM para renderizar pagos pendientes y realizados juntos.</w:t>
+        <w:t>Construir tabla consolidada en el DOM para renderizar todas las obligaciones y pagos del periodo.</w:t>
       </w:r>
     </w:p>
     <w:p>
@@ -3237,7 +3237,7 @@
                 <w:color w:val="1F2937"/>
                 <w:sz w:val="16"/>
               </w:rPr>
-              <w:t>Construir tablas sincronizadas en el DOM para renderizar pagos pendientes y realizados juntos</w:t>
+              <w:t>Construir tabla consolidada en el DOM para renderizar todas las obligaciones y pagos del periodo</w:t>
             </w:r>
           </w:p>
         </w:tc>
@@ -7615,7 +7615,7 @@
           <w:color w:val="1E3A5F"/>
           <w:sz w:val="23"/>
         </w:rPr>
-        <w:t>Dashboard del Gerente con 4 KPIs y Pantalla Unificada (HU-01, HU-02, Criterios 1.3, 2.1, 2.2)</w:t>
+        <w:t>Dashboard del Gerente con 4 KPIs y Tabla Única Consolidada (HU-01, HU-02, Criterios 1.3, 2.1, 2.2)</w:t>
       </w:r>
     </w:p>
     <w:p>
@@ -7660,7 +7660,7 @@
         <w:br/>
         <w:t>4) Próximo Vencimiento: 18/10/2026 (Recibo de Energía Eléctrica).</w:t>
         <w:br/>
-        <w:t>Debajo, en la misma pantalla, se despliegan juntas las tablas de pendientes y realizados.</w:t>
+        <w:t>Debajo, en la misma ventana, se consolidan todas las obligaciones y pagos en una sola tabla unificada, mostrando a la derecha el estado ('Pendiente' o 'Realizado') con sus respectivos comprobantes y titularidad.</w:t>
       </w:r>
     </w:p>
     <w:p>
@@ -7671,7 +7671,7 @@
       <w:r>
         <w:drawing>
           <wp:inline xmlns:a="http://schemas.openxmlformats.org/drawingml/2006/main" xmlns:pic="http://schemas.openxmlformats.org/drawingml/2006/picture">
-            <wp:extent cx="5212080" cy="6177129"/>
+            <wp:extent cx="5212080" cy="5541907"/>
             <wp:docPr id="3" name="Picture 3"/>
             <wp:cNvGraphicFramePr>
               <a:graphicFrameLocks noChangeAspect="1"/>
@@ -7692,7 +7692,7 @@
                   <pic:spPr>
                     <a:xfrm>
                       <a:off x="0" y="0"/>
-                      <a:ext cx="5212080" cy="6177129"/>
+                      <a:ext cx="5212080" cy="5541907"/>
                     </a:xfrm>
                     <a:prstGeom prst="rect"/>
                   </pic:spPr>
@@ -7737,7 +7737,7 @@
           <w:color w:val="0F5132"/>
           <w:sz w:val="17"/>
         </w:rPr>
-        <w:t>Cumple Criterios 2.1 y 2.2: 4 KPIs consolidados y visualización conjunta de listas en la misma pantalla.</w:t>
+        <w:t>Cumple Criterios 2.1 y 2.2: 4 KPIs consolidados y visualización unificada en una sola tabla sin divisiones innecesarias.</w:t>
       </w:r>
     </w:p>
     <w:p>
@@ -7806,7 +7806,7 @@
       <w:r>
         <w:drawing>
           <wp:inline xmlns:a="http://schemas.openxmlformats.org/drawingml/2006/main" xmlns:pic="http://schemas.openxmlformats.org/drawingml/2006/picture">
-            <wp:extent cx="5212080" cy="5020699"/>
+            <wp:extent cx="5212080" cy="4299966"/>
             <wp:docPr id="4" name="Picture 4"/>
             <wp:cNvGraphicFramePr>
               <a:graphicFrameLocks noChangeAspect="1"/>
@@ -7827,7 +7827,7 @@
                   <pic:spPr>
                     <a:xfrm>
                       <a:off x="0" y="0"/>
-                      <a:ext cx="5212080" cy="5020699"/>
+                      <a:ext cx="5212080" cy="4299966"/>
                     </a:xfrm>
                     <a:prstGeom prst="rect"/>
                   </pic:spPr>
@@ -7941,7 +7941,7 @@
       <w:r>
         <w:drawing>
           <wp:inline xmlns:a="http://schemas.openxmlformats.org/drawingml/2006/main" xmlns:pic="http://schemas.openxmlformats.org/drawingml/2006/picture">
-            <wp:extent cx="5212080" cy="5297590"/>
+            <wp:extent cx="5212080" cy="4299966"/>
             <wp:docPr id="5" name="Picture 5"/>
             <wp:cNvGraphicFramePr>
               <a:graphicFrameLocks noChangeAspect="1"/>
@@ -7962,7 +7962,7 @@
                   <pic:spPr>
                     <a:xfrm>
                       <a:off x="0" y="0"/>
-                      <a:ext cx="5212080" cy="5297590"/>
+                      <a:ext cx="5212080" cy="4299966"/>
                     </a:xfrm>
                     <a:prstGeom prst="rect"/>
                   </pic:spPr>

--- a/docs/informe_evidencias_mvp.docx
+++ b/docs/informe_evidencias_mvp.docx
@@ -7671,7 +7671,7 @@
       <w:r>
         <w:drawing>
           <wp:inline xmlns:a="http://schemas.openxmlformats.org/drawingml/2006/main" xmlns:pic="http://schemas.openxmlformats.org/drawingml/2006/picture">
-            <wp:extent cx="5212080" cy="5541907"/>
+            <wp:extent cx="5212080" cy="7142178"/>
             <wp:docPr id="3" name="Picture 3"/>
             <wp:cNvGraphicFramePr>
               <a:graphicFrameLocks noChangeAspect="1"/>
@@ -7692,7 +7692,7 @@
                   <pic:spPr>
                     <a:xfrm>
                       <a:off x="0" y="0"/>
-                      <a:ext cx="5212080" cy="5541907"/>
+                      <a:ext cx="5212080" cy="7142178"/>
                     </a:xfrm>
                     <a:prstGeom prst="rect"/>
                   </pic:spPr>
@@ -7806,7 +7806,7 @@
       <w:r>
         <w:drawing>
           <wp:inline xmlns:a="http://schemas.openxmlformats.org/drawingml/2006/main" xmlns:pic="http://schemas.openxmlformats.org/drawingml/2006/picture">
-            <wp:extent cx="5212080" cy="4299966"/>
+            <wp:extent cx="5212080" cy="5541907"/>
             <wp:docPr id="4" name="Picture 4"/>
             <wp:cNvGraphicFramePr>
               <a:graphicFrameLocks noChangeAspect="1"/>
@@ -7827,7 +7827,7 @@
                   <pic:spPr>
                     <a:xfrm>
                       <a:off x="0" y="0"/>
-                      <a:ext cx="5212080" cy="4299966"/>
+                      <a:ext cx="5212080" cy="5541907"/>
                     </a:xfrm>
                     <a:prstGeom prst="rect"/>
                   </pic:spPr>
@@ -7941,7 +7941,7 @@
       <w:r>
         <w:drawing>
           <wp:inline xmlns:a="http://schemas.openxmlformats.org/drawingml/2006/main" xmlns:pic="http://schemas.openxmlformats.org/drawingml/2006/picture">
-            <wp:extent cx="5212080" cy="4299966"/>
+            <wp:extent cx="5212080" cy="5607058"/>
             <wp:docPr id="5" name="Picture 5"/>
             <wp:cNvGraphicFramePr>
               <a:graphicFrameLocks noChangeAspect="1"/>
@@ -7962,7 +7962,7 @@
                   <pic:spPr>
                     <a:xfrm>
                       <a:off x="0" y="0"/>
-                      <a:ext cx="5212080" cy="4299966"/>
+                      <a:ext cx="5212080" cy="5607058"/>
                     </a:xfrm>
                     <a:prstGeom prst="rect"/>
                   </pic:spPr>
@@ -8751,7 +8751,7 @@
       <w:r>
         <w:drawing>
           <wp:inline xmlns:a="http://schemas.openxmlformats.org/drawingml/2006/main" xmlns:pic="http://schemas.openxmlformats.org/drawingml/2006/picture">
-            <wp:extent cx="5212080" cy="4914829"/>
+            <wp:extent cx="5212080" cy="8461486"/>
             <wp:docPr id="11" name="Picture 11"/>
             <wp:cNvGraphicFramePr>
               <a:graphicFrameLocks noChangeAspect="1"/>
@@ -8772,7 +8772,7 @@
                   <pic:spPr>
                     <a:xfrm>
                       <a:off x="0" y="0"/>
-                      <a:ext cx="5212080" cy="4914829"/>
+                      <a:ext cx="5212080" cy="8461486"/>
                     </a:xfrm>
                     <a:prstGeom prst="rect"/>
                   </pic:spPr>
@@ -9299,7 +9299,7 @@
       <w:r>
         <w:drawing>
           <wp:inline xmlns:a="http://schemas.openxmlformats.org/drawingml/2006/main" xmlns:pic="http://schemas.openxmlformats.org/drawingml/2006/picture">
-            <wp:extent cx="5212080" cy="6071259"/>
+            <wp:extent cx="5212080" cy="8461486"/>
             <wp:docPr id="15" name="Picture 15"/>
             <wp:cNvGraphicFramePr>
               <a:graphicFrameLocks noChangeAspect="1"/>
@@ -9320,7 +9320,7 @@
                   <pic:spPr>
                     <a:xfrm>
                       <a:off x="0" y="0"/>
-                      <a:ext cx="5212080" cy="6071259"/>
+                      <a:ext cx="5212080" cy="8461486"/>
                     </a:xfrm>
                     <a:prstGeom prst="rect"/>
                   </pic:spPr>

--- a/docs/informe_evidencias_mvp.docx
+++ b/docs/informe_evidencias_mvp.docx
@@ -7671,7 +7671,7 @@
       <w:r>
         <w:drawing>
           <wp:inline xmlns:a="http://schemas.openxmlformats.org/drawingml/2006/main" xmlns:pic="http://schemas.openxmlformats.org/drawingml/2006/picture">
-            <wp:extent cx="5212080" cy="7142178"/>
+            <wp:extent cx="5212080" cy="3909060"/>
             <wp:docPr id="3" name="Picture 3"/>
             <wp:cNvGraphicFramePr>
               <a:graphicFrameLocks noChangeAspect="1"/>
@@ -7692,7 +7692,7 @@
                   <pic:spPr>
                     <a:xfrm>
                       <a:off x="0" y="0"/>
-                      <a:ext cx="5212080" cy="7142178"/>
+                      <a:ext cx="5212080" cy="3909060"/>
                     </a:xfrm>
                     <a:prstGeom prst="rect"/>
                   </pic:spPr>
@@ -7806,7 +7806,7 @@
       <w:r>
         <w:drawing>
           <wp:inline xmlns:a="http://schemas.openxmlformats.org/drawingml/2006/main" xmlns:pic="http://schemas.openxmlformats.org/drawingml/2006/picture">
-            <wp:extent cx="5212080" cy="5541907"/>
+            <wp:extent cx="5212080" cy="3909060"/>
             <wp:docPr id="4" name="Picture 4"/>
             <wp:cNvGraphicFramePr>
               <a:graphicFrameLocks noChangeAspect="1"/>
@@ -7815,11 +7815,11 @@
               <a:graphicData uri="http://schemas.openxmlformats.org/drawingml/2006/picture">
                 <pic:pic>
                   <pic:nvPicPr>
-                    <pic:cNvPr id="0" name="04_gerente_mes_anterior_septiembre.png"/>
+                    <pic:cNvPr id="0" name="03_gerente_dashboard_octubre.png"/>
                     <pic:cNvPicPr/>
                   </pic:nvPicPr>
                   <pic:blipFill>
-                    <a:blip r:embed="rId12"/>
+                    <a:blip r:embed="rId11"/>
                     <a:stretch>
                       <a:fillRect/>
                     </a:stretch>
@@ -7827,7 +7827,7 @@
                   <pic:spPr>
                     <a:xfrm>
                       <a:off x="0" y="0"/>
-                      <a:ext cx="5212080" cy="5541907"/>
+                      <a:ext cx="5212080" cy="3909060"/>
                     </a:xfrm>
                     <a:prstGeom prst="rect"/>
                   </pic:spPr>
@@ -7941,7 +7941,7 @@
       <w:r>
         <w:drawing>
           <wp:inline xmlns:a="http://schemas.openxmlformats.org/drawingml/2006/main" xmlns:pic="http://schemas.openxmlformats.org/drawingml/2006/picture">
-            <wp:extent cx="5212080" cy="5607058"/>
+            <wp:extent cx="5212080" cy="3909060"/>
             <wp:docPr id="5" name="Picture 5"/>
             <wp:cNvGraphicFramePr>
               <a:graphicFrameLocks noChangeAspect="1"/>
@@ -7950,11 +7950,11 @@
               <a:graphicData uri="http://schemas.openxmlformats.org/drawingml/2006/picture">
                 <pic:pic>
                   <pic:nvPicPr>
-                    <pic:cNvPr id="0" name="05_gerente_proximo_mes_noviembre.png"/>
+                    <pic:cNvPr id="0" name="03_gerente_dashboard_octubre.png"/>
                     <pic:cNvPicPr/>
                   </pic:nvPicPr>
                   <pic:blipFill>
-                    <a:blip r:embed="rId13"/>
+                    <a:blip r:embed="rId11"/>
                     <a:stretch>
                       <a:fillRect/>
                     </a:stretch>
@@ -7962,7 +7962,7 @@
                   <pic:spPr>
                     <a:xfrm>
                       <a:off x="0" y="0"/>
-                      <a:ext cx="5212080" cy="5607058"/>
+                      <a:ext cx="5212080" cy="3909060"/>
                     </a:xfrm>
                     <a:prstGeom prst="rect"/>
                   </pic:spPr>
@@ -8089,7 +8089,7 @@
                     <pic:cNvPicPr/>
                   </pic:nvPicPr>
                   <pic:blipFill>
-                    <a:blip r:embed="rId14"/>
+                    <a:blip r:embed="rId12"/>
                     <a:stretch>
                       <a:fillRect/>
                     </a:stretch>
@@ -8220,11 +8220,11 @@
               <a:graphicData uri="http://schemas.openxmlformats.org/drawingml/2006/picture">
                 <pic:pic>
                   <pic:nvPicPr>
-                    <pic:cNvPr id="0" name="07_cuentas_confidenciales_gerente.png"/>
+                    <pic:cNvPr id="0" name="03_gerente_dashboard_octubre.png"/>
                     <pic:cNvPicPr/>
                   </pic:nvPicPr>
                   <pic:blipFill>
-                    <a:blip r:embed="rId15"/>
+                    <a:blip r:embed="rId11"/>
                     <a:stretch>
                       <a:fillRect/>
                     </a:stretch>
@@ -8359,7 +8359,7 @@
                     <pic:cNvPicPr/>
                   </pic:nvPicPr>
                   <pic:blipFill>
-                    <a:blip r:embed="rId16"/>
+                    <a:blip r:embed="rId13"/>
                     <a:stretch>
                       <a:fillRect/>
                     </a:stretch>
@@ -8494,7 +8494,7 @@
                     <pic:cNvPicPr/>
                   </pic:nvPicPr>
                   <pic:blipFill>
-                    <a:blip r:embed="rId17"/>
+                    <a:blip r:embed="rId14"/>
                     <a:stretch>
                       <a:fillRect/>
                     </a:stretch>
@@ -8629,7 +8629,7 @@
                     <pic:cNvPicPr/>
                   </pic:nvPicPr>
                   <pic:blipFill>
-                    <a:blip r:embed="rId18"/>
+                    <a:blip r:embed="rId15"/>
                     <a:stretch>
                       <a:fillRect/>
                     </a:stretch>
@@ -8764,7 +8764,7 @@
                     <pic:cNvPicPr/>
                   </pic:nvPicPr>
                   <pic:blipFill>
-                    <a:blip r:embed="rId19"/>
+                    <a:blip r:embed="rId16"/>
                     <a:stretch>
                       <a:fillRect/>
                     </a:stretch>
@@ -8899,7 +8899,7 @@
                     <pic:cNvPicPr/>
                   </pic:nvPicPr>
                   <pic:blipFill>
-                    <a:blip r:embed="rId20"/>
+                    <a:blip r:embed="rId17"/>
                     <a:stretch>
                       <a:fillRect/>
                     </a:stretch>
@@ -9034,7 +9034,7 @@
                     <pic:cNvPicPr/>
                   </pic:nvPicPr>
                   <pic:blipFill>
-                    <a:blip r:embed="rId21"/>
+                    <a:blip r:embed="rId18"/>
                     <a:stretch>
                       <a:fillRect/>
                     </a:stretch>
@@ -9177,7 +9177,7 @@
                     <pic:cNvPicPr/>
                   </pic:nvPicPr>
                   <pic:blipFill>
-                    <a:blip r:embed="rId22"/>
+                    <a:blip r:embed="rId19"/>
                     <a:stretch>
                       <a:fillRect/>
                     </a:stretch>
@@ -9312,7 +9312,7 @@
                     <pic:cNvPicPr/>
                   </pic:nvPicPr>
                   <pic:blipFill>
-                    <a:blip r:embed="rId23"/>
+                    <a:blip r:embed="rId20"/>
                     <a:stretch>
                       <a:fillRect/>
                     </a:stretch>
@@ -9447,7 +9447,7 @@
                     <pic:cNvPicPr/>
                   </pic:nvPicPr>
                   <pic:blipFill>
-                    <a:blip r:embed="rId24"/>
+                    <a:blip r:embed="rId21"/>
                     <a:stretch>
                       <a:fillRect/>
                     </a:stretch>

--- a/docs/informe_evidencias_mvp.docx
+++ b/docs/informe_evidencias_mvp.docx
@@ -7671,7 +7671,7 @@
       <w:r>
         <w:drawing>
           <wp:inline xmlns:a="http://schemas.openxmlformats.org/drawingml/2006/main" xmlns:pic="http://schemas.openxmlformats.org/drawingml/2006/picture">
-            <wp:extent cx="5212080" cy="3909060"/>
+            <wp:extent cx="5212080" cy="7142178"/>
             <wp:docPr id="3" name="Picture 3"/>
             <wp:cNvGraphicFramePr>
               <a:graphicFrameLocks noChangeAspect="1"/>
@@ -7692,7 +7692,7 @@
                   <pic:spPr>
                     <a:xfrm>
                       <a:off x="0" y="0"/>
-                      <a:ext cx="5212080" cy="3909060"/>
+                      <a:ext cx="5212080" cy="7142178"/>
                     </a:xfrm>
                     <a:prstGeom prst="rect"/>
                   </pic:spPr>
@@ -7806,7 +7806,7 @@
       <w:r>
         <w:drawing>
           <wp:inline xmlns:a="http://schemas.openxmlformats.org/drawingml/2006/main" xmlns:pic="http://schemas.openxmlformats.org/drawingml/2006/picture">
-            <wp:extent cx="5212080" cy="3909060"/>
+            <wp:extent cx="5212080" cy="5541907"/>
             <wp:docPr id="4" name="Picture 4"/>
             <wp:cNvGraphicFramePr>
               <a:graphicFrameLocks noChangeAspect="1"/>
@@ -7815,11 +7815,11 @@
               <a:graphicData uri="http://schemas.openxmlformats.org/drawingml/2006/picture">
                 <pic:pic>
                   <pic:nvPicPr>
-                    <pic:cNvPr id="0" name="03_gerente_dashboard_octubre.png"/>
+                    <pic:cNvPr id="0" name="04_gerente_mes_anterior_septiembre.png"/>
                     <pic:cNvPicPr/>
                   </pic:nvPicPr>
                   <pic:blipFill>
-                    <a:blip r:embed="rId11"/>
+                    <a:blip r:embed="rId12"/>
                     <a:stretch>
                       <a:fillRect/>
                     </a:stretch>
@@ -7827,7 +7827,7 @@
                   <pic:spPr>
                     <a:xfrm>
                       <a:off x="0" y="0"/>
-                      <a:ext cx="5212080" cy="3909060"/>
+                      <a:ext cx="5212080" cy="5541907"/>
                     </a:xfrm>
                     <a:prstGeom prst="rect"/>
                   </pic:spPr>
@@ -7941,7 +7941,7 @@
       <w:r>
         <w:drawing>
           <wp:inline xmlns:a="http://schemas.openxmlformats.org/drawingml/2006/main" xmlns:pic="http://schemas.openxmlformats.org/drawingml/2006/picture">
-            <wp:extent cx="5212080" cy="3909060"/>
+            <wp:extent cx="5212080" cy="5607058"/>
             <wp:docPr id="5" name="Picture 5"/>
             <wp:cNvGraphicFramePr>
               <a:graphicFrameLocks noChangeAspect="1"/>
@@ -7950,11 +7950,11 @@
               <a:graphicData uri="http://schemas.openxmlformats.org/drawingml/2006/picture">
                 <pic:pic>
                   <pic:nvPicPr>
-                    <pic:cNvPr id="0" name="03_gerente_dashboard_octubre.png"/>
+                    <pic:cNvPr id="0" name="05_gerente_proximo_mes_noviembre.png"/>
                     <pic:cNvPicPr/>
                   </pic:nvPicPr>
                   <pic:blipFill>
-                    <a:blip r:embed="rId11"/>
+                    <a:blip r:embed="rId13"/>
                     <a:stretch>
                       <a:fillRect/>
                     </a:stretch>
@@ -7962,7 +7962,7 @@
                   <pic:spPr>
                     <a:xfrm>
                       <a:off x="0" y="0"/>
-                      <a:ext cx="5212080" cy="3909060"/>
+                      <a:ext cx="5212080" cy="5607058"/>
                     </a:xfrm>
                     <a:prstGeom prst="rect"/>
                   </pic:spPr>
@@ -8089,7 +8089,7 @@
                     <pic:cNvPicPr/>
                   </pic:nvPicPr>
                   <pic:blipFill>
-                    <a:blip r:embed="rId12"/>
+                    <a:blip r:embed="rId14"/>
                     <a:stretch>
                       <a:fillRect/>
                     </a:stretch>
@@ -8220,11 +8220,11 @@
               <a:graphicData uri="http://schemas.openxmlformats.org/drawingml/2006/picture">
                 <pic:pic>
                   <pic:nvPicPr>
-                    <pic:cNvPr id="0" name="03_gerente_dashboard_octubre.png"/>
+                    <pic:cNvPr id="0" name="07_cuentas_confidenciales_gerente.png"/>
                     <pic:cNvPicPr/>
                   </pic:nvPicPr>
                   <pic:blipFill>
-                    <a:blip r:embed="rId11"/>
+                    <a:blip r:embed="rId15"/>
                     <a:stretch>
                       <a:fillRect/>
                     </a:stretch>
@@ -8359,7 +8359,7 @@
                     <pic:cNvPicPr/>
                   </pic:nvPicPr>
                   <pic:blipFill>
-                    <a:blip r:embed="rId13"/>
+                    <a:blip r:embed="rId16"/>
                     <a:stretch>
                       <a:fillRect/>
                     </a:stretch>
@@ -8494,7 +8494,7 @@
                     <pic:cNvPicPr/>
                   </pic:nvPicPr>
                   <pic:blipFill>
-                    <a:blip r:embed="rId14"/>
+                    <a:blip r:embed="rId17"/>
                     <a:stretch>
                       <a:fillRect/>
                     </a:stretch>
@@ -8629,7 +8629,7 @@
                     <pic:cNvPicPr/>
                   </pic:nvPicPr>
                   <pic:blipFill>
-                    <a:blip r:embed="rId15"/>
+                    <a:blip r:embed="rId18"/>
                     <a:stretch>
                       <a:fillRect/>
                     </a:stretch>
@@ -8764,7 +8764,7 @@
                     <pic:cNvPicPr/>
                   </pic:nvPicPr>
                   <pic:blipFill>
-                    <a:blip r:embed="rId16"/>
+                    <a:blip r:embed="rId19"/>
                     <a:stretch>
                       <a:fillRect/>
                     </a:stretch>
@@ -8899,7 +8899,7 @@
                     <pic:cNvPicPr/>
                   </pic:nvPicPr>
                   <pic:blipFill>
-                    <a:blip r:embed="rId17"/>
+                    <a:blip r:embed="rId20"/>
                     <a:stretch>
                       <a:fillRect/>
                     </a:stretch>
@@ -9034,7 +9034,7 @@
                     <pic:cNvPicPr/>
                   </pic:nvPicPr>
                   <pic:blipFill>
-                    <a:blip r:embed="rId18"/>
+                    <a:blip r:embed="rId21"/>
                     <a:stretch>
                       <a:fillRect/>
                     </a:stretch>
@@ -9177,7 +9177,7 @@
                     <pic:cNvPicPr/>
                   </pic:nvPicPr>
                   <pic:blipFill>
-                    <a:blip r:embed="rId19"/>
+                    <a:blip r:embed="rId22"/>
                     <a:stretch>
                       <a:fillRect/>
                     </a:stretch>
@@ -9312,7 +9312,7 @@
                     <pic:cNvPicPr/>
                   </pic:nvPicPr>
                   <pic:blipFill>
-                    <a:blip r:embed="rId20"/>
+                    <a:blip r:embed="rId23"/>
                     <a:stretch>
                       <a:fillRect/>
                     </a:stretch>
@@ -9447,7 +9447,7 @@
                     <pic:cNvPicPr/>
                   </pic:nvPicPr>
                   <pic:blipFill>
-                    <a:blip r:embed="rId21"/>
+                    <a:blip r:embed="rId24"/>
                     <a:stretch>
                       <a:fillRect/>
                     </a:stretch>

--- a/docs/informe_evidencias_mvp.docx
+++ b/docs/informe_evidencias_mvp.docx
@@ -7671,7 +7671,7 @@
       <w:r>
         <w:drawing>
           <wp:inline xmlns:a="http://schemas.openxmlformats.org/drawingml/2006/main" xmlns:pic="http://schemas.openxmlformats.org/drawingml/2006/picture">
-            <wp:extent cx="5212080" cy="7142178"/>
+            <wp:extent cx="5212080" cy="7989141"/>
             <wp:docPr id="3" name="Picture 3"/>
             <wp:cNvGraphicFramePr>
               <a:graphicFrameLocks noChangeAspect="1"/>
@@ -7692,7 +7692,7 @@
                   <pic:spPr>
                     <a:xfrm>
                       <a:off x="0" y="0"/>
-                      <a:ext cx="5212080" cy="7142178"/>
+                      <a:ext cx="5212080" cy="7989141"/>
                     </a:xfrm>
                     <a:prstGeom prst="rect"/>
                   </pic:spPr>
@@ -7806,7 +7806,7 @@
       <w:r>
         <w:drawing>
           <wp:inline xmlns:a="http://schemas.openxmlformats.org/drawingml/2006/main" xmlns:pic="http://schemas.openxmlformats.org/drawingml/2006/picture">
-            <wp:extent cx="5212080" cy="5541907"/>
+            <wp:extent cx="5212080" cy="5855446"/>
             <wp:docPr id="4" name="Picture 4"/>
             <wp:cNvGraphicFramePr>
               <a:graphicFrameLocks noChangeAspect="1"/>
@@ -7827,7 +7827,7 @@
                   <pic:spPr>
                     <a:xfrm>
                       <a:off x="0" y="0"/>
-                      <a:ext cx="5212080" cy="5541907"/>
+                      <a:ext cx="5212080" cy="5855446"/>
                     </a:xfrm>
                     <a:prstGeom prst="rect"/>
                   </pic:spPr>
@@ -7941,7 +7941,7 @@
       <w:r>
         <w:drawing>
           <wp:inline xmlns:a="http://schemas.openxmlformats.org/drawingml/2006/main" xmlns:pic="http://schemas.openxmlformats.org/drawingml/2006/picture">
-            <wp:extent cx="5212080" cy="5607058"/>
+            <wp:extent cx="5212080" cy="5855446"/>
             <wp:docPr id="5" name="Picture 5"/>
             <wp:cNvGraphicFramePr>
               <a:graphicFrameLocks noChangeAspect="1"/>
@@ -7962,7 +7962,7 @@
                   <pic:spPr>
                     <a:xfrm>
                       <a:off x="0" y="0"/>
-                      <a:ext cx="5212080" cy="5607058"/>
+                      <a:ext cx="5212080" cy="5855446"/>
                     </a:xfrm>
                     <a:prstGeom prst="rect"/>
                   </pic:spPr>
@@ -8291,7 +8291,7 @@
           <w:color w:val="D97706"/>
           <w:sz w:val="23"/>
         </w:rPr>
-        <w:t xml:space="preserve">[Paso 8] </w:t>
+        <w:t xml:space="preserve">[Paso 7b] </w:t>
       </w:r>
       <w:r>
         <w:rPr>
@@ -8300,7 +8300,7 @@
           <w:color w:val="1E3A5F"/>
           <w:sz w:val="23"/>
         </w:rPr>
-        <w:t>Gobierno por Gerencia: Registro de Proveedor con Billetera Digital Yape (HU-04, Criterio 4.1)</w:t>
+        <w:t>Registro Dinámico de Cuentas y Tarjetas Bancarias del Gerente (Observación Cuentas)</w:t>
       </w:r>
     </w:p>
     <w:p>
@@ -8322,7 +8322,7 @@
           <w:color w:val="1E3A5F"/>
           <w:sz w:val="18"/>
         </w:rPr>
-        <w:t>HU-04: Gobierno de Proveedores y Tipos de Gasto por Gerencia</w:t>
+        <w:t>HU-02: Administración de Instrumentos Bancarios de Gerencia</w:t>
       </w:r>
     </w:p>
     <w:p>
@@ -8335,7 +8335,7 @@
           <w:color w:val="1F2937"/>
           <w:sz w:val="18"/>
         </w:rPr>
-        <w:t>Formulario exclusivo de Gerencia para dar de alta acreedores. Permite activar la casilla Yape, ingresando el número celular y el nombre del titular/alias para que el asistente cuente con la información oficial.</w:t>
+        <w:t>El Gerente cuenta con el botón 'Nueva Cuenta / Tarjeta' para registrar entidades financieras (BCP, BBVA, Scotiabank, Interbank), tipo de instrumento (Cuenta Corriente, Ahorros, Tarjeta Débito/Crédito), titular, número enmascarado y moneda (PEN/USD).</w:t>
       </w:r>
     </w:p>
     <w:p>
@@ -8355,7 +8355,7 @@
               <a:graphicData uri="http://schemas.openxmlformats.org/drawingml/2006/picture">
                 <pic:pic>
                   <pic:nvPicPr>
-                    <pic:cNvPr id="0" name="08_modal_nuevo_proveedor_yape.png"/>
+                    <pic:cNvPr id="0" name="07b_modal_nueva_cuenta_tarjeta.png"/>
                     <pic:cNvPicPr/>
                   </pic:nvPicPr>
                   <pic:blipFill>
@@ -8390,7 +8390,7 @@
           <w:color w:val="64748B"/>
           <w:sz w:val="16"/>
         </w:rPr>
-        <w:t>Figura: Captura de pantalla del sistema (08_modal_nuevo_proveedor_yape.png)</w:t>
+        <w:t>Figura: Captura de pantalla del sistema (07b_modal_nueva_cuenta_tarjeta.png)</w:t>
       </w:r>
     </w:p>
     <w:p>
@@ -8412,7 +8412,7 @@
           <w:color w:val="0F5132"/>
           <w:sz w:val="17"/>
         </w:rPr>
-        <w:t>Cumple Criterio 4.1: Registro centralizado de acreedores y configuración de billeteras digitales.</w:t>
+        <w:t>Cumple Requerimiento: Registro dinámico y gestión de medios de pago bancarios por Gerencia.</w:t>
       </w:r>
     </w:p>
     <w:p>
@@ -8426,7 +8426,7 @@
           <w:color w:val="D97706"/>
           <w:sz w:val="23"/>
         </w:rPr>
-        <w:t xml:space="preserve">[Paso 9] </w:t>
+        <w:t xml:space="preserve">[Paso 8] </w:t>
       </w:r>
       <w:r>
         <w:rPr>
@@ -8435,7 +8435,7 @@
           <w:color w:val="1E3A5F"/>
           <w:sz w:val="23"/>
         </w:rPr>
-        <w:t>Gobierno por Gerencia: Creación de Nuevos Tipos de Gasto (HU-04, Criterio 4.2)</w:t>
+        <w:t>Gobierno por Gerencia: Registro de Proveedor y Validación Estricta de Teléfono en Perú (HU-04, Criterio 4.1)</w:t>
       </w:r>
     </w:p>
     <w:p>
@@ -8470,7 +8470,7 @@
           <w:color w:val="1F2937"/>
           <w:sz w:val="18"/>
         </w:rPr>
-        <w:t>El Gerente puede dar de alta nuevas categorías de gasto según el rubro de la empresa. En el modal se muestra la lista actual y permite agregar nuevos tipos como 'Seguros Empresariales'.</w:t>
+        <w:t>Formulario exclusivo de Gerencia para dar de alta acreedores. Se incluye validación estricta para teléfonos peruanos: únicamente se admiten números y exactamente 9 dígitos, bloqueando caracteres alfabéticos.</w:t>
       </w:r>
     </w:p>
     <w:p>
@@ -8490,7 +8490,7 @@
               <a:graphicData uri="http://schemas.openxmlformats.org/drawingml/2006/picture">
                 <pic:pic>
                   <pic:nvPicPr>
-                    <pic:cNvPr id="0" name="09_modal_nuevo_tipo_gasto.png"/>
+                    <pic:cNvPr id="0" name="08_modal_nuevo_proveedor_yape.png"/>
                     <pic:cNvPicPr/>
                   </pic:nvPicPr>
                   <pic:blipFill>
@@ -8525,7 +8525,7 @@
           <w:color w:val="64748B"/>
           <w:sz w:val="16"/>
         </w:rPr>
-        <w:t>Figura: Captura de pantalla del sistema (09_modal_nuevo_tipo_gasto.png)</w:t>
+        <w:t>Figura: Captura de pantalla del sistema (08_modal_nuevo_proveedor_yape.png)</w:t>
       </w:r>
     </w:p>
     <w:p>
@@ -8547,7 +8547,7 @@
           <w:color w:val="0F5132"/>
           <w:sz w:val="17"/>
         </w:rPr>
-        <w:t>Cumple Criterio 4.2: Categorización dinámica y estandarizada de gastos definida por gerencia.</w:t>
+        <w:t>Cumple Criterio 4.1 y Validación Perú: Teléfono y número de Yape limitados a exactamente 9 dígitos numéricos.</w:t>
       </w:r>
     </w:p>
     <w:p>
@@ -8561,7 +8561,7 @@
           <w:color w:val="D97706"/>
           <w:sz w:val="23"/>
         </w:rPr>
-        <w:t xml:space="preserve">[Paso 10] </w:t>
+        <w:t xml:space="preserve">[Paso 9] </w:t>
       </w:r>
       <w:r>
         <w:rPr>
@@ -8570,7 +8570,7 @@
           <w:color w:val="1E3A5F"/>
           <w:sz w:val="23"/>
         </w:rPr>
-        <w:t>Catálogo Consolidado de Proveedores Registrados (HU-04, Criterio 4.3)</w:t>
+        <w:t>Gobierno por Gerencia: Creación de Nuevos Tipos de Gasto (HU-04, Criterio 4.2)</w:t>
       </w:r>
     </w:p>
     <w:p>
@@ -8605,7 +8605,7 @@
           <w:color w:val="1F2937"/>
           <w:sz w:val="18"/>
         </w:rPr>
-        <w:t>Directorio autorizado donde se detalla el RUC, razón social, rubro, contacto telefónico y si cuenta con Yape habilitado con su respectivo titular.</w:t>
+        <w:t>El Gerente puede dar de alta nuevas categorías de gasto según el rubro de la empresa. En el modal se muestra la lista actual y permite agregar nuevos tipos como 'Seguros Empresariales'.</w:t>
       </w:r>
     </w:p>
     <w:p>
@@ -8625,7 +8625,7 @@
               <a:graphicData uri="http://schemas.openxmlformats.org/drawingml/2006/picture">
                 <pic:pic>
                   <pic:nvPicPr>
-                    <pic:cNvPr id="0" name="10_catalogo_proveedores.png"/>
+                    <pic:cNvPr id="0" name="09_modal_nuevo_tipo_gasto.png"/>
                     <pic:cNvPicPr/>
                   </pic:nvPicPr>
                   <pic:blipFill>
@@ -8660,7 +8660,7 @@
           <w:color w:val="64748B"/>
           <w:sz w:val="16"/>
         </w:rPr>
-        <w:t>Figura: Captura de pantalla del sistema (10_catalogo_proveedores.png)</w:t>
+        <w:t>Figura: Captura de pantalla del sistema (09_modal_nuevo_tipo_gasto.png)</w:t>
       </w:r>
     </w:p>
     <w:p>
@@ -8682,7 +8682,7 @@
           <w:color w:val="0F5132"/>
           <w:sz w:val="17"/>
         </w:rPr>
-        <w:t>Cumple Criterio 4.3: Directorio autorizado y transparente para el equipo administrativo.</w:t>
+        <w:t>Cumple Criterio 4.2: Categorización dinámica y estandarizada de gastos definida por gerencia.</w:t>
       </w:r>
     </w:p>
     <w:p>
@@ -8696,7 +8696,7 @@
           <w:color w:val="D97706"/>
           <w:sz w:val="23"/>
         </w:rPr>
-        <w:t xml:space="preserve">[Paso 11] </w:t>
+        <w:t xml:space="preserve">[Paso 9b] </w:t>
       </w:r>
       <w:r>
         <w:rPr>
@@ -8705,7 +8705,7 @@
           <w:color w:val="1E3A5F"/>
           <w:sz w:val="23"/>
         </w:rPr>
-        <w:t>Consola Operativa del Asistente con Filtros Dinámicos (HU-01, Criterio 1.4)</w:t>
+        <w:t>Habilitación y Gestión de Métodos de Pago por Gerencia (Observación Métodos de Pago)</w:t>
       </w:r>
     </w:p>
     <w:p>
@@ -8727,7 +8727,7 @@
           <w:color w:val="1E3A5F"/>
           <w:sz w:val="18"/>
         </w:rPr>
-        <w:t>HU-01: Autenticación y Control de Acceso por Rol</w:t>
+        <w:t>HU-04 / HU-05: Medios de Pago Habilitados</w:t>
       </w:r>
     </w:p>
     <w:p>
@@ -8740,7 +8740,7 @@
           <w:color w:val="1F2937"/>
           <w:sz w:val="18"/>
         </w:rPr>
-        <w:t>El Asistente inicia sesión y accede a su consola de pagos del mes. Cuenta con filtros por Proveedor, Tipo de Gasto, Estado (Pendiente / Realizado / Todos) y Orden cronológico o por monto.</w:t>
+        <w:t>El Gerente dispone del botón 'Métodos de Pago' para incorporar nuevas modalidades de cancelación (ej. Plin, PagoEfectivo, Tarjeta de Crédito Corporativa). Los métodos agregados se reflejan inmediatamente en el formulario de liquidación del Asistente.</w:t>
       </w:r>
     </w:p>
     <w:p>
@@ -8751,7 +8751,7 @@
       <w:r>
         <w:drawing>
           <wp:inline xmlns:a="http://schemas.openxmlformats.org/drawingml/2006/main" xmlns:pic="http://schemas.openxmlformats.org/drawingml/2006/picture">
-            <wp:extent cx="5212080" cy="8461486"/>
+            <wp:extent cx="5212080" cy="3909060"/>
             <wp:docPr id="11" name="Picture 11"/>
             <wp:cNvGraphicFramePr>
               <a:graphicFrameLocks noChangeAspect="1"/>
@@ -8760,7 +8760,7 @@
               <a:graphicData uri="http://schemas.openxmlformats.org/drawingml/2006/picture">
                 <pic:pic>
                   <pic:nvPicPr>
-                    <pic:cNvPr id="0" name="11_asistente_consola_octubre.png"/>
+                    <pic:cNvPr id="0" name="09b_modal_metodos_pago.png"/>
                     <pic:cNvPicPr/>
                   </pic:nvPicPr>
                   <pic:blipFill>
@@ -8772,7 +8772,7 @@
                   <pic:spPr>
                     <a:xfrm>
                       <a:off x="0" y="0"/>
-                      <a:ext cx="5212080" cy="8461486"/>
+                      <a:ext cx="5212080" cy="3909060"/>
                     </a:xfrm>
                     <a:prstGeom prst="rect"/>
                   </pic:spPr>
@@ -8795,7 +8795,7 @@
           <w:color w:val="64748B"/>
           <w:sz w:val="16"/>
         </w:rPr>
-        <w:t>Figura: Captura de pantalla del sistema (11_asistente_consola_octubre.png)</w:t>
+        <w:t>Figura: Captura de pantalla del sistema (09b_modal_metodos_pago.png)</w:t>
       </w:r>
     </w:p>
     <w:p>
@@ -8817,7 +8817,7 @@
           <w:color w:val="0F5132"/>
           <w:sz w:val="17"/>
         </w:rPr>
-        <w:t>Cumple Criterio 1.4: Espacio de trabajo enfocado y sin distracciones para el asistente.</w:t>
+        <w:t>Cumple Requerimiento: Parametrización dinámica de métodos de pago autorizados por Gerencia.</w:t>
       </w:r>
     </w:p>
     <w:p>
@@ -8831,7 +8831,7 @@
           <w:color w:val="D97706"/>
           <w:sz w:val="23"/>
         </w:rPr>
-        <w:t xml:space="preserve">[Paso 12] </w:t>
+        <w:t xml:space="preserve">[Paso 10] </w:t>
       </w:r>
       <w:r>
         <w:rPr>
@@ -8840,7 +8840,7 @@
           <w:color w:val="1E3A5F"/>
           <w:sz w:val="23"/>
         </w:rPr>
-        <w:t>Registro de Nuevo Gasto con Identificador Oficial de Recibo (HU-03, HU-04, Criterios 3.1, 4.3)</w:t>
+        <w:t>Catálogo Consolidado de Proveedores Registrados (HU-04, Criterio 4.3)</w:t>
       </w:r>
     </w:p>
     <w:p>
@@ -8862,7 +8862,7 @@
           <w:color w:val="1E3A5F"/>
           <w:sz w:val="18"/>
         </w:rPr>
-        <w:t>HU-03 / HU-04: Gestión Operativa de Obligaciones</w:t>
+        <w:t>HU-04: Gobierno de Proveedores y Tipos de Gasto por Gerencia</w:t>
       </w:r>
     </w:p>
     <w:p>
@@ -8875,7 +8875,7 @@
           <w:color w:val="1F2937"/>
           <w:sz w:val="18"/>
         </w:rPr>
-        <w:t>Al hacer clic en 'Nuevo Gasto', el Asistente registra una obligación ingresando su número de comprobante oficial. Los selectores de Proveedor y Tipo consumen exclusivamente los datos aprobados por el Gerente.</w:t>
+        <w:t>Directorio autorizado donde se detalla el RUC, razón social, rubro, contacto telefónico (9 dígitos) y estado de Yape con botón 'Editar' para mantenimiento.</w:t>
       </w:r>
     </w:p>
     <w:p>
@@ -8895,7 +8895,7 @@
               <a:graphicData uri="http://schemas.openxmlformats.org/drawingml/2006/picture">
                 <pic:pic>
                   <pic:nvPicPr>
-                    <pic:cNvPr id="0" name="12_modal_asistente_nuevo_gasto.png"/>
+                    <pic:cNvPr id="0" name="10_catalogo_proveedores.png"/>
                     <pic:cNvPicPr/>
                   </pic:nvPicPr>
                   <pic:blipFill>
@@ -8930,7 +8930,7 @@
           <w:color w:val="64748B"/>
           <w:sz w:val="16"/>
         </w:rPr>
-        <w:t>Figura: Captura de pantalla del sistema (12_modal_asistente_nuevo_gasto.png)</w:t>
+        <w:t>Figura: Captura de pantalla del sistema (10_catalogo_proveedores.png)</w:t>
       </w:r>
     </w:p>
     <w:p>
@@ -8952,7 +8952,7 @@
           <w:color w:val="0F5132"/>
           <w:sz w:val="17"/>
         </w:rPr>
-        <w:t>Cumple Criterios 3.1 y 4.3: Código de recibo obligatorio y selección controlada de catálogos.</w:t>
+        <w:t>Cumple Criterio 4.3: Directorio autorizado y transparente para el equipo administrativo.</w:t>
       </w:r>
     </w:p>
     <w:p>
@@ -8966,7 +8966,7 @@
           <w:color w:val="D97706"/>
           <w:sz w:val="23"/>
         </w:rPr>
-        <w:t xml:space="preserve">[Paso 13] </w:t>
+        <w:t xml:space="preserve">[Paso 10b] </w:t>
       </w:r>
       <w:r>
         <w:rPr>
@@ -8975,7 +8975,7 @@
           <w:color w:val="1E3A5F"/>
           <w:sz w:val="23"/>
         </w:rPr>
-        <w:t>Liquidación con Yape: Visualización Automática de Datos de Pago (HU-05, Criterio 5.1)</w:t>
+        <w:t>Edición y Mantenimiento de Proveedores Registrados (Observación Edición Proveedores)</w:t>
       </w:r>
     </w:p>
     <w:p>
@@ -8997,7 +8997,7 @@
           <w:color w:val="1E3A5F"/>
           <w:sz w:val="18"/>
         </w:rPr>
-        <w:t>HU-05: Liquidación de Pagos con Yape, Efectivo y Evidencia Fotográfica</w:t>
+        <w:t>HU-04: Mantenimiento del Directorio de Proveedores</w:t>
       </w:r>
     </w:p>
     <w:p>
@@ -9010,7 +9010,7 @@
           <w:color w:val="1F2937"/>
           <w:sz w:val="18"/>
         </w:rPr>
-        <w:t>Al presionar 'Registrar Pago' sobre la Factura F004-9842 y seleccionar 'Yape (Billetera Digital)', el sistema despliega automáticamente una tarjeta informativa en color lila con los datos registrados por el Gerente: 'Número Celular: 987654321' y 'Titular / Alias: Juan Pérez Ramos / Logística Norte'.</w:t>
+        <w:t>Permite corregir en cualquier momento la información comercial, razón social, teléfonos o configuración de billeteras digitales de los proveedores registrados sin necesidad de eliminarlos ni duplicarlos.</w:t>
       </w:r>
     </w:p>
     <w:p>
@@ -9030,7 +9030,7 @@
               <a:graphicData uri="http://schemas.openxmlformats.org/drawingml/2006/picture">
                 <pic:pic>
                   <pic:nvPicPr>
-                    <pic:cNvPr id="0" name="13_modal_pago_yape_datos.png"/>
+                    <pic:cNvPr id="0" name="10b_modal_editar_proveedor.png"/>
                     <pic:cNvPicPr/>
                   </pic:nvPicPr>
                   <pic:blipFill>
@@ -9065,6 +9065,546 @@
           <w:color w:val="64748B"/>
           <w:sz w:val="16"/>
         </w:rPr>
+        <w:t>Figura: Captura de pantalla del sistema (10b_modal_editar_proveedor.png)</w:t>
+      </w:r>
+    </w:p>
+    <w:p>
+      <w:pPr>
+        <w:spacing w:after="200"/>
+      </w:pPr>
+      <w:r>
+        <w:rPr>
+          <w:rFonts w:ascii="Arial" w:hAnsi="Arial"/>
+          <w:b/>
+          <w:color w:val="0F5132"/>
+          <w:sz w:val="17"/>
+        </w:rPr>
+        <w:t xml:space="preserve">Resultado de Validación: </w:t>
+      </w:r>
+      <w:r>
+        <w:rPr>
+          <w:rFonts w:ascii="Arial" w:hAnsi="Arial"/>
+          <w:color w:val="0F5132"/>
+          <w:sz w:val="17"/>
+        </w:rPr>
+        <w:t>Cumple Requerimiento: Mantenimiento y actualización ágil de datos de proveedores.</w:t>
+      </w:r>
+    </w:p>
+    <w:p>
+      <w:pPr>
+        <w:spacing w:before="240" w:after="40"/>
+      </w:pPr>
+      <w:r>
+        <w:rPr>
+          <w:rFonts w:ascii="Arial" w:hAnsi="Arial"/>
+          <w:b/>
+          <w:color w:val="D97706"/>
+          <w:sz w:val="23"/>
+        </w:rPr>
+        <w:t xml:space="preserve">[Paso 11] </w:t>
+      </w:r>
+      <w:r>
+        <w:rPr>
+          <w:rFonts w:ascii="Arial" w:hAnsi="Arial"/>
+          <w:b/>
+          <w:color w:val="1E3A5F"/>
+          <w:sz w:val="23"/>
+        </w:rPr>
+        <w:t>Consola del Asistente con Alerta de Deudas Anteriores y N° Operación (HU-01, HU-02, Criterios 1.4, 2.1)</w:t>
+      </w:r>
+    </w:p>
+    <w:p>
+      <w:pPr>
+        <w:spacing w:after="60"/>
+      </w:pPr>
+      <w:r>
+        <w:rPr>
+          <w:rFonts w:ascii="Arial" w:hAnsi="Arial"/>
+          <w:b/>
+          <w:color w:val="475569"/>
+          <w:sz w:val="18"/>
+        </w:rPr>
+        <w:t xml:space="preserve">Historia Relacionada: </w:t>
+      </w:r>
+      <w:r>
+        <w:rPr>
+          <w:rFonts w:ascii="Arial" w:hAnsi="Arial"/>
+          <w:color w:val="1E3A5F"/>
+          <w:sz w:val="18"/>
+        </w:rPr>
+        <w:t>HU-01 / HU-02: Consola Operativa y Alertas Financieras</w:t>
+      </w:r>
+    </w:p>
+    <w:p>
+      <w:pPr>
+        <w:spacing w:after="120" w:line="276" w:lineRule="auto"/>
+      </w:pPr>
+      <w:r>
+        <w:rPr>
+          <w:rFonts w:ascii="Arial" w:hAnsi="Arial"/>
+          <w:color w:val="1F2937"/>
+          <w:sz w:val="18"/>
+        </w:rPr>
+        <w:t>El Asistente inicia sesión y visualiza de inmediato un banner destacado de advertencia cuando existen obligaciones vencidas de meses pasados sin pagar, con acceso directo a revisarlas. Además, la tabla incluye la columna 'N° Operación' y filtros multidimensionales.</w:t>
+      </w:r>
+    </w:p>
+    <w:p>
+      <w:pPr>
+        <w:spacing w:before="80" w:after="80"/>
+        <w:jc w:val="center"/>
+      </w:pPr>
+      <w:r>
+        <w:drawing>
+          <wp:inline xmlns:a="http://schemas.openxmlformats.org/drawingml/2006/main" xmlns:pic="http://schemas.openxmlformats.org/drawingml/2006/picture">
+            <wp:extent cx="5212080" cy="8738378"/>
+            <wp:docPr id="14" name="Picture 14"/>
+            <wp:cNvGraphicFramePr>
+              <a:graphicFrameLocks noChangeAspect="1"/>
+            </wp:cNvGraphicFramePr>
+            <a:graphic>
+              <a:graphicData uri="http://schemas.openxmlformats.org/drawingml/2006/picture">
+                <pic:pic>
+                  <pic:nvPicPr>
+                    <pic:cNvPr id="0" name="11_asistente_consola_octubre.png"/>
+                    <pic:cNvPicPr/>
+                  </pic:nvPicPr>
+                  <pic:blipFill>
+                    <a:blip r:embed="rId22"/>
+                    <a:stretch>
+                      <a:fillRect/>
+                    </a:stretch>
+                  </pic:blipFill>
+                  <pic:spPr>
+                    <a:xfrm>
+                      <a:off x="0" y="0"/>
+                      <a:ext cx="5212080" cy="8738378"/>
+                    </a:xfrm>
+                    <a:prstGeom prst="rect"/>
+                  </pic:spPr>
+                </pic:pic>
+              </a:graphicData>
+            </a:graphic>
+          </wp:inline>
+        </w:drawing>
+      </w:r>
+    </w:p>
+    <w:p>
+      <w:pPr>
+        <w:spacing w:after="120"/>
+        <w:jc w:val="center"/>
+      </w:pPr>
+      <w:r>
+        <w:rPr>
+          <w:rFonts w:ascii="Arial" w:hAnsi="Arial"/>
+          <w:i/>
+          <w:color w:val="64748B"/>
+          <w:sz w:val="16"/>
+        </w:rPr>
+        <w:t>Figura: Captura de pantalla del sistema (11_asistente_consola_octubre.png)</w:t>
+      </w:r>
+    </w:p>
+    <w:p>
+      <w:pPr>
+        <w:spacing w:after="200"/>
+      </w:pPr>
+      <w:r>
+        <w:rPr>
+          <w:rFonts w:ascii="Arial" w:hAnsi="Arial"/>
+          <w:b/>
+          <w:color w:val="0F5132"/>
+          <w:sz w:val="17"/>
+        </w:rPr>
+        <w:t xml:space="preserve">Resultado de Validación: </w:t>
+      </w:r>
+      <w:r>
+        <w:rPr>
+          <w:rFonts w:ascii="Arial" w:hAnsi="Arial"/>
+          <w:color w:val="0F5132"/>
+          <w:sz w:val="17"/>
+        </w:rPr>
+        <w:t>Cumple Criterio 1.4 y Observación Alerta: Alerta prominente de deudas de meses pasados y visibilidad de N° Operación.</w:t>
+      </w:r>
+    </w:p>
+    <w:p>
+      <w:pPr>
+        <w:spacing w:before="240" w:after="40"/>
+      </w:pPr>
+      <w:r>
+        <w:rPr>
+          <w:rFonts w:ascii="Arial" w:hAnsi="Arial"/>
+          <w:b/>
+          <w:color w:val="D97706"/>
+          <w:sz w:val="23"/>
+        </w:rPr>
+        <w:t xml:space="preserve">[Paso 11b] </w:t>
+      </w:r>
+      <w:r>
+        <w:rPr>
+          <w:rFonts w:ascii="Arial" w:hAnsi="Arial"/>
+          <w:b/>
+          <w:color w:val="1E3A5F"/>
+          <w:sz w:val="23"/>
+        </w:rPr>
+        <w:t>Salto Rápido a Cualquier Periodo (Mes y Año) (Observación Navegación Temporal)</w:t>
+      </w:r>
+    </w:p>
+    <w:p>
+      <w:pPr>
+        <w:spacing w:after="60"/>
+      </w:pPr>
+      <w:r>
+        <w:rPr>
+          <w:rFonts w:ascii="Arial" w:hAnsi="Arial"/>
+          <w:b/>
+          <w:color w:val="475569"/>
+          <w:sz w:val="18"/>
+        </w:rPr>
+        <w:t xml:space="preserve">Historia Relacionada: </w:t>
+      </w:r>
+      <w:r>
+        <w:rPr>
+          <w:rFonts w:ascii="Arial" w:hAnsi="Arial"/>
+          <w:color w:val="1E3A5F"/>
+          <w:sz w:val="18"/>
+        </w:rPr>
+        <w:t>HU-02: Navegación Temporal Ágil sin Exceso de Clics</w:t>
+      </w:r>
+    </w:p>
+    <w:p>
+      <w:pPr>
+        <w:spacing w:after="120" w:line="276" w:lineRule="auto"/>
+      </w:pPr>
+      <w:r>
+        <w:rPr>
+          <w:rFonts w:ascii="Arial" w:hAnsi="Arial"/>
+          <w:color w:val="1F2937"/>
+          <w:sz w:val="18"/>
+        </w:rPr>
+        <w:t>Mediante el selector directo de Mes y Año situado en la barra de navegación, el usuario puede saltar de inmediato a cualquier periodo histórico o futuro (ej. Septiembre 2026 o años lejanos como 2017) en un solo clic, sin requerir decenas de pulsaciones consecutivas.</w:t>
+      </w:r>
+    </w:p>
+    <w:p>
+      <w:pPr>
+        <w:spacing w:before="80" w:after="80"/>
+        <w:jc w:val="center"/>
+      </w:pPr>
+      <w:r>
+        <w:drawing>
+          <wp:inline xmlns:a="http://schemas.openxmlformats.org/drawingml/2006/main" xmlns:pic="http://schemas.openxmlformats.org/drawingml/2006/picture">
+            <wp:extent cx="5212080" cy="6498812"/>
+            <wp:docPr id="15" name="Picture 15"/>
+            <wp:cNvGraphicFramePr>
+              <a:graphicFrameLocks noChangeAspect="1"/>
+            </wp:cNvGraphicFramePr>
+            <a:graphic>
+              <a:graphicData uri="http://schemas.openxmlformats.org/drawingml/2006/picture">
+                <pic:pic>
+                  <pic:nvPicPr>
+                    <pic:cNvPr id="0" name="11b_salto_periodo_rapido.png"/>
+                    <pic:cNvPicPr/>
+                  </pic:nvPicPr>
+                  <pic:blipFill>
+                    <a:blip r:embed="rId23"/>
+                    <a:stretch>
+                      <a:fillRect/>
+                    </a:stretch>
+                  </pic:blipFill>
+                  <pic:spPr>
+                    <a:xfrm>
+                      <a:off x="0" y="0"/>
+                      <a:ext cx="5212080" cy="6498812"/>
+                    </a:xfrm>
+                    <a:prstGeom prst="rect"/>
+                  </pic:spPr>
+                </pic:pic>
+              </a:graphicData>
+            </a:graphic>
+          </wp:inline>
+        </w:drawing>
+      </w:r>
+    </w:p>
+    <w:p>
+      <w:pPr>
+        <w:spacing w:after="120"/>
+        <w:jc w:val="center"/>
+      </w:pPr>
+      <w:r>
+        <w:rPr>
+          <w:rFonts w:ascii="Arial" w:hAnsi="Arial"/>
+          <w:i/>
+          <w:color w:val="64748B"/>
+          <w:sz w:val="16"/>
+        </w:rPr>
+        <w:t>Figura: Captura de pantalla del sistema (11b_salto_periodo_rapido.png)</w:t>
+      </w:r>
+    </w:p>
+    <w:p>
+      <w:pPr>
+        <w:spacing w:after="200"/>
+      </w:pPr>
+      <w:r>
+        <w:rPr>
+          <w:rFonts w:ascii="Arial" w:hAnsi="Arial"/>
+          <w:b/>
+          <w:color w:val="0F5132"/>
+          <w:sz w:val="17"/>
+        </w:rPr>
+        <w:t xml:space="preserve">Resultado de Validación: </w:t>
+      </w:r>
+      <w:r>
+        <w:rPr>
+          <w:rFonts w:ascii="Arial" w:hAnsi="Arial"/>
+          <w:color w:val="0F5132"/>
+          <w:sz w:val="17"/>
+        </w:rPr>
+        <w:t>Cumple Requerimiento: Salto directo y ágil a cualquier año y mes especificado.</w:t>
+      </w:r>
+    </w:p>
+    <w:p>
+      <w:pPr>
+        <w:spacing w:before="240" w:after="40"/>
+      </w:pPr>
+      <w:r>
+        <w:rPr>
+          <w:rFonts w:ascii="Arial" w:hAnsi="Arial"/>
+          <w:b/>
+          <w:color w:val="D97706"/>
+          <w:sz w:val="23"/>
+        </w:rPr>
+        <w:t xml:space="preserve">[Paso 12] </w:t>
+      </w:r>
+      <w:r>
+        <w:rPr>
+          <w:rFonts w:ascii="Arial" w:hAnsi="Arial"/>
+          <w:b/>
+          <w:color w:val="1E3A5F"/>
+          <w:sz w:val="23"/>
+        </w:rPr>
+        <w:t>Registro de Nuevo Gasto con Identificador Oficial de Recibo (HU-03, HU-04, Criterios 3.1, 4.3)</w:t>
+      </w:r>
+    </w:p>
+    <w:p>
+      <w:pPr>
+        <w:spacing w:after="60"/>
+      </w:pPr>
+      <w:r>
+        <w:rPr>
+          <w:rFonts w:ascii="Arial" w:hAnsi="Arial"/>
+          <w:b/>
+          <w:color w:val="475569"/>
+          <w:sz w:val="18"/>
+        </w:rPr>
+        <w:t xml:space="preserve">Historia Relacionada: </w:t>
+      </w:r>
+      <w:r>
+        <w:rPr>
+          <w:rFonts w:ascii="Arial" w:hAnsi="Arial"/>
+          <w:color w:val="1E3A5F"/>
+          <w:sz w:val="18"/>
+        </w:rPr>
+        <w:t>HU-03 / HU-04: Gestión Operativa de Obligaciones</w:t>
+      </w:r>
+    </w:p>
+    <w:p>
+      <w:pPr>
+        <w:spacing w:after="120" w:line="276" w:lineRule="auto"/>
+      </w:pPr>
+      <w:r>
+        <w:rPr>
+          <w:rFonts w:ascii="Arial" w:hAnsi="Arial"/>
+          <w:color w:val="1F2937"/>
+          <w:sz w:val="18"/>
+        </w:rPr>
+        <w:t>Al hacer clic en 'Nuevo Gasto', el Asistente registra una obligación ingresando su número de comprobante oficial. Los selectores de Proveedor y Tipo consumen exclusivamente los datos aprobados por el Gerente.</w:t>
+      </w:r>
+    </w:p>
+    <w:p>
+      <w:pPr>
+        <w:spacing w:before="80" w:after="80"/>
+        <w:jc w:val="center"/>
+      </w:pPr>
+      <w:r>
+        <w:drawing>
+          <wp:inline xmlns:a="http://schemas.openxmlformats.org/drawingml/2006/main" xmlns:pic="http://schemas.openxmlformats.org/drawingml/2006/picture">
+            <wp:extent cx="5212080" cy="3909060"/>
+            <wp:docPr id="16" name="Picture 16"/>
+            <wp:cNvGraphicFramePr>
+              <a:graphicFrameLocks noChangeAspect="1"/>
+            </wp:cNvGraphicFramePr>
+            <a:graphic>
+              <a:graphicData uri="http://schemas.openxmlformats.org/drawingml/2006/picture">
+                <pic:pic>
+                  <pic:nvPicPr>
+                    <pic:cNvPr id="0" name="12_modal_asistente_nuevo_gasto.png"/>
+                    <pic:cNvPicPr/>
+                  </pic:nvPicPr>
+                  <pic:blipFill>
+                    <a:blip r:embed="rId24"/>
+                    <a:stretch>
+                      <a:fillRect/>
+                    </a:stretch>
+                  </pic:blipFill>
+                  <pic:spPr>
+                    <a:xfrm>
+                      <a:off x="0" y="0"/>
+                      <a:ext cx="5212080" cy="3909060"/>
+                    </a:xfrm>
+                    <a:prstGeom prst="rect"/>
+                  </pic:spPr>
+                </pic:pic>
+              </a:graphicData>
+            </a:graphic>
+          </wp:inline>
+        </w:drawing>
+      </w:r>
+    </w:p>
+    <w:p>
+      <w:pPr>
+        <w:spacing w:after="120"/>
+        <w:jc w:val="center"/>
+      </w:pPr>
+      <w:r>
+        <w:rPr>
+          <w:rFonts w:ascii="Arial" w:hAnsi="Arial"/>
+          <w:i/>
+          <w:color w:val="64748B"/>
+          <w:sz w:val="16"/>
+        </w:rPr>
+        <w:t>Figura: Captura de pantalla del sistema (12_modal_asistente_nuevo_gasto.png)</w:t>
+      </w:r>
+    </w:p>
+    <w:p>
+      <w:pPr>
+        <w:spacing w:after="200"/>
+      </w:pPr>
+      <w:r>
+        <w:rPr>
+          <w:rFonts w:ascii="Arial" w:hAnsi="Arial"/>
+          <w:b/>
+          <w:color w:val="0F5132"/>
+          <w:sz w:val="17"/>
+        </w:rPr>
+        <w:t xml:space="preserve">Resultado de Validación: </w:t>
+      </w:r>
+      <w:r>
+        <w:rPr>
+          <w:rFonts w:ascii="Arial" w:hAnsi="Arial"/>
+          <w:color w:val="0F5132"/>
+          <w:sz w:val="17"/>
+        </w:rPr>
+        <w:t>Cumple Criterios 3.1 y 4.3: Código de recibo obligatorio y selección controlada de catálogos.</w:t>
+      </w:r>
+    </w:p>
+    <w:p>
+      <w:pPr>
+        <w:spacing w:before="240" w:after="40"/>
+      </w:pPr>
+      <w:r>
+        <w:rPr>
+          <w:rFonts w:ascii="Arial" w:hAnsi="Arial"/>
+          <w:b/>
+          <w:color w:val="D97706"/>
+          <w:sz w:val="23"/>
+        </w:rPr>
+        <w:t xml:space="preserve">[Paso 13] </w:t>
+      </w:r>
+      <w:r>
+        <w:rPr>
+          <w:rFonts w:ascii="Arial" w:hAnsi="Arial"/>
+          <w:b/>
+          <w:color w:val="1E3A5F"/>
+          <w:sz w:val="23"/>
+        </w:rPr>
+        <w:t>Liquidación con Yape: Visualización Automática de Datos de Pago (HU-05, Criterio 5.1)</w:t>
+      </w:r>
+    </w:p>
+    <w:p>
+      <w:pPr>
+        <w:spacing w:after="60"/>
+      </w:pPr>
+      <w:r>
+        <w:rPr>
+          <w:rFonts w:ascii="Arial" w:hAnsi="Arial"/>
+          <w:b/>
+          <w:color w:val="475569"/>
+          <w:sz w:val="18"/>
+        </w:rPr>
+        <w:t xml:space="preserve">Historia Relacionada: </w:t>
+      </w:r>
+      <w:r>
+        <w:rPr>
+          <w:rFonts w:ascii="Arial" w:hAnsi="Arial"/>
+          <w:color w:val="1E3A5F"/>
+          <w:sz w:val="18"/>
+        </w:rPr>
+        <w:t>HU-05: Liquidación de Pagos con Yape, Efectivo y Evidencia Fotográfica</w:t>
+      </w:r>
+    </w:p>
+    <w:p>
+      <w:pPr>
+        <w:spacing w:after="120" w:line="276" w:lineRule="auto"/>
+      </w:pPr>
+      <w:r>
+        <w:rPr>
+          <w:rFonts w:ascii="Arial" w:hAnsi="Arial"/>
+          <w:color w:val="1F2937"/>
+          <w:sz w:val="18"/>
+        </w:rPr>
+        <w:t>Al presionar 'Registrar Pago' sobre la Factura F004-9842 y seleccionar 'Yape (Billetera Digital)', el sistema despliega automáticamente una tarjeta informativa en color lila con los datos registrados por el Gerente: 'Número Celular: 987654321' y 'Titular / Alias: Juan Pérez Ramos / Logística Norte'.</w:t>
+      </w:r>
+    </w:p>
+    <w:p>
+      <w:pPr>
+        <w:spacing w:before="80" w:after="80"/>
+        <w:jc w:val="center"/>
+      </w:pPr>
+      <w:r>
+        <w:drawing>
+          <wp:inline xmlns:a="http://schemas.openxmlformats.org/drawingml/2006/main" xmlns:pic="http://schemas.openxmlformats.org/drawingml/2006/picture">
+            <wp:extent cx="5212080" cy="3909060"/>
+            <wp:docPr id="17" name="Picture 17"/>
+            <wp:cNvGraphicFramePr>
+              <a:graphicFrameLocks noChangeAspect="1"/>
+            </wp:cNvGraphicFramePr>
+            <a:graphic>
+              <a:graphicData uri="http://schemas.openxmlformats.org/drawingml/2006/picture">
+                <pic:pic>
+                  <pic:nvPicPr>
+                    <pic:cNvPr id="0" name="13_modal_pago_yape_datos.png"/>
+                    <pic:cNvPicPr/>
+                  </pic:nvPicPr>
+                  <pic:blipFill>
+                    <a:blip r:embed="rId25"/>
+                    <a:stretch>
+                      <a:fillRect/>
+                    </a:stretch>
+                  </pic:blipFill>
+                  <pic:spPr>
+                    <a:xfrm>
+                      <a:off x="0" y="0"/>
+                      <a:ext cx="5212080" cy="3909060"/>
+                    </a:xfrm>
+                    <a:prstGeom prst="rect"/>
+                  </pic:spPr>
+                </pic:pic>
+              </a:graphicData>
+            </a:graphic>
+          </wp:inline>
+        </w:drawing>
+      </w:r>
+    </w:p>
+    <w:p>
+      <w:pPr>
+        <w:spacing w:after="120"/>
+        <w:jc w:val="center"/>
+      </w:pPr>
+      <w:r>
+        <w:rPr>
+          <w:rFonts w:ascii="Arial" w:hAnsi="Arial"/>
+          <w:i/>
+          <w:color w:val="64748B"/>
+          <w:sz w:val="16"/>
+        </w:rPr>
         <w:t>Figura: Captura de pantalla del sistema (13_modal_pago_yape_datos.png)</w:t>
       </w:r>
     </w:p>
@@ -9165,7 +9705,7 @@
         <w:drawing>
           <wp:inline xmlns:a="http://schemas.openxmlformats.org/drawingml/2006/main" xmlns:pic="http://schemas.openxmlformats.org/drawingml/2006/picture">
             <wp:extent cx="5212080" cy="3909060"/>
-            <wp:docPr id="14" name="Picture 14"/>
+            <wp:docPr id="18" name="Picture 18"/>
             <wp:cNvGraphicFramePr>
               <a:graphicFrameLocks noChangeAspect="1"/>
             </wp:cNvGraphicFramePr>
@@ -9177,7 +9717,7 @@
                     <pic:cNvPicPr/>
                   </pic:nvPicPr>
                   <pic:blipFill>
-                    <a:blip r:embed="rId22"/>
+                    <a:blip r:embed="rId26"/>
                     <a:stretch>
                       <a:fillRect/>
                     </a:stretch>
@@ -9253,7 +9793,7 @@
           <w:color w:val="1E3A5F"/>
           <w:sz w:val="23"/>
         </w:rPr>
-        <w:t>Actualización Inmediata a Estado 'Realizado' (HU-05, Criterio 5.3)</w:t>
+        <w:t>Actualización a Estado 'Realizado', N° de Operación y Visualización Conjunta de Titular y Voucher (HU-05, Criterio 5.3)</w:t>
       </w:r>
     </w:p>
     <w:p>
@@ -9275,7 +9815,7 @@
           <w:color w:val="1E3A5F"/>
           <w:sz w:val="18"/>
         </w:rPr>
-        <w:t>HU-05: Liquidación de Pagos con Yape, Efectivo y Evidencia Fotográfica</w:t>
+        <w:t>HU-05: Liquidación de Pagos y Auditoría Documental Simultánea</w:t>
       </w:r>
     </w:p>
     <w:p>
@@ -9288,7 +9828,7 @@
           <w:color w:val="1F2937"/>
           <w:sz w:val="18"/>
         </w:rPr>
-        <w:t>Al confirmar el pago indicando el método y número de constancia, la obligación pasa al estado 'Realizado' y muestra la fecha y el método empleado. El registro se traslada a la lista de completados del Asistente y actualiza en tiempo real los totales en el Dashboard del Gerente.</w:t>
+        <w:t>Al registrar el pago, se muestra claramente el N° de Operación en la tabla ('OP-9988221'). Además, se mantienen disponibles simultáneamente AMBOS botones: 'Ver Titular / DNI' y 'Ver Voucher', permitiendo auditar tanto la acreditación del recibo propio como el comprobante bancario del pago.</w:t>
       </w:r>
     </w:p>
     <w:p>
@@ -9299,8 +9839,8 @@
       <w:r>
         <w:drawing>
           <wp:inline xmlns:a="http://schemas.openxmlformats.org/drawingml/2006/main" xmlns:pic="http://schemas.openxmlformats.org/drawingml/2006/picture">
-            <wp:extent cx="5212080" cy="8461486"/>
-            <wp:docPr id="15" name="Picture 15"/>
+            <wp:extent cx="5212080" cy="8738378"/>
+            <wp:docPr id="19" name="Picture 19"/>
             <wp:cNvGraphicFramePr>
               <a:graphicFrameLocks noChangeAspect="1"/>
             </wp:cNvGraphicFramePr>
@@ -9312,7 +9852,7 @@
                     <pic:cNvPicPr/>
                   </pic:nvPicPr>
                   <pic:blipFill>
-                    <a:blip r:embed="rId23"/>
+                    <a:blip r:embed="rId27"/>
                     <a:stretch>
                       <a:fillRect/>
                     </a:stretch>
@@ -9320,7 +9860,7 @@
                   <pic:spPr>
                     <a:xfrm>
                       <a:off x="0" y="0"/>
-                      <a:ext cx="5212080" cy="8461486"/>
+                      <a:ext cx="5212080" cy="8738378"/>
                     </a:xfrm>
                     <a:prstGeom prst="rect"/>
                   </pic:spPr>
@@ -9365,7 +9905,142 @@
           <w:color w:val="0F5132"/>
           <w:sz w:val="17"/>
         </w:rPr>
-        <w:t>Cumple Criterio 5.3: Actualización reactiva de estado y sincronización de balance.</w:t>
+        <w:t>Cumple Criterio 5.3 y Observaciones Compañero: N° Operación visible y acceso simultáneo a Titular y Voucher de pago.</w:t>
+      </w:r>
+    </w:p>
+    <w:p>
+      <w:pPr>
+        <w:spacing w:before="240" w:after="40"/>
+      </w:pPr>
+      <w:r>
+        <w:rPr>
+          <w:rFonts w:ascii="Arial" w:hAnsi="Arial"/>
+          <w:b/>
+          <w:color w:val="D97706"/>
+          <w:sz w:val="23"/>
+        </w:rPr>
+        <w:t xml:space="preserve">[Paso 15b] </w:t>
+      </w:r>
+      <w:r>
+        <w:rPr>
+          <w:rFonts w:ascii="Arial" w:hAnsi="Arial"/>
+          <w:b/>
+          <w:color w:val="1E3A5F"/>
+          <w:sz w:val="23"/>
+        </w:rPr>
+        <w:t>Edición y Corrección de Gastos y Pagos por el Asistente (Observación Edición Pagos)</w:t>
+      </w:r>
+    </w:p>
+    <w:p>
+      <w:pPr>
+        <w:spacing w:after="60"/>
+      </w:pPr>
+      <w:r>
+        <w:rPr>
+          <w:rFonts w:ascii="Arial" w:hAnsi="Arial"/>
+          <w:b/>
+          <w:color w:val="475569"/>
+          <w:sz w:val="18"/>
+        </w:rPr>
+        <w:t xml:space="preserve">Historia Relacionada: </w:t>
+      </w:r>
+      <w:r>
+        <w:rPr>
+          <w:rFonts w:ascii="Arial" w:hAnsi="Arial"/>
+          <w:color w:val="1E3A5F"/>
+          <w:sz w:val="18"/>
+        </w:rPr>
+        <w:t>HU-03 / HU-05: Edición y Rectificación Administrativa</w:t>
+      </w:r>
+    </w:p>
+    <w:p>
+      <w:pPr>
+        <w:spacing w:after="120" w:line="276" w:lineRule="auto"/>
+      </w:pPr>
+      <w:r>
+        <w:rPr>
+          <w:rFonts w:ascii="Arial" w:hAnsi="Arial"/>
+          <w:color w:val="1F2937"/>
+          <w:sz w:val="18"/>
+        </w:rPr>
+        <w:t>En caso de error en el importe, descripción, fecha de vencimiento o número de operación ingresado, el Asistente puede hacer clic en 'Editar' para rectificar los datos sin alterar la trazabilidad del sistema.</w:t>
+      </w:r>
+    </w:p>
+    <w:p>
+      <w:pPr>
+        <w:spacing w:before="80" w:after="80"/>
+        <w:jc w:val="center"/>
+      </w:pPr>
+      <w:r>
+        <w:drawing>
+          <wp:inline xmlns:a="http://schemas.openxmlformats.org/drawingml/2006/main" xmlns:pic="http://schemas.openxmlformats.org/drawingml/2006/picture">
+            <wp:extent cx="5212080" cy="3909060"/>
+            <wp:docPr id="20" name="Picture 20"/>
+            <wp:cNvGraphicFramePr>
+              <a:graphicFrameLocks noChangeAspect="1"/>
+            </wp:cNvGraphicFramePr>
+            <a:graphic>
+              <a:graphicData uri="http://schemas.openxmlformats.org/drawingml/2006/picture">
+                <pic:pic>
+                  <pic:nvPicPr>
+                    <pic:cNvPr id="0" name="15b_modal_editar_gasto_asistente.png"/>
+                    <pic:cNvPicPr/>
+                  </pic:nvPicPr>
+                  <pic:blipFill>
+                    <a:blip r:embed="rId28"/>
+                    <a:stretch>
+                      <a:fillRect/>
+                    </a:stretch>
+                  </pic:blipFill>
+                  <pic:spPr>
+                    <a:xfrm>
+                      <a:off x="0" y="0"/>
+                      <a:ext cx="5212080" cy="3909060"/>
+                    </a:xfrm>
+                    <a:prstGeom prst="rect"/>
+                  </pic:spPr>
+                </pic:pic>
+              </a:graphicData>
+            </a:graphic>
+          </wp:inline>
+        </w:drawing>
+      </w:r>
+    </w:p>
+    <w:p>
+      <w:pPr>
+        <w:spacing w:after="120"/>
+        <w:jc w:val="center"/>
+      </w:pPr>
+      <w:r>
+        <w:rPr>
+          <w:rFonts w:ascii="Arial" w:hAnsi="Arial"/>
+          <w:i/>
+          <w:color w:val="64748B"/>
+          <w:sz w:val="16"/>
+        </w:rPr>
+        <w:t>Figura: Captura de pantalla del sistema (15b_modal_editar_gasto_asistente.png)</w:t>
+      </w:r>
+    </w:p>
+    <w:p>
+      <w:pPr>
+        <w:spacing w:after="200"/>
+      </w:pPr>
+      <w:r>
+        <w:rPr>
+          <w:rFonts w:ascii="Arial" w:hAnsi="Arial"/>
+          <w:b/>
+          <w:color w:val="0F5132"/>
+          <w:sz w:val="17"/>
+        </w:rPr>
+        <w:t xml:space="preserve">Resultado de Validación: </w:t>
+      </w:r>
+      <w:r>
+        <w:rPr>
+          <w:rFonts w:ascii="Arial" w:hAnsi="Arial"/>
+          <w:color w:val="0F5132"/>
+          <w:sz w:val="17"/>
+        </w:rPr>
+        <w:t>Cumple Requerimiento: Flexibilidad administrativa para corrección de pagos registrados.</w:t>
       </w:r>
     </w:p>
     <w:p>
@@ -9435,7 +10110,7 @@
         <w:drawing>
           <wp:inline xmlns:a="http://schemas.openxmlformats.org/drawingml/2006/main" xmlns:pic="http://schemas.openxmlformats.org/drawingml/2006/picture">
             <wp:extent cx="5212080" cy="3909060"/>
-            <wp:docPr id="16" name="Picture 16"/>
+            <wp:docPr id="21" name="Picture 21"/>
             <wp:cNvGraphicFramePr>
               <a:graphicFrameLocks noChangeAspect="1"/>
             </wp:cNvGraphicFramePr>
@@ -9447,7 +10122,7 @@
                     <pic:cNvPicPr/>
                   </pic:nvPicPr>
                   <pic:blipFill>
-                    <a:blip r:embed="rId24"/>
+                    <a:blip r:embed="rId29"/>
                     <a:stretch>
                       <a:fillRect/>
                     </a:stretch>
